--- a/GuidedResearchReport.docx
+++ b/GuidedResearchReport.docx
@@ -18,7 +18,7 @@
       <w:bookmarkStart w:id="1" w:name="_Ref235874435"/>
       <w:bookmarkStart w:id="2" w:name="_Ref235874441"/>
       <w:bookmarkStart w:id="3" w:name="_Ref235874446"/>
-      <w:bookmarkStart w:id="4" w:name="_Toc236400346"/>
+      <w:bookmarkStart w:id="4" w:name="_Toc238201530"/>
       <w:r>
         <w:rPr>
           <w:rFonts w:ascii="Times New Roman" w:hAnsi="Times New Roman" w:cs="Times New Roman"/>
@@ -63,15 +63,6 @@
       </w:r>
       <w:bookmarkStart w:id="5" w:name="_Toc235716845"/>
       <w:bookmarkEnd w:id="5"/>
-    </w:p>
-    <w:p>
-      <w:pPr>
-        <w:ind w:firstLine="0"/>
-        <w:rPr>
-          <w:rStyle w:val="Emphasis"/>
-          <w:rFonts w:ascii="Times New Roman" w:hAnsi="Times New Roman" w:cs="Times New Roman"/>
-        </w:rPr>
-      </w:pPr>
     </w:p>
     <w:sdt>
       <w:sdtPr>
@@ -150,7 +141,7 @@
             </w:rPr>
             <w:fldChar w:fldCharType="separate"/>
           </w:r>
-          <w:hyperlink w:anchor="_Toc236400346" w:history="1">
+          <w:hyperlink w:anchor="_Toc238201530" w:history="1">
             <w:r>
               <w:rPr>
                 <w:rStyle w:val="Hyperlink"/>
@@ -179,7 +170,7 @@
                 <w:noProof/>
                 <w:webHidden/>
               </w:rPr>
-              <w:instrText xml:space="preserve"> PAGEREF _Toc236400346 \h </w:instrText>
+              <w:instrText xml:space="preserve"> PAGEREF _Toc238201530 \h </w:instrText>
             </w:r>
             <w:r>
               <w:rPr>
@@ -223,7 +214,7 @@
               <w:lang w:val="en-DE" w:eastAsia="en-DE"/>
             </w:rPr>
           </w:pPr>
-          <w:hyperlink w:anchor="_Toc236400347" w:history="1">
+          <w:hyperlink w:anchor="_Toc238201531" w:history="1">
             <w:r>
               <w:rPr>
                 <w:rStyle w:val="Hyperlink"/>
@@ -269,7 +260,7 @@
                 <w:noProof/>
                 <w:webHidden/>
               </w:rPr>
-              <w:instrText xml:space="preserve"> PAGEREF _Toc236400347 \h </w:instrText>
+              <w:instrText xml:space="preserve"> PAGEREF _Toc238201531 \h </w:instrText>
             </w:r>
             <w:r>
               <w:rPr>
@@ -313,7 +304,7 @@
               <w:lang w:val="en-DE" w:eastAsia="en-DE"/>
             </w:rPr>
           </w:pPr>
-          <w:hyperlink w:anchor="_Toc236400348" w:history="1">
+          <w:hyperlink w:anchor="_Toc238201532" w:history="1">
             <w:r>
               <w:rPr>
                 <w:rStyle w:val="Hyperlink"/>
@@ -342,17 +333,6 @@
             </w:r>
             <w:r>
               <w:rPr>
-                <w:rStyle w:val="Hyperlink"/>
-                <w:rFonts w:ascii="Times New Roman" w:eastAsia="Times New Roman" w:hAnsi="Times New Roman" w:cs="Times New Roman"/>
-                <w:noProof/>
-                <w:kern w:val="0"/>
-                <w:lang w:eastAsia="en-DE"/>
-                <w14:ligatures w14:val="none"/>
-              </w:rPr>
-              <w:t>};</w:t>
-            </w:r>
-            <w:r>
-              <w:rPr>
                 <w:noProof/>
                 <w:webHidden/>
               </w:rPr>
@@ -370,7 +350,7 @@
                 <w:noProof/>
                 <w:webHidden/>
               </w:rPr>
-              <w:instrText xml:space="preserve"> PAGEREF _Toc236400348 \h </w:instrText>
+              <w:instrText xml:space="preserve"> PAGEREF _Toc238201532 \h </w:instrText>
             </w:r>
             <w:r>
               <w:rPr>
@@ -414,7 +394,7 @@
               <w:lang w:val="en-DE" w:eastAsia="en-DE"/>
             </w:rPr>
           </w:pPr>
-          <w:hyperlink w:anchor="_Toc236400349" w:history="1">
+          <w:hyperlink w:anchor="_Toc238201533" w:history="1">
             <w:r>
               <w:rPr>
                 <w:rStyle w:val="Hyperlink"/>
@@ -460,7 +440,7 @@
                 <w:noProof/>
                 <w:webHidden/>
               </w:rPr>
-              <w:instrText xml:space="preserve"> PAGEREF _Toc236400349 \h </w:instrText>
+              <w:instrText xml:space="preserve"> PAGEREF _Toc238201533 \h </w:instrText>
             </w:r>
             <w:r>
               <w:rPr>
@@ -480,7 +460,7 @@
                 <w:noProof/>
                 <w:webHidden/>
               </w:rPr>
-              <w:t>3</w:t>
+              <w:t>2</w:t>
             </w:r>
             <w:r>
               <w:rPr>
@@ -503,7 +483,7 @@
               <w:lang w:val="en-DE" w:eastAsia="en-DE"/>
             </w:rPr>
           </w:pPr>
-          <w:hyperlink w:anchor="_Toc236400350" w:history="1">
+          <w:hyperlink w:anchor="_Toc238201534" w:history="1">
             <w:r>
               <w:rPr>
                 <w:noProof/>
@@ -523,7 +503,7 @@
                 <w:noProof/>
                 <w:webHidden/>
               </w:rPr>
-              <w:instrText xml:space="preserve"> PAGEREF _Toc236400350 \h </w:instrText>
+              <w:instrText xml:space="preserve"> PAGEREF _Toc238201534 \h </w:instrText>
             </w:r>
             <w:r>
               <w:rPr>
@@ -543,7 +523,7 @@
                 <w:noProof/>
                 <w:webHidden/>
               </w:rPr>
-              <w:t>4</w:t>
+              <w:t>3</w:t>
             </w:r>
             <w:r>
               <w:rPr>
@@ -566,7 +546,7 @@
               <w:lang w:val="en-DE" w:eastAsia="en-DE"/>
             </w:rPr>
           </w:pPr>
-          <w:hyperlink w:anchor="_Toc236400351" w:history="1">
+          <w:hyperlink w:anchor="_Toc238201535" w:history="1">
             <w:r>
               <w:rPr>
                 <w:noProof/>
@@ -586,7 +566,7 @@
                 <w:noProof/>
                 <w:webHidden/>
               </w:rPr>
-              <w:instrText xml:space="preserve"> PAGEREF _Toc236400351 \h </w:instrText>
+              <w:instrText xml:space="preserve"> PAGEREF _Toc238201535 \h </w:instrText>
             </w:r>
             <w:r>
               <w:rPr>
@@ -606,7 +586,7 @@
                 <w:noProof/>
                 <w:webHidden/>
               </w:rPr>
-              <w:t>4</w:t>
+              <w:t>3</w:t>
             </w:r>
             <w:r>
               <w:rPr>
@@ -630,7 +610,7 @@
               <w:lang w:val="en-DE" w:eastAsia="en-DE"/>
             </w:rPr>
           </w:pPr>
-          <w:hyperlink w:anchor="_Toc236400352" w:history="1">
+          <w:hyperlink w:anchor="_Toc238201536" w:history="1">
             <w:r>
               <w:rPr>
                 <w:rStyle w:val="Hyperlink"/>
@@ -676,7 +656,7 @@
                 <w:noProof/>
                 <w:webHidden/>
               </w:rPr>
-              <w:instrText xml:space="preserve"> PAGEREF _Toc236400352 \h </w:instrText>
+              <w:instrText xml:space="preserve"> PAGEREF _Toc238201536 \h </w:instrText>
             </w:r>
             <w:r>
               <w:rPr>
@@ -696,7 +676,7 @@
                 <w:noProof/>
                 <w:webHidden/>
               </w:rPr>
-              <w:t>6</w:t>
+              <w:t>4</w:t>
             </w:r>
             <w:r>
               <w:rPr>
@@ -720,7 +700,7 @@
               <w:lang w:val="en-DE" w:eastAsia="en-DE"/>
             </w:rPr>
           </w:pPr>
-          <w:hyperlink w:anchor="_Toc236400353" w:history="1">
+          <w:hyperlink w:anchor="_Toc238201537" w:history="1">
             <w:r>
               <w:rPr>
                 <w:rStyle w:val="Hyperlink"/>
@@ -766,7 +746,7 @@
                 <w:noProof/>
                 <w:webHidden/>
               </w:rPr>
-              <w:instrText xml:space="preserve"> PAGEREF _Toc236400353 \h </w:instrText>
+              <w:instrText xml:space="preserve"> PAGEREF _Toc238201537 \h </w:instrText>
             </w:r>
             <w:r>
               <w:rPr>
@@ -786,7 +766,7 @@
                 <w:noProof/>
                 <w:webHidden/>
               </w:rPr>
-              <w:t>7</w:t>
+              <w:t>6</w:t>
             </w:r>
             <w:r>
               <w:rPr>
@@ -810,13 +790,12 @@
               <w:lang w:val="en-DE" w:eastAsia="en-DE"/>
             </w:rPr>
           </w:pPr>
-          <w:hyperlink w:anchor="_Toc236400354" w:history="1">
+          <w:hyperlink w:anchor="_Toc238201538" w:history="1">
             <w:r>
               <w:rPr>
                 <w:rStyle w:val="Hyperlink"/>
                 <w:rFonts w:ascii="Times New Roman" w:hAnsi="Times New Roman" w:cs="Times New Roman"/>
                 <w:noProof/>
-                <w:lang w:val="en-US"/>
               </w:rPr>
               <w:t>3</w:t>
             </w:r>
@@ -833,19 +812,108 @@
                 <w:rStyle w:val="Hyperlink"/>
                 <w:rFonts w:ascii="Times New Roman" w:hAnsi="Times New Roman" w:cs="Times New Roman"/>
                 <w:noProof/>
+              </w:rPr>
+              <w:t>Formula Support</w:t>
+            </w:r>
+            <w:r>
+              <w:rPr>
+                <w:noProof/>
+                <w:webHidden/>
+              </w:rPr>
+              <w:tab/>
+            </w:r>
+            <w:r>
+              <w:rPr>
+                <w:noProof/>
+                <w:webHidden/>
+              </w:rPr>
+              <w:fldChar w:fldCharType="begin"/>
+            </w:r>
+            <w:r>
+              <w:rPr>
+                <w:noProof/>
+                <w:webHidden/>
+              </w:rPr>
+              <w:instrText xml:space="preserve"> PAGEREF _Toc238201538 \h </w:instrText>
+            </w:r>
+            <w:r>
+              <w:rPr>
+                <w:noProof/>
+                <w:webHidden/>
+              </w:rPr>
+            </w:r>
+            <w:r>
+              <w:rPr>
+                <w:noProof/>
+                <w:webHidden/>
+              </w:rPr>
+              <w:fldChar w:fldCharType="separate"/>
+            </w:r>
+            <w:r>
+              <w:rPr>
+                <w:noProof/>
+                <w:webHidden/>
+              </w:rPr>
+              <w:t>7</w:t>
+            </w:r>
+            <w:r>
+              <w:rPr>
+                <w:noProof/>
+                <w:webHidden/>
+              </w:rPr>
+              <w:fldChar w:fldCharType="end"/>
+            </w:r>
+          </w:hyperlink>
+        </w:p>
+        <w:p>
+          <w:pPr>
+            <w:pStyle w:val="TOC2"/>
+            <w:tabs>
+              <w:tab w:val="left" w:pos="1680"/>
+              <w:tab w:val="right" w:leader="dot" w:pos="9016"/>
+            </w:tabs>
+            <w:rPr>
+              <w:rFonts w:eastAsiaTheme="minorEastAsia"/>
+              <w:noProof/>
+              <w:lang w:val="en-DE" w:eastAsia="en-DE"/>
+            </w:rPr>
+          </w:pPr>
+          <w:hyperlink w:anchor="_Toc238201539" w:history="1">
+            <w:r>
+              <w:rPr>
+                <w:rStyle w:val="Hyperlink"/>
+                <w:rFonts w:ascii="Times New Roman" w:hAnsi="Times New Roman" w:cs="Times New Roman"/>
+                <w:noProof/>
                 <w:lang w:val="en-US"/>
               </w:rPr>
-              <w:t>Update Wins CRDTs</w:t>
-            </w:r>
-            <w:r>
-              <w:rPr>
-                <w:noProof/>
-                <w:webHidden/>
+              <w:t>3.1</w:t>
+            </w:r>
+            <w:r>
+              <w:rPr>
+                <w:rFonts w:eastAsiaTheme="minorEastAsia"/>
+                <w:noProof/>
+                <w:lang w:val="en-DE" w:eastAsia="en-DE"/>
               </w:rPr>
               <w:tab/>
             </w:r>
             <w:r>
               <w:rPr>
+                <w:rStyle w:val="Hyperlink"/>
+                <w:rFonts w:ascii="Times New Roman" w:hAnsi="Times New Roman" w:cs="Times New Roman"/>
+                <w:noProof/>
+                <w:lang w:val="en-US"/>
+              </w:rPr>
+              <w:t>Information</w:t>
+            </w:r>
+            <w:r>
+              <w:rPr>
+                <w:noProof/>
+                <w:webHidden/>
+              </w:rPr>
+              <w:tab/>
+            </w:r>
+            <w:r>
+              <w:rPr>
                 <w:noProof/>
                 <w:webHidden/>
               </w:rPr>
@@ -856,7 +924,7 @@
                 <w:noProof/>
                 <w:webHidden/>
               </w:rPr>
-              <w:instrText xml:space="preserve"> PAGEREF _Toc236400354 \h </w:instrText>
+              <w:instrText xml:space="preserve"> PAGEREF _Toc238201539 \h </w:instrText>
             </w:r>
             <w:r>
               <w:rPr>
@@ -876,7 +944,815 @@
                 <w:noProof/>
                 <w:webHidden/>
               </w:rPr>
+              <w:t>7</w:t>
+            </w:r>
+            <w:r>
+              <w:rPr>
+                <w:noProof/>
+                <w:webHidden/>
+              </w:rPr>
+              <w:fldChar w:fldCharType="end"/>
+            </w:r>
+          </w:hyperlink>
+        </w:p>
+        <w:p>
+          <w:pPr>
+            <w:pStyle w:val="TOC2"/>
+            <w:tabs>
+              <w:tab w:val="left" w:pos="1680"/>
+              <w:tab w:val="right" w:leader="dot" w:pos="9016"/>
+            </w:tabs>
+            <w:rPr>
+              <w:rFonts w:eastAsiaTheme="minorEastAsia"/>
+              <w:noProof/>
+              <w:lang w:val="en-DE" w:eastAsia="en-DE"/>
+            </w:rPr>
+          </w:pPr>
+          <w:hyperlink w:anchor="_Toc238201540" w:history="1">
+            <w:r>
+              <w:rPr>
+                <w:rStyle w:val="Hyperlink"/>
+                <w:rFonts w:ascii="Times New Roman" w:hAnsi="Times New Roman" w:cs="Times New Roman"/>
+                <w:noProof/>
+                <w:lang w:val="en-US"/>
+              </w:rPr>
+              <w:t>3.2</w:t>
+            </w:r>
+            <w:r>
+              <w:rPr>
+                <w:rFonts w:eastAsiaTheme="minorEastAsia"/>
+                <w:noProof/>
+                <w:lang w:val="en-DE" w:eastAsia="en-DE"/>
+              </w:rPr>
+              <w:tab/>
+            </w:r>
+            <w:r>
+              <w:rPr>
+                <w:rStyle w:val="Hyperlink"/>
+                <w:rFonts w:ascii="Times New Roman" w:hAnsi="Times New Roman" w:cs="Times New Roman"/>
+                <w:noProof/>
+                <w:lang w:val="en-US"/>
+              </w:rPr>
+              <w:t>Implementation Details</w:t>
+            </w:r>
+            <w:r>
+              <w:rPr>
+                <w:noProof/>
+                <w:webHidden/>
+              </w:rPr>
+              <w:tab/>
+            </w:r>
+            <w:r>
+              <w:rPr>
+                <w:noProof/>
+                <w:webHidden/>
+              </w:rPr>
+              <w:fldChar w:fldCharType="begin"/>
+            </w:r>
+            <w:r>
+              <w:rPr>
+                <w:noProof/>
+                <w:webHidden/>
+              </w:rPr>
+              <w:instrText xml:space="preserve"> PAGEREF _Toc238201540 \h </w:instrText>
+            </w:r>
+            <w:r>
+              <w:rPr>
+                <w:noProof/>
+                <w:webHidden/>
+              </w:rPr>
+            </w:r>
+            <w:r>
+              <w:rPr>
+                <w:noProof/>
+                <w:webHidden/>
+              </w:rPr>
+              <w:fldChar w:fldCharType="separate"/>
+            </w:r>
+            <w:r>
+              <w:rPr>
+                <w:noProof/>
+                <w:webHidden/>
+              </w:rPr>
+              <w:t>7</w:t>
+            </w:r>
+            <w:r>
+              <w:rPr>
+                <w:noProof/>
+                <w:webHidden/>
+              </w:rPr>
+              <w:fldChar w:fldCharType="end"/>
+            </w:r>
+          </w:hyperlink>
+        </w:p>
+        <w:p>
+          <w:pPr>
+            <w:pStyle w:val="TOC3"/>
+            <w:tabs>
+              <w:tab w:val="left" w:pos="1920"/>
+              <w:tab w:val="right" w:leader="dot" w:pos="9016"/>
+            </w:tabs>
+            <w:rPr>
+              <w:rFonts w:eastAsiaTheme="minorEastAsia"/>
+              <w:noProof/>
+              <w:lang w:val="en-DE" w:eastAsia="en-DE"/>
+            </w:rPr>
+          </w:pPr>
+          <w:hyperlink w:anchor="_Toc238201541" w:history="1">
+            <w:r>
+              <w:rPr>
+                <w:rStyle w:val="Hyperlink"/>
+                <w:rFonts w:ascii="Times New Roman" w:hAnsi="Times New Roman" w:cs="Times New Roman"/>
+                <w:noProof/>
+                <w:lang w:val="en-US"/>
+              </w:rPr>
+              <w:t>3.2.1</w:t>
+            </w:r>
+            <w:r>
+              <w:rPr>
+                <w:rFonts w:eastAsiaTheme="minorEastAsia"/>
+                <w:noProof/>
+                <w:lang w:val="en-DE" w:eastAsia="en-DE"/>
+              </w:rPr>
+              <w:tab/>
+            </w:r>
+            <w:r>
+              <w:rPr>
+                <w:rStyle w:val="Hyperlink"/>
+                <w:rFonts w:ascii="Times New Roman" w:hAnsi="Times New Roman" w:cs="Times New Roman"/>
+                <w:noProof/>
+                <w:lang w:val="en-US"/>
+              </w:rPr>
+              <w:t>Formula Parser</w:t>
+            </w:r>
+            <w:r>
+              <w:rPr>
+                <w:noProof/>
+                <w:webHidden/>
+              </w:rPr>
+              <w:tab/>
+            </w:r>
+            <w:r>
+              <w:rPr>
+                <w:noProof/>
+                <w:webHidden/>
+              </w:rPr>
+              <w:fldChar w:fldCharType="begin"/>
+            </w:r>
+            <w:r>
+              <w:rPr>
+                <w:noProof/>
+                <w:webHidden/>
+              </w:rPr>
+              <w:instrText xml:space="preserve"> PAGEREF _Toc238201541 \h </w:instrText>
+            </w:r>
+            <w:r>
+              <w:rPr>
+                <w:noProof/>
+                <w:webHidden/>
+              </w:rPr>
+            </w:r>
+            <w:r>
+              <w:rPr>
+                <w:noProof/>
+                <w:webHidden/>
+              </w:rPr>
+              <w:fldChar w:fldCharType="separate"/>
+            </w:r>
+            <w:r>
+              <w:rPr>
+                <w:noProof/>
+                <w:webHidden/>
+              </w:rPr>
+              <w:t>7</w:t>
+            </w:r>
+            <w:r>
+              <w:rPr>
+                <w:noProof/>
+                <w:webHidden/>
+              </w:rPr>
+              <w:fldChar w:fldCharType="end"/>
+            </w:r>
+          </w:hyperlink>
+        </w:p>
+        <w:p>
+          <w:pPr>
+            <w:pStyle w:val="TOC3"/>
+            <w:tabs>
+              <w:tab w:val="left" w:pos="1920"/>
+              <w:tab w:val="right" w:leader="dot" w:pos="9016"/>
+            </w:tabs>
+            <w:rPr>
+              <w:rFonts w:eastAsiaTheme="minorEastAsia"/>
+              <w:noProof/>
+              <w:lang w:val="en-DE" w:eastAsia="en-DE"/>
+            </w:rPr>
+          </w:pPr>
+          <w:hyperlink w:anchor="_Toc238201542" w:history="1">
+            <w:r>
+              <w:rPr>
+                <w:rStyle w:val="Hyperlink"/>
+                <w:rFonts w:ascii="Times New Roman" w:hAnsi="Times New Roman" w:cs="Times New Roman"/>
+                <w:noProof/>
+                <w:lang w:val="en-US"/>
+              </w:rPr>
+              <w:t>3.2.2</w:t>
+            </w:r>
+            <w:r>
+              <w:rPr>
+                <w:rFonts w:eastAsiaTheme="minorEastAsia"/>
+                <w:noProof/>
+                <w:lang w:val="en-DE" w:eastAsia="en-DE"/>
+              </w:rPr>
+              <w:tab/>
+            </w:r>
+            <w:r>
+              <w:rPr>
+                <w:rStyle w:val="Hyperlink"/>
+                <w:rFonts w:ascii="Times New Roman" w:hAnsi="Times New Roman" w:cs="Times New Roman"/>
+                <w:noProof/>
+                <w:lang w:val="en-US"/>
+              </w:rPr>
+              <w:t>Spreadsheet Store</w:t>
+            </w:r>
+            <w:r>
+              <w:rPr>
+                <w:noProof/>
+                <w:webHidden/>
+              </w:rPr>
+              <w:tab/>
+            </w:r>
+            <w:r>
+              <w:rPr>
+                <w:noProof/>
+                <w:webHidden/>
+              </w:rPr>
+              <w:fldChar w:fldCharType="begin"/>
+            </w:r>
+            <w:r>
+              <w:rPr>
+                <w:noProof/>
+                <w:webHidden/>
+              </w:rPr>
+              <w:instrText xml:space="preserve"> PAGEREF _Toc238201542 \h </w:instrText>
+            </w:r>
+            <w:r>
+              <w:rPr>
+                <w:noProof/>
+                <w:webHidden/>
+              </w:rPr>
+            </w:r>
+            <w:r>
+              <w:rPr>
+                <w:noProof/>
+                <w:webHidden/>
+              </w:rPr>
+              <w:fldChar w:fldCharType="separate"/>
+            </w:r>
+            <w:r>
+              <w:rPr>
+                <w:noProof/>
+                <w:webHidden/>
+              </w:rPr>
               <w:t>8</w:t>
+            </w:r>
+            <w:r>
+              <w:rPr>
+                <w:noProof/>
+                <w:webHidden/>
+              </w:rPr>
+              <w:fldChar w:fldCharType="end"/>
+            </w:r>
+          </w:hyperlink>
+        </w:p>
+        <w:p>
+          <w:pPr>
+            <w:pStyle w:val="TOC3"/>
+            <w:tabs>
+              <w:tab w:val="left" w:pos="1920"/>
+              <w:tab w:val="right" w:leader="dot" w:pos="9016"/>
+            </w:tabs>
+            <w:rPr>
+              <w:rFonts w:eastAsiaTheme="minorEastAsia"/>
+              <w:noProof/>
+              <w:lang w:val="en-DE" w:eastAsia="en-DE"/>
+            </w:rPr>
+          </w:pPr>
+          <w:hyperlink w:anchor="_Toc238201543" w:history="1">
+            <w:r>
+              <w:rPr>
+                <w:rStyle w:val="Hyperlink"/>
+                <w:rFonts w:ascii="Times New Roman" w:hAnsi="Times New Roman" w:cs="Times New Roman"/>
+                <w:noProof/>
+                <w:lang w:val="en-US"/>
+              </w:rPr>
+              <w:t>3.2.3</w:t>
+            </w:r>
+            <w:r>
+              <w:rPr>
+                <w:rFonts w:eastAsiaTheme="minorEastAsia"/>
+                <w:noProof/>
+                <w:lang w:val="en-DE" w:eastAsia="en-DE"/>
+              </w:rPr>
+              <w:tab/>
+            </w:r>
+            <w:r>
+              <w:rPr>
+                <w:rStyle w:val="Hyperlink"/>
+                <w:rFonts w:ascii="Times New Roman" w:hAnsi="Times New Roman" w:cs="Times New Roman"/>
+                <w:noProof/>
+                <w:lang w:val="en-US"/>
+              </w:rPr>
+              <w:t>SpreadSheet Component</w:t>
+            </w:r>
+            <w:r>
+              <w:rPr>
+                <w:noProof/>
+                <w:webHidden/>
+              </w:rPr>
+              <w:tab/>
+            </w:r>
+            <w:r>
+              <w:rPr>
+                <w:noProof/>
+                <w:webHidden/>
+              </w:rPr>
+              <w:fldChar w:fldCharType="begin"/>
+            </w:r>
+            <w:r>
+              <w:rPr>
+                <w:noProof/>
+                <w:webHidden/>
+              </w:rPr>
+              <w:instrText xml:space="preserve"> PAGEREF _Toc238201543 \h </w:instrText>
+            </w:r>
+            <w:r>
+              <w:rPr>
+                <w:noProof/>
+                <w:webHidden/>
+              </w:rPr>
+            </w:r>
+            <w:r>
+              <w:rPr>
+                <w:noProof/>
+                <w:webHidden/>
+              </w:rPr>
+              <w:fldChar w:fldCharType="separate"/>
+            </w:r>
+            <w:r>
+              <w:rPr>
+                <w:noProof/>
+                <w:webHidden/>
+              </w:rPr>
+              <w:t>9</w:t>
+            </w:r>
+            <w:r>
+              <w:rPr>
+                <w:noProof/>
+                <w:webHidden/>
+              </w:rPr>
+              <w:fldChar w:fldCharType="end"/>
+            </w:r>
+          </w:hyperlink>
+        </w:p>
+        <w:p>
+          <w:pPr>
+            <w:pStyle w:val="TOC3"/>
+            <w:tabs>
+              <w:tab w:val="left" w:pos="1920"/>
+              <w:tab w:val="right" w:leader="dot" w:pos="9016"/>
+            </w:tabs>
+            <w:rPr>
+              <w:rFonts w:eastAsiaTheme="minorEastAsia"/>
+              <w:noProof/>
+              <w:lang w:val="en-DE" w:eastAsia="en-DE"/>
+            </w:rPr>
+          </w:pPr>
+          <w:hyperlink w:anchor="_Toc238201544" w:history="1">
+            <w:r>
+              <w:rPr>
+                <w:rStyle w:val="Hyperlink"/>
+                <w:rFonts w:ascii="Times New Roman" w:hAnsi="Times New Roman" w:cs="Times New Roman"/>
+                <w:noProof/>
+                <w:lang w:val="en-US"/>
+              </w:rPr>
+              <w:t>3.2.4</w:t>
+            </w:r>
+            <w:r>
+              <w:rPr>
+                <w:rFonts w:eastAsiaTheme="minorEastAsia"/>
+                <w:noProof/>
+                <w:lang w:val="en-DE" w:eastAsia="en-DE"/>
+              </w:rPr>
+              <w:tab/>
+            </w:r>
+            <w:r>
+              <w:rPr>
+                <w:rStyle w:val="Hyperlink"/>
+                <w:rFonts w:ascii="Times New Roman" w:hAnsi="Times New Roman" w:cs="Times New Roman"/>
+                <w:noProof/>
+                <w:lang w:val="en-US"/>
+              </w:rPr>
+              <w:t>Cell Component</w:t>
+            </w:r>
+            <w:r>
+              <w:rPr>
+                <w:noProof/>
+                <w:webHidden/>
+              </w:rPr>
+              <w:tab/>
+            </w:r>
+            <w:r>
+              <w:rPr>
+                <w:noProof/>
+                <w:webHidden/>
+              </w:rPr>
+              <w:fldChar w:fldCharType="begin"/>
+            </w:r>
+            <w:r>
+              <w:rPr>
+                <w:noProof/>
+                <w:webHidden/>
+              </w:rPr>
+              <w:instrText xml:space="preserve"> PAGEREF _Toc238201544 \h </w:instrText>
+            </w:r>
+            <w:r>
+              <w:rPr>
+                <w:noProof/>
+                <w:webHidden/>
+              </w:rPr>
+            </w:r>
+            <w:r>
+              <w:rPr>
+                <w:noProof/>
+                <w:webHidden/>
+              </w:rPr>
+              <w:fldChar w:fldCharType="separate"/>
+            </w:r>
+            <w:r>
+              <w:rPr>
+                <w:noProof/>
+                <w:webHidden/>
+              </w:rPr>
+              <w:t>9</w:t>
+            </w:r>
+            <w:r>
+              <w:rPr>
+                <w:noProof/>
+                <w:webHidden/>
+              </w:rPr>
+              <w:fldChar w:fldCharType="end"/>
+            </w:r>
+          </w:hyperlink>
+        </w:p>
+        <w:p>
+          <w:pPr>
+            <w:pStyle w:val="TOC2"/>
+            <w:tabs>
+              <w:tab w:val="left" w:pos="1680"/>
+              <w:tab w:val="right" w:leader="dot" w:pos="9016"/>
+            </w:tabs>
+            <w:rPr>
+              <w:rFonts w:eastAsiaTheme="minorEastAsia"/>
+              <w:noProof/>
+              <w:lang w:val="en-DE" w:eastAsia="en-DE"/>
+            </w:rPr>
+          </w:pPr>
+          <w:hyperlink w:anchor="_Toc238201545" w:history="1">
+            <w:r>
+              <w:rPr>
+                <w:rStyle w:val="Hyperlink"/>
+                <w:rFonts w:ascii="Times New Roman" w:hAnsi="Times New Roman" w:cs="Times New Roman"/>
+                <w:noProof/>
+                <w:lang w:val="en-US"/>
+              </w:rPr>
+              <w:t>3.3</w:t>
+            </w:r>
+            <w:r>
+              <w:rPr>
+                <w:rFonts w:eastAsiaTheme="minorEastAsia"/>
+                <w:noProof/>
+                <w:lang w:val="en-DE" w:eastAsia="en-DE"/>
+              </w:rPr>
+              <w:tab/>
+            </w:r>
+            <w:r>
+              <w:rPr>
+                <w:rStyle w:val="Hyperlink"/>
+                <w:rFonts w:ascii="Times New Roman" w:hAnsi="Times New Roman" w:cs="Times New Roman"/>
+                <w:noProof/>
+                <w:lang w:val="en-US"/>
+              </w:rPr>
+              <w:t>Formula Recalculation</w:t>
+            </w:r>
+            <w:r>
+              <w:rPr>
+                <w:noProof/>
+                <w:webHidden/>
+              </w:rPr>
+              <w:tab/>
+            </w:r>
+            <w:r>
+              <w:rPr>
+                <w:noProof/>
+                <w:webHidden/>
+              </w:rPr>
+              <w:fldChar w:fldCharType="begin"/>
+            </w:r>
+            <w:r>
+              <w:rPr>
+                <w:noProof/>
+                <w:webHidden/>
+              </w:rPr>
+              <w:instrText xml:space="preserve"> PAGEREF _Toc238201545 \h </w:instrText>
+            </w:r>
+            <w:r>
+              <w:rPr>
+                <w:noProof/>
+                <w:webHidden/>
+              </w:rPr>
+            </w:r>
+            <w:r>
+              <w:rPr>
+                <w:noProof/>
+                <w:webHidden/>
+              </w:rPr>
+              <w:fldChar w:fldCharType="separate"/>
+            </w:r>
+            <w:r>
+              <w:rPr>
+                <w:noProof/>
+                <w:webHidden/>
+              </w:rPr>
+              <w:t>9</w:t>
+            </w:r>
+            <w:r>
+              <w:rPr>
+                <w:noProof/>
+                <w:webHidden/>
+              </w:rPr>
+              <w:fldChar w:fldCharType="end"/>
+            </w:r>
+          </w:hyperlink>
+        </w:p>
+        <w:p>
+          <w:pPr>
+            <w:pStyle w:val="TOC2"/>
+            <w:tabs>
+              <w:tab w:val="left" w:pos="1680"/>
+              <w:tab w:val="right" w:leader="dot" w:pos="9016"/>
+            </w:tabs>
+            <w:rPr>
+              <w:rFonts w:eastAsiaTheme="minorEastAsia"/>
+              <w:noProof/>
+              <w:lang w:val="en-DE" w:eastAsia="en-DE"/>
+            </w:rPr>
+          </w:pPr>
+          <w:hyperlink w:anchor="_Toc238201546" w:history="1">
+            <w:r>
+              <w:rPr>
+                <w:rStyle w:val="Hyperlink"/>
+                <w:rFonts w:ascii="Times New Roman" w:hAnsi="Times New Roman" w:cs="Times New Roman"/>
+                <w:noProof/>
+              </w:rPr>
+              <w:t>3.4</w:t>
+            </w:r>
+            <w:r>
+              <w:rPr>
+                <w:rFonts w:eastAsiaTheme="minorEastAsia"/>
+                <w:noProof/>
+                <w:lang w:val="en-DE" w:eastAsia="en-DE"/>
+              </w:rPr>
+              <w:tab/>
+            </w:r>
+            <w:r>
+              <w:rPr>
+                <w:rStyle w:val="Hyperlink"/>
+                <w:rFonts w:ascii="Times New Roman" w:hAnsi="Times New Roman" w:cs="Times New Roman"/>
+                <w:noProof/>
+              </w:rPr>
+              <w:t>Circular Reference Handling</w:t>
+            </w:r>
+            <w:r>
+              <w:rPr>
+                <w:noProof/>
+                <w:webHidden/>
+              </w:rPr>
+              <w:tab/>
+            </w:r>
+            <w:r>
+              <w:rPr>
+                <w:noProof/>
+                <w:webHidden/>
+              </w:rPr>
+              <w:fldChar w:fldCharType="begin"/>
+            </w:r>
+            <w:r>
+              <w:rPr>
+                <w:noProof/>
+                <w:webHidden/>
+              </w:rPr>
+              <w:instrText xml:space="preserve"> PAGEREF _Toc238201546 \h </w:instrText>
+            </w:r>
+            <w:r>
+              <w:rPr>
+                <w:noProof/>
+                <w:webHidden/>
+              </w:rPr>
+            </w:r>
+            <w:r>
+              <w:rPr>
+                <w:noProof/>
+                <w:webHidden/>
+              </w:rPr>
+              <w:fldChar w:fldCharType="separate"/>
+            </w:r>
+            <w:r>
+              <w:rPr>
+                <w:noProof/>
+                <w:webHidden/>
+              </w:rPr>
+              <w:t>10</w:t>
+            </w:r>
+            <w:r>
+              <w:rPr>
+                <w:noProof/>
+                <w:webHidden/>
+              </w:rPr>
+              <w:fldChar w:fldCharType="end"/>
+            </w:r>
+          </w:hyperlink>
+        </w:p>
+        <w:p>
+          <w:pPr>
+            <w:pStyle w:val="TOC2"/>
+            <w:tabs>
+              <w:tab w:val="left" w:pos="1680"/>
+              <w:tab w:val="right" w:leader="dot" w:pos="9016"/>
+            </w:tabs>
+            <w:rPr>
+              <w:rFonts w:eastAsiaTheme="minorEastAsia"/>
+              <w:noProof/>
+              <w:lang w:val="en-DE" w:eastAsia="en-DE"/>
+            </w:rPr>
+          </w:pPr>
+          <w:hyperlink w:anchor="_Toc238201547" w:history="1">
+            <w:r>
+              <w:rPr>
+                <w:rStyle w:val="Hyperlink"/>
+                <w:rFonts w:ascii="Times New Roman" w:hAnsi="Times New Roman" w:cs="Times New Roman"/>
+                <w:noProof/>
+                <w:lang w:val="en-US"/>
+              </w:rPr>
+              <w:t>3.5</w:t>
+            </w:r>
+            <w:r>
+              <w:rPr>
+                <w:rFonts w:eastAsiaTheme="minorEastAsia"/>
+                <w:noProof/>
+                <w:lang w:val="en-DE" w:eastAsia="en-DE"/>
+              </w:rPr>
+              <w:tab/>
+            </w:r>
+            <w:r>
+              <w:rPr>
+                <w:rStyle w:val="Hyperlink"/>
+                <w:rFonts w:ascii="Times New Roman" w:hAnsi="Times New Roman" w:cs="Times New Roman"/>
+                <w:noProof/>
+                <w:lang w:val="en-US"/>
+              </w:rPr>
+              <w:t>What were the issues of the formula support implementation?</w:t>
+            </w:r>
+            <w:r>
+              <w:rPr>
+                <w:noProof/>
+                <w:webHidden/>
+              </w:rPr>
+              <w:tab/>
+            </w:r>
+            <w:r>
+              <w:rPr>
+                <w:noProof/>
+                <w:webHidden/>
+              </w:rPr>
+              <w:fldChar w:fldCharType="begin"/>
+            </w:r>
+            <w:r>
+              <w:rPr>
+                <w:noProof/>
+                <w:webHidden/>
+              </w:rPr>
+              <w:instrText xml:space="preserve"> PAGEREF _Toc238201547 \h </w:instrText>
+            </w:r>
+            <w:r>
+              <w:rPr>
+                <w:noProof/>
+                <w:webHidden/>
+              </w:rPr>
+            </w:r>
+            <w:r>
+              <w:rPr>
+                <w:noProof/>
+                <w:webHidden/>
+              </w:rPr>
+              <w:fldChar w:fldCharType="separate"/>
+            </w:r>
+            <w:r>
+              <w:rPr>
+                <w:noProof/>
+                <w:webHidden/>
+              </w:rPr>
+              <w:t>11</w:t>
+            </w:r>
+            <w:r>
+              <w:rPr>
+                <w:noProof/>
+                <w:webHidden/>
+              </w:rPr>
+              <w:fldChar w:fldCharType="end"/>
+            </w:r>
+          </w:hyperlink>
+        </w:p>
+        <w:p>
+          <w:pPr>
+            <w:pStyle w:val="TOC2"/>
+            <w:tabs>
+              <w:tab w:val="left" w:pos="1680"/>
+              <w:tab w:val="right" w:leader="dot" w:pos="9016"/>
+            </w:tabs>
+            <w:rPr>
+              <w:rFonts w:eastAsiaTheme="minorEastAsia"/>
+              <w:noProof/>
+              <w:lang w:val="en-DE" w:eastAsia="en-DE"/>
+            </w:rPr>
+          </w:pPr>
+          <w:hyperlink w:anchor="_Toc238201548" w:history="1">
+            <w:r>
+              <w:rPr>
+                <w:rStyle w:val="Hyperlink"/>
+                <w:rFonts w:ascii="Times New Roman" w:hAnsi="Times New Roman" w:cs="Times New Roman"/>
+                <w:noProof/>
+                <w:lang w:val="en-US"/>
+              </w:rPr>
+              <w:t>3.6</w:t>
+            </w:r>
+            <w:r>
+              <w:rPr>
+                <w:rFonts w:eastAsiaTheme="minorEastAsia"/>
+                <w:noProof/>
+                <w:lang w:val="en-DE" w:eastAsia="en-DE"/>
+              </w:rPr>
+              <w:tab/>
+            </w:r>
+            <w:r>
+              <w:rPr>
+                <w:rStyle w:val="Hyperlink"/>
+                <w:rFonts w:ascii="Times New Roman" w:hAnsi="Times New Roman" w:cs="Times New Roman"/>
+                <w:noProof/>
+                <w:lang w:val="en-US"/>
+              </w:rPr>
+              <w:t>Benchmarking</w:t>
+            </w:r>
+            <w:r>
+              <w:rPr>
+                <w:noProof/>
+                <w:webHidden/>
+              </w:rPr>
+              <w:tab/>
+            </w:r>
+            <w:r>
+              <w:rPr>
+                <w:noProof/>
+                <w:webHidden/>
+              </w:rPr>
+              <w:fldChar w:fldCharType="begin"/>
+            </w:r>
+            <w:r>
+              <w:rPr>
+                <w:noProof/>
+                <w:webHidden/>
+              </w:rPr>
+              <w:instrText xml:space="preserve"> PAGEREF _Toc238201548 \h </w:instrText>
+            </w:r>
+            <w:r>
+              <w:rPr>
+                <w:noProof/>
+                <w:webHidden/>
+              </w:rPr>
+            </w:r>
+            <w:r>
+              <w:rPr>
+                <w:noProof/>
+                <w:webHidden/>
+              </w:rPr>
+              <w:fldChar w:fldCharType="separate"/>
+            </w:r>
+            <w:r>
+              <w:rPr>
+                <w:noProof/>
+                <w:webHidden/>
+              </w:rPr>
+              <w:t>11</w:t>
             </w:r>
             <w:r>
               <w:rPr>
@@ -900,12 +1776,13 @@
               <w:lang w:val="en-DE" w:eastAsia="en-DE"/>
             </w:rPr>
           </w:pPr>
-          <w:hyperlink w:anchor="_Toc236400355" w:history="1">
+          <w:hyperlink w:anchor="_Toc238201549" w:history="1">
             <w:r>
               <w:rPr>
                 <w:rStyle w:val="Hyperlink"/>
                 <w:rFonts w:ascii="Times New Roman" w:hAnsi="Times New Roman" w:cs="Times New Roman"/>
                 <w:noProof/>
+                <w:lang w:val="en-US"/>
               </w:rPr>
               <w:t>4</w:t>
             </w:r>
@@ -922,8 +1799,9 @@
                 <w:rStyle w:val="Hyperlink"/>
                 <w:rFonts w:ascii="Times New Roman" w:hAnsi="Times New Roman" w:cs="Times New Roman"/>
                 <w:noProof/>
-              </w:rPr>
-              <w:t>Formula Support</w:t>
+                <w:lang w:val="en-US"/>
+              </w:rPr>
+              <w:t>CSV Support</w:t>
             </w:r>
             <w:r>
               <w:rPr>
@@ -944,7 +1822,7 @@
                 <w:noProof/>
                 <w:webHidden/>
               </w:rPr>
-              <w:instrText xml:space="preserve"> PAGEREF _Toc236400355 \h </w:instrText>
+              <w:instrText xml:space="preserve"> PAGEREF _Toc238201549 \h </w:instrText>
             </w:r>
             <w:r>
               <w:rPr>
@@ -964,905 +1842,7 @@
                 <w:noProof/>
                 <w:webHidden/>
               </w:rPr>
-              <w:t>8</w:t>
-            </w:r>
-            <w:r>
-              <w:rPr>
-                <w:noProof/>
-                <w:webHidden/>
-              </w:rPr>
-              <w:fldChar w:fldCharType="end"/>
-            </w:r>
-          </w:hyperlink>
-        </w:p>
-        <w:p>
-          <w:pPr>
-            <w:pStyle w:val="TOC2"/>
-            <w:tabs>
-              <w:tab w:val="left" w:pos="1680"/>
-              <w:tab w:val="right" w:leader="dot" w:pos="9016"/>
-            </w:tabs>
-            <w:rPr>
-              <w:rFonts w:eastAsiaTheme="minorEastAsia"/>
-              <w:noProof/>
-              <w:lang w:val="en-DE" w:eastAsia="en-DE"/>
-            </w:rPr>
-          </w:pPr>
-          <w:hyperlink w:anchor="_Toc236400356" w:history="1">
-            <w:r>
-              <w:rPr>
-                <w:rStyle w:val="Hyperlink"/>
-                <w:rFonts w:ascii="Times New Roman" w:hAnsi="Times New Roman" w:cs="Times New Roman"/>
-                <w:noProof/>
-                <w:lang w:val="en-US"/>
-              </w:rPr>
-              <w:t>4.1</w:t>
-            </w:r>
-            <w:r>
-              <w:rPr>
-                <w:rFonts w:eastAsiaTheme="minorEastAsia"/>
-                <w:noProof/>
-                <w:lang w:val="en-DE" w:eastAsia="en-DE"/>
-              </w:rPr>
-              <w:tab/>
-            </w:r>
-            <w:r>
-              <w:rPr>
-                <w:rStyle w:val="Hyperlink"/>
-                <w:rFonts w:ascii="Times New Roman" w:hAnsi="Times New Roman" w:cs="Times New Roman"/>
-                <w:noProof/>
-                <w:lang w:val="en-US"/>
-              </w:rPr>
-              <w:t>Information</w:t>
-            </w:r>
-            <w:r>
-              <w:rPr>
-                <w:noProof/>
-                <w:webHidden/>
-              </w:rPr>
-              <w:tab/>
-            </w:r>
-            <w:r>
-              <w:rPr>
-                <w:noProof/>
-                <w:webHidden/>
-              </w:rPr>
-              <w:fldChar w:fldCharType="begin"/>
-            </w:r>
-            <w:r>
-              <w:rPr>
-                <w:noProof/>
-                <w:webHidden/>
-              </w:rPr>
-              <w:instrText xml:space="preserve"> PAGEREF _Toc236400356 \h </w:instrText>
-            </w:r>
-            <w:r>
-              <w:rPr>
-                <w:noProof/>
-                <w:webHidden/>
-              </w:rPr>
-            </w:r>
-            <w:r>
-              <w:rPr>
-                <w:noProof/>
-                <w:webHidden/>
-              </w:rPr>
-              <w:fldChar w:fldCharType="separate"/>
-            </w:r>
-            <w:r>
-              <w:rPr>
-                <w:noProof/>
-                <w:webHidden/>
-              </w:rPr>
-              <w:t>8</w:t>
-            </w:r>
-            <w:r>
-              <w:rPr>
-                <w:noProof/>
-                <w:webHidden/>
-              </w:rPr>
-              <w:fldChar w:fldCharType="end"/>
-            </w:r>
-          </w:hyperlink>
-        </w:p>
-        <w:p>
-          <w:pPr>
-            <w:pStyle w:val="TOC2"/>
-            <w:tabs>
-              <w:tab w:val="left" w:pos="1680"/>
-              <w:tab w:val="right" w:leader="dot" w:pos="9016"/>
-            </w:tabs>
-            <w:rPr>
-              <w:rFonts w:eastAsiaTheme="minorEastAsia"/>
-              <w:noProof/>
-              <w:lang w:val="en-DE" w:eastAsia="en-DE"/>
-            </w:rPr>
-          </w:pPr>
-          <w:hyperlink w:anchor="_Toc236400357" w:history="1">
-            <w:r>
-              <w:rPr>
-                <w:rStyle w:val="Hyperlink"/>
-                <w:rFonts w:ascii="Times New Roman" w:hAnsi="Times New Roman" w:cs="Times New Roman"/>
-                <w:noProof/>
-                <w:lang w:val="en-US"/>
-              </w:rPr>
-              <w:t>4.2</w:t>
-            </w:r>
-            <w:r>
-              <w:rPr>
-                <w:rFonts w:eastAsiaTheme="minorEastAsia"/>
-                <w:noProof/>
-                <w:lang w:val="en-DE" w:eastAsia="en-DE"/>
-              </w:rPr>
-              <w:tab/>
-            </w:r>
-            <w:r>
-              <w:rPr>
-                <w:rStyle w:val="Hyperlink"/>
-                <w:rFonts w:ascii="Times New Roman" w:hAnsi="Times New Roman" w:cs="Times New Roman"/>
-                <w:noProof/>
-                <w:lang w:val="en-US"/>
-              </w:rPr>
-              <w:t>Implementation Details</w:t>
-            </w:r>
-            <w:r>
-              <w:rPr>
-                <w:noProof/>
-                <w:webHidden/>
-              </w:rPr>
-              <w:tab/>
-            </w:r>
-            <w:r>
-              <w:rPr>
-                <w:noProof/>
-                <w:webHidden/>
-              </w:rPr>
-              <w:fldChar w:fldCharType="begin"/>
-            </w:r>
-            <w:r>
-              <w:rPr>
-                <w:noProof/>
-                <w:webHidden/>
-              </w:rPr>
-              <w:instrText xml:space="preserve"> PAGEREF _Toc236400357 \h </w:instrText>
-            </w:r>
-            <w:r>
-              <w:rPr>
-                <w:noProof/>
-                <w:webHidden/>
-              </w:rPr>
-            </w:r>
-            <w:r>
-              <w:rPr>
-                <w:noProof/>
-                <w:webHidden/>
-              </w:rPr>
-              <w:fldChar w:fldCharType="separate"/>
-            </w:r>
-            <w:r>
-              <w:rPr>
-                <w:noProof/>
-                <w:webHidden/>
-              </w:rPr>
-              <w:t>8</w:t>
-            </w:r>
-            <w:r>
-              <w:rPr>
-                <w:noProof/>
-                <w:webHidden/>
-              </w:rPr>
-              <w:fldChar w:fldCharType="end"/>
-            </w:r>
-          </w:hyperlink>
-        </w:p>
-        <w:p>
-          <w:pPr>
-            <w:pStyle w:val="TOC3"/>
-            <w:tabs>
-              <w:tab w:val="left" w:pos="1920"/>
-              <w:tab w:val="right" w:leader="dot" w:pos="9016"/>
-            </w:tabs>
-            <w:rPr>
-              <w:rFonts w:eastAsiaTheme="minorEastAsia"/>
-              <w:noProof/>
-              <w:lang w:val="en-DE" w:eastAsia="en-DE"/>
-            </w:rPr>
-          </w:pPr>
-          <w:hyperlink w:anchor="_Toc236400358" w:history="1">
-            <w:r>
-              <w:rPr>
-                <w:rStyle w:val="Hyperlink"/>
-                <w:rFonts w:ascii="Times New Roman" w:hAnsi="Times New Roman" w:cs="Times New Roman"/>
-                <w:noProof/>
-                <w:lang w:val="en-US"/>
-              </w:rPr>
-              <w:t>4.2.1</w:t>
-            </w:r>
-            <w:r>
-              <w:rPr>
-                <w:rFonts w:eastAsiaTheme="minorEastAsia"/>
-                <w:noProof/>
-                <w:lang w:val="en-DE" w:eastAsia="en-DE"/>
-              </w:rPr>
-              <w:tab/>
-            </w:r>
-            <w:r>
-              <w:rPr>
-                <w:rStyle w:val="Hyperlink"/>
-                <w:rFonts w:ascii="Times New Roman" w:hAnsi="Times New Roman" w:cs="Times New Roman"/>
-                <w:noProof/>
-                <w:lang w:val="en-US"/>
-              </w:rPr>
-              <w:t>Formula Parser</w:t>
-            </w:r>
-            <w:r>
-              <w:rPr>
-                <w:noProof/>
-                <w:webHidden/>
-              </w:rPr>
-              <w:tab/>
-            </w:r>
-            <w:r>
-              <w:rPr>
-                <w:noProof/>
-                <w:webHidden/>
-              </w:rPr>
-              <w:fldChar w:fldCharType="begin"/>
-            </w:r>
-            <w:r>
-              <w:rPr>
-                <w:noProof/>
-                <w:webHidden/>
-              </w:rPr>
-              <w:instrText xml:space="preserve"> PAGEREF _Toc236400358 \h </w:instrText>
-            </w:r>
-            <w:r>
-              <w:rPr>
-                <w:noProof/>
-                <w:webHidden/>
-              </w:rPr>
-            </w:r>
-            <w:r>
-              <w:rPr>
-                <w:noProof/>
-                <w:webHidden/>
-              </w:rPr>
-              <w:fldChar w:fldCharType="separate"/>
-            </w:r>
-            <w:r>
-              <w:rPr>
-                <w:noProof/>
-                <w:webHidden/>
-              </w:rPr>
-              <w:t>8</w:t>
-            </w:r>
-            <w:r>
-              <w:rPr>
-                <w:noProof/>
-                <w:webHidden/>
-              </w:rPr>
-              <w:fldChar w:fldCharType="end"/>
-            </w:r>
-          </w:hyperlink>
-        </w:p>
-        <w:p>
-          <w:pPr>
-            <w:pStyle w:val="TOC3"/>
-            <w:tabs>
-              <w:tab w:val="left" w:pos="1920"/>
-              <w:tab w:val="right" w:leader="dot" w:pos="9016"/>
-            </w:tabs>
-            <w:rPr>
-              <w:rFonts w:eastAsiaTheme="minorEastAsia"/>
-              <w:noProof/>
-              <w:lang w:val="en-DE" w:eastAsia="en-DE"/>
-            </w:rPr>
-          </w:pPr>
-          <w:hyperlink w:anchor="_Toc236400359" w:history="1">
-            <w:r>
-              <w:rPr>
-                <w:rStyle w:val="Hyperlink"/>
-                <w:rFonts w:ascii="Times New Roman" w:hAnsi="Times New Roman" w:cs="Times New Roman"/>
-                <w:noProof/>
-                <w:lang w:val="en-US"/>
-              </w:rPr>
-              <w:t>4.2.2</w:t>
-            </w:r>
-            <w:r>
-              <w:rPr>
-                <w:rFonts w:eastAsiaTheme="minorEastAsia"/>
-                <w:noProof/>
-                <w:lang w:val="en-DE" w:eastAsia="en-DE"/>
-              </w:rPr>
-              <w:tab/>
-            </w:r>
-            <w:r>
-              <w:rPr>
-                <w:rStyle w:val="Hyperlink"/>
-                <w:rFonts w:ascii="Times New Roman" w:hAnsi="Times New Roman" w:cs="Times New Roman"/>
-                <w:noProof/>
-                <w:lang w:val="en-US"/>
-              </w:rPr>
-              <w:t>Spreadsheet Store</w:t>
-            </w:r>
-            <w:r>
-              <w:rPr>
-                <w:noProof/>
-                <w:webHidden/>
-              </w:rPr>
-              <w:tab/>
-            </w:r>
-            <w:r>
-              <w:rPr>
-                <w:noProof/>
-                <w:webHidden/>
-              </w:rPr>
-              <w:fldChar w:fldCharType="begin"/>
-            </w:r>
-            <w:r>
-              <w:rPr>
-                <w:noProof/>
-                <w:webHidden/>
-              </w:rPr>
-              <w:instrText xml:space="preserve"> PAGEREF _Toc236400359 \h </w:instrText>
-            </w:r>
-            <w:r>
-              <w:rPr>
-                <w:noProof/>
-                <w:webHidden/>
-              </w:rPr>
-            </w:r>
-            <w:r>
-              <w:rPr>
-                <w:noProof/>
-                <w:webHidden/>
-              </w:rPr>
-              <w:fldChar w:fldCharType="separate"/>
-            </w:r>
-            <w:r>
-              <w:rPr>
-                <w:noProof/>
-                <w:webHidden/>
-              </w:rPr>
-              <w:t>9</w:t>
-            </w:r>
-            <w:r>
-              <w:rPr>
-                <w:noProof/>
-                <w:webHidden/>
-              </w:rPr>
-              <w:fldChar w:fldCharType="end"/>
-            </w:r>
-          </w:hyperlink>
-        </w:p>
-        <w:p>
-          <w:pPr>
-            <w:pStyle w:val="TOC3"/>
-            <w:tabs>
-              <w:tab w:val="left" w:pos="1920"/>
-              <w:tab w:val="right" w:leader="dot" w:pos="9016"/>
-            </w:tabs>
-            <w:rPr>
-              <w:rFonts w:eastAsiaTheme="minorEastAsia"/>
-              <w:noProof/>
-              <w:lang w:val="en-DE" w:eastAsia="en-DE"/>
-            </w:rPr>
-          </w:pPr>
-          <w:hyperlink w:anchor="_Toc236400360" w:history="1">
-            <w:r>
-              <w:rPr>
-                <w:rStyle w:val="Hyperlink"/>
-                <w:rFonts w:ascii="Times New Roman" w:hAnsi="Times New Roman" w:cs="Times New Roman"/>
-                <w:noProof/>
-                <w:lang w:val="en-US"/>
-              </w:rPr>
-              <w:t>4.2.3</w:t>
-            </w:r>
-            <w:r>
-              <w:rPr>
-                <w:rFonts w:eastAsiaTheme="minorEastAsia"/>
-                <w:noProof/>
-                <w:lang w:val="en-DE" w:eastAsia="en-DE"/>
-              </w:rPr>
-              <w:tab/>
-            </w:r>
-            <w:r>
-              <w:rPr>
-                <w:rStyle w:val="Hyperlink"/>
-                <w:rFonts w:ascii="Times New Roman" w:hAnsi="Times New Roman" w:cs="Times New Roman"/>
-                <w:noProof/>
-                <w:lang w:val="en-US"/>
-              </w:rPr>
-              <w:t>SpreadSheet Component</w:t>
-            </w:r>
-            <w:r>
-              <w:rPr>
-                <w:noProof/>
-                <w:webHidden/>
-              </w:rPr>
-              <w:tab/>
-            </w:r>
-            <w:r>
-              <w:rPr>
-                <w:noProof/>
-                <w:webHidden/>
-              </w:rPr>
-              <w:fldChar w:fldCharType="begin"/>
-            </w:r>
-            <w:r>
-              <w:rPr>
-                <w:noProof/>
-                <w:webHidden/>
-              </w:rPr>
-              <w:instrText xml:space="preserve"> PAGEREF _Toc236400360 \h </w:instrText>
-            </w:r>
-            <w:r>
-              <w:rPr>
-                <w:noProof/>
-                <w:webHidden/>
-              </w:rPr>
-            </w:r>
-            <w:r>
-              <w:rPr>
-                <w:noProof/>
-                <w:webHidden/>
-              </w:rPr>
-              <w:fldChar w:fldCharType="separate"/>
-            </w:r>
-            <w:r>
-              <w:rPr>
-                <w:noProof/>
-                <w:webHidden/>
-              </w:rPr>
-              <w:t>10</w:t>
-            </w:r>
-            <w:r>
-              <w:rPr>
-                <w:noProof/>
-                <w:webHidden/>
-              </w:rPr>
-              <w:fldChar w:fldCharType="end"/>
-            </w:r>
-          </w:hyperlink>
-        </w:p>
-        <w:p>
-          <w:pPr>
-            <w:pStyle w:val="TOC3"/>
-            <w:tabs>
-              <w:tab w:val="left" w:pos="1920"/>
-              <w:tab w:val="right" w:leader="dot" w:pos="9016"/>
-            </w:tabs>
-            <w:rPr>
-              <w:rFonts w:eastAsiaTheme="minorEastAsia"/>
-              <w:noProof/>
-              <w:lang w:val="en-DE" w:eastAsia="en-DE"/>
-            </w:rPr>
-          </w:pPr>
-          <w:hyperlink w:anchor="_Toc236400361" w:history="1">
-            <w:r>
-              <w:rPr>
-                <w:rStyle w:val="Hyperlink"/>
-                <w:rFonts w:ascii="Times New Roman" w:hAnsi="Times New Roman" w:cs="Times New Roman"/>
-                <w:noProof/>
-                <w:lang w:val="en-US"/>
-              </w:rPr>
-              <w:t>4.2.4</w:t>
-            </w:r>
-            <w:r>
-              <w:rPr>
-                <w:rFonts w:eastAsiaTheme="minorEastAsia"/>
-                <w:noProof/>
-                <w:lang w:val="en-DE" w:eastAsia="en-DE"/>
-              </w:rPr>
-              <w:tab/>
-            </w:r>
-            <w:r>
-              <w:rPr>
-                <w:rStyle w:val="Hyperlink"/>
-                <w:rFonts w:ascii="Times New Roman" w:hAnsi="Times New Roman" w:cs="Times New Roman"/>
-                <w:noProof/>
-                <w:lang w:val="en-US"/>
-              </w:rPr>
-              <w:t>Cell Component</w:t>
-            </w:r>
-            <w:r>
-              <w:rPr>
-                <w:noProof/>
-                <w:webHidden/>
-              </w:rPr>
-              <w:tab/>
-            </w:r>
-            <w:r>
-              <w:rPr>
-                <w:noProof/>
-                <w:webHidden/>
-              </w:rPr>
-              <w:fldChar w:fldCharType="begin"/>
-            </w:r>
-            <w:r>
-              <w:rPr>
-                <w:noProof/>
-                <w:webHidden/>
-              </w:rPr>
-              <w:instrText xml:space="preserve"> PAGEREF _Toc236400361 \h </w:instrText>
-            </w:r>
-            <w:r>
-              <w:rPr>
-                <w:noProof/>
-                <w:webHidden/>
-              </w:rPr>
-            </w:r>
-            <w:r>
-              <w:rPr>
-                <w:noProof/>
-                <w:webHidden/>
-              </w:rPr>
-              <w:fldChar w:fldCharType="separate"/>
-            </w:r>
-            <w:r>
-              <w:rPr>
-                <w:noProof/>
-                <w:webHidden/>
-              </w:rPr>
-              <w:t>10</w:t>
-            </w:r>
-            <w:r>
-              <w:rPr>
-                <w:noProof/>
-                <w:webHidden/>
-              </w:rPr>
-              <w:fldChar w:fldCharType="end"/>
-            </w:r>
-          </w:hyperlink>
-        </w:p>
-        <w:p>
-          <w:pPr>
-            <w:pStyle w:val="TOC2"/>
-            <w:tabs>
-              <w:tab w:val="left" w:pos="1680"/>
-              <w:tab w:val="right" w:leader="dot" w:pos="9016"/>
-            </w:tabs>
-            <w:rPr>
-              <w:rFonts w:eastAsiaTheme="minorEastAsia"/>
-              <w:noProof/>
-              <w:lang w:val="en-DE" w:eastAsia="en-DE"/>
-            </w:rPr>
-          </w:pPr>
-          <w:hyperlink w:anchor="_Toc236400362" w:history="1">
-            <w:r>
-              <w:rPr>
-                <w:rStyle w:val="Hyperlink"/>
-                <w:rFonts w:ascii="Times New Roman" w:hAnsi="Times New Roman" w:cs="Times New Roman"/>
-                <w:noProof/>
-                <w:lang w:val="en-US"/>
-              </w:rPr>
-              <w:t>4.3</w:t>
-            </w:r>
-            <w:r>
-              <w:rPr>
-                <w:rFonts w:eastAsiaTheme="minorEastAsia"/>
-                <w:noProof/>
-                <w:lang w:val="en-DE" w:eastAsia="en-DE"/>
-              </w:rPr>
-              <w:tab/>
-            </w:r>
-            <w:r>
-              <w:rPr>
-                <w:rStyle w:val="Hyperlink"/>
-                <w:rFonts w:ascii="Times New Roman" w:hAnsi="Times New Roman" w:cs="Times New Roman"/>
-                <w:noProof/>
-                <w:lang w:val="en-US"/>
-              </w:rPr>
-              <w:t>Formula Recalculation</w:t>
-            </w:r>
-            <w:r>
-              <w:rPr>
-                <w:noProof/>
-                <w:webHidden/>
-              </w:rPr>
-              <w:tab/>
-            </w:r>
-            <w:r>
-              <w:rPr>
-                <w:noProof/>
-                <w:webHidden/>
-              </w:rPr>
-              <w:fldChar w:fldCharType="begin"/>
-            </w:r>
-            <w:r>
-              <w:rPr>
-                <w:noProof/>
-                <w:webHidden/>
-              </w:rPr>
-              <w:instrText xml:space="preserve"> PAGEREF _Toc236400362 \h </w:instrText>
-            </w:r>
-            <w:r>
-              <w:rPr>
-                <w:noProof/>
-                <w:webHidden/>
-              </w:rPr>
-            </w:r>
-            <w:r>
-              <w:rPr>
-                <w:noProof/>
-                <w:webHidden/>
-              </w:rPr>
-              <w:fldChar w:fldCharType="separate"/>
-            </w:r>
-            <w:r>
-              <w:rPr>
-                <w:noProof/>
-                <w:webHidden/>
-              </w:rPr>
-              <w:t>10</w:t>
-            </w:r>
-            <w:r>
-              <w:rPr>
-                <w:noProof/>
-                <w:webHidden/>
-              </w:rPr>
-              <w:fldChar w:fldCharType="end"/>
-            </w:r>
-          </w:hyperlink>
-        </w:p>
-        <w:p>
-          <w:pPr>
-            <w:pStyle w:val="TOC2"/>
-            <w:tabs>
-              <w:tab w:val="left" w:pos="1680"/>
-              <w:tab w:val="right" w:leader="dot" w:pos="9016"/>
-            </w:tabs>
-            <w:rPr>
-              <w:rFonts w:eastAsiaTheme="minorEastAsia"/>
-              <w:noProof/>
-              <w:lang w:val="en-DE" w:eastAsia="en-DE"/>
-            </w:rPr>
-          </w:pPr>
-          <w:hyperlink w:anchor="_Toc236400363" w:history="1">
-            <w:r>
-              <w:rPr>
-                <w:rStyle w:val="Hyperlink"/>
-                <w:rFonts w:ascii="Times New Roman" w:hAnsi="Times New Roman" w:cs="Times New Roman"/>
-                <w:noProof/>
-              </w:rPr>
-              <w:t>4.4</w:t>
-            </w:r>
-            <w:r>
-              <w:rPr>
-                <w:rFonts w:eastAsiaTheme="minorEastAsia"/>
-                <w:noProof/>
-                <w:lang w:val="en-DE" w:eastAsia="en-DE"/>
-              </w:rPr>
-              <w:tab/>
-            </w:r>
-            <w:r>
-              <w:rPr>
-                <w:rStyle w:val="Hyperlink"/>
-                <w:rFonts w:ascii="Times New Roman" w:hAnsi="Times New Roman" w:cs="Times New Roman"/>
-                <w:noProof/>
-              </w:rPr>
-              <w:t>Circular Reference Handling</w:t>
-            </w:r>
-            <w:r>
-              <w:rPr>
-                <w:noProof/>
-                <w:webHidden/>
-              </w:rPr>
-              <w:tab/>
-            </w:r>
-            <w:r>
-              <w:rPr>
-                <w:noProof/>
-                <w:webHidden/>
-              </w:rPr>
-              <w:fldChar w:fldCharType="begin"/>
-            </w:r>
-            <w:r>
-              <w:rPr>
-                <w:noProof/>
-                <w:webHidden/>
-              </w:rPr>
-              <w:instrText xml:space="preserve"> PAGEREF _Toc236400363 \h </w:instrText>
-            </w:r>
-            <w:r>
-              <w:rPr>
-                <w:noProof/>
-                <w:webHidden/>
-              </w:rPr>
-            </w:r>
-            <w:r>
-              <w:rPr>
-                <w:noProof/>
-                <w:webHidden/>
-              </w:rPr>
-              <w:fldChar w:fldCharType="separate"/>
-            </w:r>
-            <w:r>
-              <w:rPr>
-                <w:noProof/>
-                <w:webHidden/>
-              </w:rPr>
               <w:t>11</w:t>
-            </w:r>
-            <w:r>
-              <w:rPr>
-                <w:noProof/>
-                <w:webHidden/>
-              </w:rPr>
-              <w:fldChar w:fldCharType="end"/>
-            </w:r>
-          </w:hyperlink>
-        </w:p>
-        <w:p>
-          <w:pPr>
-            <w:pStyle w:val="TOC2"/>
-            <w:tabs>
-              <w:tab w:val="left" w:pos="1680"/>
-              <w:tab w:val="right" w:leader="dot" w:pos="9016"/>
-            </w:tabs>
-            <w:rPr>
-              <w:rFonts w:eastAsiaTheme="minorEastAsia"/>
-              <w:noProof/>
-              <w:lang w:val="en-DE" w:eastAsia="en-DE"/>
-            </w:rPr>
-          </w:pPr>
-          <w:hyperlink w:anchor="_Toc236400364" w:history="1">
-            <w:r>
-              <w:rPr>
-                <w:rStyle w:val="Hyperlink"/>
-                <w:rFonts w:ascii="Times New Roman" w:hAnsi="Times New Roman" w:cs="Times New Roman"/>
-                <w:noProof/>
-                <w:lang w:val="en-US"/>
-              </w:rPr>
-              <w:t>4.5</w:t>
-            </w:r>
-            <w:r>
-              <w:rPr>
-                <w:rFonts w:eastAsiaTheme="minorEastAsia"/>
-                <w:noProof/>
-                <w:lang w:val="en-DE" w:eastAsia="en-DE"/>
-              </w:rPr>
-              <w:tab/>
-            </w:r>
-            <w:r>
-              <w:rPr>
-                <w:rStyle w:val="Hyperlink"/>
-                <w:rFonts w:ascii="Times New Roman" w:hAnsi="Times New Roman" w:cs="Times New Roman"/>
-                <w:noProof/>
-                <w:lang w:val="en-US"/>
-              </w:rPr>
-              <w:t>What were the issues of the formula support implementation in feature/formula_support branch and commit hash: 6686f59abce4cc9bce5412a10547ac37466a29c3</w:t>
-            </w:r>
-            <w:r>
-              <w:rPr>
-                <w:noProof/>
-                <w:webHidden/>
-              </w:rPr>
-              <w:tab/>
-            </w:r>
-            <w:r>
-              <w:rPr>
-                <w:noProof/>
-                <w:webHidden/>
-              </w:rPr>
-              <w:fldChar w:fldCharType="begin"/>
-            </w:r>
-            <w:r>
-              <w:rPr>
-                <w:noProof/>
-                <w:webHidden/>
-              </w:rPr>
-              <w:instrText xml:space="preserve"> PAGEREF _Toc236400364 \h </w:instrText>
-            </w:r>
-            <w:r>
-              <w:rPr>
-                <w:noProof/>
-                <w:webHidden/>
-              </w:rPr>
-            </w:r>
-            <w:r>
-              <w:rPr>
-                <w:noProof/>
-                <w:webHidden/>
-              </w:rPr>
-              <w:fldChar w:fldCharType="separate"/>
-            </w:r>
-            <w:r>
-              <w:rPr>
-                <w:noProof/>
-                <w:webHidden/>
-              </w:rPr>
-              <w:t>12</w:t>
-            </w:r>
-            <w:r>
-              <w:rPr>
-                <w:noProof/>
-                <w:webHidden/>
-              </w:rPr>
-              <w:fldChar w:fldCharType="end"/>
-            </w:r>
-          </w:hyperlink>
-        </w:p>
-        <w:p>
-          <w:pPr>
-            <w:pStyle w:val="TOC2"/>
-            <w:tabs>
-              <w:tab w:val="left" w:pos="1680"/>
-              <w:tab w:val="right" w:leader="dot" w:pos="9016"/>
-            </w:tabs>
-            <w:rPr>
-              <w:rFonts w:eastAsiaTheme="minorEastAsia"/>
-              <w:noProof/>
-              <w:lang w:val="en-DE" w:eastAsia="en-DE"/>
-            </w:rPr>
-          </w:pPr>
-          <w:hyperlink w:anchor="_Toc236400365" w:history="1">
-            <w:r>
-              <w:rPr>
-                <w:rStyle w:val="Hyperlink"/>
-                <w:rFonts w:ascii="Times New Roman" w:hAnsi="Times New Roman" w:cs="Times New Roman"/>
-                <w:noProof/>
-                <w:lang w:val="en-US"/>
-              </w:rPr>
-              <w:t>4.6</w:t>
-            </w:r>
-            <w:r>
-              <w:rPr>
-                <w:rFonts w:eastAsiaTheme="minorEastAsia"/>
-                <w:noProof/>
-                <w:lang w:val="en-DE" w:eastAsia="en-DE"/>
-              </w:rPr>
-              <w:tab/>
-            </w:r>
-            <w:r>
-              <w:rPr>
-                <w:rStyle w:val="Hyperlink"/>
-                <w:rFonts w:ascii="Times New Roman" w:hAnsi="Times New Roman" w:cs="Times New Roman"/>
-                <w:noProof/>
-                <w:lang w:val="en-US"/>
-              </w:rPr>
-              <w:t>Benchmarking</w:t>
-            </w:r>
-            <w:r>
-              <w:rPr>
-                <w:noProof/>
-                <w:webHidden/>
-              </w:rPr>
-              <w:tab/>
-            </w:r>
-            <w:r>
-              <w:rPr>
-                <w:noProof/>
-                <w:webHidden/>
-              </w:rPr>
-              <w:fldChar w:fldCharType="begin"/>
-            </w:r>
-            <w:r>
-              <w:rPr>
-                <w:noProof/>
-                <w:webHidden/>
-              </w:rPr>
-              <w:instrText xml:space="preserve"> PAGEREF _Toc236400365 \h </w:instrText>
-            </w:r>
-            <w:r>
-              <w:rPr>
-                <w:noProof/>
-                <w:webHidden/>
-              </w:rPr>
-            </w:r>
-            <w:r>
-              <w:rPr>
-                <w:noProof/>
-                <w:webHidden/>
-              </w:rPr>
-              <w:fldChar w:fldCharType="separate"/>
-            </w:r>
-            <w:r>
-              <w:rPr>
-                <w:noProof/>
-                <w:webHidden/>
-              </w:rPr>
-              <w:t>12</w:t>
             </w:r>
             <w:r>
               <w:rPr>
@@ -1886,13 +1866,12 @@
               <w:lang w:val="en-DE" w:eastAsia="en-DE"/>
             </w:rPr>
           </w:pPr>
-          <w:hyperlink w:anchor="_Toc236400366" w:history="1">
+          <w:hyperlink w:anchor="_Toc238201550" w:history="1">
             <w:r>
               <w:rPr>
                 <w:rStyle w:val="Hyperlink"/>
                 <w:rFonts w:ascii="Times New Roman" w:hAnsi="Times New Roman" w:cs="Times New Roman"/>
                 <w:noProof/>
-                <w:lang w:val="en-US"/>
               </w:rPr>
               <w:t>5</w:t>
             </w:r>
@@ -1909,9 +1888,8 @@
                 <w:rStyle w:val="Hyperlink"/>
                 <w:rFonts w:ascii="Times New Roman" w:hAnsi="Times New Roman" w:cs="Times New Roman"/>
                 <w:noProof/>
-                <w:lang w:val="en-US"/>
-              </w:rPr>
-              <w:t>CSV Support</w:t>
+              </w:rPr>
+              <w:t>References</w:t>
             </w:r>
             <w:r>
               <w:rPr>
@@ -1932,7 +1910,7 @@
                 <w:noProof/>
                 <w:webHidden/>
               </w:rPr>
-              <w:instrText xml:space="preserve"> PAGEREF _Toc236400366 \h </w:instrText>
+              <w:instrText xml:space="preserve"> PAGEREF _Toc238201550 \h </w:instrText>
             </w:r>
             <w:r>
               <w:rPr>
@@ -1965,96 +1943,12 @@
         </w:p>
         <w:p>
           <w:pPr>
-            <w:pStyle w:val="TOC1"/>
-            <w:tabs>
-              <w:tab w:val="left" w:pos="1200"/>
-              <w:tab w:val="right" w:leader="dot" w:pos="9016"/>
-            </w:tabs>
+            <w:ind w:firstLine="0"/>
             <w:rPr>
-              <w:rFonts w:eastAsiaTheme="minorEastAsia"/>
-              <w:noProof/>
-              <w:lang w:val="en-DE" w:eastAsia="en-DE"/>
-            </w:rPr>
-          </w:pPr>
-          <w:hyperlink w:anchor="_Toc236400367" w:history="1">
-            <w:r>
-              <w:rPr>
-                <w:rStyle w:val="Hyperlink"/>
-                <w:rFonts w:ascii="Times New Roman" w:hAnsi="Times New Roman" w:cs="Times New Roman"/>
-                <w:noProof/>
-              </w:rPr>
-              <w:t>6</w:t>
-            </w:r>
-            <w:r>
-              <w:rPr>
-                <w:rFonts w:eastAsiaTheme="minorEastAsia"/>
-                <w:noProof/>
-                <w:lang w:val="en-DE" w:eastAsia="en-DE"/>
-              </w:rPr>
-              <w:tab/>
-            </w:r>
-            <w:r>
-              <w:rPr>
-                <w:rStyle w:val="Hyperlink"/>
-                <w:rFonts w:ascii="Times New Roman" w:hAnsi="Times New Roman" w:cs="Times New Roman"/>
-                <w:noProof/>
-              </w:rPr>
-              <w:t>References</w:t>
-            </w:r>
-            <w:r>
-              <w:rPr>
-                <w:noProof/>
-                <w:webHidden/>
-              </w:rPr>
-              <w:tab/>
-            </w:r>
-            <w:r>
-              <w:rPr>
-                <w:noProof/>
-                <w:webHidden/>
-              </w:rPr>
-              <w:fldChar w:fldCharType="begin"/>
-            </w:r>
-            <w:r>
-              <w:rPr>
-                <w:noProof/>
-                <w:webHidden/>
-              </w:rPr>
-              <w:instrText xml:space="preserve"> PAGEREF _Toc236400367 \h </w:instrText>
-            </w:r>
-            <w:r>
-              <w:rPr>
-                <w:noProof/>
-                <w:webHidden/>
-              </w:rPr>
-            </w:r>
-            <w:r>
-              <w:rPr>
-                <w:noProof/>
-                <w:webHidden/>
-              </w:rPr>
-              <w:fldChar w:fldCharType="separate"/>
-            </w:r>
-            <w:r>
-              <w:rPr>
-                <w:noProof/>
-                <w:webHidden/>
-              </w:rPr>
-              <w:t>12</w:t>
-            </w:r>
-            <w:r>
-              <w:rPr>
-                <w:noProof/>
-                <w:webHidden/>
-              </w:rPr>
-              <w:fldChar w:fldCharType="end"/>
-            </w:r>
-          </w:hyperlink>
-        </w:p>
-        <w:p>
-          <w:pPr>
-            <w:rPr>
+              <w:rStyle w:val="Emphasis"/>
               <w:rFonts w:ascii="Times New Roman" w:hAnsi="Times New Roman" w:cs="Times New Roman"/>
+              <w:i w:val="0"/>
+              <w:iCs w:val="0"/>
             </w:rPr>
           </w:pPr>
           <w:r>
@@ -2064,6 +1958,7 @@
               <w:bCs/>
               <w:noProof/>
             </w:rPr>
+            <w:lastRenderedPageBreak/>
             <w:fldChar w:fldCharType="end"/>
           </w:r>
         </w:p>
@@ -2080,177 +1975,6 @@
     </w:p>
     <w:p>
       <w:pPr>
-        <w:ind w:firstLine="0"/>
-        <w:rPr>
-          <w:rStyle w:val="Emphasis"/>
-          <w:rFonts w:ascii="Times New Roman" w:hAnsi="Times New Roman" w:cs="Times New Roman"/>
-        </w:rPr>
-      </w:pPr>
-    </w:p>
-    <w:p>
-      <w:pPr>
-        <w:ind w:firstLine="0"/>
-        <w:rPr>
-          <w:rStyle w:val="Emphasis"/>
-          <w:rFonts w:ascii="Times New Roman" w:hAnsi="Times New Roman" w:cs="Times New Roman"/>
-        </w:rPr>
-      </w:pPr>
-    </w:p>
-    <w:p>
-      <w:pPr>
-        <w:ind w:firstLine="0"/>
-        <w:rPr>
-          <w:rStyle w:val="Emphasis"/>
-          <w:rFonts w:ascii="Times New Roman" w:hAnsi="Times New Roman" w:cs="Times New Roman"/>
-        </w:rPr>
-      </w:pPr>
-    </w:p>
-    <w:p>
-      <w:pPr>
-        <w:ind w:firstLine="0"/>
-        <w:rPr>
-          <w:rStyle w:val="Emphasis"/>
-          <w:rFonts w:ascii="Times New Roman" w:hAnsi="Times New Roman" w:cs="Times New Roman"/>
-        </w:rPr>
-      </w:pPr>
-    </w:p>
-    <w:p>
-      <w:pPr>
-        <w:ind w:firstLine="0"/>
-        <w:rPr>
-          <w:rStyle w:val="Emphasis"/>
-          <w:rFonts w:ascii="Times New Roman" w:hAnsi="Times New Roman" w:cs="Times New Roman"/>
-        </w:rPr>
-      </w:pPr>
-    </w:p>
-    <w:p>
-      <w:pPr>
-        <w:ind w:firstLine="0"/>
-        <w:rPr>
-          <w:rStyle w:val="Emphasis"/>
-          <w:rFonts w:ascii="Times New Roman" w:hAnsi="Times New Roman" w:cs="Times New Roman"/>
-        </w:rPr>
-      </w:pPr>
-    </w:p>
-    <w:p>
-      <w:pPr>
-        <w:ind w:firstLine="0"/>
-        <w:rPr>
-          <w:rStyle w:val="Emphasis"/>
-          <w:rFonts w:ascii="Times New Roman" w:hAnsi="Times New Roman" w:cs="Times New Roman"/>
-        </w:rPr>
-      </w:pPr>
-    </w:p>
-    <w:p>
-      <w:pPr>
-        <w:ind w:firstLine="0"/>
-        <w:rPr>
-          <w:rStyle w:val="Emphasis"/>
-          <w:rFonts w:ascii="Times New Roman" w:hAnsi="Times New Roman" w:cs="Times New Roman"/>
-        </w:rPr>
-      </w:pPr>
-    </w:p>
-    <w:p>
-      <w:pPr>
-        <w:ind w:firstLine="0"/>
-        <w:rPr>
-          <w:rStyle w:val="Emphasis"/>
-          <w:rFonts w:ascii="Times New Roman" w:hAnsi="Times New Roman" w:cs="Times New Roman"/>
-        </w:rPr>
-      </w:pPr>
-    </w:p>
-    <w:p>
-      <w:pPr>
-        <w:ind w:firstLine="0"/>
-        <w:rPr>
-          <w:rStyle w:val="Emphasis"/>
-          <w:rFonts w:ascii="Times New Roman" w:hAnsi="Times New Roman" w:cs="Times New Roman"/>
-        </w:rPr>
-      </w:pPr>
-    </w:p>
-    <w:p>
-      <w:pPr>
-        <w:ind w:firstLine="0"/>
-        <w:rPr>
-          <w:rStyle w:val="Emphasis"/>
-          <w:rFonts w:ascii="Times New Roman" w:hAnsi="Times New Roman" w:cs="Times New Roman"/>
-        </w:rPr>
-      </w:pPr>
-    </w:p>
-    <w:p>
-      <w:pPr>
-        <w:ind w:firstLine="0"/>
-        <w:rPr>
-          <w:rStyle w:val="Emphasis"/>
-          <w:rFonts w:ascii="Times New Roman" w:hAnsi="Times New Roman" w:cs="Times New Roman"/>
-        </w:rPr>
-      </w:pPr>
-    </w:p>
-    <w:p>
-      <w:pPr>
-        <w:ind w:firstLine="0"/>
-        <w:rPr>
-          <w:rStyle w:val="Emphasis"/>
-          <w:rFonts w:ascii="Times New Roman" w:hAnsi="Times New Roman" w:cs="Times New Roman"/>
-        </w:rPr>
-      </w:pPr>
-    </w:p>
-    <w:p>
-      <w:pPr>
-        <w:ind w:firstLine="0"/>
-        <w:rPr>
-          <w:rStyle w:val="Emphasis"/>
-          <w:rFonts w:ascii="Times New Roman" w:hAnsi="Times New Roman" w:cs="Times New Roman"/>
-        </w:rPr>
-      </w:pPr>
-    </w:p>
-    <w:p>
-      <w:pPr>
-        <w:ind w:firstLine="0"/>
-        <w:rPr>
-          <w:rStyle w:val="Emphasis"/>
-          <w:rFonts w:ascii="Times New Roman" w:hAnsi="Times New Roman" w:cs="Times New Roman"/>
-        </w:rPr>
-      </w:pPr>
-    </w:p>
-    <w:p>
-      <w:pPr>
-        <w:ind w:firstLine="0"/>
-        <w:rPr>
-          <w:rStyle w:val="Emphasis"/>
-          <w:rFonts w:ascii="Times New Roman" w:hAnsi="Times New Roman" w:cs="Times New Roman"/>
-        </w:rPr>
-      </w:pPr>
-    </w:p>
-    <w:p>
-      <w:pPr>
-        <w:ind w:firstLine="0"/>
-        <w:rPr>
-          <w:rStyle w:val="Emphasis"/>
-          <w:rFonts w:ascii="Times New Roman" w:hAnsi="Times New Roman" w:cs="Times New Roman"/>
-        </w:rPr>
-      </w:pPr>
-    </w:p>
-    <w:p>
-      <w:pPr>
-        <w:ind w:firstLine="0"/>
-        <w:rPr>
-          <w:rStyle w:val="Emphasis"/>
-          <w:rFonts w:ascii="Times New Roman" w:hAnsi="Times New Roman" w:cs="Times New Roman"/>
-        </w:rPr>
-      </w:pPr>
-    </w:p>
-    <w:p>
-      <w:pPr>
-        <w:ind w:firstLine="0"/>
-        <w:rPr>
-          <w:rStyle w:val="Emphasis"/>
-          <w:rFonts w:ascii="Times New Roman" w:hAnsi="Times New Roman" w:cs="Times New Roman"/>
-        </w:rPr>
-      </w:pPr>
-    </w:p>
-    <w:p>
-      <w:pPr>
         <w:pStyle w:val="Heading1"/>
         <w:rPr>
           <w:rStyle w:val="Emphasis"/>
@@ -2261,7 +1985,7 @@
         </w:rPr>
       </w:pPr>
       <w:bookmarkStart w:id="6" w:name="_Toc235716846"/>
-      <w:bookmarkStart w:id="7" w:name="_Toc236400347"/>
+      <w:bookmarkStart w:id="7" w:name="_Toc238201531"/>
       <w:bookmarkEnd w:id="6"/>
       <w:r>
         <w:rPr>
@@ -2271,7 +1995,6 @@
           <w:iCs w:val="0"/>
           <w:lang w:val="en-US"/>
         </w:rPr>
-        <w:lastRenderedPageBreak/>
         <w:t>General Information</w:t>
       </w:r>
       <w:bookmarkEnd w:id="7"/>
@@ -2284,7 +2007,7 @@
           <w:lang w:val="en-US"/>
         </w:rPr>
       </w:pPr>
-      <w:bookmarkStart w:id="8" w:name="_Toc236400348"/>
+      <w:bookmarkStart w:id="8" w:name="_Toc238201532"/>
       <w:r>
         <w:rPr>
           <w:rStyle w:val="Emphasis"/>
@@ -2375,7 +2098,6 @@
         </w:rPr>
         <w:t xml:space="preserve"> in </w:t>
       </w:r>
-      <w:bookmarkEnd w:id="8"/>
       <w:proofErr w:type="spellStart"/>
       <w:r>
         <w:rPr>
@@ -2387,6 +2109,7 @@
         </w:rPr>
         <w:t>Yjs</w:t>
       </w:r>
+      <w:bookmarkEnd w:id="8"/>
       <w:proofErr w:type="spellEnd"/>
     </w:p>
     <w:p>
@@ -2419,19 +2142,44 @@
         </w:rPr>
         <w:t xml:space="preserve"> structures. </w:t>
       </w:r>
-      <w:r>
-        <w:rPr>
-          <w:rFonts w:ascii="Times New Roman" w:hAnsi="Times New Roman" w:cs="Times New Roman"/>
-          <w:lang w:val="en-US"/>
-        </w:rPr>
-        <w:t>They are all implemented with observers. Observers are crucial to work collaboratively</w:t>
-      </w:r>
-      <w:r>
-        <w:rPr>
-          <w:rFonts w:ascii="Times New Roman" w:hAnsi="Times New Roman" w:cs="Times New Roman"/>
-          <w:lang w:val="en-US"/>
-        </w:rPr>
-        <w:t xml:space="preserve"> </w:t>
+      <w:proofErr w:type="spellStart"/>
+      <w:r>
+        <w:rPr>
+          <w:rFonts w:ascii="Times New Roman" w:hAnsi="Times New Roman" w:cs="Times New Roman"/>
+          <w:lang w:val="en-US"/>
+        </w:rPr>
+        <w:t>Yjs</w:t>
+      </w:r>
+      <w:proofErr w:type="spellEnd"/>
+      <w:r>
+        <w:rPr>
+          <w:rFonts w:ascii="Times New Roman" w:hAnsi="Times New Roman" w:cs="Times New Roman"/>
+          <w:lang w:val="en-US"/>
+        </w:rPr>
+        <w:t xml:space="preserve"> is a </w:t>
+      </w:r>
+      <w:proofErr w:type="spellStart"/>
+      <w:r>
+        <w:rPr>
+          <w:rFonts w:ascii="Times New Roman" w:hAnsi="Times New Roman" w:cs="Times New Roman"/>
+          <w:lang w:val="en-US"/>
+        </w:rPr>
+        <w:t>Javascript</w:t>
+      </w:r>
+      <w:proofErr w:type="spellEnd"/>
+      <w:r>
+        <w:rPr>
+          <w:rFonts w:ascii="Times New Roman" w:hAnsi="Times New Roman" w:cs="Times New Roman"/>
+          <w:lang w:val="en-US"/>
+        </w:rPr>
+        <w:t xml:space="preserve"> framework which uses Conflict-free Replicated Data Types internally to synchronize data across different users.</w:t>
+      </w:r>
+      <w:r>
+        <w:rPr>
+          <w:rFonts w:ascii="Times New Roman" w:hAnsi="Times New Roman" w:cs="Times New Roman"/>
+          <w:lang w:val="en-US"/>
+        </w:rPr>
+        <w:t xml:space="preserve"> It provides deterministic collaborative environment by abstracting all the </w:t>
       </w:r>
       <w:proofErr w:type="gramStart"/>
       <w:r>
@@ -2439,7 +2187,7 @@
           <w:rFonts w:ascii="Times New Roman" w:hAnsi="Times New Roman" w:cs="Times New Roman"/>
           <w:lang w:val="en-US"/>
         </w:rPr>
-        <w:t>across</w:t>
+        <w:t>low level</w:t>
       </w:r>
       <w:proofErr w:type="gramEnd"/>
       <w:r>
@@ -2447,21 +2195,23 @@
           <w:rFonts w:ascii="Times New Roman" w:hAnsi="Times New Roman" w:cs="Times New Roman"/>
           <w:lang w:val="en-US"/>
         </w:rPr>
-        <w:t xml:space="preserve"> different users</w:t>
-      </w:r>
-      <w:r>
-        <w:rPr>
-          <w:rFonts w:ascii="Times New Roman" w:hAnsi="Times New Roman" w:cs="Times New Roman"/>
-          <w:lang w:val="en-US"/>
-        </w:rPr>
-        <w:t>.</w:t>
-      </w:r>
-      <w:r>
-        <w:rPr>
-          <w:rFonts w:ascii="Times New Roman" w:hAnsi="Times New Roman" w:cs="Times New Roman"/>
-          <w:lang w:val="en-US"/>
-        </w:rPr>
-        <w:t xml:space="preserve"> </w:t>
+        <w:t xml:space="preserve"> network messages, merging updates and even </w:t>
+      </w:r>
+      <w:proofErr w:type="spellStart"/>
+      <w:r>
+        <w:rPr>
+          <w:rFonts w:ascii="Times New Roman" w:hAnsi="Times New Roman" w:cs="Times New Roman"/>
+          <w:lang w:val="en-US"/>
+        </w:rPr>
+        <w:t>websocket</w:t>
+      </w:r>
+      <w:proofErr w:type="spellEnd"/>
+      <w:r>
+        <w:rPr>
+          <w:rFonts w:ascii="Times New Roman" w:hAnsi="Times New Roman" w:cs="Times New Roman"/>
+          <w:lang w:val="en-US"/>
+        </w:rPr>
+        <w:t xml:space="preserve"> connections.</w:t>
       </w:r>
     </w:p>
     <w:p>
@@ -2476,7 +2226,28 @@
           <w:rFonts w:ascii="Times New Roman" w:hAnsi="Times New Roman" w:cs="Times New Roman"/>
           <w:lang w:val="en-US"/>
         </w:rPr>
-        <w:t xml:space="preserve">This implementation mainly benefits from 2 arrays and a map. These 2 arrays store cell </w:t>
+        <w:t>My</w:t>
+      </w:r>
+      <w:r>
+        <w:rPr>
+          <w:rFonts w:ascii="Times New Roman" w:hAnsi="Times New Roman" w:cs="Times New Roman"/>
+          <w:lang w:val="en-US"/>
+        </w:rPr>
+        <w:t xml:space="preserve"> implementation </w:t>
+      </w:r>
+      <w:r>
+        <w:rPr>
+          <w:rFonts w:ascii="Times New Roman" w:hAnsi="Times New Roman" w:cs="Times New Roman"/>
+          <w:lang w:val="en-US"/>
+        </w:rPr>
+        <w:t>uses</w:t>
+      </w:r>
+      <w:r>
+        <w:rPr>
+          <w:rFonts w:ascii="Times New Roman" w:hAnsi="Times New Roman" w:cs="Times New Roman"/>
+          <w:lang w:val="en-US"/>
+        </w:rPr>
+        <w:t xml:space="preserve"> 2 arrays and a map. These arrays store cell </w:t>
       </w:r>
       <w:r>
         <w:rPr>
@@ -2490,23 +2261,49 @@
           <w:rFonts w:ascii="Times New Roman" w:hAnsi="Times New Roman" w:cs="Times New Roman"/>
           <w:lang w:val="en-US"/>
         </w:rPr>
-        <w:t xml:space="preserve"> and help to display them </w:t>
-      </w:r>
-      <w:proofErr w:type="gramStart"/>
-      <w:r>
-        <w:rPr>
-          <w:rFonts w:ascii="Times New Roman" w:hAnsi="Times New Roman" w:cs="Times New Roman"/>
-          <w:lang w:val="en-US"/>
-        </w:rPr>
-        <w:t>in</w:t>
-      </w:r>
-      <w:proofErr w:type="gramEnd"/>
-      <w:r>
-        <w:rPr>
-          <w:rFonts w:ascii="Times New Roman" w:hAnsi="Times New Roman" w:cs="Times New Roman"/>
-          <w:lang w:val="en-US"/>
-        </w:rPr>
-        <w:t xml:space="preserve"> the table. </w:t>
+        <w:t xml:space="preserve"> and </w:t>
+      </w:r>
+      <w:r>
+        <w:rPr>
+          <w:rFonts w:ascii="Times New Roman" w:hAnsi="Times New Roman" w:cs="Times New Roman"/>
+          <w:lang w:val="en-US"/>
+        </w:rPr>
+        <w:t>are crucial</w:t>
+      </w:r>
+      <w:r>
+        <w:rPr>
+          <w:rFonts w:ascii="Times New Roman" w:hAnsi="Times New Roman" w:cs="Times New Roman"/>
+          <w:lang w:val="en-US"/>
+        </w:rPr>
+        <w:t xml:space="preserve"> to display them </w:t>
+      </w:r>
+      <w:r>
+        <w:rPr>
+          <w:rFonts w:ascii="Times New Roman" w:hAnsi="Times New Roman" w:cs="Times New Roman"/>
+          <w:lang w:val="en-US"/>
+        </w:rPr>
+        <w:t>on</w:t>
+      </w:r>
+      <w:r>
+        <w:rPr>
+          <w:rFonts w:ascii="Times New Roman" w:hAnsi="Times New Roman" w:cs="Times New Roman"/>
+          <w:lang w:val="en-US"/>
+        </w:rPr>
+        <w:t xml:space="preserve"> the table</w:t>
+      </w:r>
+      <w:r>
+        <w:rPr>
+          <w:rFonts w:ascii="Times New Roman" w:hAnsi="Times New Roman" w:cs="Times New Roman"/>
+          <w:lang w:val="en-US"/>
+        </w:rPr>
+        <w:t xml:space="preserve"> with respect to the order</w:t>
+      </w:r>
+      <w:r>
+        <w:rPr>
+          <w:rFonts w:ascii="Times New Roman" w:hAnsi="Times New Roman" w:cs="Times New Roman"/>
+          <w:lang w:val="en-US"/>
+        </w:rPr>
+        <w:t xml:space="preserve">. </w:t>
       </w:r>
       <w:r>
         <w:rPr>
@@ -2541,7 +2338,14 @@
           <w:rFonts w:ascii="Times New Roman" w:hAnsi="Times New Roman" w:cs="Times New Roman"/>
           <w:lang w:val="en-US"/>
         </w:rPr>
-        <w:t>. This means there is no matrix to store cells</w:t>
+        <w:t xml:space="preserve">. This means there is no </w:t>
+      </w:r>
+      <w:r>
+        <w:rPr>
+          <w:rFonts w:ascii="Times New Roman" w:hAnsi="Times New Roman" w:cs="Times New Roman"/>
+          <w:lang w:val="en-US"/>
+        </w:rPr>
+        <w:t>global grid</w:t>
       </w:r>
       <w:r>
         <w:rPr>
@@ -2601,44 +2405,27 @@
           <w:lang w:val="en-US"/>
         </w:rPr>
       </w:pPr>
-      <w:bookmarkStart w:id="9" w:name="_Toc236400349"/>
+      <w:bookmarkStart w:id="9" w:name="_Toc238201533"/>
+      <w:r>
+        <w:rPr>
+          <w:rFonts w:ascii="Times New Roman" w:hAnsi="Times New Roman" w:cs="Times New Roman"/>
+          <w:lang w:val="en-US"/>
+        </w:rPr>
+        <w:t>YColumns &amp; YRows</w:t>
+      </w:r>
+      <w:r>
+        <w:rPr>
+          <w:rFonts w:ascii="Times New Roman" w:hAnsi="Times New Roman" w:cs="Times New Roman"/>
+          <w:lang w:val="en-US"/>
+        </w:rPr>
+        <w:t xml:space="preserve"> (</w:t>
+      </w:r>
       <w:proofErr w:type="spellStart"/>
       <w:r>
         <w:rPr>
           <w:rFonts w:ascii="Times New Roman" w:hAnsi="Times New Roman" w:cs="Times New Roman"/>
           <w:lang w:val="en-US"/>
         </w:rPr>
-        <w:t>YColumns</w:t>
-      </w:r>
-      <w:proofErr w:type="spellEnd"/>
-      <w:r>
-        <w:rPr>
-          <w:rFonts w:ascii="Times New Roman" w:hAnsi="Times New Roman" w:cs="Times New Roman"/>
-          <w:lang w:val="en-US"/>
-        </w:rPr>
-        <w:t xml:space="preserve"> &amp; </w:t>
-      </w:r>
-      <w:proofErr w:type="spellStart"/>
-      <w:r>
-        <w:rPr>
-          <w:rFonts w:ascii="Times New Roman" w:hAnsi="Times New Roman" w:cs="Times New Roman"/>
-          <w:lang w:val="en-US"/>
-        </w:rPr>
-        <w:t>YRows</w:t>
-      </w:r>
-      <w:proofErr w:type="spellEnd"/>
-      <w:r>
-        <w:rPr>
-          <w:rFonts w:ascii="Times New Roman" w:hAnsi="Times New Roman" w:cs="Times New Roman"/>
-          <w:lang w:val="en-US"/>
-        </w:rPr>
-        <w:t xml:space="preserve"> (</w:t>
-      </w:r>
-      <w:r>
-        <w:rPr>
-          <w:rFonts w:ascii="Times New Roman" w:hAnsi="Times New Roman" w:cs="Times New Roman"/>
-          <w:lang w:val="en-US"/>
-        </w:rPr>
         <w:t>SpreadSheet</w:t>
       </w:r>
       <w:r>
@@ -2646,15 +2433,7 @@
           <w:rFonts w:ascii="Times New Roman" w:hAnsi="Times New Roman" w:cs="Times New Roman"/>
           <w:lang w:val="en-US"/>
         </w:rPr>
-        <w:t xml:space="preserve">.tsx, </w:t>
-      </w:r>
-      <w:proofErr w:type="spellStart"/>
-      <w:r>
-        <w:rPr>
-          <w:rFonts w:ascii="Times New Roman" w:hAnsi="Times New Roman" w:cs="Times New Roman"/>
-          <w:lang w:val="en-US"/>
-        </w:rPr>
-        <w:t>Cell.tsx</w:t>
+        <w:t>.tsx</w:t>
       </w:r>
       <w:proofErr w:type="spellEnd"/>
       <w:r>
@@ -2678,7 +2457,21 @@
           <w:rFonts w:ascii="Times New Roman" w:hAnsi="Times New Roman" w:cs="Times New Roman"/>
           <w:lang w:val="en-US"/>
         </w:rPr>
-        <w:t>These are arrays that are responsible for ordering cells in the spreadsheet. Using a map</w:t>
+        <w:t xml:space="preserve">These are </w:t>
+      </w:r>
+      <w:r>
+        <w:rPr>
+          <w:rFonts w:ascii="Times New Roman" w:hAnsi="Times New Roman" w:cs="Times New Roman"/>
+          <w:lang w:val="en-US"/>
+        </w:rPr>
+        <w:t xml:space="preserve">CRDT-based </w:t>
+      </w:r>
+      <w:r>
+        <w:rPr>
+          <w:rFonts w:ascii="Times New Roman" w:hAnsi="Times New Roman" w:cs="Times New Roman"/>
+          <w:lang w:val="en-US"/>
+        </w:rPr>
+        <w:t>arrays that are responsible for ordering cells in the spreadsheet. Using a map</w:t>
       </w:r>
       <w:r>
         <w:rPr>
@@ -2692,7 +2485,21 @@
           <w:rFonts w:ascii="Times New Roman" w:hAnsi="Times New Roman" w:cs="Times New Roman"/>
           <w:lang w:val="en-US"/>
         </w:rPr>
-        <w:t xml:space="preserve"> is not enough for ordering because maps are </w:t>
+        <w:t xml:space="preserve"> is not enough </w:t>
+      </w:r>
+      <w:r>
+        <w:rPr>
+          <w:rFonts w:ascii="Times New Roman" w:hAnsi="Times New Roman" w:cs="Times New Roman"/>
+          <w:lang w:val="en-US"/>
+        </w:rPr>
+        <w:t>to ensure ordering,</w:t>
+      </w:r>
+      <w:r>
+        <w:rPr>
+          <w:rFonts w:ascii="Times New Roman" w:hAnsi="Times New Roman" w:cs="Times New Roman"/>
+          <w:lang w:val="en-US"/>
+        </w:rPr>
+        <w:t xml:space="preserve"> because maps are </w:t>
       </w:r>
       <w:r>
         <w:rPr>
@@ -2721,7 +2528,35 @@
           <w:rFonts w:ascii="Times New Roman" w:hAnsi="Times New Roman" w:cs="Times New Roman"/>
           <w:lang w:val="en-US"/>
         </w:rPr>
-        <w:t xml:space="preserve">They are being used in 2 components: SpreadSheet.tsx and </w:t>
+        <w:t xml:space="preserve">They </w:t>
+      </w:r>
+      <w:r>
+        <w:rPr>
+          <w:rFonts w:ascii="Times New Roman" w:hAnsi="Times New Roman" w:cs="Times New Roman"/>
+          <w:lang w:val="en-US"/>
+        </w:rPr>
+        <w:t>appear</w:t>
+      </w:r>
+      <w:r>
+        <w:rPr>
+          <w:rFonts w:ascii="Times New Roman" w:hAnsi="Times New Roman" w:cs="Times New Roman"/>
+          <w:lang w:val="en-US"/>
+        </w:rPr>
+        <w:t xml:space="preserve"> in</w:t>
+      </w:r>
+      <w:r>
+        <w:rPr>
+          <w:rFonts w:ascii="Times New Roman" w:hAnsi="Times New Roman" w:cs="Times New Roman"/>
+          <w:lang w:val="en-US"/>
+        </w:rPr>
+        <w:t xml:space="preserve"> </w:t>
+      </w:r>
+      <w:r>
+        <w:rPr>
+          <w:rFonts w:ascii="Times New Roman" w:hAnsi="Times New Roman" w:cs="Times New Roman"/>
+          <w:lang w:val="en-US"/>
+        </w:rPr>
+        <w:t xml:space="preserve">the </w:t>
       </w:r>
       <w:proofErr w:type="spellStart"/>
       <w:r>
@@ -2729,7 +2564,7 @@
           <w:rFonts w:ascii="Times New Roman" w:hAnsi="Times New Roman" w:cs="Times New Roman"/>
           <w:lang w:val="en-US"/>
         </w:rPr>
-        <w:t>Cell.tsx</w:t>
+        <w:t>SpreadSheet.tsx</w:t>
       </w:r>
       <w:proofErr w:type="spellEnd"/>
       <w:r>
@@ -2737,82 +2572,253 @@
           <w:rFonts w:ascii="Times New Roman" w:hAnsi="Times New Roman" w:cs="Times New Roman"/>
           <w:lang w:val="en-US"/>
         </w:rPr>
+        <w:t xml:space="preserve"> component</w:t>
+      </w:r>
+      <w:r>
+        <w:rPr>
+          <w:rFonts w:ascii="Times New Roman" w:hAnsi="Times New Roman" w:cs="Times New Roman"/>
+          <w:lang w:val="en-US"/>
+        </w:rPr>
+        <w:t xml:space="preserve">. </w:t>
+      </w:r>
+      <w:r>
+        <w:rPr>
+          <w:rFonts w:ascii="Times New Roman" w:hAnsi="Times New Roman" w:cs="Times New Roman"/>
+          <w:lang w:val="en-US"/>
+        </w:rPr>
+        <w:t xml:space="preserve">In this component, </w:t>
+      </w:r>
+      <w:r>
+        <w:rPr>
+          <w:rFonts w:ascii="Times New Roman" w:hAnsi="Times New Roman" w:cs="Times New Roman"/>
+          <w:lang w:val="en-US"/>
+        </w:rPr>
+        <w:t xml:space="preserve">YColumns and YRows are used to transfer cell </w:t>
+      </w:r>
+      <w:r>
+        <w:rPr>
+          <w:rFonts w:ascii="Times New Roman" w:hAnsi="Times New Roman" w:cs="Times New Roman"/>
+          <w:lang w:val="en-US"/>
+        </w:rPr>
+        <w:t>IDs</w:t>
+      </w:r>
+      <w:r>
+        <w:rPr>
+          <w:rFonts w:ascii="Times New Roman" w:hAnsi="Times New Roman" w:cs="Times New Roman"/>
+          <w:lang w:val="en-US"/>
+        </w:rPr>
+        <w:t xml:space="preserve"> to the</w:t>
+      </w:r>
+      <w:r>
+        <w:rPr>
+          <w:rFonts w:ascii="Times New Roman" w:hAnsi="Times New Roman" w:cs="Times New Roman"/>
+          <w:lang w:val="en-US"/>
+        </w:rPr>
+        <w:t xml:space="preserve"> </w:t>
+      </w:r>
+      <w:r>
+        <w:rPr>
+          <w:rFonts w:ascii="Times New Roman" w:hAnsi="Times New Roman" w:cs="Times New Roman"/>
+          <w:lang w:val="en-US"/>
+        </w:rPr>
+        <w:t>Spreadsheet’s</w:t>
+      </w:r>
+      <w:r>
+        <w:rPr>
+          <w:rFonts w:ascii="Times New Roman" w:hAnsi="Times New Roman" w:cs="Times New Roman"/>
+          <w:lang w:val="en-US"/>
+        </w:rPr>
+        <w:t xml:space="preserve"> React State</w:t>
+      </w:r>
+      <w:r>
+        <w:rPr>
+          <w:rFonts w:ascii="Times New Roman" w:hAnsi="Times New Roman" w:cs="Times New Roman"/>
+          <w:lang w:val="en-US"/>
+        </w:rPr>
+        <w:t xml:space="preserve"> when this component is mounted</w:t>
+      </w:r>
+      <w:r>
+        <w:rPr>
+          <w:rFonts w:ascii="Times New Roman" w:hAnsi="Times New Roman" w:cs="Times New Roman"/>
+          <w:lang w:val="en-US"/>
+        </w:rPr>
+        <w:t xml:space="preserve">. </w:t>
+      </w:r>
+      <w:r>
+        <w:rPr>
+          <w:rFonts w:ascii="Times New Roman" w:hAnsi="Times New Roman" w:cs="Times New Roman"/>
+          <w:lang w:val="en-US"/>
+        </w:rPr>
+        <w:fldChar w:fldCharType="begin"/>
+      </w:r>
+      <w:r>
+        <w:rPr>
+          <w:rFonts w:ascii="Times New Roman" w:hAnsi="Times New Roman" w:cs="Times New Roman"/>
+          <w:lang w:val="en-US"/>
+        </w:rPr>
+        <w:instrText xml:space="preserve"> REF _Ref236390685 \h </w:instrText>
+      </w:r>
+      <w:r>
+        <w:rPr>
+          <w:lang w:val="en-US"/>
+        </w:rPr>
+      </w:r>
+      <w:r>
+        <w:rPr>
+          <w:rFonts w:ascii="Times New Roman" w:hAnsi="Times New Roman" w:cs="Times New Roman"/>
+          <w:lang w:val="en-US"/>
+        </w:rPr>
+        <w:fldChar w:fldCharType="separate"/>
+      </w:r>
+      <w:r>
+        <w:t xml:space="preserve">Figure </w:t>
+      </w:r>
+      <w:r>
+        <w:rPr>
+          <w:noProof/>
+        </w:rPr>
+        <w:t>2</w:t>
+      </w:r>
+      <w:r>
         <w:t>.</w:t>
+      </w:r>
+      <w:r>
+        <w:rPr>
+          <w:noProof/>
+        </w:rPr>
+        <w:t>1</w:t>
+      </w:r>
+      <w:r>
+        <w:rPr>
+          <w:rFonts w:ascii="Times New Roman" w:hAnsi="Times New Roman" w:cs="Times New Roman"/>
+          <w:lang w:val="en-US"/>
+        </w:rPr>
+        <w:fldChar w:fldCharType="end"/>
+      </w:r>
+      <w:r>
+        <w:rPr>
+          <w:rFonts w:ascii="Times New Roman" w:hAnsi="Times New Roman" w:cs="Times New Roman"/>
+          <w:lang w:val="en-US"/>
+        </w:rPr>
+        <w:t xml:space="preserve"> </w:t>
+      </w:r>
+      <w:r>
+        <w:rPr>
+          <w:rFonts w:ascii="Times New Roman" w:hAnsi="Times New Roman" w:cs="Times New Roman"/>
+          <w:lang w:val="en-US"/>
+        </w:rPr>
+        <w:t xml:space="preserve">and </w:t>
+      </w:r>
+      <w:r>
+        <w:rPr>
+          <w:rFonts w:ascii="Times New Roman" w:hAnsi="Times New Roman" w:cs="Times New Roman"/>
+          <w:lang w:val="en-US"/>
+        </w:rPr>
+        <w:fldChar w:fldCharType="begin"/>
+      </w:r>
+      <w:r>
+        <w:rPr>
+          <w:rFonts w:ascii="Times New Roman" w:hAnsi="Times New Roman" w:cs="Times New Roman"/>
+          <w:lang w:val="en-US"/>
+        </w:rPr>
+        <w:instrText xml:space="preserve"> REF _Ref236390690 \h </w:instrText>
+      </w:r>
+      <w:r>
+        <w:rPr>
+          <w:rFonts w:ascii="Times New Roman" w:hAnsi="Times New Roman" w:cs="Times New Roman"/>
+          <w:lang w:val="en-US"/>
+        </w:rPr>
+        <w:instrText xml:space="preserve"> \* MERGEFORMAT </w:instrText>
+      </w:r>
+      <w:r>
+        <w:rPr>
+          <w:lang w:val="en-US"/>
+        </w:rPr>
+      </w:r>
+      <w:r>
+        <w:rPr>
+          <w:rFonts w:ascii="Times New Roman" w:hAnsi="Times New Roman" w:cs="Times New Roman"/>
+          <w:lang w:val="en-US"/>
+        </w:rPr>
+        <w:fldChar w:fldCharType="separate"/>
+      </w:r>
+      <w:r>
+        <w:rPr>
+          <w:rFonts w:ascii="Times New Roman" w:hAnsi="Times New Roman" w:cs="Times New Roman"/>
+        </w:rPr>
+        <w:t xml:space="preserve"> Figure</w:t>
+      </w:r>
+      <w:r>
+        <w:rPr>
+          <w:rFonts w:ascii="Times New Roman" w:hAnsi="Times New Roman" w:cs="Times New Roman"/>
+          <w:noProof/>
+        </w:rPr>
+        <w:t xml:space="preserve"> </w:t>
+      </w:r>
+      <w:r>
+        <w:rPr>
+          <w:noProof/>
+        </w:rPr>
+        <w:t>2.2</w:t>
+      </w:r>
+      <w:r>
+        <w:rPr>
+          <w:rFonts w:ascii="Times New Roman" w:hAnsi="Times New Roman" w:cs="Times New Roman"/>
+          <w:lang w:val="en-US"/>
+        </w:rPr>
+        <w:fldChar w:fldCharType="end"/>
+      </w:r>
+      <w:r>
+        <w:rPr>
+          <w:rFonts w:ascii="Times New Roman" w:hAnsi="Times New Roman" w:cs="Times New Roman"/>
+          <w:lang w:val="en-US"/>
+        </w:rPr>
+        <w:t xml:space="preserve"> </w:t>
+      </w:r>
+      <w:r>
+        <w:rPr>
+          <w:rFonts w:ascii="Times New Roman" w:hAnsi="Times New Roman" w:cs="Times New Roman"/>
+          <w:lang w:val="en-US"/>
+        </w:rPr>
+        <w:t>demonstrate</w:t>
+      </w:r>
+      <w:r>
+        <w:rPr>
+          <w:rFonts w:ascii="Times New Roman" w:hAnsi="Times New Roman" w:cs="Times New Roman"/>
+          <w:lang w:val="en-US"/>
+        </w:rPr>
+        <w:t xml:space="preserve"> them.</w:t>
+      </w:r>
+      <w:r>
+        <w:rPr>
+          <w:rFonts w:ascii="Times New Roman" w:hAnsi="Times New Roman" w:cs="Times New Roman"/>
+          <w:lang w:val="en-US"/>
+        </w:rPr>
+        <w:t xml:space="preserve"> Later</w:t>
+      </w:r>
+      <w:r>
+        <w:rPr>
+          <w:rFonts w:ascii="Times New Roman" w:hAnsi="Times New Roman" w:cs="Times New Roman"/>
+          <w:lang w:val="en-US"/>
+        </w:rPr>
+        <w:t>,</w:t>
+      </w:r>
+      <w:r>
+        <w:rPr>
+          <w:rFonts w:ascii="Times New Roman" w:hAnsi="Times New Roman" w:cs="Times New Roman"/>
+          <w:lang w:val="en-US"/>
+        </w:rPr>
+        <w:t xml:space="preserve"> `columns` and `rows` states are used in the table to display the content.</w:t>
       </w:r>
     </w:p>
     <w:p>
       <w:pPr>
-        <w:pStyle w:val="ListParagraph"/>
-        <w:numPr>
-          <w:ilvl w:val="0"/>
-          <w:numId w:val="10"/>
-        </w:numPr>
-        <w:rPr>
-          <w:rFonts w:ascii="Times New Roman" w:hAnsi="Times New Roman" w:cs="Times New Roman"/>
-          <w:lang w:val="en-US"/>
-        </w:rPr>
-      </w:pPr>
-      <w:r>
-        <w:rPr>
-          <w:rFonts w:ascii="Times New Roman" w:hAnsi="Times New Roman" w:cs="Times New Roman"/>
-          <w:u w:val="single"/>
-          <w:lang w:val="en-US"/>
-        </w:rPr>
-        <w:t>SpreadSheet.tsx:</w:t>
-      </w:r>
-      <w:r>
-        <w:rPr>
-          <w:rFonts w:ascii="Times New Roman" w:hAnsi="Times New Roman" w:cs="Times New Roman"/>
-          <w:lang w:val="en-US"/>
-        </w:rPr>
-        <w:t xml:space="preserve"> In this component, </w:t>
-      </w:r>
-      <w:proofErr w:type="spellStart"/>
-      <w:r>
-        <w:rPr>
-          <w:rFonts w:ascii="Times New Roman" w:hAnsi="Times New Roman" w:cs="Times New Roman"/>
-          <w:lang w:val="en-US"/>
-        </w:rPr>
-        <w:t>YColumns</w:t>
-      </w:r>
-      <w:proofErr w:type="spellEnd"/>
-      <w:r>
-        <w:rPr>
-          <w:rFonts w:ascii="Times New Roman" w:hAnsi="Times New Roman" w:cs="Times New Roman"/>
-          <w:lang w:val="en-US"/>
-        </w:rPr>
-        <w:t xml:space="preserve"> and </w:t>
-      </w:r>
-      <w:proofErr w:type="spellStart"/>
-      <w:r>
-        <w:rPr>
-          <w:rFonts w:ascii="Times New Roman" w:hAnsi="Times New Roman" w:cs="Times New Roman"/>
-          <w:lang w:val="en-US"/>
-        </w:rPr>
-        <w:t>YRows</w:t>
-      </w:r>
-      <w:proofErr w:type="spellEnd"/>
-      <w:r>
-        <w:rPr>
-          <w:rFonts w:ascii="Times New Roman" w:hAnsi="Times New Roman" w:cs="Times New Roman"/>
-          <w:lang w:val="en-US"/>
-        </w:rPr>
-        <w:t xml:space="preserve"> are used to transfer cell </w:t>
-      </w:r>
-      <w:r>
-        <w:rPr>
-          <w:rFonts w:ascii="Times New Roman" w:hAnsi="Times New Roman" w:cs="Times New Roman"/>
-          <w:lang w:val="en-US"/>
-        </w:rPr>
-        <w:t>IDs</w:t>
-      </w:r>
-      <w:r>
-        <w:rPr>
-          <w:rFonts w:ascii="Times New Roman" w:hAnsi="Times New Roman" w:cs="Times New Roman"/>
-          <w:lang w:val="en-US"/>
-        </w:rPr>
-        <w:t xml:space="preserve"> to the</w:t>
-      </w:r>
+        <w:ind w:firstLine="0"/>
+        <w:rPr>
+          <w:rFonts w:ascii="Times New Roman" w:hAnsi="Times New Roman" w:cs="Times New Roman"/>
+          <w:lang w:val="en-US"/>
+        </w:rPr>
+      </w:pPr>
       <w:r>
         <w:rPr>
           <w:rFonts w:ascii="Times New Roman" w:hAnsi="Times New Roman" w:cs="Times New Roman"/>
@@ -2820,227 +2826,6 @@
         </w:rPr>
         <w:t xml:space="preserve"> </w:t>
       </w:r>
-      <w:proofErr w:type="spellStart"/>
-      <w:r>
-        <w:rPr>
-          <w:rFonts w:ascii="Times New Roman" w:hAnsi="Times New Roman" w:cs="Times New Roman"/>
-          <w:lang w:val="en-US"/>
-        </w:rPr>
-        <w:t>SpreadSheet’s</w:t>
-      </w:r>
-      <w:proofErr w:type="spellEnd"/>
-      <w:r>
-        <w:rPr>
-          <w:rFonts w:ascii="Times New Roman" w:hAnsi="Times New Roman" w:cs="Times New Roman"/>
-          <w:lang w:val="en-US"/>
-        </w:rPr>
-        <w:t xml:space="preserve"> React State</w:t>
-      </w:r>
-      <w:r>
-        <w:rPr>
-          <w:rFonts w:ascii="Times New Roman" w:hAnsi="Times New Roman" w:cs="Times New Roman"/>
-          <w:lang w:val="en-US"/>
-        </w:rPr>
-        <w:t xml:space="preserve"> when this component is mounted</w:t>
-      </w:r>
-      <w:r>
-        <w:rPr>
-          <w:rFonts w:ascii="Times New Roman" w:hAnsi="Times New Roman" w:cs="Times New Roman"/>
-          <w:lang w:val="en-US"/>
-        </w:rPr>
-        <w:t xml:space="preserve">. </w:t>
-      </w:r>
-      <w:r>
-        <w:rPr>
-          <w:rFonts w:ascii="Times New Roman" w:hAnsi="Times New Roman" w:cs="Times New Roman"/>
-          <w:lang w:val="en-US"/>
-        </w:rPr>
-        <w:fldChar w:fldCharType="begin"/>
-      </w:r>
-      <w:r>
-        <w:rPr>
-          <w:rFonts w:ascii="Times New Roman" w:hAnsi="Times New Roman" w:cs="Times New Roman"/>
-          <w:lang w:val="en-US"/>
-        </w:rPr>
-        <w:instrText xml:space="preserve"> REF _Ref236390685 \h </w:instrText>
-      </w:r>
-      <w:r>
-        <w:rPr>
-          <w:rFonts w:ascii="Times New Roman" w:hAnsi="Times New Roman" w:cs="Times New Roman"/>
-          <w:lang w:val="en-US"/>
-        </w:rPr>
-      </w:r>
-      <w:r>
-        <w:rPr>
-          <w:rFonts w:ascii="Times New Roman" w:hAnsi="Times New Roman" w:cs="Times New Roman"/>
-          <w:lang w:val="en-US"/>
-        </w:rPr>
-        <w:fldChar w:fldCharType="separate"/>
-      </w:r>
-      <w:r>
-        <w:t xml:space="preserve">Figure </w:t>
-      </w:r>
-      <w:r>
-        <w:rPr>
-          <w:noProof/>
-        </w:rPr>
-        <w:t>2</w:t>
-      </w:r>
-      <w:r>
-        <w:t>.</w:t>
-      </w:r>
-      <w:r>
-        <w:rPr>
-          <w:noProof/>
-        </w:rPr>
-        <w:t>1</w:t>
-      </w:r>
-      <w:r>
-        <w:rPr>
-          <w:rFonts w:ascii="Times New Roman" w:hAnsi="Times New Roman" w:cs="Times New Roman"/>
-          <w:lang w:val="en-US"/>
-        </w:rPr>
-        <w:fldChar w:fldCharType="end"/>
-      </w:r>
-      <w:r>
-        <w:rPr>
-          <w:rFonts w:ascii="Times New Roman" w:hAnsi="Times New Roman" w:cs="Times New Roman"/>
-          <w:lang w:val="en-US"/>
-        </w:rPr>
-        <w:t xml:space="preserve"> </w:t>
-      </w:r>
-      <w:r>
-        <w:rPr>
-          <w:rFonts w:ascii="Times New Roman" w:hAnsi="Times New Roman" w:cs="Times New Roman"/>
-          <w:lang w:val="en-US"/>
-        </w:rPr>
-        <w:t xml:space="preserve">and </w:t>
-      </w:r>
-      <w:r>
-        <w:rPr>
-          <w:rFonts w:ascii="Times New Roman" w:hAnsi="Times New Roman" w:cs="Times New Roman"/>
-          <w:lang w:val="en-US"/>
-        </w:rPr>
-        <w:fldChar w:fldCharType="begin"/>
-      </w:r>
-      <w:r>
-        <w:rPr>
-          <w:rFonts w:ascii="Times New Roman" w:hAnsi="Times New Roman" w:cs="Times New Roman"/>
-          <w:lang w:val="en-US"/>
-        </w:rPr>
-        <w:instrText xml:space="preserve"> REF _Ref236390690 \h </w:instrText>
-      </w:r>
-      <w:r>
-        <w:rPr>
-          <w:rFonts w:ascii="Times New Roman" w:hAnsi="Times New Roman" w:cs="Times New Roman"/>
-          <w:lang w:val="en-US"/>
-        </w:rPr>
-      </w:r>
-      <w:r>
-        <w:rPr>
-          <w:rFonts w:ascii="Times New Roman" w:hAnsi="Times New Roman" w:cs="Times New Roman"/>
-          <w:lang w:val="en-US"/>
-        </w:rPr>
-        <w:instrText xml:space="preserve"> \* MERGEFORMAT </w:instrText>
-      </w:r>
-      <w:r>
-        <w:rPr>
-          <w:rFonts w:ascii="Times New Roman" w:hAnsi="Times New Roman" w:cs="Times New Roman"/>
-          <w:lang w:val="en-US"/>
-        </w:rPr>
-        <w:fldChar w:fldCharType="separate"/>
-      </w:r>
-      <w:r>
-        <w:rPr>
-          <w:rFonts w:ascii="Times New Roman" w:hAnsi="Times New Roman" w:cs="Times New Roman"/>
-        </w:rPr>
-        <w:t xml:space="preserve"> </w:t>
-      </w:r>
-      <w:r>
-        <w:rPr>
-          <w:rFonts w:ascii="Times New Roman" w:hAnsi="Times New Roman" w:cs="Times New Roman"/>
-        </w:rPr>
-        <w:t>Figure</w:t>
-      </w:r>
-      <w:r>
-        <w:rPr>
-          <w:rFonts w:ascii="Times New Roman" w:hAnsi="Times New Roman" w:cs="Times New Roman"/>
-          <w:noProof/>
-        </w:rPr>
-        <w:t xml:space="preserve"> </w:t>
-      </w:r>
-      <w:r>
-        <w:rPr>
-          <w:noProof/>
-        </w:rPr>
-        <w:t>2.2</w:t>
-      </w:r>
-      <w:r>
-        <w:rPr>
-          <w:rFonts w:ascii="Times New Roman" w:hAnsi="Times New Roman" w:cs="Times New Roman"/>
-          <w:lang w:val="en-US"/>
-        </w:rPr>
-        <w:fldChar w:fldCharType="end"/>
-      </w:r>
-      <w:r>
-        <w:rPr>
-          <w:rFonts w:ascii="Times New Roman" w:hAnsi="Times New Roman" w:cs="Times New Roman"/>
-          <w:lang w:val="en-US"/>
-        </w:rPr>
-        <w:t xml:space="preserve"> </w:t>
-      </w:r>
-      <w:r>
-        <w:rPr>
-          <w:rFonts w:ascii="Times New Roman" w:hAnsi="Times New Roman" w:cs="Times New Roman"/>
-          <w:lang w:val="en-US"/>
-        </w:rPr>
-        <w:t>demonstrate</w:t>
-      </w:r>
-      <w:r>
-        <w:rPr>
-          <w:rFonts w:ascii="Times New Roman" w:hAnsi="Times New Roman" w:cs="Times New Roman"/>
-          <w:lang w:val="en-US"/>
-        </w:rPr>
-        <w:t xml:space="preserve"> them.</w:t>
-      </w:r>
-      <w:r>
-        <w:rPr>
-          <w:rFonts w:ascii="Times New Roman" w:hAnsi="Times New Roman" w:cs="Times New Roman"/>
-          <w:lang w:val="en-US"/>
-        </w:rPr>
-        <w:t xml:space="preserve"> Later</w:t>
-      </w:r>
-      <w:r>
-        <w:rPr>
-          <w:rFonts w:ascii="Times New Roman" w:hAnsi="Times New Roman" w:cs="Times New Roman"/>
-          <w:lang w:val="en-US"/>
-        </w:rPr>
-        <w:t>,</w:t>
-      </w:r>
-      <w:r>
-        <w:rPr>
-          <w:rFonts w:ascii="Times New Roman" w:hAnsi="Times New Roman" w:cs="Times New Roman"/>
-          <w:lang w:val="en-US"/>
-        </w:rPr>
-        <w:t xml:space="preserve"> `columns` and `rows` states are used in the table to display the content.</w:t>
-      </w:r>
-    </w:p>
-    <w:p>
-      <w:pPr>
-        <w:ind w:firstLine="0"/>
-        <w:rPr>
-          <w:rFonts w:ascii="Times New Roman" w:hAnsi="Times New Roman" w:cs="Times New Roman"/>
-          <w:lang w:val="en-US"/>
-        </w:rPr>
-      </w:pPr>
-    </w:p>
-    <w:p>
-      <w:pPr>
-        <w:rPr>
-          <w:rFonts w:ascii="Times New Roman" w:hAnsi="Times New Roman" w:cs="Times New Roman"/>
-          <w:lang w:val="en-US"/>
-        </w:rPr>
-      </w:pPr>
     </w:p>
     <w:p>
       <w:pPr>
@@ -3054,7 +2839,7 @@
           <w:lang w:val="en-US"/>
         </w:rPr>
       </w:pPr>
-      <w:bookmarkStart w:id="10" w:name="_Toc236400350"/>
+      <w:bookmarkStart w:id="10" w:name="_Toc238201534"/>
       <w:r>
         <w:rPr>
           <w:rFonts w:ascii="Times New Roman" w:hAnsi="Times New Roman" w:cs="Times New Roman"/>
@@ -3110,45 +2895,25 @@
                             <w:r>
                               <w:t xml:space="preserve">Figure </w:t>
                             </w:r>
-                            <w:r>
-                              <w:fldChar w:fldCharType="begin"/>
-                            </w:r>
-                            <w:r>
-                              <w:instrText xml:space="preserve"> STYLEREF 1 \s </w:instrText>
-                            </w:r>
-                            <w:r>
-                              <w:fldChar w:fldCharType="separate"/>
-                            </w:r>
-                            <w:r>
-                              <w:rPr>
-                                <w:noProof/>
-                              </w:rPr>
-                              <w:t>2</w:t>
-                            </w:r>
-                            <w:r>
-                              <w:fldChar w:fldCharType="end"/>
-                            </w:r>
+                            <w:fldSimple w:instr=" STYLEREF 1 \s ">
+                              <w:r>
+                                <w:rPr>
+                                  <w:noProof/>
+                                </w:rPr>
+                                <w:t>2</w:t>
+                              </w:r>
+                            </w:fldSimple>
                             <w:r>
                               <w:t>.</w:t>
                             </w:r>
-                            <w:r>
-                              <w:fldChar w:fldCharType="begin"/>
-                            </w:r>
-                            <w:r>
-                              <w:instrText xml:space="preserve"> SEQ Figure \* ARABIC \s 1 </w:instrText>
-                            </w:r>
-                            <w:r>
-                              <w:fldChar w:fldCharType="separate"/>
-                            </w:r>
-                            <w:r>
-                              <w:rPr>
-                                <w:noProof/>
-                              </w:rPr>
-                              <w:t>1</w:t>
-                            </w:r>
-                            <w:r>
-                              <w:fldChar w:fldCharType="end"/>
-                            </w:r>
+                            <w:fldSimple w:instr=" SEQ Figure \* ARABIC \s 1 ">
+                              <w:r>
+                                <w:rPr>
+                                  <w:noProof/>
+                                </w:rPr>
+                                <w:t>1</w:t>
+                              </w:r>
+                            </w:fldSimple>
                             <w:bookmarkEnd w:id="11"/>
                             <w:r>
                               <w:t xml:space="preserve"> </w:t>
@@ -3202,45 +2967,25 @@
                       <w:r>
                         <w:t xml:space="preserve">Figure </w:t>
                       </w:r>
-                      <w:r>
-                        <w:fldChar w:fldCharType="begin"/>
-                      </w:r>
-                      <w:r>
-                        <w:instrText xml:space="preserve"> STYLEREF 1 \s </w:instrText>
-                      </w:r>
-                      <w:r>
-                        <w:fldChar w:fldCharType="separate"/>
-                      </w:r>
-                      <w:r>
-                        <w:rPr>
-                          <w:noProof/>
-                        </w:rPr>
-                        <w:t>2</w:t>
-                      </w:r>
-                      <w:r>
-                        <w:fldChar w:fldCharType="end"/>
-                      </w:r>
+                      <w:fldSimple w:instr=" STYLEREF 1 \s ">
+                        <w:r>
+                          <w:rPr>
+                            <w:noProof/>
+                          </w:rPr>
+                          <w:t>2</w:t>
+                        </w:r>
+                      </w:fldSimple>
                       <w:r>
                         <w:t>.</w:t>
                       </w:r>
-                      <w:r>
-                        <w:fldChar w:fldCharType="begin"/>
-                      </w:r>
-                      <w:r>
-                        <w:instrText xml:space="preserve"> SEQ Figure \* ARABIC \s 1 </w:instrText>
-                      </w:r>
-                      <w:r>
-                        <w:fldChar w:fldCharType="separate"/>
-                      </w:r>
-                      <w:r>
-                        <w:rPr>
-                          <w:noProof/>
-                        </w:rPr>
-                        <w:t>1</w:t>
-                      </w:r>
-                      <w:r>
-                        <w:fldChar w:fldCharType="end"/>
-                      </w:r>
+                      <w:fldSimple w:instr=" SEQ Figure \* ARABIC \s 1 ">
+                        <w:r>
+                          <w:rPr>
+                            <w:noProof/>
+                          </w:rPr>
+                          <w:t>1</w:t>
+                        </w:r>
+                      </w:fldSimple>
                       <w:bookmarkEnd w:id="12"/>
                       <w:r>
                         <w:t xml:space="preserve"> </w:t>
@@ -3352,7 +3097,7 @@
           <w:lang w:val="en-US"/>
         </w:rPr>
       </w:pPr>
-      <w:bookmarkStart w:id="13" w:name="_Toc236400351"/>
+      <w:bookmarkStart w:id="13" w:name="_Toc238201535"/>
       <w:r>
         <w:rPr>
           <w:rFonts w:ascii="Times New Roman" w:hAnsi="Times New Roman" w:cs="Times New Roman"/>
@@ -3470,16 +3215,16 @@
         </w:rPr>
         <w:lastRenderedPageBreak/>
         <w:drawing>
-          <wp:anchor distT="0" distB="0" distL="114300" distR="114300" simplePos="0" relativeHeight="251683840" behindDoc="0" locked="0" layoutInCell="1" allowOverlap="1" wp14:anchorId="2E4D881A" wp14:editId="22660463">
+          <wp:anchor distT="0" distB="0" distL="114300" distR="114300" simplePos="0" relativeHeight="251683840" behindDoc="0" locked="0" layoutInCell="1" allowOverlap="1" wp14:anchorId="2E4D881A" wp14:editId="608E482B">
             <wp:simplePos x="0" y="0"/>
             <wp:positionH relativeFrom="margin">
               <wp:align>center</wp:align>
             </wp:positionH>
             <wp:positionV relativeFrom="paragraph">
-              <wp:posOffset>318</wp:posOffset>
+              <wp:posOffset>0</wp:posOffset>
             </wp:positionV>
-            <wp:extent cx="4514850" cy="5478780"/>
-            <wp:effectExtent l="0" t="0" r="0" b="7620"/>
+            <wp:extent cx="4300855" cy="5219700"/>
+            <wp:effectExtent l="0" t="0" r="4445" b="0"/>
             <wp:wrapTopAndBottom/>
             <wp:docPr id="2107094299" name="Picture 1"/>
             <wp:cNvGraphicFramePr>
@@ -3493,7 +3238,7 @@
                     <pic:cNvPicPr/>
                   </pic:nvPicPr>
                   <pic:blipFill>
-                    <a:blip r:embed="rId7">
+                    <a:blip r:embed="rId7" cstate="print">
                       <a:extLst>
                         <a:ext uri="{28A0092B-C50C-407E-A947-70E740481C1C}">
                           <a14:useLocalDpi xmlns:a14="http://schemas.microsoft.com/office/drawing/2010/main" val="0"/>
@@ -3507,7 +3252,7 @@
                   <pic:spPr>
                     <a:xfrm>
                       <a:off x="0" y="0"/>
-                      <a:ext cx="4514850" cy="5478780"/>
+                      <a:ext cx="4300855" cy="5219700"/>
                     </a:xfrm>
                     <a:prstGeom prst="rect">
                       <a:avLst/>
@@ -3516,6 +3261,12 @@
                 </pic:pic>
               </a:graphicData>
             </a:graphic>
+            <wp14:sizeRelH relativeFrom="margin">
+              <wp14:pctWidth>0</wp14:pctWidth>
+            </wp14:sizeRelH>
+            <wp14:sizeRelV relativeFrom="margin">
+              <wp14:pctHeight>0</wp14:pctHeight>
+            </wp14:sizeRelV>
           </wp:anchor>
         </w:drawing>
       </w:r>
@@ -3526,45 +3277,25 @@
       <w:r>
         <w:t xml:space="preserve">Figure </w:t>
       </w:r>
-      <w:r>
-        <w:fldChar w:fldCharType="begin"/>
-      </w:r>
-      <w:r>
-        <w:instrText xml:space="preserve"> STYLEREF 1 \s </w:instrText>
-      </w:r>
-      <w:r>
-        <w:fldChar w:fldCharType="separate"/>
-      </w:r>
-      <w:r>
-        <w:rPr>
-          <w:noProof/>
-        </w:rPr>
-        <w:t>2</w:t>
-      </w:r>
-      <w:r>
-        <w:fldChar w:fldCharType="end"/>
-      </w:r>
+      <w:fldSimple w:instr=" STYLEREF 1 \s ">
+        <w:r>
+          <w:rPr>
+            <w:noProof/>
+          </w:rPr>
+          <w:t>2</w:t>
+        </w:r>
+      </w:fldSimple>
       <w:r>
         <w:t>.</w:t>
       </w:r>
-      <w:r>
-        <w:fldChar w:fldCharType="begin"/>
-      </w:r>
-      <w:r>
-        <w:instrText xml:space="preserve"> SEQ Figure \* ARABIC \s 1 </w:instrText>
-      </w:r>
-      <w:r>
-        <w:fldChar w:fldCharType="separate"/>
-      </w:r>
-      <w:r>
-        <w:rPr>
-          <w:noProof/>
-        </w:rPr>
-        <w:t>2</w:t>
-      </w:r>
-      <w:r>
-        <w:fldChar w:fldCharType="end"/>
-      </w:r>
+      <w:fldSimple w:instr=" SEQ Figure \* ARABIC \s 1 ">
+        <w:r>
+          <w:rPr>
+            <w:noProof/>
+          </w:rPr>
+          <w:t>2</w:t>
+        </w:r>
+      </w:fldSimple>
       <w:bookmarkEnd w:id="14"/>
       <w:r>
         <w:t xml:space="preserve"> </w:t>
@@ -3594,44 +3325,359 @@
           <w:lang w:val="en-US"/>
         </w:rPr>
       </w:pPr>
-      <w:bookmarkStart w:id="15" w:name="_Toc236400352"/>
+      <w:bookmarkStart w:id="15" w:name="_Toc238201536"/>
       <w:proofErr w:type="spellStart"/>
       <w:r>
         <w:rPr>
           <w:rFonts w:ascii="Times New Roman" w:hAnsi="Times New Roman" w:cs="Times New Roman"/>
-          <w:highlight w:val="yellow"/>
-          <w:lang w:val="en-US"/>
+          <w:lang w:val="en-US"/>
+        </w:rPr>
+        <w:t>YMap</w:t>
+      </w:r>
+      <w:proofErr w:type="spellEnd"/>
+      <w:r>
+        <w:rPr>
+          <w:rFonts w:ascii="Times New Roman" w:hAnsi="Times New Roman" w:cs="Times New Roman"/>
+          <w:lang w:val="en-US"/>
+        </w:rPr>
+        <w:t xml:space="preserve"> (</w:t>
+      </w:r>
+      <w:proofErr w:type="spellStart"/>
+      <w:r>
+        <w:rPr>
+          <w:rFonts w:ascii="Times New Roman" w:hAnsi="Times New Roman" w:cs="Times New Roman"/>
+          <w:lang w:val="en-US"/>
+        </w:rPr>
+        <w:t>Cell.tsx</w:t>
+      </w:r>
+      <w:proofErr w:type="spellEnd"/>
+      <w:r>
+        <w:rPr>
+          <w:rFonts w:ascii="Times New Roman" w:hAnsi="Times New Roman" w:cs="Times New Roman"/>
+          <w:lang w:val="en-US"/>
+        </w:rPr>
+        <w:t>)</w:t>
+      </w:r>
+      <w:bookmarkEnd w:id="15"/>
+    </w:p>
+    <w:p>
+      <w:pPr>
+        <w:rPr>
+          <w:rFonts w:ascii="Times New Roman" w:eastAsiaTheme="minorEastAsia" w:hAnsi="Times New Roman" w:cs="Times New Roman"/>
+          <w:lang w:val="en-DE"/>
+        </w:rPr>
+      </w:pPr>
+      <w:r>
+        <w:rPr>
+          <w:rFonts w:ascii="Times New Roman" w:hAnsi="Times New Roman" w:cs="Times New Roman"/>
+          <w:lang w:val="en-US"/>
+        </w:rPr>
+        <w:t xml:space="preserve">To keep values of each cell, </w:t>
+      </w:r>
+      <w:proofErr w:type="spellStart"/>
+      <w:r>
+        <w:rPr>
+          <w:rFonts w:ascii="Times New Roman" w:hAnsi="Times New Roman" w:cs="Times New Roman"/>
+          <w:lang w:val="en-US"/>
+        </w:rPr>
+        <w:t>YMap</w:t>
+      </w:r>
+      <w:proofErr w:type="spellEnd"/>
+      <w:r>
+        <w:rPr>
+          <w:rFonts w:ascii="Times New Roman" w:hAnsi="Times New Roman" w:cs="Times New Roman"/>
+          <w:lang w:val="en-US"/>
+        </w:rPr>
+        <w:t xml:space="preserve"> was used. It’s a </w:t>
+      </w:r>
+      <w:r>
+        <w:rPr>
+          <w:rFonts w:ascii="Times New Roman" w:hAnsi="Times New Roman" w:cs="Times New Roman"/>
+          <w:lang w:val="en-US"/>
+        </w:rPr>
+        <w:t xml:space="preserve">CRDT-based key-value pair where ids are defined as </w:t>
+      </w:r>
+      <m:oMath>
+        <m:r>
+          <w:rPr>
+            <w:rFonts w:ascii="Cambria Math" w:hAnsi="Cambria Math" w:cs="Times New Roman"/>
+            <w:lang w:val="en-DE"/>
+          </w:rPr>
+          <m:t>let cellId: string = `${col.id},${row.id}`;</m:t>
+        </m:r>
+      </m:oMath>
+      <w:r>
+        <w:rPr>
+          <w:rFonts w:ascii="Times New Roman" w:eastAsiaTheme="minorEastAsia" w:hAnsi="Times New Roman" w:cs="Times New Roman"/>
+          <w:lang w:val="en-DE"/>
+        </w:rPr>
+        <w:t xml:space="preserve"> and contents are just texts.</w:t>
+      </w:r>
+      <w:r>
+        <w:rPr>
+          <w:rFonts w:ascii="Times New Roman" w:eastAsiaTheme="minorEastAsia" w:hAnsi="Times New Roman" w:cs="Times New Roman"/>
+          <w:lang w:val="en-DE"/>
+        </w:rPr>
+        <w:t xml:space="preserve"> </w:t>
+      </w:r>
+      <w:r>
+        <w:rPr>
+          <w:rFonts w:ascii="Times New Roman" w:eastAsiaTheme="minorEastAsia" w:hAnsi="Times New Roman" w:cs="Times New Roman"/>
+          <w:lang w:val="en-DE"/>
+        </w:rPr>
+        <w:t xml:space="preserve">The catch with the </w:t>
+      </w:r>
+      <w:proofErr w:type="spellStart"/>
+      <w:r>
+        <w:rPr>
+          <w:rFonts w:ascii="Times New Roman" w:eastAsiaTheme="minorEastAsia" w:hAnsi="Times New Roman" w:cs="Times New Roman"/>
+          <w:lang w:val="en-DE"/>
+        </w:rPr>
+        <w:t>YMap</w:t>
+      </w:r>
+      <w:proofErr w:type="spellEnd"/>
+      <w:r>
+        <w:rPr>
+          <w:rFonts w:ascii="Times New Roman" w:eastAsiaTheme="minorEastAsia" w:hAnsi="Times New Roman" w:cs="Times New Roman"/>
+          <w:lang w:val="en-DE"/>
+        </w:rPr>
+        <w:t xml:space="preserve"> is that for every Cell on the spreadsheet, an observer </w:t>
+      </w:r>
+      <w:r>
+        <w:rPr>
+          <w:rFonts w:ascii="Times New Roman" w:eastAsiaTheme="minorEastAsia" w:hAnsi="Times New Roman" w:cs="Times New Roman"/>
+          <w:lang w:val="en-DE"/>
+        </w:rPr>
+        <w:t xml:space="preserve">is </w:t>
+      </w:r>
+      <w:r>
+        <w:rPr>
+          <w:rFonts w:ascii="Times New Roman" w:eastAsiaTheme="minorEastAsia" w:hAnsi="Times New Roman" w:cs="Times New Roman"/>
+          <w:lang w:val="en-DE"/>
+        </w:rPr>
+        <w:t xml:space="preserve">defined. This observer is responsible for keeping track of the remote updates of the Cell’s own content. This comes with a cost, but the benefits are not negligible. </w:t>
+      </w:r>
+    </w:p>
+    <w:p>
+      <w:pPr>
+        <w:rPr>
+          <w:rFonts w:ascii="Times New Roman" w:eastAsiaTheme="minorEastAsia" w:hAnsi="Times New Roman" w:cs="Times New Roman"/>
+          <w:lang w:val="en-DE"/>
+        </w:rPr>
+      </w:pPr>
+      <w:proofErr w:type="gramStart"/>
+      <w:r>
+        <w:rPr>
+          <w:rFonts w:ascii="Times New Roman" w:eastAsiaTheme="minorEastAsia" w:hAnsi="Times New Roman" w:cs="Times New Roman"/>
+          <w:lang w:val="en-DE"/>
+        </w:rPr>
+        <w:t>First of all</w:t>
+      </w:r>
+      <w:proofErr w:type="gramEnd"/>
+      <w:r>
+        <w:rPr>
+          <w:rFonts w:ascii="Times New Roman" w:eastAsiaTheme="minorEastAsia" w:hAnsi="Times New Roman" w:cs="Times New Roman"/>
+          <w:lang w:val="en-DE"/>
+        </w:rPr>
+        <w:t xml:space="preserve">, with this approach, storing Cell components in a global grid was not needed. If that </w:t>
+      </w:r>
+      <w:r>
+        <w:rPr>
+          <w:rFonts w:ascii="Times New Roman" w:eastAsiaTheme="minorEastAsia" w:hAnsi="Times New Roman" w:cs="Times New Roman"/>
+          <w:lang w:val="en-DE"/>
+        </w:rPr>
+        <w:t>was</w:t>
+      </w:r>
+      <w:r>
+        <w:rPr>
+          <w:rFonts w:ascii="Times New Roman" w:eastAsiaTheme="minorEastAsia" w:hAnsi="Times New Roman" w:cs="Times New Roman"/>
+          <w:lang w:val="en-DE"/>
+        </w:rPr>
+        <w:t xml:space="preserve"> the case, adding</w:t>
+      </w:r>
+      <w:r>
+        <w:rPr>
+          <w:rFonts w:ascii="Times New Roman" w:eastAsiaTheme="minorEastAsia" w:hAnsi="Times New Roman" w:cs="Times New Roman"/>
+          <w:lang w:val="en-DE"/>
+        </w:rPr>
+        <w:t xml:space="preserve"> or </w:t>
+      </w:r>
+      <w:r>
+        <w:rPr>
+          <w:rFonts w:ascii="Times New Roman" w:eastAsiaTheme="minorEastAsia" w:hAnsi="Times New Roman" w:cs="Times New Roman"/>
+          <w:lang w:val="en-DE"/>
+        </w:rPr>
+        <w:t>removing rows/columns would be costly</w:t>
+      </w:r>
+      <w:r>
+        <w:rPr>
+          <w:rFonts w:ascii="Times New Roman" w:eastAsiaTheme="minorEastAsia" w:hAnsi="Times New Roman" w:cs="Times New Roman"/>
+          <w:lang w:val="en-DE"/>
+        </w:rPr>
+        <w:t xml:space="preserve"> because of shifting all the remaining elements</w:t>
+      </w:r>
+      <w:r>
+        <w:rPr>
+          <w:rFonts w:ascii="Times New Roman" w:eastAsiaTheme="minorEastAsia" w:hAnsi="Times New Roman" w:cs="Times New Roman"/>
+          <w:lang w:val="en-DE"/>
+        </w:rPr>
+        <w:t>.</w:t>
+      </w:r>
+    </w:p>
+    <w:p>
+      <w:pPr>
+        <w:rPr>
+          <w:rFonts w:ascii="Times New Roman" w:eastAsiaTheme="minorEastAsia" w:hAnsi="Times New Roman" w:cs="Times New Roman"/>
+          <w:lang w:val="en-DE"/>
+        </w:rPr>
+      </w:pPr>
+      <w:r>
+        <w:rPr>
+          <w:rFonts w:ascii="Times New Roman" w:eastAsiaTheme="minorEastAsia" w:hAnsi="Times New Roman" w:cs="Times New Roman"/>
+        </w:rPr>
+        <w:t xml:space="preserve">Figure 2.3 illustrates the </w:t>
+      </w:r>
+      <w:proofErr w:type="spellStart"/>
+      <w:r>
+        <w:rPr>
+          <w:rFonts w:ascii="Times New Roman" w:eastAsiaTheme="minorEastAsia" w:hAnsi="Times New Roman" w:cs="Times New Roman"/>
+        </w:rPr>
+        <w:t>YM</w:t>
+      </w:r>
+      <w:r>
+        <w:rPr>
+          <w:rFonts w:ascii="Times New Roman" w:eastAsiaTheme="minorEastAsia" w:hAnsi="Times New Roman" w:cs="Times New Roman"/>
+        </w:rPr>
+        <w:t>ap</w:t>
+      </w:r>
+      <w:proofErr w:type="spellEnd"/>
+      <w:r>
+        <w:rPr>
+          <w:rFonts w:ascii="Times New Roman" w:eastAsiaTheme="minorEastAsia" w:hAnsi="Times New Roman" w:cs="Times New Roman"/>
+        </w:rPr>
+        <w:t xml:space="preserve"> observer.</w:t>
+      </w:r>
+      <w:r>
+        <w:rPr>
+          <w:rFonts w:ascii="Times New Roman" w:eastAsiaTheme="minorEastAsia" w:hAnsi="Times New Roman" w:cs="Times New Roman"/>
+        </w:rPr>
+        <w:t xml:space="preserve"> </w:t>
+      </w:r>
+      <w:r>
+        <w:rPr>
+          <w:rFonts w:ascii="Times New Roman" w:eastAsiaTheme="minorEastAsia" w:hAnsi="Times New Roman" w:cs="Times New Roman"/>
+        </w:rPr>
+        <w:t>This observer also has an implementation for Update-Wins CRDT. The idea behind it is to store updates that are concurrent to each other (e.g.</w:t>
+      </w:r>
+      <w:r>
+        <w:rPr>
+          <w:rFonts w:ascii="Times New Roman" w:eastAsiaTheme="minorEastAsia" w:hAnsi="Times New Roman" w:cs="Times New Roman"/>
+        </w:rPr>
+        <w:t>,</w:t>
+      </w:r>
+      <w:r>
+        <w:rPr>
+          <w:rFonts w:ascii="Times New Roman" w:eastAsiaTheme="minorEastAsia" w:hAnsi="Times New Roman" w:cs="Times New Roman"/>
+        </w:rPr>
+        <w:t xml:space="preserve"> offline clients performing updates) and merge them by </w:t>
+      </w:r>
+      <w:r>
+        <w:rPr>
+          <w:rFonts w:ascii="Times New Roman" w:eastAsiaTheme="minorEastAsia" w:hAnsi="Times New Roman" w:cs="Times New Roman"/>
+        </w:rPr>
+        <w:t>concatenation</w:t>
+      </w:r>
+      <w:r>
+        <w:rPr>
+          <w:rFonts w:ascii="Times New Roman" w:eastAsiaTheme="minorEastAsia" w:hAnsi="Times New Roman" w:cs="Times New Roman"/>
+        </w:rPr>
+        <w:t xml:space="preserve">. </w:t>
+      </w:r>
+      <w:r>
+        <w:rPr>
+          <w:rFonts w:ascii="Times New Roman" w:eastAsiaTheme="minorEastAsia" w:hAnsi="Times New Roman" w:cs="Times New Roman"/>
+        </w:rPr>
+        <w:t xml:space="preserve">That’s the </w:t>
+      </w:r>
+      <w:r>
+        <w:rPr>
+          <w:rFonts w:ascii="Times New Roman" w:eastAsiaTheme="minorEastAsia" w:hAnsi="Times New Roman" w:cs="Times New Roman"/>
         </w:rPr>
         <w:lastRenderedPageBreak/>
+        <w:t xml:space="preserve">reason why </w:t>
+      </w:r>
+      <w:proofErr w:type="spellStart"/>
+      <w:r>
+        <w:rPr>
+          <w:rFonts w:ascii="Times New Roman" w:eastAsiaTheme="minorEastAsia" w:hAnsi="Times New Roman" w:cs="Times New Roman"/>
+        </w:rPr>
         <w:t>YMap</w:t>
       </w:r>
       <w:proofErr w:type="spellEnd"/>
       <w:r>
         <w:rPr>
-          <w:rFonts w:ascii="Times New Roman" w:hAnsi="Times New Roman" w:cs="Times New Roman"/>
-          <w:highlight w:val="yellow"/>
-          <w:lang w:val="en-US"/>
-        </w:rPr>
-        <w:t xml:space="preserve"> (</w:t>
-      </w:r>
-      <w:proofErr w:type="spellStart"/>
-      <w:r>
-        <w:rPr>
-          <w:rFonts w:ascii="Times New Roman" w:hAnsi="Times New Roman" w:cs="Times New Roman"/>
-          <w:highlight w:val="yellow"/>
-          <w:lang w:val="en-US"/>
-        </w:rPr>
-        <w:t>Cell.tsx</w:t>
-      </w:r>
-      <w:proofErr w:type="spellEnd"/>
-      <w:r>
-        <w:rPr>
-          <w:rFonts w:ascii="Times New Roman" w:hAnsi="Times New Roman" w:cs="Times New Roman"/>
-          <w:highlight w:val="yellow"/>
-          <w:lang w:val="en-US"/>
-        </w:rPr>
-        <w:t>)</w:t>
-      </w:r>
+          <w:rFonts w:ascii="Times New Roman" w:eastAsiaTheme="minorEastAsia" w:hAnsi="Times New Roman" w:cs="Times New Roman"/>
+        </w:rPr>
+        <w:t xml:space="preserve"> entries have arrays as </w:t>
+      </w:r>
+      <w:r>
+        <w:rPr>
+          <w:rFonts w:ascii="Times New Roman" w:eastAsiaTheme="minorEastAsia" w:hAnsi="Times New Roman" w:cs="Times New Roman"/>
+        </w:rPr>
+        <w:t xml:space="preserve">their </w:t>
+      </w:r>
+      <w:r>
+        <w:rPr>
+          <w:rFonts w:ascii="Times New Roman" w:eastAsiaTheme="minorEastAsia" w:hAnsi="Times New Roman" w:cs="Times New Roman"/>
+        </w:rPr>
+        <w:t>values.</w:t>
+      </w:r>
+      <w:r>
+        <w:rPr>
+          <w:rFonts w:ascii="Times New Roman" w:eastAsiaTheme="minorEastAsia" w:hAnsi="Times New Roman" w:cs="Times New Roman"/>
+        </w:rPr>
+        <w:t xml:space="preserve"> </w:t>
+      </w:r>
+      <w:r>
+        <w:rPr>
+          <w:rFonts w:ascii="Times New Roman" w:eastAsiaTheme="minorEastAsia" w:hAnsi="Times New Roman" w:cs="Times New Roman"/>
+        </w:rPr>
+        <w:t xml:space="preserve">Later </w:t>
+      </w:r>
+      <m:oMath>
+        <m:r>
+          <w:rPr>
+            <w:rFonts w:ascii="Cambria Math" w:eastAsiaTheme="minorEastAsia" w:hAnsi="Cambria Math" w:cs="Times New Roman"/>
+          </w:rPr>
+          <m:t>appendConcurrentUpdates()</m:t>
+        </m:r>
+      </m:oMath>
+      <w:r>
+        <w:rPr>
+          <w:rFonts w:ascii="Times New Roman" w:eastAsiaTheme="minorEastAsia" w:hAnsi="Times New Roman" w:cs="Times New Roman"/>
+        </w:rPr>
+        <w:t xml:space="preserve">is called to do string </w:t>
+      </w:r>
+      <w:r>
+        <w:rPr>
+          <w:rFonts w:ascii="Times New Roman" w:eastAsiaTheme="minorEastAsia" w:hAnsi="Times New Roman" w:cs="Times New Roman"/>
+        </w:rPr>
+        <w:t>concatenation</w:t>
+      </w:r>
+      <w:r>
+        <w:rPr>
+          <w:rFonts w:ascii="Times New Roman" w:eastAsiaTheme="minorEastAsia" w:hAnsi="Times New Roman" w:cs="Times New Roman"/>
+        </w:rPr>
+        <w:t xml:space="preserve"> (merging concurrent updates).</w:t>
+      </w:r>
+    </w:p>
+    <w:p>
+      <w:pPr>
+        <w:rPr>
+          <w:rFonts w:ascii="Times New Roman" w:hAnsi="Times New Roman" w:cs="Times New Roman"/>
+          <w:lang w:val="en-DE"/>
+        </w:rPr>
+      </w:pPr>
       <w:r>
         <w:rPr>
           <w:noProof/>
@@ -3639,15 +3685,15 @@
         <mc:AlternateContent>
           <mc:Choice Requires="wps">
             <w:drawing>
-              <wp:anchor distT="0" distB="0" distL="114300" distR="114300" simplePos="0" relativeHeight="251692032" behindDoc="0" locked="0" layoutInCell="1" allowOverlap="1" wp14:anchorId="1626F72C" wp14:editId="5E02B5A3">
+              <wp:anchor distT="0" distB="0" distL="114300" distR="114300" simplePos="0" relativeHeight="251701248" behindDoc="0" locked="0" layoutInCell="1" allowOverlap="1" wp14:anchorId="4D1052E4" wp14:editId="5B4B4660">
                 <wp:simplePos x="0" y="0"/>
                 <wp:positionH relativeFrom="margin">
                   <wp:align>center</wp:align>
                 </wp:positionH>
                 <wp:positionV relativeFrom="paragraph">
-                  <wp:posOffset>7089132</wp:posOffset>
+                  <wp:posOffset>6534785</wp:posOffset>
                 </wp:positionV>
-                <wp:extent cx="3960495" cy="635"/>
+                <wp:extent cx="3960495" cy="323850"/>
                 <wp:effectExtent l="0" t="0" r="1905" b="0"/>
                 <wp:wrapTopAndBottom/>
                 <wp:docPr id="1443134591" name="Text Box 1"/>
@@ -3659,7 +3705,7 @@
                       <wps:spPr>
                         <a:xfrm>
                           <a:off x="0" y="0"/>
-                          <a:ext cx="3960495" cy="635"/>
+                          <a:ext cx="3960495" cy="323850"/>
                         </a:xfrm>
                         <a:prstGeom prst="rect">
                           <a:avLst/>
@@ -3730,18 +3776,21 @@
                         <a:prstTxWarp prst="textNoShape">
                           <a:avLst/>
                         </a:prstTxWarp>
-                        <a:spAutoFit/>
+                        <a:noAutofit/>
                       </wps:bodyPr>
                     </wps:wsp>
                   </a:graphicData>
                 </a:graphic>
+                <wp14:sizeRelV relativeFrom="margin">
+                  <wp14:pctHeight>0</wp14:pctHeight>
+                </wp14:sizeRelV>
               </wp:anchor>
             </w:drawing>
           </mc:Choice>
           <mc:Fallback>
             <w:pict>
-              <v:shape w14:anchorId="1626F72C" id="_x0000_s1028" type="#_x0000_t202" style="position:absolute;left:0;text-align:left;margin-left:0;margin-top:558.2pt;width:311.85pt;height:.05pt;z-index:251692032;visibility:visible;mso-wrap-style:square;mso-wrap-distance-left:9pt;mso-wrap-distance-top:0;mso-wrap-distance-right:9pt;mso-wrap-distance-bottom:0;mso-position-horizontal:center;mso-position-horizontal-relative:margin;mso-position-vertical:absolute;mso-position-vertical-relative:text;v-text-anchor:top" o:gfxdata="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" stroked="f">
-                <v:textbox style="mso-fit-shape-to-text:t" inset="0,0,0,0">
+              <v:shape w14:anchorId="4D1052E4" id="_x0000_s1028" type="#_x0000_t202" style="position:absolute;left:0;text-align:left;margin-left:0;margin-top:514.55pt;width:311.85pt;height:25.5pt;z-index:251701248;visibility:visible;mso-wrap-style:square;mso-height-percent:0;mso-wrap-distance-left:9pt;mso-wrap-distance-top:0;mso-wrap-distance-right:9pt;mso-wrap-distance-bottom:0;mso-position-horizontal:center;mso-position-horizontal-relative:margin;mso-position-vertical:absolute;mso-position-vertical-relative:text;mso-height-percent:0;mso-height-relative:margin;v-text-anchor:top" o:gfxdata="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" stroked="f">
+                <v:textbox inset="0,0,0,0">
                   <w:txbxContent>
                     <w:p>
                       <w:pPr>
@@ -3804,19 +3853,20 @@
       </w:r>
       <w:r>
         <w:rPr>
+          <w:noProof/>
           <w:lang w:val="en-US"/>
         </w:rPr>
         <w:drawing>
-          <wp:anchor distT="0" distB="0" distL="114300" distR="114300" simplePos="0" relativeHeight="251689984" behindDoc="0" locked="0" layoutInCell="1" allowOverlap="1" wp14:anchorId="2B1E974C" wp14:editId="72AF30BF">
+          <wp:anchor distT="0" distB="0" distL="114300" distR="114300" simplePos="0" relativeHeight="251689984" behindDoc="0" locked="0" layoutInCell="1" allowOverlap="1" wp14:anchorId="2B1E974C" wp14:editId="17C092F4">
             <wp:simplePos x="0" y="0"/>
             <wp:positionH relativeFrom="margin">
               <wp:align>center</wp:align>
             </wp:positionH>
             <wp:positionV relativeFrom="paragraph">
-              <wp:posOffset>437197</wp:posOffset>
+              <wp:posOffset>205105</wp:posOffset>
             </wp:positionV>
-            <wp:extent cx="3960495" cy="6657975"/>
-            <wp:effectExtent l="0" t="0" r="1905" b="9525"/>
+            <wp:extent cx="3750310" cy="6305550"/>
+            <wp:effectExtent l="0" t="0" r="2540" b="0"/>
             <wp:wrapTopAndBottom/>
             <wp:docPr id="250063080" name="Picture 1"/>
             <wp:cNvGraphicFramePr>
@@ -3830,7 +3880,7 @@
                     <pic:cNvPicPr/>
                   </pic:nvPicPr>
                   <pic:blipFill>
-                    <a:blip r:embed="rId8">
+                    <a:blip r:embed="rId8" cstate="print">
                       <a:extLst>
                         <a:ext uri="{28A0092B-C50C-407E-A947-70E740481C1C}">
                           <a14:useLocalDpi xmlns:a14="http://schemas.microsoft.com/office/drawing/2010/main" val="0"/>
@@ -3844,7 +3894,7 @@
                   <pic:spPr>
                     <a:xfrm>
                       <a:off x="0" y="0"/>
-                      <a:ext cx="3960495" cy="6657975"/>
+                      <a:ext cx="3750310" cy="6305550"/>
                     </a:xfrm>
                     <a:prstGeom prst="rect">
                       <a:avLst/>
@@ -3862,12 +3912,12 @@
           </wp:anchor>
         </w:drawing>
       </w:r>
-      <w:bookmarkEnd w:id="15"/>
     </w:p>
     <w:p>
       <w:pPr>
         <w:rPr>
-          <w:lang w:val="en-US"/>
+          <w:rFonts w:ascii="Times New Roman" w:hAnsi="Times New Roman" w:cs="Times New Roman"/>
+          <w:lang w:val="en-DE"/>
         </w:rPr>
       </w:pPr>
     </w:p>
@@ -3880,13 +3930,20 @@
     </w:p>
     <w:p>
       <w:pPr>
+        <w:rPr>
+          <w:lang w:val="en-US"/>
+        </w:rPr>
+      </w:pPr>
+    </w:p>
+    <w:p>
+      <w:pPr>
         <w:pStyle w:val="Heading2"/>
         <w:rPr>
           <w:rFonts w:ascii="Times New Roman" w:hAnsi="Times New Roman" w:cs="Times New Roman"/>
           <w:lang w:val="en-US"/>
         </w:rPr>
       </w:pPr>
-      <w:bookmarkStart w:id="16" w:name="_Toc236400353"/>
+      <w:bookmarkStart w:id="16" w:name="_Toc238201537"/>
       <w:r>
         <w:rPr>
           <w:rFonts w:ascii="Times New Roman" w:hAnsi="Times New Roman" w:cs="Times New Roman"/>
@@ -4095,13 +4152,13 @@
         <mc:AlternateContent>
           <mc:Choice Requires="wps">
             <w:drawing>
-              <wp:anchor distT="0" distB="0" distL="114300" distR="114300" simplePos="0" relativeHeight="251697152" behindDoc="0" locked="0" layoutInCell="1" allowOverlap="1" wp14:anchorId="5DA0C39C" wp14:editId="3A81B9AC">
+              <wp:anchor distT="0" distB="0" distL="114300" distR="114300" simplePos="0" relativeHeight="251697152" behindDoc="0" locked="0" layoutInCell="1" allowOverlap="1" wp14:anchorId="5DA0C39C" wp14:editId="5A17DD36">
                 <wp:simplePos x="0" y="0"/>
                 <wp:positionH relativeFrom="margin">
                   <wp:align>right</wp:align>
                 </wp:positionH>
                 <wp:positionV relativeFrom="paragraph">
-                  <wp:posOffset>1714146</wp:posOffset>
+                  <wp:posOffset>1734185</wp:posOffset>
                 </wp:positionV>
                 <wp:extent cx="5731510" cy="635"/>
                 <wp:effectExtent l="0" t="0" r="2540" b="0"/>
@@ -4142,45 +4199,25 @@
                             <w:r>
                               <w:t xml:space="preserve">Figure </w:t>
                             </w:r>
-                            <w:r>
-                              <w:fldChar w:fldCharType="begin"/>
-                            </w:r>
-                            <w:r>
-                              <w:instrText xml:space="preserve"> STYLEREF 1 \s </w:instrText>
-                            </w:r>
-                            <w:r>
-                              <w:fldChar w:fldCharType="separate"/>
-                            </w:r>
-                            <w:r>
-                              <w:rPr>
-                                <w:noProof/>
-                              </w:rPr>
-                              <w:t>2</w:t>
-                            </w:r>
-                            <w:r>
-                              <w:fldChar w:fldCharType="end"/>
-                            </w:r>
+                            <w:fldSimple w:instr=" STYLEREF 1 \s ">
+                              <w:r>
+                                <w:rPr>
+                                  <w:noProof/>
+                                </w:rPr>
+                                <w:t>2</w:t>
+                              </w:r>
+                            </w:fldSimple>
                             <w:r>
                               <w:t>.</w:t>
                             </w:r>
-                            <w:r>
-                              <w:fldChar w:fldCharType="begin"/>
-                            </w:r>
-                            <w:r>
-                              <w:instrText xml:space="preserve"> SEQ Figure \* ARABIC \s 1 </w:instrText>
-                            </w:r>
-                            <w:r>
-                              <w:fldChar w:fldCharType="separate"/>
-                            </w:r>
-                            <w:r>
-                              <w:rPr>
-                                <w:noProof/>
-                              </w:rPr>
-                              <w:t>4</w:t>
-                            </w:r>
-                            <w:r>
-                              <w:fldChar w:fldCharType="end"/>
-                            </w:r>
+                            <w:fldSimple w:instr=" SEQ Figure \* ARABIC \s 1 ">
+                              <w:r>
+                                <w:rPr>
+                                  <w:noProof/>
+                                </w:rPr>
+                                <w:t>4</w:t>
+                              </w:r>
+                            </w:fldSimple>
                             <w:bookmarkEnd w:id="17"/>
                             <w:r>
                               <w:t xml:space="preserve"> Keep ID</w:t>
@@ -4202,7 +4239,7 @@
           </mc:Choice>
           <mc:Fallback>
             <w:pict>
-              <v:shape w14:anchorId="5DA0C39C" id="_x0000_s1029" type="#_x0000_t202" style="position:absolute;left:0;text-align:left;margin-left:400.1pt;margin-top:134.95pt;width:451.3pt;height:.05pt;z-index:251697152;visibility:visible;mso-wrap-style:square;mso-wrap-distance-left:9pt;mso-wrap-distance-top:0;mso-wrap-distance-right:9pt;mso-wrap-distance-bottom:0;mso-position-horizontal:right;mso-position-horizontal-relative:margin;mso-position-vertical:absolute;mso-position-vertical-relative:text;v-text-anchor:top" o:gfxdata="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" stroked="f">
+              <v:shape w14:anchorId="5DA0C39C" id="_x0000_s1029" type="#_x0000_t202" style="position:absolute;left:0;text-align:left;margin-left:400.1pt;margin-top:136.55pt;width:451.3pt;height:.05pt;z-index:251697152;visibility:visible;mso-wrap-style:square;mso-wrap-distance-left:9pt;mso-wrap-distance-top:0;mso-wrap-distance-right:9pt;mso-wrap-distance-bottom:0;mso-position-horizontal:right;mso-position-horizontal-relative:margin;mso-position-vertical:absolute;mso-position-vertical-relative:text;v-text-anchor:top" o:gfxdata="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" stroked="f">
                 <v:textbox style="mso-fit-shape-to-text:t" inset="0,0,0,0">
                   <w:txbxContent>
                     <w:p>
@@ -4218,45 +4255,25 @@
                       <w:r>
                         <w:t xml:space="preserve">Figure </w:t>
                       </w:r>
-                      <w:r>
-                        <w:fldChar w:fldCharType="begin"/>
-                      </w:r>
-                      <w:r>
-                        <w:instrText xml:space="preserve"> STYLEREF 1 \s </w:instrText>
-                      </w:r>
-                      <w:r>
-                        <w:fldChar w:fldCharType="separate"/>
-                      </w:r>
-                      <w:r>
-                        <w:rPr>
-                          <w:noProof/>
-                        </w:rPr>
-                        <w:t>2</w:t>
-                      </w:r>
-                      <w:r>
-                        <w:fldChar w:fldCharType="end"/>
-                      </w:r>
+                      <w:fldSimple w:instr=" STYLEREF 1 \s ">
+                        <w:r>
+                          <w:rPr>
+                            <w:noProof/>
+                          </w:rPr>
+                          <w:t>2</w:t>
+                        </w:r>
+                      </w:fldSimple>
                       <w:r>
                         <w:t>.</w:t>
                       </w:r>
-                      <w:r>
-                        <w:fldChar w:fldCharType="begin"/>
-                      </w:r>
-                      <w:r>
-                        <w:instrText xml:space="preserve"> SEQ Figure \* ARABIC \s 1 </w:instrText>
-                      </w:r>
-                      <w:r>
-                        <w:fldChar w:fldCharType="separate"/>
-                      </w:r>
-                      <w:r>
-                        <w:rPr>
-                          <w:noProof/>
-                        </w:rPr>
-                        <w:t>4</w:t>
-                      </w:r>
-                      <w:r>
-                        <w:fldChar w:fldCharType="end"/>
-                      </w:r>
+                      <w:fldSimple w:instr=" SEQ Figure \* ARABIC \s 1 ">
+                        <w:r>
+                          <w:rPr>
+                            <w:noProof/>
+                          </w:rPr>
+                          <w:t>4</w:t>
+                        </w:r>
+                      </w:fldSimple>
                       <w:bookmarkEnd w:id="18"/>
                       <w:r>
                         <w:t xml:space="preserve"> Keep ID</w:t>
@@ -4335,6 +4352,7 @@
       <w:r>
         <w:rPr>
           <w:rFonts w:ascii="Times New Roman" w:hAnsi="Times New Roman" w:cs="Times New Roman"/>
+          <w:noProof/>
           <w:lang w:val="en-US"/>
         </w:rPr>
         <w:drawing>
@@ -4390,7 +4408,6 @@
       <w:r>
         <w:rPr>
           <w:rFonts w:ascii="Times New Roman" w:hAnsi="Times New Roman" w:cs="Times New Roman"/>
-          <w:lang w:val="en-DE"/>
         </w:rPr>
         <w:t>“</w:t>
       </w:r>
@@ -4398,7 +4415,6 @@
       <w:r>
         <w:rPr>
           <w:rFonts w:ascii="Times New Roman" w:hAnsi="Times New Roman" w:cs="Times New Roman"/>
-          <w:lang w:val="en-DE"/>
         </w:rPr>
         <w:t>keep</w:t>
       </w:r>
@@ -4406,41 +4422,35 @@
       <w:r>
         <w:rPr>
           <w:rFonts w:ascii="Times New Roman" w:hAnsi="Times New Roman" w:cs="Times New Roman"/>
-          <w:lang w:val="en-DE"/>
         </w:rPr>
         <w:t xml:space="preserve"> id”</w:t>
       </w:r>
       <w:r>
         <w:rPr>
           <w:rFonts w:ascii="Times New Roman" w:hAnsi="Times New Roman" w:cs="Times New Roman"/>
-          <w:lang w:val="en-DE"/>
         </w:rPr>
         <w:t xml:space="preserve"> in </w:t>
       </w:r>
       <w:r>
         <w:rPr>
           <w:rFonts w:ascii="Times New Roman" w:hAnsi="Times New Roman" w:cs="Times New Roman"/>
-          <w:lang w:val="en-DE"/>
         </w:rPr>
         <w:fldChar w:fldCharType="begin"/>
       </w:r>
       <w:r>
         <w:rPr>
           <w:rFonts w:ascii="Times New Roman" w:hAnsi="Times New Roman" w:cs="Times New Roman"/>
-          <w:lang w:val="en-DE"/>
         </w:rPr>
         <w:instrText xml:space="preserve"> REF _Ref236400235 \h </w:instrText>
       </w:r>
       <w:r>
         <w:rPr>
           <w:rFonts w:ascii="Times New Roman" w:hAnsi="Times New Roman" w:cs="Times New Roman"/>
-          <w:lang w:val="en-DE"/>
-        </w:rPr>
-      </w:r>
-      <w:r>
-        <w:rPr>
-          <w:rFonts w:ascii="Times New Roman" w:hAnsi="Times New Roman" w:cs="Times New Roman"/>
-          <w:lang w:val="en-DE"/>
+        </w:rPr>
+      </w:r>
+      <w:r>
+        <w:rPr>
+          <w:rFonts w:ascii="Times New Roman" w:hAnsi="Times New Roman" w:cs="Times New Roman"/>
         </w:rPr>
         <w:fldChar w:fldCharType="separate"/>
       </w:r>
@@ -4465,72 +4475,69 @@
       <w:r>
         <w:rPr>
           <w:rFonts w:ascii="Times New Roman" w:hAnsi="Times New Roman" w:cs="Times New Roman"/>
-          <w:lang w:val="en-DE"/>
         </w:rPr>
         <w:fldChar w:fldCharType="end"/>
       </w:r>
       <w:r>
         <w:rPr>
           <w:rFonts w:ascii="Times New Roman" w:hAnsi="Times New Roman" w:cs="Times New Roman"/>
-          <w:lang w:val="en-DE"/>
         </w:rPr>
         <w:t xml:space="preserve"> is stored in those arrays. Clients monitor the changes of arrays with observers</w:t>
       </w:r>
       <w:r>
         <w:rPr>
           <w:rFonts w:ascii="Times New Roman" w:hAnsi="Times New Roman" w:cs="Times New Roman"/>
-          <w:lang w:val="en-DE"/>
         </w:rPr>
         <w:t>,</w:t>
       </w:r>
       <w:r>
         <w:rPr>
           <w:rFonts w:ascii="Times New Roman" w:hAnsi="Times New Roman" w:cs="Times New Roman"/>
-          <w:lang w:val="en-DE"/>
         </w:rPr>
         <w:t xml:space="preserve"> and if they are non-empty</w:t>
       </w:r>
       <w:r>
         <w:rPr>
           <w:rFonts w:ascii="Times New Roman" w:hAnsi="Times New Roman" w:cs="Times New Roman"/>
-          <w:lang w:val="en-DE"/>
         </w:rPr>
         <w:t>,</w:t>
       </w:r>
       <w:r>
         <w:rPr>
           <w:rFonts w:ascii="Times New Roman" w:hAnsi="Times New Roman" w:cs="Times New Roman"/>
-          <w:lang w:val="en-DE"/>
         </w:rPr>
         <w:t xml:space="preserve"> </w:t>
       </w:r>
       <w:r>
         <w:rPr>
           <w:rFonts w:ascii="Times New Roman" w:hAnsi="Times New Roman" w:cs="Times New Roman"/>
-          <w:lang w:val="en-DE"/>
         </w:rPr>
         <w:t>“u</w:t>
       </w:r>
       <w:r>
         <w:rPr>
           <w:rFonts w:ascii="Times New Roman" w:hAnsi="Times New Roman" w:cs="Times New Roman"/>
-          <w:lang w:val="en-DE"/>
         </w:rPr>
         <w:t>ndo</w:t>
       </w:r>
       <w:r>
         <w:rPr>
           <w:rFonts w:ascii="Times New Roman" w:hAnsi="Times New Roman" w:cs="Times New Roman"/>
-          <w:lang w:val="en-DE"/>
         </w:rPr>
         <w:t>”</w:t>
       </w:r>
       <w:r>
         <w:rPr>
           <w:rFonts w:ascii="Times New Roman" w:hAnsi="Times New Roman" w:cs="Times New Roman"/>
-          <w:lang w:val="en-DE"/>
-        </w:rPr>
-        <w:t xml:space="preserve"> operations are performed equal to the number of elements in the array structures.</w:t>
+        </w:rPr>
+        <w:t xml:space="preserve"> operations are performed equal to the number of elements in the array </w:t>
+      </w:r>
+      <w:proofErr w:type="spellStart"/>
+      <w:r>
+        <w:rPr>
+          <w:rFonts w:ascii="Times New Roman" w:hAnsi="Times New Roman" w:cs="Times New Roman"/>
+        </w:rPr>
+        <w:t>structures.</w:t>
       </w:r>
       <w:r>
         <w:rPr>
@@ -4560,7 +4567,11 @@
         <w:fldChar w:fldCharType="separate"/>
       </w:r>
       <w:r>
-        <w:t xml:space="preserve">Figure </w:t>
+        <w:t>Figure</w:t>
+      </w:r>
+      <w:proofErr w:type="spellEnd"/>
+      <w:r>
+        <w:t xml:space="preserve"> </w:t>
       </w:r>
       <w:r>
         <w:rPr>
@@ -4589,7 +4600,39 @@
           <w:rFonts w:ascii="Times New Roman" w:hAnsi="Times New Roman" w:cs="Times New Roman"/>
           <w:lang w:val="en-US"/>
         </w:rPr>
-        <w:t xml:space="preserve"> demonstrates the observer implementation for YRowKeep and YColKeep arrays. </w:t>
+        <w:t xml:space="preserve"> demonstrates the observer implementation for </w:t>
+      </w:r>
+      <w:proofErr w:type="spellStart"/>
+      <w:r>
+        <w:rPr>
+          <w:rFonts w:ascii="Times New Roman" w:hAnsi="Times New Roman" w:cs="Times New Roman"/>
+          <w:lang w:val="en-US"/>
+        </w:rPr>
+        <w:t>YRowKeep</w:t>
+      </w:r>
+      <w:proofErr w:type="spellEnd"/>
+      <w:r>
+        <w:rPr>
+          <w:rFonts w:ascii="Times New Roman" w:hAnsi="Times New Roman" w:cs="Times New Roman"/>
+          <w:lang w:val="en-US"/>
+        </w:rPr>
+        <w:t xml:space="preserve"> and </w:t>
+      </w:r>
+      <w:proofErr w:type="spellStart"/>
+      <w:r>
+        <w:rPr>
+          <w:rFonts w:ascii="Times New Roman" w:hAnsi="Times New Roman" w:cs="Times New Roman"/>
+          <w:lang w:val="en-US"/>
+        </w:rPr>
+        <w:t>YColKeep</w:t>
+      </w:r>
+      <w:proofErr w:type="spellEnd"/>
+      <w:r>
+        <w:rPr>
+          <w:rFonts w:ascii="Times New Roman" w:hAnsi="Times New Roman" w:cs="Times New Roman"/>
+          <w:lang w:val="en-US"/>
+        </w:rPr>
+        <w:t xml:space="preserve"> arrays. </w:t>
       </w:r>
     </w:p>
     <w:p>
@@ -4653,45 +4696,25 @@
                             <w:r>
                               <w:t xml:space="preserve">Figure </w:t>
                             </w:r>
-                            <w:r>
-                              <w:fldChar w:fldCharType="begin"/>
-                            </w:r>
-                            <w:r>
-                              <w:instrText xml:space="preserve"> STYLEREF 1 \s </w:instrText>
-                            </w:r>
-                            <w:r>
-                              <w:fldChar w:fldCharType="separate"/>
-                            </w:r>
-                            <w:r>
-                              <w:rPr>
-                                <w:noProof/>
-                              </w:rPr>
-                              <w:t>2</w:t>
-                            </w:r>
-                            <w:r>
-                              <w:fldChar w:fldCharType="end"/>
-                            </w:r>
+                            <w:fldSimple w:instr=" STYLEREF 1 \s ">
+                              <w:r>
+                                <w:rPr>
+                                  <w:noProof/>
+                                </w:rPr>
+                                <w:t>2</w:t>
+                              </w:r>
+                            </w:fldSimple>
                             <w:r>
                               <w:t>.</w:t>
                             </w:r>
-                            <w:r>
-                              <w:fldChar w:fldCharType="begin"/>
-                            </w:r>
-                            <w:r>
-                              <w:instrText xml:space="preserve"> SEQ Figure \* ARABIC \s 1 </w:instrText>
-                            </w:r>
-                            <w:r>
-                              <w:fldChar w:fldCharType="separate"/>
-                            </w:r>
-                            <w:r>
-                              <w:rPr>
-                                <w:noProof/>
-                              </w:rPr>
-                              <w:t>5</w:t>
-                            </w:r>
-                            <w:r>
-                              <w:fldChar w:fldCharType="end"/>
-                            </w:r>
+                            <w:fldSimple w:instr=" SEQ Figure \* ARABIC \s 1 ">
+                              <w:r>
+                                <w:rPr>
+                                  <w:noProof/>
+                                </w:rPr>
+                                <w:t>5</w:t>
+                              </w:r>
+                            </w:fldSimple>
                             <w:bookmarkEnd w:id="19"/>
                             <w:r>
                               <w:t xml:space="preserve"> </w:t>
@@ -4768,45 +4791,25 @@
                       <w:r>
                         <w:t xml:space="preserve">Figure </w:t>
                       </w:r>
-                      <w:r>
-                        <w:fldChar w:fldCharType="begin"/>
-                      </w:r>
-                      <w:r>
-                        <w:instrText xml:space="preserve"> STYLEREF 1 \s </w:instrText>
-                      </w:r>
-                      <w:r>
-                        <w:fldChar w:fldCharType="separate"/>
-                      </w:r>
-                      <w:r>
-                        <w:rPr>
-                          <w:noProof/>
-                        </w:rPr>
-                        <w:t>2</w:t>
-                      </w:r>
-                      <w:r>
-                        <w:fldChar w:fldCharType="end"/>
-                      </w:r>
+                      <w:fldSimple w:instr=" STYLEREF 1 \s ">
+                        <w:r>
+                          <w:rPr>
+                            <w:noProof/>
+                          </w:rPr>
+                          <w:t>2</w:t>
+                        </w:r>
+                      </w:fldSimple>
                       <w:r>
                         <w:t>.</w:t>
                       </w:r>
-                      <w:r>
-                        <w:fldChar w:fldCharType="begin"/>
-                      </w:r>
-                      <w:r>
-                        <w:instrText xml:space="preserve"> SEQ Figure \* ARABIC \s 1 </w:instrText>
-                      </w:r>
-                      <w:r>
-                        <w:fldChar w:fldCharType="separate"/>
-                      </w:r>
-                      <w:r>
-                        <w:rPr>
-                          <w:noProof/>
-                        </w:rPr>
-                        <w:t>5</w:t>
-                      </w:r>
-                      <w:r>
-                        <w:fldChar w:fldCharType="end"/>
-                      </w:r>
+                      <w:fldSimple w:instr=" SEQ Figure \* ARABIC \s 1 ">
+                        <w:r>
+                          <w:rPr>
+                            <w:noProof/>
+                          </w:rPr>
+                          <w:t>5</w:t>
+                        </w:r>
+                      </w:fldSimple>
                       <w:bookmarkEnd w:id="20"/>
                       <w:r>
                         <w:t xml:space="preserve"> </w:t>
@@ -4865,117 +4868,68 @@
       <w:pPr>
         <w:pStyle w:val="Heading1"/>
         <w:rPr>
-          <w:rFonts w:ascii="Times New Roman" w:hAnsi="Times New Roman" w:cs="Times New Roman"/>
-          <w:lang w:val="en-US"/>
+          <w:rStyle w:val="Emphasis"/>
+          <w:rFonts w:ascii="Times New Roman" w:hAnsi="Times New Roman" w:cs="Times New Roman"/>
+          <w:i w:val="0"/>
+          <w:iCs w:val="0"/>
         </w:rPr>
       </w:pPr>
       <w:bookmarkStart w:id="21" w:name="_Toc235716847"/>
-      <w:bookmarkStart w:id="22" w:name="_Toc236400354"/>
+      <w:bookmarkStart w:id="22" w:name="_Toc235716848"/>
+      <w:bookmarkStart w:id="23" w:name="_Toc238201538"/>
       <w:bookmarkEnd w:id="21"/>
       <w:r>
         <w:rPr>
-          <w:rFonts w:ascii="Times New Roman" w:hAnsi="Times New Roman" w:cs="Times New Roman"/>
-          <w:lang w:val="en-US"/>
+          <w:rStyle w:val="Emphasis"/>
+          <w:rFonts w:ascii="Times New Roman" w:hAnsi="Times New Roman" w:cs="Times New Roman"/>
+          <w:i w:val="0"/>
+          <w:iCs w:val="0"/>
         </w:rPr>
         <w:lastRenderedPageBreak/>
-        <w:t>Update Wins CRDTs</w:t>
+        <w:t>Fo</w:t>
+      </w:r>
+      <w:r>
+        <w:rPr>
+          <w:rStyle w:val="Emphasis"/>
+          <w:rFonts w:ascii="Times New Roman" w:hAnsi="Times New Roman" w:cs="Times New Roman"/>
+          <w:i w:val="0"/>
+          <w:iCs w:val="0"/>
+        </w:rPr>
+        <w:t>r</w:t>
+      </w:r>
+      <w:r>
+        <w:rPr>
+          <w:rStyle w:val="Emphasis"/>
+          <w:rFonts w:ascii="Times New Roman" w:hAnsi="Times New Roman" w:cs="Times New Roman"/>
+          <w:i w:val="0"/>
+          <w:iCs w:val="0"/>
+        </w:rPr>
+        <w:t>mula Support</w:t>
       </w:r>
       <w:bookmarkEnd w:id="22"/>
+      <w:bookmarkEnd w:id="23"/>
     </w:p>
     <w:p>
       <w:pPr>
-        <w:pStyle w:val="Heading1"/>
-        <w:rPr>
-          <w:rStyle w:val="Emphasis"/>
-          <w:rFonts w:ascii="Times New Roman" w:hAnsi="Times New Roman" w:cs="Times New Roman"/>
-          <w:i w:val="0"/>
-          <w:iCs w:val="0"/>
-        </w:rPr>
-      </w:pPr>
-      <w:bookmarkStart w:id="23" w:name="_Toc235716848"/>
-      <w:bookmarkStart w:id="24" w:name="_Toc236400355"/>
-      <w:r>
-        <w:rPr>
-          <w:rStyle w:val="Emphasis"/>
-          <w:rFonts w:ascii="Times New Roman" w:hAnsi="Times New Roman" w:cs="Times New Roman"/>
-          <w:i w:val="0"/>
-          <w:iCs w:val="0"/>
-        </w:rPr>
-        <w:t>Fo</w:t>
-      </w:r>
-      <w:r>
-        <w:rPr>
-          <w:rStyle w:val="Emphasis"/>
-          <w:rFonts w:ascii="Times New Roman" w:hAnsi="Times New Roman" w:cs="Times New Roman"/>
-          <w:i w:val="0"/>
-          <w:iCs w:val="0"/>
-        </w:rPr>
-        <w:t>r</w:t>
-      </w:r>
-      <w:r>
-        <w:rPr>
-          <w:rStyle w:val="Emphasis"/>
-          <w:rFonts w:ascii="Times New Roman" w:hAnsi="Times New Roman" w:cs="Times New Roman"/>
-          <w:i w:val="0"/>
-          <w:iCs w:val="0"/>
-        </w:rPr>
-        <w:t>mula Support</w:t>
-      </w:r>
-      <w:bookmarkEnd w:id="23"/>
+        <w:pStyle w:val="Heading2"/>
+        <w:rPr>
+          <w:rFonts w:ascii="Times New Roman" w:hAnsi="Times New Roman" w:cs="Times New Roman"/>
+          <w:lang w:val="en-US"/>
+        </w:rPr>
+      </w:pPr>
+      <w:bookmarkStart w:id="24" w:name="_Toc235716849"/>
+      <w:bookmarkStart w:id="25" w:name="_Ref235868116"/>
+      <w:bookmarkStart w:id="26" w:name="_Toc238201539"/>
+      <w:r>
+        <w:rPr>
+          <w:rFonts w:ascii="Times New Roman" w:hAnsi="Times New Roman" w:cs="Times New Roman"/>
+          <w:lang w:val="en-US"/>
+        </w:rPr>
+        <w:t>Information</w:t>
+      </w:r>
       <w:bookmarkEnd w:id="24"/>
-    </w:p>
-    <w:p>
-      <w:pPr>
-        <w:rPr>
-          <w:rFonts w:ascii="Times New Roman" w:hAnsi="Times New Roman" w:cs="Times New Roman"/>
-          <w:lang w:val="en-US"/>
-        </w:rPr>
-      </w:pPr>
-      <w:r>
-        <w:rPr>
-          <w:rFonts w:ascii="Times New Roman" w:hAnsi="Times New Roman" w:cs="Times New Roman"/>
-          <w:lang w:val="en-US"/>
-        </w:rPr>
-        <w:t>(Current commit hash: 6686f59abce4cc9bce5412a10547ac37466a29c3 in the branch named: feature/</w:t>
-      </w:r>
-      <w:proofErr w:type="spellStart"/>
-      <w:r>
-        <w:rPr>
-          <w:rFonts w:ascii="Times New Roman" w:hAnsi="Times New Roman" w:cs="Times New Roman"/>
-          <w:lang w:val="en-US"/>
-        </w:rPr>
-        <w:t>formula_support</w:t>
-      </w:r>
-      <w:proofErr w:type="spellEnd"/>
-      <w:r>
-        <w:rPr>
-          <w:rFonts w:ascii="Times New Roman" w:hAnsi="Times New Roman" w:cs="Times New Roman"/>
-          <w:lang w:val="en-US"/>
-        </w:rPr>
-        <w:t>)</w:t>
-      </w:r>
-    </w:p>
-    <w:p>
-      <w:pPr>
-        <w:pStyle w:val="Heading2"/>
-        <w:rPr>
-          <w:rFonts w:ascii="Times New Roman" w:hAnsi="Times New Roman" w:cs="Times New Roman"/>
-          <w:lang w:val="en-US"/>
-        </w:rPr>
-      </w:pPr>
-      <w:bookmarkStart w:id="25" w:name="_Toc235716849"/>
-      <w:bookmarkStart w:id="26" w:name="_Ref235868116"/>
-      <w:bookmarkStart w:id="27" w:name="_Toc236400356"/>
-      <w:r>
-        <w:rPr>
-          <w:rFonts w:ascii="Times New Roman" w:hAnsi="Times New Roman" w:cs="Times New Roman"/>
-          <w:lang w:val="en-US"/>
-        </w:rPr>
-        <w:t>Information</w:t>
-      </w:r>
       <w:bookmarkEnd w:id="25"/>
       <w:bookmarkEnd w:id="26"/>
-      <w:bookmarkEnd w:id="27"/>
     </w:p>
     <w:p>
       <w:pPr>
@@ -5136,14 +5090,6 @@
         </w:rPr>
         <w:t xml:space="preserve">? </w:t>
       </w:r>
-      <w:r>
-        <w:rPr>
-          <w:rFonts w:ascii="Times New Roman" w:hAnsi="Times New Roman" w:cs="Times New Roman"/>
-          <w:highlight w:val="yellow"/>
-          <w:lang w:val="en-US"/>
-        </w:rPr>
-        <w:t>(Still an open question for me)</w:t>
-      </w:r>
     </w:p>
     <w:p>
       <w:pPr>
@@ -5324,33 +5270,81 @@
           <w:rFonts w:ascii="Times New Roman" w:hAnsi="Times New Roman" w:cs="Times New Roman"/>
           <w:lang w:val="en-US"/>
         </w:rPr>
-        <w:t>Lastly, addressing probable issues such as circular referencing</w:t>
-      </w:r>
-      <w:r>
-        <w:rPr>
-          <w:rFonts w:ascii="Times New Roman" w:hAnsi="Times New Roman" w:cs="Times New Roman"/>
-          <w:lang w:val="en-US"/>
-        </w:rPr>
-        <w:t xml:space="preserve"> during calculation and recalculation</w:t>
-      </w:r>
-      <w:r>
-        <w:rPr>
-          <w:rFonts w:ascii="Times New Roman" w:hAnsi="Times New Roman" w:cs="Times New Roman"/>
-          <w:lang w:val="en-US"/>
-        </w:rPr>
-        <w:t>.</w:t>
+        <w:t xml:space="preserve">What happens when a new row </w:t>
+      </w:r>
+      <w:r>
+        <w:rPr>
+          <w:rFonts w:ascii="Times New Roman" w:hAnsi="Times New Roman" w:cs="Times New Roman"/>
+          <w:lang w:val="en-US"/>
+        </w:rPr>
+        <w:t>or</w:t>
+      </w:r>
+      <w:r>
+        <w:rPr>
+          <w:rFonts w:ascii="Times New Roman" w:hAnsi="Times New Roman" w:cs="Times New Roman"/>
+          <w:lang w:val="en-US"/>
+        </w:rPr>
+        <w:t xml:space="preserve"> column is added in between formula reference cells</w:t>
+      </w:r>
+      <w:r>
+        <w:rPr>
+          <w:rFonts w:ascii="Times New Roman" w:hAnsi="Times New Roman" w:cs="Times New Roman"/>
+          <w:lang w:val="en-US"/>
+        </w:rPr>
+        <w:t>?</w:t>
+      </w:r>
+      <w:r>
+        <w:rPr>
+          <w:rFonts w:ascii="Times New Roman" w:hAnsi="Times New Roman" w:cs="Times New Roman"/>
+          <w:lang w:val="en-US"/>
+        </w:rPr>
+        <w:t xml:space="preserve"> </w:t>
       </w:r>
     </w:p>
     <w:p>
       <w:pPr>
+        <w:pStyle w:val="ListParagraph"/>
+        <w:numPr>
+          <w:ilvl w:val="0"/>
+          <w:numId w:val="7"/>
+        </w:numPr>
+        <w:rPr>
+          <w:rFonts w:ascii="Times New Roman" w:hAnsi="Times New Roman" w:cs="Times New Roman"/>
+          <w:lang w:val="en-US"/>
+        </w:rPr>
+      </w:pPr>
+      <w:r>
+        <w:rPr>
+          <w:rFonts w:ascii="Times New Roman" w:hAnsi="Times New Roman" w:cs="Times New Roman"/>
+          <w:lang w:val="en-US"/>
+        </w:rPr>
+        <w:t>Lastly, addressing probable issues such as circular referencing</w:t>
+      </w:r>
+      <w:r>
+        <w:rPr>
+          <w:rFonts w:ascii="Times New Roman" w:hAnsi="Times New Roman" w:cs="Times New Roman"/>
+          <w:lang w:val="en-US"/>
+        </w:rPr>
+        <w:t xml:space="preserve"> during calculation and recalculation</w:t>
+      </w:r>
+      <w:r>
+        <w:rPr>
+          <w:rFonts w:ascii="Times New Roman" w:hAnsi="Times New Roman" w:cs="Times New Roman"/>
+          <w:lang w:val="en-US"/>
+        </w:rPr>
+        <w:t>.</w:t>
+      </w:r>
+    </w:p>
+    <w:p>
+      <w:pPr>
         <w:pStyle w:val="Heading2"/>
         <w:rPr>
           <w:rFonts w:ascii="Times New Roman" w:hAnsi="Times New Roman" w:cs="Times New Roman"/>
           <w:lang w:val="en-US"/>
         </w:rPr>
       </w:pPr>
-      <w:bookmarkStart w:id="28" w:name="_Toc235716850"/>
-      <w:bookmarkStart w:id="29" w:name="_Toc236400357"/>
+      <w:bookmarkStart w:id="27" w:name="_Toc235716850"/>
+      <w:bookmarkStart w:id="28" w:name="_Toc238201540"/>
       <w:r>
         <w:rPr>
           <w:rFonts w:ascii="Times New Roman" w:hAnsi="Times New Roman" w:cs="Times New Roman"/>
@@ -5358,7 +5352,82 @@
         </w:rPr>
         <w:t>Implementation Details</w:t>
       </w:r>
+      <w:bookmarkEnd w:id="27"/>
       <w:bookmarkEnd w:id="28"/>
+    </w:p>
+    <w:p>
+      <w:pPr>
+        <w:rPr>
+          <w:rFonts w:ascii="Times New Roman" w:hAnsi="Times New Roman" w:cs="Times New Roman"/>
+          <w:lang w:val="en-US"/>
+        </w:rPr>
+      </w:pPr>
+      <w:r>
+        <w:rPr>
+          <w:rFonts w:ascii="Times New Roman" w:hAnsi="Times New Roman" w:cs="Times New Roman"/>
+          <w:lang w:val="en-US"/>
+        </w:rPr>
+        <w:t xml:space="preserve">In this section, I will explain the </w:t>
+      </w:r>
+      <w:r>
+        <w:rPr>
+          <w:rFonts w:ascii="Times New Roman" w:hAnsi="Times New Roman" w:cs="Times New Roman"/>
+          <w:lang w:val="en-US"/>
+        </w:rPr>
+        <w:t>related parts</w:t>
+      </w:r>
+      <w:r>
+        <w:rPr>
+          <w:rFonts w:ascii="Times New Roman" w:hAnsi="Times New Roman" w:cs="Times New Roman"/>
+          <w:lang w:val="en-US"/>
+        </w:rPr>
+        <w:t xml:space="preserve"> of functions/components </w:t>
+      </w:r>
+      <w:r>
+        <w:rPr>
+          <w:rFonts w:ascii="Times New Roman" w:hAnsi="Times New Roman" w:cs="Times New Roman"/>
+          <w:lang w:val="en-US"/>
+        </w:rPr>
+        <w:t>for</w:t>
+      </w:r>
+      <w:r>
+        <w:rPr>
+          <w:rFonts w:ascii="Times New Roman" w:hAnsi="Times New Roman" w:cs="Times New Roman"/>
+          <w:lang w:val="en-US"/>
+        </w:rPr>
+        <w:t xml:space="preserve"> </w:t>
+      </w:r>
+      <w:r>
+        <w:rPr>
+          <w:rFonts w:ascii="Times New Roman" w:hAnsi="Times New Roman" w:cs="Times New Roman"/>
+          <w:lang w:val="en-US"/>
+        </w:rPr>
+        <w:t>formula</w:t>
+      </w:r>
+      <w:r>
+        <w:rPr>
+          <w:rFonts w:ascii="Times New Roman" w:hAnsi="Times New Roman" w:cs="Times New Roman"/>
+          <w:lang w:val="en-US"/>
+        </w:rPr>
+        <w:t xml:space="preserve"> calculation.</w:t>
+      </w:r>
+    </w:p>
+    <w:p>
+      <w:pPr>
+        <w:pStyle w:val="Heading3"/>
+        <w:rPr>
+          <w:rFonts w:ascii="Times New Roman" w:hAnsi="Times New Roman" w:cs="Times New Roman"/>
+          <w:lang w:val="en-US"/>
+        </w:rPr>
+      </w:pPr>
+      <w:bookmarkStart w:id="29" w:name="_Toc238201541"/>
+      <w:r>
+        <w:rPr>
+          <w:rFonts w:ascii="Times New Roman" w:hAnsi="Times New Roman" w:cs="Times New Roman"/>
+          <w:lang w:val="en-US"/>
+        </w:rPr>
+        <w:t>Formula Parser</w:t>
+      </w:r>
       <w:bookmarkEnd w:id="29"/>
     </w:p>
     <w:p>
@@ -5373,85 +5442,8 @@
           <w:rFonts w:ascii="Times New Roman" w:hAnsi="Times New Roman" w:cs="Times New Roman"/>
           <w:lang w:val="en-US"/>
         </w:rPr>
-        <w:t xml:space="preserve">In this section, I will explain the </w:t>
-      </w:r>
-      <w:r>
-        <w:rPr>
-          <w:rFonts w:ascii="Times New Roman" w:hAnsi="Times New Roman" w:cs="Times New Roman"/>
-          <w:lang w:val="en-US"/>
-        </w:rPr>
-        <w:t>related parts</w:t>
-      </w:r>
-      <w:r>
-        <w:rPr>
-          <w:rFonts w:ascii="Times New Roman" w:hAnsi="Times New Roman" w:cs="Times New Roman"/>
-          <w:lang w:val="en-US"/>
-        </w:rPr>
-        <w:t xml:space="preserve"> of functions/components </w:t>
-      </w:r>
-      <w:r>
-        <w:rPr>
-          <w:rFonts w:ascii="Times New Roman" w:hAnsi="Times New Roman" w:cs="Times New Roman"/>
-          <w:lang w:val="en-US"/>
-        </w:rPr>
-        <w:t>for</w:t>
-      </w:r>
-      <w:r>
-        <w:rPr>
-          <w:rFonts w:ascii="Times New Roman" w:hAnsi="Times New Roman" w:cs="Times New Roman"/>
-          <w:lang w:val="en-US"/>
-        </w:rPr>
-        <w:t xml:space="preserve"> </w:t>
-      </w:r>
-      <w:r>
-        <w:rPr>
-          <w:rFonts w:ascii="Times New Roman" w:hAnsi="Times New Roman" w:cs="Times New Roman"/>
-          <w:lang w:val="en-US"/>
-        </w:rPr>
-        <w:t>formula</w:t>
-      </w:r>
-      <w:r>
-        <w:rPr>
-          <w:rFonts w:ascii="Times New Roman" w:hAnsi="Times New Roman" w:cs="Times New Roman"/>
-          <w:lang w:val="en-US"/>
-        </w:rPr>
-        <w:t xml:space="preserve"> calculation.</w:t>
-      </w:r>
-    </w:p>
-    <w:p>
-      <w:pPr>
-        <w:pStyle w:val="Heading3"/>
-        <w:rPr>
-          <w:rFonts w:ascii="Times New Roman" w:hAnsi="Times New Roman" w:cs="Times New Roman"/>
-          <w:lang w:val="en-US"/>
-        </w:rPr>
-      </w:pPr>
-      <w:bookmarkStart w:id="30" w:name="_Toc236400358"/>
-      <w:r>
-        <w:rPr>
-          <w:rFonts w:ascii="Times New Roman" w:hAnsi="Times New Roman" w:cs="Times New Roman"/>
-          <w:lang w:val="en-US"/>
-        </w:rPr>
-        <w:t>Formula Parser</w:t>
-      </w:r>
-      <w:bookmarkEnd w:id="30"/>
-    </w:p>
-    <w:p>
-      <w:pPr>
-        <w:rPr>
-          <w:rFonts w:ascii="Times New Roman" w:hAnsi="Times New Roman" w:cs="Times New Roman"/>
-          <w:lang w:val="en-US"/>
-        </w:rPr>
-      </w:pPr>
-      <w:proofErr w:type="gramStart"/>
-      <w:r>
-        <w:rPr>
-          <w:rFonts w:ascii="Times New Roman" w:hAnsi="Times New Roman" w:cs="Times New Roman"/>
-          <w:lang w:val="en-US"/>
-        </w:rPr>
-        <w:t>First of all</w:t>
-      </w:r>
-      <w:proofErr w:type="gramEnd"/>
+        <w:t>First</w:t>
+      </w:r>
       <w:r>
         <w:rPr>
           <w:rFonts w:ascii="Times New Roman" w:hAnsi="Times New Roman" w:cs="Times New Roman"/>
@@ -5549,15 +5541,13 @@
         </w:rPr>
         <w:t xml:space="preserve"> has been used for </w:t>
       </w:r>
-      <w:proofErr w:type="gramStart"/>
-      <w:r>
-        <w:rPr>
-          <w:rFonts w:ascii="Times New Roman" w:hAnsi="Times New Roman" w:cs="Times New Roman"/>
-          <w:lang w:val="en-US"/>
-        </w:rPr>
-        <w:t>the formula</w:t>
-      </w:r>
-      <w:proofErr w:type="gramEnd"/>
+      <w:r>
+        <w:rPr>
+          <w:rFonts w:ascii="Times New Roman" w:hAnsi="Times New Roman" w:cs="Times New Roman"/>
+          <w:lang w:val="en-US"/>
+        </w:rPr>
+        <w:t>formula</w:t>
+      </w:r>
       <w:r>
         <w:rPr>
           <w:rFonts w:ascii="Times New Roman" w:hAnsi="Times New Roman" w:cs="Times New Roman"/>
@@ -5895,50 +5885,30 @@
                                 <w:lang w:val="en-US"/>
                               </w:rPr>
                             </w:pPr>
-                            <w:bookmarkStart w:id="31" w:name="_Ref235873917"/>
+                            <w:bookmarkStart w:id="30" w:name="_Ref235873917"/>
                             <w:r>
                               <w:t xml:space="preserve">Figure </w:t>
                             </w:r>
-                            <w:r>
-                              <w:fldChar w:fldCharType="begin"/>
-                            </w:r>
-                            <w:r>
-                              <w:instrText xml:space="preserve"> STYLEREF 1 \s </w:instrText>
-                            </w:r>
-                            <w:r>
-                              <w:fldChar w:fldCharType="separate"/>
-                            </w:r>
-                            <w:r>
-                              <w:rPr>
-                                <w:noProof/>
-                              </w:rPr>
-                              <w:t>4</w:t>
-                            </w:r>
-                            <w:r>
-                              <w:fldChar w:fldCharType="end"/>
-                            </w:r>
+                            <w:fldSimple w:instr=" STYLEREF 1 \s ">
+                              <w:r>
+                                <w:rPr>
+                                  <w:noProof/>
+                                </w:rPr>
+                                <w:t>3</w:t>
+                              </w:r>
+                            </w:fldSimple>
                             <w:r>
                               <w:t>.</w:t>
                             </w:r>
-                            <w:r>
-                              <w:fldChar w:fldCharType="begin"/>
-                            </w:r>
-                            <w:r>
-                              <w:instrText xml:space="preserve"> SEQ Figure \* ARABIC \s 1 </w:instrText>
-                            </w:r>
-                            <w:r>
-                              <w:fldChar w:fldCharType="separate"/>
-                            </w:r>
-                            <w:r>
-                              <w:rPr>
-                                <w:noProof/>
-                              </w:rPr>
-                              <w:t>1</w:t>
-                            </w:r>
-                            <w:r>
-                              <w:fldChar w:fldCharType="end"/>
-                            </w:r>
-                            <w:bookmarkEnd w:id="31"/>
+                            <w:fldSimple w:instr=" SEQ Figure \* ARABIC \s 1 ">
+                              <w:r>
+                                <w:rPr>
+                                  <w:noProof/>
+                                </w:rPr>
+                                <w:t>1</w:t>
+                              </w:r>
+                            </w:fldSimple>
+                            <w:bookmarkEnd w:id="30"/>
                             <w:r>
                               <w:t xml:space="preserve"> </w:t>
                             </w:r>
@@ -6000,50 +5970,30 @@
                           <w:lang w:val="en-US"/>
                         </w:rPr>
                       </w:pPr>
-                      <w:bookmarkStart w:id="32" w:name="_Ref235873917"/>
+                      <w:bookmarkStart w:id="31" w:name="_Ref235873917"/>
                       <w:r>
                         <w:t xml:space="preserve">Figure </w:t>
                       </w:r>
-                      <w:r>
-                        <w:fldChar w:fldCharType="begin"/>
-                      </w:r>
-                      <w:r>
-                        <w:instrText xml:space="preserve"> STYLEREF 1 \s </w:instrText>
-                      </w:r>
-                      <w:r>
-                        <w:fldChar w:fldCharType="separate"/>
-                      </w:r>
-                      <w:r>
-                        <w:rPr>
-                          <w:noProof/>
-                        </w:rPr>
-                        <w:t>4</w:t>
-                      </w:r>
-                      <w:r>
-                        <w:fldChar w:fldCharType="end"/>
-                      </w:r>
+                      <w:fldSimple w:instr=" STYLEREF 1 \s ">
+                        <w:r>
+                          <w:rPr>
+                            <w:noProof/>
+                          </w:rPr>
+                          <w:t>3</w:t>
+                        </w:r>
+                      </w:fldSimple>
                       <w:r>
                         <w:t>.</w:t>
                       </w:r>
-                      <w:r>
-                        <w:fldChar w:fldCharType="begin"/>
-                      </w:r>
-                      <w:r>
-                        <w:instrText xml:space="preserve"> SEQ Figure \* ARABIC \s 1 </w:instrText>
-                      </w:r>
-                      <w:r>
-                        <w:fldChar w:fldCharType="separate"/>
-                      </w:r>
-                      <w:r>
-                        <w:rPr>
-                          <w:noProof/>
-                        </w:rPr>
-                        <w:t>1</w:t>
-                      </w:r>
-                      <w:r>
-                        <w:fldChar w:fldCharType="end"/>
-                      </w:r>
-                      <w:bookmarkEnd w:id="32"/>
+                      <w:fldSimple w:instr=" SEQ Figure \* ARABIC \s 1 ">
+                        <w:r>
+                          <w:rPr>
+                            <w:noProof/>
+                          </w:rPr>
+                          <w:t>1</w:t>
+                        </w:r>
+                      </w:fldSimple>
+                      <w:bookmarkEnd w:id="31"/>
                       <w:r>
                         <w:t xml:space="preserve"> </w:t>
                       </w:r>
@@ -6093,7 +6043,7 @@
           <w:lang w:val="en-US"/>
         </w:rPr>
         <w:drawing>
-          <wp:anchor distT="0" distB="0" distL="114300" distR="114300" simplePos="0" relativeHeight="251670528" behindDoc="0" locked="0" layoutInCell="1" allowOverlap="1" wp14:anchorId="2CA08D36" wp14:editId="6F9BFE37">
+          <wp:anchor distT="0" distB="0" distL="114300" distR="114300" simplePos="0" relativeHeight="251670528" behindDoc="0" locked="0" layoutInCell="1" allowOverlap="1" wp14:anchorId="2CA08D36" wp14:editId="1536529E">
             <wp:simplePos x="0" y="0"/>
             <wp:positionH relativeFrom="margin">
               <wp:align>center</wp:align>
@@ -6253,7 +6203,7 @@
           <w:rFonts w:ascii="Times New Roman" w:hAnsi="Times New Roman" w:cs="Times New Roman"/>
           <w:noProof/>
         </w:rPr>
-        <w:t>4.1</w:t>
+        <w:t>3.1</w:t>
       </w:r>
       <w:r>
         <w:rPr>
@@ -6287,7 +6237,7 @@
           <w:lang w:val="en-US"/>
         </w:rPr>
       </w:pPr>
-      <w:bookmarkStart w:id="33" w:name="_Toc236400359"/>
+      <w:bookmarkStart w:id="32" w:name="_Toc238201542"/>
       <w:r>
         <w:rPr>
           <w:rFonts w:ascii="Times New Roman" w:hAnsi="Times New Roman" w:cs="Times New Roman"/>
@@ -6295,7 +6245,7 @@
         </w:rPr>
         <w:t>Spreadsheet Store</w:t>
       </w:r>
-      <w:bookmarkEnd w:id="33"/>
+      <w:bookmarkEnd w:id="32"/>
     </w:p>
     <w:p>
       <w:pPr>
@@ -6655,45 +6605,25 @@
                             <w:r>
                               <w:t xml:space="preserve">Figure </w:t>
                             </w:r>
-                            <w:r>
-                              <w:fldChar w:fldCharType="begin"/>
-                            </w:r>
-                            <w:r>
-                              <w:instrText xml:space="preserve"> STYLEREF 1 \s </w:instrText>
-                            </w:r>
-                            <w:r>
-                              <w:fldChar w:fldCharType="separate"/>
-                            </w:r>
-                            <w:r>
-                              <w:rPr>
-                                <w:noProof/>
-                              </w:rPr>
-                              <w:t>4</w:t>
-                            </w:r>
-                            <w:r>
-                              <w:fldChar w:fldCharType="end"/>
-                            </w:r>
+                            <w:fldSimple w:instr=" STYLEREF 1 \s ">
+                              <w:r>
+                                <w:rPr>
+                                  <w:noProof/>
+                                </w:rPr>
+                                <w:t>3</w:t>
+                              </w:r>
+                            </w:fldSimple>
                             <w:r>
                               <w:t>.</w:t>
                             </w:r>
-                            <w:r>
-                              <w:fldChar w:fldCharType="begin"/>
-                            </w:r>
-                            <w:r>
-                              <w:instrText xml:space="preserve"> SEQ Figure \* ARABIC \s 1 </w:instrText>
-                            </w:r>
-                            <w:r>
-                              <w:fldChar w:fldCharType="separate"/>
-                            </w:r>
-                            <w:r>
-                              <w:rPr>
-                                <w:noProof/>
-                              </w:rPr>
-                              <w:t>2</w:t>
-                            </w:r>
-                            <w:r>
-                              <w:fldChar w:fldCharType="end"/>
-                            </w:r>
+                            <w:fldSimple w:instr=" SEQ Figure \* ARABIC \s 1 ">
+                              <w:r>
+                                <w:rPr>
+                                  <w:noProof/>
+                                </w:rPr>
+                                <w:t>2</w:t>
+                              </w:r>
+                            </w:fldSimple>
                             <w:r>
                               <w:t xml:space="preserve"> </w:t>
                             </w:r>
@@ -6760,45 +6690,25 @@
                       <w:r>
                         <w:t xml:space="preserve">Figure </w:t>
                       </w:r>
-                      <w:r>
-                        <w:fldChar w:fldCharType="begin"/>
-                      </w:r>
-                      <w:r>
-                        <w:instrText xml:space="preserve"> STYLEREF 1 \s </w:instrText>
-                      </w:r>
-                      <w:r>
-                        <w:fldChar w:fldCharType="separate"/>
-                      </w:r>
-                      <w:r>
-                        <w:rPr>
-                          <w:noProof/>
-                        </w:rPr>
-                        <w:t>4</w:t>
-                      </w:r>
-                      <w:r>
-                        <w:fldChar w:fldCharType="end"/>
-                      </w:r>
+                      <w:fldSimple w:instr=" STYLEREF 1 \s ">
+                        <w:r>
+                          <w:rPr>
+                            <w:noProof/>
+                          </w:rPr>
+                          <w:t>3</w:t>
+                        </w:r>
+                      </w:fldSimple>
                       <w:r>
                         <w:t>.</w:t>
                       </w:r>
-                      <w:r>
-                        <w:fldChar w:fldCharType="begin"/>
-                      </w:r>
-                      <w:r>
-                        <w:instrText xml:space="preserve"> SEQ Figure \* ARABIC \s 1 </w:instrText>
-                      </w:r>
-                      <w:r>
-                        <w:fldChar w:fldCharType="separate"/>
-                      </w:r>
-                      <w:r>
-                        <w:rPr>
-                          <w:noProof/>
-                        </w:rPr>
-                        <w:t>2</w:t>
-                      </w:r>
-                      <w:r>
-                        <w:fldChar w:fldCharType="end"/>
-                      </w:r>
+                      <w:fldSimple w:instr=" SEQ Figure \* ARABIC \s 1 ">
+                        <w:r>
+                          <w:rPr>
+                            <w:noProof/>
+                          </w:rPr>
+                          <w:t>2</w:t>
+                        </w:r>
+                      </w:fldSimple>
                       <w:r>
                         <w:t xml:space="preserve"> </w:t>
                       </w:r>
@@ -6845,7 +6755,7 @@
           <w:lang w:val="en-US"/>
         </w:rPr>
         <w:drawing>
-          <wp:anchor distT="0" distB="0" distL="114300" distR="114300" simplePos="0" relativeHeight="251677696" behindDoc="0" locked="0" layoutInCell="1" allowOverlap="1" wp14:anchorId="48475293" wp14:editId="5EE76F0C">
+          <wp:anchor distT="0" distB="0" distL="114300" distR="114300" simplePos="0" relativeHeight="251677696" behindDoc="0" locked="0" layoutInCell="1" allowOverlap="1" wp14:anchorId="48475293" wp14:editId="26A7FA34">
             <wp:simplePos x="0" y="0"/>
             <wp:positionH relativeFrom="margin">
               <wp:align>center</wp:align>
@@ -7025,7 +6935,7 @@
           <w:rFonts w:ascii="Times New Roman" w:hAnsi="Times New Roman" w:cs="Times New Roman"/>
           <w:lang w:val="en-US"/>
         </w:rPr>
-        <w:t>4.1</w:t>
+        <w:t>3.1</w:t>
       </w:r>
       <w:r>
         <w:rPr>
@@ -7050,13 +6960,73 @@
           <w:lang w:val="en-US"/>
         </w:rPr>
       </w:pPr>
-      <w:bookmarkStart w:id="34" w:name="_Toc236400360"/>
+      <w:bookmarkStart w:id="33" w:name="_Toc238201543"/>
       <w:r>
         <w:rPr>
           <w:rFonts w:ascii="Times New Roman" w:hAnsi="Times New Roman" w:cs="Times New Roman"/>
           <w:lang w:val="en-US"/>
         </w:rPr>
         <w:t>SpreadSheet Component</w:t>
+      </w:r>
+      <w:bookmarkEnd w:id="33"/>
+    </w:p>
+    <w:p>
+      <w:pPr>
+        <w:pStyle w:val="Heading4"/>
+        <w:rPr>
+          <w:rFonts w:ascii="Times New Roman" w:hAnsi="Times New Roman" w:cs="Times New Roman"/>
+          <w:lang w:val="en-US"/>
+        </w:rPr>
+      </w:pPr>
+      <w:proofErr w:type="spellStart"/>
+      <w:proofErr w:type="gramStart"/>
+      <w:r>
+        <w:rPr>
+          <w:rFonts w:ascii="Times New Roman" w:hAnsi="Times New Roman" w:cs="Times New Roman"/>
+          <w:lang w:val="en-US"/>
+        </w:rPr>
+        <w:t>handleFormula</w:t>
+      </w:r>
+      <w:proofErr w:type="spellEnd"/>
+      <w:r>
+        <w:rPr>
+          <w:rFonts w:ascii="Times New Roman" w:hAnsi="Times New Roman" w:cs="Times New Roman"/>
+          <w:lang w:val="en-US"/>
+        </w:rPr>
+        <w:t>(</w:t>
+      </w:r>
+      <w:proofErr w:type="gramEnd"/>
+      <w:r>
+        <w:rPr>
+          <w:rFonts w:ascii="Times New Roman" w:hAnsi="Times New Roman" w:cs="Times New Roman"/>
+          <w:lang w:val="en-US"/>
+        </w:rPr>
+        <w:t>)</w:t>
+      </w:r>
+    </w:p>
+    <w:p>
+      <w:pPr>
+        <w:rPr>
+          <w:rFonts w:ascii="Times New Roman" w:hAnsi="Times New Roman" w:cs="Times New Roman"/>
+          <w:lang w:val="en-US"/>
+        </w:rPr>
+      </w:pPr>
+    </w:p>
+    <w:p>
+      <w:pPr>
+        <w:pStyle w:val="Heading3"/>
+        <w:rPr>
+          <w:rFonts w:ascii="Times New Roman" w:hAnsi="Times New Roman" w:cs="Times New Roman"/>
+          <w:lang w:val="en-US"/>
+        </w:rPr>
+      </w:pPr>
+      <w:bookmarkStart w:id="34" w:name="_Toc238201544"/>
+      <w:r>
+        <w:rPr>
+          <w:rFonts w:ascii="Times New Roman" w:hAnsi="Times New Roman" w:cs="Times New Roman"/>
+          <w:lang w:val="en-US"/>
+        </w:rPr>
+        <w:t>Cell Component</w:t>
       </w:r>
       <w:bookmarkEnd w:id="34"/>
     </w:p>
@@ -7075,7 +7045,7 @@
           <w:rFonts w:ascii="Times New Roman" w:hAnsi="Times New Roman" w:cs="Times New Roman"/>
           <w:lang w:val="en-US"/>
         </w:rPr>
-        <w:t>handleFormula</w:t>
+        <w:t>handleFocusOut</w:t>
       </w:r>
       <w:proofErr w:type="spellEnd"/>
       <w:r>
@@ -7104,85 +7074,25 @@
     </w:p>
     <w:p>
       <w:pPr>
-        <w:pStyle w:val="Heading3"/>
-        <w:rPr>
-          <w:rFonts w:ascii="Times New Roman" w:hAnsi="Times New Roman" w:cs="Times New Roman"/>
-          <w:lang w:val="en-US"/>
-        </w:rPr>
-      </w:pPr>
-      <w:bookmarkStart w:id="35" w:name="_Toc236400361"/>
-      <w:r>
-        <w:rPr>
-          <w:rFonts w:ascii="Times New Roman" w:hAnsi="Times New Roman" w:cs="Times New Roman"/>
-          <w:lang w:val="en-US"/>
-        </w:rPr>
-        <w:t>Cell Component</w:t>
+        <w:pStyle w:val="Heading2"/>
+        <w:rPr>
+          <w:rFonts w:ascii="Times New Roman" w:hAnsi="Times New Roman" w:cs="Times New Roman"/>
+          <w:lang w:val="en-US"/>
+        </w:rPr>
+      </w:pPr>
+      <w:bookmarkStart w:id="35" w:name="_Toc235716851"/>
+      <w:bookmarkStart w:id="36" w:name="_Ref235874471"/>
+      <w:bookmarkStart w:id="37" w:name="_Toc238201545"/>
+      <w:r>
+        <w:rPr>
+          <w:rFonts w:ascii="Times New Roman" w:hAnsi="Times New Roman" w:cs="Times New Roman"/>
+          <w:lang w:val="en-US"/>
+        </w:rPr>
+        <w:t>Formula Recalculation</w:t>
       </w:r>
       <w:bookmarkEnd w:id="35"/>
-    </w:p>
-    <w:p>
-      <w:pPr>
-        <w:pStyle w:val="Heading4"/>
-        <w:rPr>
-          <w:rFonts w:ascii="Times New Roman" w:hAnsi="Times New Roman" w:cs="Times New Roman"/>
-          <w:lang w:val="en-US"/>
-        </w:rPr>
-      </w:pPr>
-      <w:proofErr w:type="spellStart"/>
-      <w:proofErr w:type="gramStart"/>
-      <w:r>
-        <w:rPr>
-          <w:rFonts w:ascii="Times New Roman" w:hAnsi="Times New Roman" w:cs="Times New Roman"/>
-          <w:lang w:val="en-US"/>
-        </w:rPr>
-        <w:t>handleFocusOut</w:t>
-      </w:r>
-      <w:proofErr w:type="spellEnd"/>
-      <w:r>
-        <w:rPr>
-          <w:rFonts w:ascii="Times New Roman" w:hAnsi="Times New Roman" w:cs="Times New Roman"/>
-          <w:lang w:val="en-US"/>
-        </w:rPr>
-        <w:t>(</w:t>
-      </w:r>
-      <w:proofErr w:type="gramEnd"/>
-      <w:r>
-        <w:rPr>
-          <w:rFonts w:ascii="Times New Roman" w:hAnsi="Times New Roman" w:cs="Times New Roman"/>
-          <w:lang w:val="en-US"/>
-        </w:rPr>
-        <w:t>)</w:t>
-      </w:r>
-    </w:p>
-    <w:p>
-      <w:pPr>
-        <w:rPr>
-          <w:rFonts w:ascii="Times New Roman" w:hAnsi="Times New Roman" w:cs="Times New Roman"/>
-          <w:lang w:val="en-US"/>
-        </w:rPr>
-      </w:pPr>
-    </w:p>
-    <w:p>
-      <w:pPr>
-        <w:pStyle w:val="Heading2"/>
-        <w:rPr>
-          <w:rFonts w:ascii="Times New Roman" w:hAnsi="Times New Roman" w:cs="Times New Roman"/>
-          <w:lang w:val="en-US"/>
-        </w:rPr>
-      </w:pPr>
-      <w:bookmarkStart w:id="36" w:name="_Toc235716851"/>
-      <w:bookmarkStart w:id="37" w:name="_Ref235874471"/>
-      <w:bookmarkStart w:id="38" w:name="_Toc236400362"/>
-      <w:r>
-        <w:rPr>
-          <w:rFonts w:ascii="Times New Roman" w:hAnsi="Times New Roman" w:cs="Times New Roman"/>
-          <w:lang w:val="en-US"/>
-        </w:rPr>
-        <w:t>Formula Recalculation</w:t>
-      </w:r>
       <w:bookmarkEnd w:id="36"/>
       <w:bookmarkEnd w:id="37"/>
-      <w:bookmarkEnd w:id="38"/>
     </w:p>
     <w:p>
       <w:pPr>
@@ -7244,50 +7154,30 @@
                                 <w:lang w:val="en-US"/>
                               </w:rPr>
                             </w:pPr>
-                            <w:bookmarkStart w:id="39" w:name="_Ref235724438"/>
+                            <w:bookmarkStart w:id="38" w:name="_Ref235724438"/>
                             <w:r>
                               <w:t xml:space="preserve">Figure </w:t>
                             </w:r>
-                            <w:r>
-                              <w:fldChar w:fldCharType="begin"/>
-                            </w:r>
-                            <w:r>
-                              <w:instrText xml:space="preserve"> STYLEREF 1 \s </w:instrText>
-                            </w:r>
-                            <w:r>
-                              <w:fldChar w:fldCharType="separate"/>
-                            </w:r>
-                            <w:r>
-                              <w:rPr>
-                                <w:noProof/>
-                              </w:rPr>
-                              <w:t>4</w:t>
-                            </w:r>
-                            <w:r>
-                              <w:fldChar w:fldCharType="end"/>
-                            </w:r>
+                            <w:fldSimple w:instr=" STYLEREF 1 \s ">
+                              <w:r>
+                                <w:rPr>
+                                  <w:noProof/>
+                                </w:rPr>
+                                <w:t>4</w:t>
+                              </w:r>
+                            </w:fldSimple>
                             <w:r>
                               <w:t>.</w:t>
                             </w:r>
-                            <w:r>
-                              <w:fldChar w:fldCharType="begin"/>
-                            </w:r>
-                            <w:r>
-                              <w:instrText xml:space="preserve"> SEQ Figure \* ARABIC \s 1 </w:instrText>
-                            </w:r>
-                            <w:r>
-                              <w:fldChar w:fldCharType="separate"/>
-                            </w:r>
-                            <w:r>
-                              <w:rPr>
-                                <w:noProof/>
-                              </w:rPr>
-                              <w:t>3</w:t>
-                            </w:r>
-                            <w:r>
-                              <w:fldChar w:fldCharType="end"/>
-                            </w:r>
-                            <w:bookmarkEnd w:id="39"/>
+                            <w:fldSimple w:instr=" SEQ Figure \* ARABIC \s 1 ">
+                              <w:r>
+                                <w:rPr>
+                                  <w:noProof/>
+                                </w:rPr>
+                                <w:t>3</w:t>
+                              </w:r>
+                            </w:fldSimple>
+                            <w:bookmarkEnd w:id="38"/>
                             <w:r>
                               <w:t xml:space="preserve"> Cell type definition</w:t>
                             </w:r>
@@ -7320,50 +7210,30 @@
                           <w:lang w:val="en-US"/>
                         </w:rPr>
                       </w:pPr>
-                      <w:bookmarkStart w:id="40" w:name="_Ref235724438"/>
+                      <w:bookmarkStart w:id="39" w:name="_Ref235724438"/>
                       <w:r>
                         <w:t xml:space="preserve">Figure </w:t>
                       </w:r>
-                      <w:r>
-                        <w:fldChar w:fldCharType="begin"/>
-                      </w:r>
-                      <w:r>
-                        <w:instrText xml:space="preserve"> STYLEREF 1 \s </w:instrText>
-                      </w:r>
-                      <w:r>
-                        <w:fldChar w:fldCharType="separate"/>
-                      </w:r>
-                      <w:r>
-                        <w:rPr>
-                          <w:noProof/>
-                        </w:rPr>
-                        <w:t>4</w:t>
-                      </w:r>
-                      <w:r>
-                        <w:fldChar w:fldCharType="end"/>
-                      </w:r>
+                      <w:fldSimple w:instr=" STYLEREF 1 \s ">
+                        <w:r>
+                          <w:rPr>
+                            <w:noProof/>
+                          </w:rPr>
+                          <w:t>4</w:t>
+                        </w:r>
+                      </w:fldSimple>
                       <w:r>
                         <w:t>.</w:t>
                       </w:r>
-                      <w:r>
-                        <w:fldChar w:fldCharType="begin"/>
-                      </w:r>
-                      <w:r>
-                        <w:instrText xml:space="preserve"> SEQ Figure \* ARABIC \s 1 </w:instrText>
-                      </w:r>
-                      <w:r>
-                        <w:fldChar w:fldCharType="separate"/>
-                      </w:r>
-                      <w:r>
-                        <w:rPr>
-                          <w:noProof/>
-                        </w:rPr>
-                        <w:t>3</w:t>
-                      </w:r>
-                      <w:r>
-                        <w:fldChar w:fldCharType="end"/>
-                      </w:r>
-                      <w:bookmarkEnd w:id="40"/>
+                      <w:fldSimple w:instr=" SEQ Figure \* ARABIC \s 1 ">
+                        <w:r>
+                          <w:rPr>
+                            <w:noProof/>
+                          </w:rPr>
+                          <w:t>3</w:t>
+                        </w:r>
+                      </w:fldSimple>
+                      <w:bookmarkEnd w:id="39"/>
                       <w:r>
                         <w:t xml:space="preserve"> Cell type definition</w:t>
                       </w:r>
@@ -7383,7 +7253,7 @@
           <w:lang w:val="en-US"/>
         </w:rPr>
         <w:drawing>
-          <wp:anchor distT="0" distB="0" distL="114300" distR="114300" simplePos="0" relativeHeight="251667456" behindDoc="0" locked="0" layoutInCell="1" allowOverlap="1" wp14:anchorId="33E3A625" wp14:editId="226A3106">
+          <wp:anchor distT="0" distB="0" distL="114300" distR="114300" simplePos="0" relativeHeight="251667456" behindDoc="0" locked="0" layoutInCell="1" allowOverlap="1" wp14:anchorId="33E3A625" wp14:editId="630735CE">
             <wp:simplePos x="0" y="0"/>
             <wp:positionH relativeFrom="margin">
               <wp:align>center</wp:align>
@@ -7933,50 +7803,30 @@
                                 <w:lang w:val="en-US"/>
                               </w:rPr>
                             </w:pPr>
-                            <w:bookmarkStart w:id="41" w:name="_Ref235724565"/>
+                            <w:bookmarkStart w:id="40" w:name="_Ref235724565"/>
                             <w:r>
                               <w:t xml:space="preserve">Figure </w:t>
                             </w:r>
-                            <w:r>
-                              <w:fldChar w:fldCharType="begin"/>
-                            </w:r>
-                            <w:r>
-                              <w:instrText xml:space="preserve"> STYLEREF 1 \s </w:instrText>
-                            </w:r>
-                            <w:r>
-                              <w:fldChar w:fldCharType="separate"/>
-                            </w:r>
-                            <w:r>
-                              <w:rPr>
-                                <w:noProof/>
-                              </w:rPr>
-                              <w:t>4</w:t>
-                            </w:r>
-                            <w:r>
-                              <w:fldChar w:fldCharType="end"/>
-                            </w:r>
+                            <w:fldSimple w:instr=" STYLEREF 1 \s ">
+                              <w:r>
+                                <w:rPr>
+                                  <w:noProof/>
+                                </w:rPr>
+                                <w:t>4</w:t>
+                              </w:r>
+                            </w:fldSimple>
                             <w:r>
                               <w:t>.</w:t>
                             </w:r>
-                            <w:r>
-                              <w:fldChar w:fldCharType="begin"/>
-                            </w:r>
-                            <w:r>
-                              <w:instrText xml:space="preserve"> SEQ Figure \* ARABIC \s 1 </w:instrText>
-                            </w:r>
-                            <w:r>
-                              <w:fldChar w:fldCharType="separate"/>
-                            </w:r>
-                            <w:r>
-                              <w:rPr>
-                                <w:noProof/>
-                              </w:rPr>
-                              <w:t>4</w:t>
-                            </w:r>
-                            <w:r>
-                              <w:fldChar w:fldCharType="end"/>
-                            </w:r>
-                            <w:bookmarkEnd w:id="41"/>
+                            <w:fldSimple w:instr=" SEQ Figure \* ARABIC \s 1 ">
+                              <w:r>
+                                <w:rPr>
+                                  <w:noProof/>
+                                </w:rPr>
+                                <w:t>4</w:t>
+                              </w:r>
+                            </w:fldSimple>
+                            <w:bookmarkEnd w:id="40"/>
                             <w:r>
                               <w:t xml:space="preserve"> The conditional which is responsible from the formula recalculation inside `</w:t>
                             </w:r>
@@ -8022,50 +7872,30 @@
                           <w:lang w:val="en-US"/>
                         </w:rPr>
                       </w:pPr>
-                      <w:bookmarkStart w:id="42" w:name="_Ref235724565"/>
+                      <w:bookmarkStart w:id="41" w:name="_Ref235724565"/>
                       <w:r>
                         <w:t xml:space="preserve">Figure </w:t>
                       </w:r>
-                      <w:r>
-                        <w:fldChar w:fldCharType="begin"/>
-                      </w:r>
-                      <w:r>
-                        <w:instrText xml:space="preserve"> STYLEREF 1 \s </w:instrText>
-                      </w:r>
-                      <w:r>
-                        <w:fldChar w:fldCharType="separate"/>
-                      </w:r>
-                      <w:r>
-                        <w:rPr>
-                          <w:noProof/>
-                        </w:rPr>
-                        <w:t>4</w:t>
-                      </w:r>
-                      <w:r>
-                        <w:fldChar w:fldCharType="end"/>
-                      </w:r>
+                      <w:fldSimple w:instr=" STYLEREF 1 \s ">
+                        <w:r>
+                          <w:rPr>
+                            <w:noProof/>
+                          </w:rPr>
+                          <w:t>4</w:t>
+                        </w:r>
+                      </w:fldSimple>
                       <w:r>
                         <w:t>.</w:t>
                       </w:r>
-                      <w:r>
-                        <w:fldChar w:fldCharType="begin"/>
-                      </w:r>
-                      <w:r>
-                        <w:instrText xml:space="preserve"> SEQ Figure \* ARABIC \s 1 </w:instrText>
-                      </w:r>
-                      <w:r>
-                        <w:fldChar w:fldCharType="separate"/>
-                      </w:r>
-                      <w:r>
-                        <w:rPr>
-                          <w:noProof/>
-                        </w:rPr>
-                        <w:t>4</w:t>
-                      </w:r>
-                      <w:r>
-                        <w:fldChar w:fldCharType="end"/>
-                      </w:r>
-                      <w:bookmarkEnd w:id="42"/>
+                      <w:fldSimple w:instr=" SEQ Figure \* ARABIC \s 1 ">
+                        <w:r>
+                          <w:rPr>
+                            <w:noProof/>
+                          </w:rPr>
+                          <w:t>4</w:t>
+                        </w:r>
+                      </w:fldSimple>
+                      <w:bookmarkEnd w:id="41"/>
                       <w:r>
                         <w:t xml:space="preserve"> The conditional which is responsible from the formula recalculation inside `</w:t>
                       </w:r>
@@ -8098,7 +7928,7 @@
           <w:lang w:val="en-US"/>
         </w:rPr>
         <w:drawing>
-          <wp:anchor distT="0" distB="0" distL="114300" distR="114300" simplePos="0" relativeHeight="251664384" behindDoc="0" locked="0" layoutInCell="1" allowOverlap="1" wp14:anchorId="1546CBBF" wp14:editId="053A2355">
+          <wp:anchor distT="0" distB="0" distL="114300" distR="114300" simplePos="0" relativeHeight="251664384" behindDoc="0" locked="0" layoutInCell="1" allowOverlap="1" wp14:anchorId="1546CBBF" wp14:editId="5C166AAC">
             <wp:simplePos x="0" y="0"/>
             <wp:positionH relativeFrom="margin">
               <wp:align>center</wp:align>
@@ -8161,7 +7991,7 @@
           <w:rFonts w:ascii="Times New Roman" w:hAnsi="Times New Roman" w:cs="Times New Roman"/>
         </w:rPr>
       </w:pPr>
-      <w:bookmarkStart w:id="43" w:name="_Toc235716852"/>
+      <w:bookmarkStart w:id="42" w:name="_Toc235716852"/>
       <w:r>
         <w:rPr>
           <w:rFonts w:ascii="Times New Roman" w:hAnsi="Times New Roman" w:cs="Times New Roman"/>
@@ -8169,15 +7999,15 @@
         </w:rPr>
         <w:t xml:space="preserve"> </w:t>
       </w:r>
-      <w:bookmarkStart w:id="44" w:name="_Toc236400363"/>
+      <w:bookmarkStart w:id="43" w:name="_Toc238201546"/>
       <w:r>
         <w:rPr>
           <w:rFonts w:ascii="Times New Roman" w:hAnsi="Times New Roman" w:cs="Times New Roman"/>
         </w:rPr>
         <w:t>Circular Reference Handling</w:t>
       </w:r>
+      <w:bookmarkEnd w:id="42"/>
       <w:bookmarkEnd w:id="43"/>
-      <w:bookmarkEnd w:id="44"/>
     </w:p>
     <w:p>
       <w:pPr>
@@ -8367,7 +8197,7 @@
           <w:rFonts w:ascii="Times New Roman" w:hAnsi="Times New Roman" w:cs="Times New Roman"/>
           <w:lang w:val="en-US"/>
         </w:rPr>
-        <w:t>4.3</w:t>
+        <w:t>3.3</w:t>
       </w:r>
       <w:r>
         <w:rPr>
@@ -8751,7 +8581,7 @@
           <w:lang w:val="en-US"/>
         </w:rPr>
         <w:drawing>
-          <wp:anchor distT="0" distB="0" distL="114300" distR="114300" simplePos="0" relativeHeight="251659264" behindDoc="0" locked="0" layoutInCell="1" allowOverlap="1" wp14:anchorId="17AE4AA5" wp14:editId="04A33BCF">
+          <wp:anchor distT="0" distB="0" distL="114300" distR="114300" simplePos="0" relativeHeight="251659264" behindDoc="0" locked="0" layoutInCell="1" allowOverlap="1" wp14:anchorId="17AE4AA5" wp14:editId="09D8C551">
             <wp:simplePos x="0" y="0"/>
             <wp:positionH relativeFrom="margin">
               <wp:align>center</wp:align>
@@ -8945,51 +8775,31 @@
                                 <w:noProof/>
                               </w:rPr>
                             </w:pPr>
-                            <w:bookmarkStart w:id="45" w:name="_Ref235724368"/>
-                            <w:bookmarkStart w:id="46" w:name="_Ref235724356"/>
+                            <w:bookmarkStart w:id="44" w:name="_Ref235724368"/>
+                            <w:bookmarkStart w:id="45" w:name="_Ref235724356"/>
                             <w:r>
                               <w:t xml:space="preserve">Figure </w:t>
                             </w:r>
-                            <w:r>
-                              <w:fldChar w:fldCharType="begin"/>
-                            </w:r>
-                            <w:r>
-                              <w:instrText xml:space="preserve"> STYLEREF 1 \s </w:instrText>
-                            </w:r>
-                            <w:r>
-                              <w:fldChar w:fldCharType="separate"/>
-                            </w:r>
-                            <w:r>
-                              <w:rPr>
-                                <w:noProof/>
-                              </w:rPr>
-                              <w:t>4</w:t>
-                            </w:r>
-                            <w:r>
-                              <w:fldChar w:fldCharType="end"/>
-                            </w:r>
+                            <w:fldSimple w:instr=" STYLEREF 1 \s ">
+                              <w:r>
+                                <w:rPr>
+                                  <w:noProof/>
+                                </w:rPr>
+                                <w:t>4</w:t>
+                              </w:r>
+                            </w:fldSimple>
                             <w:r>
                               <w:t>.</w:t>
                             </w:r>
-                            <w:r>
-                              <w:fldChar w:fldCharType="begin"/>
-                            </w:r>
-                            <w:r>
-                              <w:instrText xml:space="preserve"> SEQ Figure \* ARABIC \s 1 </w:instrText>
-                            </w:r>
-                            <w:r>
-                              <w:fldChar w:fldCharType="separate"/>
-                            </w:r>
-                            <w:r>
-                              <w:rPr>
-                                <w:noProof/>
-                              </w:rPr>
-                              <w:t>5</w:t>
-                            </w:r>
-                            <w:r>
-                              <w:fldChar w:fldCharType="end"/>
-                            </w:r>
-                            <w:bookmarkEnd w:id="45"/>
+                            <w:fldSimple w:instr=" SEQ Figure \* ARABIC \s 1 ">
+                              <w:r>
+                                <w:rPr>
+                                  <w:noProof/>
+                                </w:rPr>
+                                <w:t>5</w:t>
+                              </w:r>
+                            </w:fldSimple>
+                            <w:bookmarkEnd w:id="44"/>
                             <w:r>
                               <w:t xml:space="preserve"> Very </w:t>
                             </w:r>
@@ -8999,7 +8809,7 @@
                             <w:r>
                               <w:t xml:space="preserve"> circular reference detection.</w:t>
                             </w:r>
-                            <w:bookmarkEnd w:id="46"/>
+                            <w:bookmarkEnd w:id="45"/>
                           </w:p>
                         </w:txbxContent>
                       </wps:txbx>
@@ -9028,51 +8838,31 @@
                           <w:noProof/>
                         </w:rPr>
                       </w:pPr>
-                      <w:bookmarkStart w:id="47" w:name="_Ref235724368"/>
-                      <w:bookmarkStart w:id="48" w:name="_Ref235724356"/>
+                      <w:bookmarkStart w:id="46" w:name="_Ref235724368"/>
+                      <w:bookmarkStart w:id="47" w:name="_Ref235724356"/>
                       <w:r>
                         <w:t xml:space="preserve">Figure </w:t>
                       </w:r>
-                      <w:r>
-                        <w:fldChar w:fldCharType="begin"/>
-                      </w:r>
-                      <w:r>
-                        <w:instrText xml:space="preserve"> STYLEREF 1 \s </w:instrText>
-                      </w:r>
-                      <w:r>
-                        <w:fldChar w:fldCharType="separate"/>
-                      </w:r>
-                      <w:r>
-                        <w:rPr>
-                          <w:noProof/>
-                        </w:rPr>
-                        <w:t>4</w:t>
-                      </w:r>
-                      <w:r>
-                        <w:fldChar w:fldCharType="end"/>
-                      </w:r>
+                      <w:fldSimple w:instr=" STYLEREF 1 \s ">
+                        <w:r>
+                          <w:rPr>
+                            <w:noProof/>
+                          </w:rPr>
+                          <w:t>4</w:t>
+                        </w:r>
+                      </w:fldSimple>
                       <w:r>
                         <w:t>.</w:t>
                       </w:r>
-                      <w:r>
-                        <w:fldChar w:fldCharType="begin"/>
-                      </w:r>
-                      <w:r>
-                        <w:instrText xml:space="preserve"> SEQ Figure \* ARABIC \s 1 </w:instrText>
-                      </w:r>
-                      <w:r>
-                        <w:fldChar w:fldCharType="separate"/>
-                      </w:r>
-                      <w:r>
-                        <w:rPr>
-                          <w:noProof/>
-                        </w:rPr>
-                        <w:t>5</w:t>
-                      </w:r>
-                      <w:r>
-                        <w:fldChar w:fldCharType="end"/>
-                      </w:r>
-                      <w:bookmarkEnd w:id="47"/>
+                      <w:fldSimple w:instr=" SEQ Figure \* ARABIC \s 1 ">
+                        <w:r>
+                          <w:rPr>
+                            <w:noProof/>
+                          </w:rPr>
+                          <w:t>5</w:t>
+                        </w:r>
+                      </w:fldSimple>
+                      <w:bookmarkEnd w:id="46"/>
                       <w:r>
                         <w:t xml:space="preserve"> Very </w:t>
                       </w:r>
@@ -9082,7 +8872,7 @@
                       <w:r>
                         <w:t xml:space="preserve"> circular reference detection.</w:t>
                       </w:r>
-                      <w:bookmarkEnd w:id="48"/>
+                      <w:bookmarkEnd w:id="47"/>
                     </w:p>
                   </w:txbxContent>
                 </v:textbox>
@@ -9109,45 +8899,38 @@
           <w:lang w:val="en-US"/>
         </w:rPr>
       </w:pPr>
-      <w:bookmarkStart w:id="49" w:name="_Toc236400364"/>
-      <w:r>
-        <w:rPr>
-          <w:rFonts w:ascii="Times New Roman" w:hAnsi="Times New Roman" w:cs="Times New Roman"/>
-          <w:lang w:val="en-US"/>
-        </w:rPr>
-        <w:t xml:space="preserve">What were the issues of the formula support implementation </w:t>
-      </w:r>
-      <w:r>
-        <w:rPr>
-          <w:rFonts w:ascii="Times New Roman" w:hAnsi="Times New Roman" w:cs="Times New Roman"/>
-          <w:lang w:val="en-US"/>
-        </w:rPr>
-        <w:t>in feature/</w:t>
-      </w:r>
-      <w:proofErr w:type="spellStart"/>
-      <w:r>
-        <w:rPr>
-          <w:rFonts w:ascii="Times New Roman" w:hAnsi="Times New Roman" w:cs="Times New Roman"/>
-          <w:lang w:val="en-US"/>
-        </w:rPr>
-        <w:t>formula_support</w:t>
-      </w:r>
-      <w:proofErr w:type="spellEnd"/>
-      <w:r>
-        <w:rPr>
-          <w:rFonts w:ascii="Times New Roman" w:hAnsi="Times New Roman" w:cs="Times New Roman"/>
-          <w:lang w:val="en-US"/>
-        </w:rPr>
-        <w:t xml:space="preserve"> branch and </w:t>
-      </w:r>
-      <w:r>
-        <w:rPr>
-          <w:rFonts w:ascii="Times New Roman" w:hAnsi="Times New Roman" w:cs="Times New Roman"/>
-          <w:lang w:val="en-US"/>
-        </w:rPr>
-        <w:t>commit hash: 6686f59abce4cc9bce5412a10547ac37466a29c3</w:t>
-      </w:r>
-      <w:bookmarkEnd w:id="49"/>
+      <w:bookmarkStart w:id="48" w:name="_Toc238201547"/>
+      <w:r>
+        <w:rPr>
+          <w:rFonts w:ascii="Times New Roman" w:hAnsi="Times New Roman" w:cs="Times New Roman"/>
+          <w:lang w:val="en-US"/>
+        </w:rPr>
+        <w:t xml:space="preserve">What were the issues of </w:t>
+      </w:r>
+      <w:proofErr w:type="gramStart"/>
+      <w:r>
+        <w:rPr>
+          <w:rFonts w:ascii="Times New Roman" w:hAnsi="Times New Roman" w:cs="Times New Roman"/>
+          <w:lang w:val="en-US"/>
+        </w:rPr>
+        <w:t>the formula</w:t>
+      </w:r>
+      <w:proofErr w:type="gramEnd"/>
+      <w:r>
+        <w:rPr>
+          <w:rFonts w:ascii="Times New Roman" w:hAnsi="Times New Roman" w:cs="Times New Roman"/>
+          <w:lang w:val="en-US"/>
+        </w:rPr>
+        <w:t xml:space="preserve"> support implementation</w:t>
+      </w:r>
+      <w:r>
+        <w:rPr>
+          <w:rFonts w:ascii="Times New Roman" w:hAnsi="Times New Roman" w:cs="Times New Roman"/>
+          <w:lang w:val="en-US"/>
+        </w:rPr>
+        <w:t>?</w:t>
+      </w:r>
+      <w:bookmarkEnd w:id="48"/>
     </w:p>
     <w:p>
       <w:pPr>
@@ -9289,36 +9072,64 @@
           <w:lang w:val="en-US"/>
         </w:rPr>
       </w:pPr>
-      <w:bookmarkStart w:id="50" w:name="_Toc236400365"/>
+      <w:bookmarkStart w:id="49" w:name="_Toc238201548"/>
       <w:r>
         <w:rPr>
           <w:rFonts w:ascii="Times New Roman" w:hAnsi="Times New Roman" w:cs="Times New Roman"/>
           <w:lang w:val="en-US"/>
         </w:rPr>
         <w:t>Benchmarking</w:t>
+      </w:r>
+      <w:bookmarkEnd w:id="49"/>
+    </w:p>
+    <w:p>
+      <w:pPr>
+        <w:pStyle w:val="Heading1"/>
+        <w:rPr>
+          <w:rFonts w:ascii="Times New Roman" w:hAnsi="Times New Roman" w:cs="Times New Roman"/>
+          <w:lang w:val="en-US"/>
+        </w:rPr>
+      </w:pPr>
+      <w:bookmarkStart w:id="50" w:name="_Toc238201549"/>
+      <w:r>
+        <w:rPr>
+          <w:rFonts w:ascii="Times New Roman" w:hAnsi="Times New Roman" w:cs="Times New Roman"/>
+          <w:lang w:val="en-US"/>
+        </w:rPr>
+        <w:t>CSV Support</w:t>
       </w:r>
       <w:bookmarkEnd w:id="50"/>
     </w:p>
     <w:p>
       <w:pPr>
-        <w:pStyle w:val="Heading1"/>
-        <w:rPr>
-          <w:rFonts w:ascii="Times New Roman" w:hAnsi="Times New Roman" w:cs="Times New Roman"/>
-          <w:lang w:val="en-US"/>
-        </w:rPr>
-      </w:pPr>
-      <w:bookmarkStart w:id="51" w:name="_Toc236400366"/>
-      <w:r>
-        <w:rPr>
-          <w:rFonts w:ascii="Times New Roman" w:hAnsi="Times New Roman" w:cs="Times New Roman"/>
-          <w:lang w:val="en-US"/>
-        </w:rPr>
-        <w:t>CSV Support</w:t>
-      </w:r>
-      <w:bookmarkEnd w:id="51"/>
+        <w:rPr>
+          <w:lang w:val="en-US"/>
+        </w:rPr>
+      </w:pPr>
     </w:p>
-    <w:bookmarkStart w:id="52" w:name="_Toc236400367" w:displacedByCustomXml="next"/>
-    <w:bookmarkStart w:id="53" w:name="_Toc235716854" w:displacedByCustomXml="next"/>
+    <w:p>
+      <w:pPr>
+        <w:rPr>
+          <w:lang w:val="en-US"/>
+        </w:rPr>
+      </w:pPr>
+    </w:p>
+    <w:p>
+      <w:pPr>
+        <w:rPr>
+          <w:lang w:val="en-US"/>
+        </w:rPr>
+      </w:pPr>
+    </w:p>
+    <w:p>
+      <w:pPr>
+        <w:rPr>
+          <w:lang w:val="en-US"/>
+        </w:rPr>
+      </w:pPr>
+    </w:p>
+    <w:bookmarkStart w:id="51" w:name="_Toc238201550" w:displacedByCustomXml="next"/>
+    <w:bookmarkStart w:id="52" w:name="_Toc235716854" w:displacedByCustomXml="next"/>
     <w:sdt>
       <w:sdtPr>
         <w:rPr>
@@ -9347,8 +9158,8 @@
             </w:rPr>
             <w:t>References</w:t>
           </w:r>
-          <w:bookmarkEnd w:id="53"/>
           <w:bookmarkEnd w:id="52"/>
+          <w:bookmarkEnd w:id="51"/>
         </w:p>
         <w:sdt>
           <w:sdtPr>
@@ -9402,7 +9213,7 @@
               </w:tblGrid>
               <w:tr>
                 <w:trPr>
-                  <w:divId w:val="814487502"/>
+                  <w:divId w:val="1751081714"/>
                   <w:tblCellSpacing w:w="15" w:type="dxa"/>
                 </w:trPr>
                 <w:tc>
@@ -9423,7 +9234,6 @@
                       <w:rPr>
                         <w:noProof/>
                       </w:rPr>
-                      <w:lastRenderedPageBreak/>
                       <w:t xml:space="preserve">[1] </w:t>
                     </w:r>
                   </w:p>
@@ -9465,7 +9275,7 @@
               </w:tr>
               <w:tr>
                 <w:trPr>
-                  <w:divId w:val="814487502"/>
+                  <w:divId w:val="1751081714"/>
                   <w:tblCellSpacing w:w="15" w:type="dxa"/>
                 </w:trPr>
                 <w:tc>
@@ -9511,7 +9321,7 @@
               </w:tr>
               <w:tr>
                 <w:trPr>
-                  <w:divId w:val="814487502"/>
+                  <w:divId w:val="1751081714"/>
                   <w:tblCellSpacing w:w="15" w:type="dxa"/>
                 </w:trPr>
                 <w:tc>
@@ -9557,7 +9367,7 @@
               </w:tr>
               <w:tr>
                 <w:trPr>
-                  <w:divId w:val="814487502"/>
+                  <w:divId w:val="1751081714"/>
                   <w:tblCellSpacing w:w="15" w:type="dxa"/>
                 </w:trPr>
                 <w:tc>
@@ -9604,7 +9414,7 @@
             </w:tbl>
             <w:p>
               <w:pPr>
-                <w:divId w:val="814487502"/>
+                <w:divId w:val="1751081714"/>
                 <w:rPr>
                   <w:rFonts w:eastAsia="Times New Roman"/>
                   <w:noProof/>

--- a/GuidedResearchReport.docx
+++ b/GuidedResearchReport.docx
@@ -118,9 +118,9 @@
               <w:tab w:val="right" w:leader="dot" w:pos="9016"/>
             </w:tabs>
             <w:rPr>
-              <w:rFonts w:eastAsiaTheme="minorEastAsia"/>
+              <w:rFonts w:ascii="Times New Roman" w:eastAsiaTheme="minorEastAsia" w:hAnsi="Times New Roman" w:cs="Times New Roman"/>
               <w:noProof/>
-              <w:lang w:val="en-DE" w:eastAsia="en-DE"/>
+              <w:lang w:eastAsia="en-DE"/>
             </w:rPr>
           </w:pPr>
           <w:r>
@@ -153,6 +153,7 @@
             </w:r>
             <w:r>
               <w:rPr>
+                <w:rFonts w:ascii="Times New Roman" w:hAnsi="Times New Roman" w:cs="Times New Roman"/>
                 <w:noProof/>
                 <w:webHidden/>
               </w:rPr>
@@ -160,6 +161,7 @@
             </w:r>
             <w:r>
               <w:rPr>
+                <w:rFonts w:ascii="Times New Roman" w:hAnsi="Times New Roman" w:cs="Times New Roman"/>
                 <w:noProof/>
                 <w:webHidden/>
               </w:rPr>
@@ -167,6 +169,7 @@
             </w:r>
             <w:r>
               <w:rPr>
+                <w:rFonts w:ascii="Times New Roman" w:hAnsi="Times New Roman" w:cs="Times New Roman"/>
                 <w:noProof/>
                 <w:webHidden/>
               </w:rPr>
@@ -174,12 +177,14 @@
             </w:r>
             <w:r>
               <w:rPr>
-                <w:noProof/>
-                <w:webHidden/>
-              </w:rPr>
-            </w:r>
-            <w:r>
-              <w:rPr>
+                <w:rFonts w:ascii="Times New Roman" w:hAnsi="Times New Roman" w:cs="Times New Roman"/>
+                <w:noProof/>
+                <w:webHidden/>
+              </w:rPr>
+            </w:r>
+            <w:r>
+              <w:rPr>
+                <w:rFonts w:ascii="Times New Roman" w:hAnsi="Times New Roman" w:cs="Times New Roman"/>
                 <w:noProof/>
                 <w:webHidden/>
               </w:rPr>
@@ -187,6 +192,7 @@
             </w:r>
             <w:r>
               <w:rPr>
+                <w:rFonts w:ascii="Times New Roman" w:hAnsi="Times New Roman" w:cs="Times New Roman"/>
                 <w:noProof/>
                 <w:webHidden/>
               </w:rPr>
@@ -194,6 +200,7 @@
             </w:r>
             <w:r>
               <w:rPr>
+                <w:rFonts w:ascii="Times New Roman" w:hAnsi="Times New Roman" w:cs="Times New Roman"/>
                 <w:noProof/>
                 <w:webHidden/>
               </w:rPr>
@@ -209,9 +216,9 @@
               <w:tab w:val="right" w:leader="dot" w:pos="9016"/>
             </w:tabs>
             <w:rPr>
-              <w:rFonts w:eastAsiaTheme="minorEastAsia"/>
+              <w:rFonts w:ascii="Times New Roman" w:eastAsiaTheme="minorEastAsia" w:hAnsi="Times New Roman" w:cs="Times New Roman"/>
               <w:noProof/>
-              <w:lang w:val="en-DE" w:eastAsia="en-DE"/>
+              <w:lang w:eastAsia="en-DE"/>
             </w:rPr>
           </w:pPr>
           <w:hyperlink w:anchor="_Toc238201531" w:history="1">
@@ -226,9 +233,9 @@
             </w:r>
             <w:r>
               <w:rPr>
-                <w:rFonts w:eastAsiaTheme="minorEastAsia"/>
-                <w:noProof/>
-                <w:lang w:val="en-DE" w:eastAsia="en-DE"/>
+                <w:rFonts w:ascii="Times New Roman" w:eastAsiaTheme="minorEastAsia" w:hAnsi="Times New Roman" w:cs="Times New Roman"/>
+                <w:noProof/>
+                <w:lang w:eastAsia="en-DE"/>
               </w:rPr>
               <w:tab/>
             </w:r>
@@ -243,6 +250,7 @@
             </w:r>
             <w:r>
               <w:rPr>
+                <w:rFonts w:ascii="Times New Roman" w:hAnsi="Times New Roman" w:cs="Times New Roman"/>
                 <w:noProof/>
                 <w:webHidden/>
               </w:rPr>
@@ -250,6 +258,7 @@
             </w:r>
             <w:r>
               <w:rPr>
+                <w:rFonts w:ascii="Times New Roman" w:hAnsi="Times New Roman" w:cs="Times New Roman"/>
                 <w:noProof/>
                 <w:webHidden/>
               </w:rPr>
@@ -257,6 +266,7 @@
             </w:r>
             <w:r>
               <w:rPr>
+                <w:rFonts w:ascii="Times New Roman" w:hAnsi="Times New Roman" w:cs="Times New Roman"/>
                 <w:noProof/>
                 <w:webHidden/>
               </w:rPr>
@@ -264,12 +274,14 @@
             </w:r>
             <w:r>
               <w:rPr>
-                <w:noProof/>
-                <w:webHidden/>
-              </w:rPr>
-            </w:r>
-            <w:r>
-              <w:rPr>
+                <w:rFonts w:ascii="Times New Roman" w:hAnsi="Times New Roman" w:cs="Times New Roman"/>
+                <w:noProof/>
+                <w:webHidden/>
+              </w:rPr>
+            </w:r>
+            <w:r>
+              <w:rPr>
+                <w:rFonts w:ascii="Times New Roman" w:hAnsi="Times New Roman" w:cs="Times New Roman"/>
                 <w:noProof/>
                 <w:webHidden/>
               </w:rPr>
@@ -277,6 +289,7 @@
             </w:r>
             <w:r>
               <w:rPr>
+                <w:rFonts w:ascii="Times New Roman" w:hAnsi="Times New Roman" w:cs="Times New Roman"/>
                 <w:noProof/>
                 <w:webHidden/>
               </w:rPr>
@@ -284,6 +297,7 @@
             </w:r>
             <w:r>
               <w:rPr>
+                <w:rFonts w:ascii="Times New Roman" w:hAnsi="Times New Roman" w:cs="Times New Roman"/>
                 <w:noProof/>
                 <w:webHidden/>
               </w:rPr>
@@ -299,9 +313,9 @@
               <w:tab w:val="right" w:leader="dot" w:pos="9016"/>
             </w:tabs>
             <w:rPr>
-              <w:rFonts w:eastAsiaTheme="minorEastAsia"/>
+              <w:rFonts w:ascii="Times New Roman" w:eastAsiaTheme="minorEastAsia" w:hAnsi="Times New Roman" w:cs="Times New Roman"/>
               <w:noProof/>
-              <w:lang w:val="en-DE" w:eastAsia="en-DE"/>
+              <w:lang w:eastAsia="en-DE"/>
             </w:rPr>
           </w:pPr>
           <w:hyperlink w:anchor="_Toc238201532" w:history="1">
@@ -316,9 +330,9 @@
             </w:r>
             <w:r>
               <w:rPr>
-                <w:rFonts w:eastAsiaTheme="minorEastAsia"/>
-                <w:noProof/>
-                <w:lang w:val="en-DE" w:eastAsia="en-DE"/>
+                <w:rFonts w:ascii="Times New Roman" w:eastAsiaTheme="minorEastAsia" w:hAnsi="Times New Roman" w:cs="Times New Roman"/>
+                <w:noProof/>
+                <w:lang w:eastAsia="en-DE"/>
               </w:rPr>
               <w:tab/>
             </w:r>
@@ -333,6 +347,7 @@
             </w:r>
             <w:r>
               <w:rPr>
+                <w:rFonts w:ascii="Times New Roman" w:hAnsi="Times New Roman" w:cs="Times New Roman"/>
                 <w:noProof/>
                 <w:webHidden/>
               </w:rPr>
@@ -340,6 +355,7 @@
             </w:r>
             <w:r>
               <w:rPr>
+                <w:rFonts w:ascii="Times New Roman" w:hAnsi="Times New Roman" w:cs="Times New Roman"/>
                 <w:noProof/>
                 <w:webHidden/>
               </w:rPr>
@@ -347,6 +363,7 @@
             </w:r>
             <w:r>
               <w:rPr>
+                <w:rFonts w:ascii="Times New Roman" w:hAnsi="Times New Roman" w:cs="Times New Roman"/>
                 <w:noProof/>
                 <w:webHidden/>
               </w:rPr>
@@ -354,12 +371,14 @@
             </w:r>
             <w:r>
               <w:rPr>
-                <w:noProof/>
-                <w:webHidden/>
-              </w:rPr>
-            </w:r>
-            <w:r>
-              <w:rPr>
+                <w:rFonts w:ascii="Times New Roman" w:hAnsi="Times New Roman" w:cs="Times New Roman"/>
+                <w:noProof/>
+                <w:webHidden/>
+              </w:rPr>
+            </w:r>
+            <w:r>
+              <w:rPr>
+                <w:rFonts w:ascii="Times New Roman" w:hAnsi="Times New Roman" w:cs="Times New Roman"/>
                 <w:noProof/>
                 <w:webHidden/>
               </w:rPr>
@@ -367,6 +386,7 @@
             </w:r>
             <w:r>
               <w:rPr>
+                <w:rFonts w:ascii="Times New Roman" w:hAnsi="Times New Roman" w:cs="Times New Roman"/>
                 <w:noProof/>
                 <w:webHidden/>
               </w:rPr>
@@ -374,6 +394,7 @@
             </w:r>
             <w:r>
               <w:rPr>
+                <w:rFonts w:ascii="Times New Roman" w:hAnsi="Times New Roman" w:cs="Times New Roman"/>
                 <w:noProof/>
                 <w:webHidden/>
               </w:rPr>
@@ -389,9 +410,9 @@
               <w:tab w:val="right" w:leader="dot" w:pos="9016"/>
             </w:tabs>
             <w:rPr>
-              <w:rFonts w:eastAsiaTheme="minorEastAsia"/>
+              <w:rFonts w:ascii="Times New Roman" w:eastAsiaTheme="minorEastAsia" w:hAnsi="Times New Roman" w:cs="Times New Roman"/>
               <w:noProof/>
-              <w:lang w:val="en-DE" w:eastAsia="en-DE"/>
+              <w:lang w:eastAsia="en-DE"/>
             </w:rPr>
           </w:pPr>
           <w:hyperlink w:anchor="_Toc238201533" w:history="1">
@@ -406,9 +427,9 @@
             </w:r>
             <w:r>
               <w:rPr>
-                <w:rFonts w:eastAsiaTheme="minorEastAsia"/>
-                <w:noProof/>
-                <w:lang w:val="en-DE" w:eastAsia="en-DE"/>
+                <w:rFonts w:ascii="Times New Roman" w:eastAsiaTheme="minorEastAsia" w:hAnsi="Times New Roman" w:cs="Times New Roman"/>
+                <w:noProof/>
+                <w:lang w:eastAsia="en-DE"/>
               </w:rPr>
               <w:tab/>
             </w:r>
@@ -423,6 +444,7 @@
             </w:r>
             <w:r>
               <w:rPr>
+                <w:rFonts w:ascii="Times New Roman" w:hAnsi="Times New Roman" w:cs="Times New Roman"/>
                 <w:noProof/>
                 <w:webHidden/>
               </w:rPr>
@@ -430,6 +452,7 @@
             </w:r>
             <w:r>
               <w:rPr>
+                <w:rFonts w:ascii="Times New Roman" w:hAnsi="Times New Roman" w:cs="Times New Roman"/>
                 <w:noProof/>
                 <w:webHidden/>
               </w:rPr>
@@ -437,6 +460,7 @@
             </w:r>
             <w:r>
               <w:rPr>
+                <w:rFonts w:ascii="Times New Roman" w:hAnsi="Times New Roman" w:cs="Times New Roman"/>
                 <w:noProof/>
                 <w:webHidden/>
               </w:rPr>
@@ -444,12 +468,14 @@
             </w:r>
             <w:r>
               <w:rPr>
-                <w:noProof/>
-                <w:webHidden/>
-              </w:rPr>
-            </w:r>
-            <w:r>
-              <w:rPr>
+                <w:rFonts w:ascii="Times New Roman" w:hAnsi="Times New Roman" w:cs="Times New Roman"/>
+                <w:noProof/>
+                <w:webHidden/>
+              </w:rPr>
+            </w:r>
+            <w:r>
+              <w:rPr>
+                <w:rFonts w:ascii="Times New Roman" w:hAnsi="Times New Roman" w:cs="Times New Roman"/>
                 <w:noProof/>
                 <w:webHidden/>
               </w:rPr>
@@ -457,6 +483,7 @@
             </w:r>
             <w:r>
               <w:rPr>
+                <w:rFonts w:ascii="Times New Roman" w:hAnsi="Times New Roman" w:cs="Times New Roman"/>
                 <w:noProof/>
                 <w:webHidden/>
               </w:rPr>
@@ -464,6 +491,7 @@
             </w:r>
             <w:r>
               <w:rPr>
+                <w:rFonts w:ascii="Times New Roman" w:hAnsi="Times New Roman" w:cs="Times New Roman"/>
                 <w:noProof/>
                 <w:webHidden/>
               </w:rPr>
@@ -478,14 +506,15 @@
               <w:tab w:val="right" w:leader="dot" w:pos="9016"/>
             </w:tabs>
             <w:rPr>
-              <w:rFonts w:eastAsiaTheme="minorEastAsia"/>
+              <w:rFonts w:ascii="Times New Roman" w:eastAsiaTheme="minorEastAsia" w:hAnsi="Times New Roman" w:cs="Times New Roman"/>
               <w:noProof/>
-              <w:lang w:val="en-DE" w:eastAsia="en-DE"/>
+              <w:lang w:eastAsia="en-DE"/>
             </w:rPr>
           </w:pPr>
           <w:hyperlink w:anchor="_Toc238201534" w:history="1">
             <w:r>
               <w:rPr>
+                <w:rFonts w:ascii="Times New Roman" w:hAnsi="Times New Roman" w:cs="Times New Roman"/>
                 <w:noProof/>
                 <w:webHidden/>
               </w:rPr>
@@ -493,6 +522,7 @@
             </w:r>
             <w:r>
               <w:rPr>
+                <w:rFonts w:ascii="Times New Roman" w:hAnsi="Times New Roman" w:cs="Times New Roman"/>
                 <w:noProof/>
                 <w:webHidden/>
               </w:rPr>
@@ -500,6 +530,7 @@
             </w:r>
             <w:r>
               <w:rPr>
+                <w:rFonts w:ascii="Times New Roman" w:hAnsi="Times New Roman" w:cs="Times New Roman"/>
                 <w:noProof/>
                 <w:webHidden/>
               </w:rPr>
@@ -507,12 +538,14 @@
             </w:r>
             <w:r>
               <w:rPr>
-                <w:noProof/>
-                <w:webHidden/>
-              </w:rPr>
-            </w:r>
-            <w:r>
-              <w:rPr>
+                <w:rFonts w:ascii="Times New Roman" w:hAnsi="Times New Roman" w:cs="Times New Roman"/>
+                <w:noProof/>
+                <w:webHidden/>
+              </w:rPr>
+            </w:r>
+            <w:r>
+              <w:rPr>
+                <w:rFonts w:ascii="Times New Roman" w:hAnsi="Times New Roman" w:cs="Times New Roman"/>
                 <w:noProof/>
                 <w:webHidden/>
               </w:rPr>
@@ -520,6 +553,7 @@
             </w:r>
             <w:r>
               <w:rPr>
+                <w:rFonts w:ascii="Times New Roman" w:hAnsi="Times New Roman" w:cs="Times New Roman"/>
                 <w:noProof/>
                 <w:webHidden/>
               </w:rPr>
@@ -527,6 +561,7 @@
             </w:r>
             <w:r>
               <w:rPr>
+                <w:rFonts w:ascii="Times New Roman" w:hAnsi="Times New Roman" w:cs="Times New Roman"/>
                 <w:noProof/>
                 <w:webHidden/>
               </w:rPr>
@@ -541,14 +576,15 @@
               <w:tab w:val="right" w:leader="dot" w:pos="9016"/>
             </w:tabs>
             <w:rPr>
-              <w:rFonts w:eastAsiaTheme="minorEastAsia"/>
+              <w:rFonts w:ascii="Times New Roman" w:eastAsiaTheme="minorEastAsia" w:hAnsi="Times New Roman" w:cs="Times New Roman"/>
               <w:noProof/>
-              <w:lang w:val="en-DE" w:eastAsia="en-DE"/>
+              <w:lang w:eastAsia="en-DE"/>
             </w:rPr>
           </w:pPr>
           <w:hyperlink w:anchor="_Toc238201535" w:history="1">
             <w:r>
               <w:rPr>
+                <w:rFonts w:ascii="Times New Roman" w:hAnsi="Times New Roman" w:cs="Times New Roman"/>
                 <w:noProof/>
                 <w:webHidden/>
               </w:rPr>
@@ -556,6 +592,7 @@
             </w:r>
             <w:r>
               <w:rPr>
+                <w:rFonts w:ascii="Times New Roman" w:hAnsi="Times New Roman" w:cs="Times New Roman"/>
                 <w:noProof/>
                 <w:webHidden/>
               </w:rPr>
@@ -563,6 +600,7 @@
             </w:r>
             <w:r>
               <w:rPr>
+                <w:rFonts w:ascii="Times New Roman" w:hAnsi="Times New Roman" w:cs="Times New Roman"/>
                 <w:noProof/>
                 <w:webHidden/>
               </w:rPr>
@@ -570,12 +608,14 @@
             </w:r>
             <w:r>
               <w:rPr>
-                <w:noProof/>
-                <w:webHidden/>
-              </w:rPr>
-            </w:r>
-            <w:r>
-              <w:rPr>
+                <w:rFonts w:ascii="Times New Roman" w:hAnsi="Times New Roman" w:cs="Times New Roman"/>
+                <w:noProof/>
+                <w:webHidden/>
+              </w:rPr>
+            </w:r>
+            <w:r>
+              <w:rPr>
+                <w:rFonts w:ascii="Times New Roman" w:hAnsi="Times New Roman" w:cs="Times New Roman"/>
                 <w:noProof/>
                 <w:webHidden/>
               </w:rPr>
@@ -583,6 +623,7 @@
             </w:r>
             <w:r>
               <w:rPr>
+                <w:rFonts w:ascii="Times New Roman" w:hAnsi="Times New Roman" w:cs="Times New Roman"/>
                 <w:noProof/>
                 <w:webHidden/>
               </w:rPr>
@@ -590,6 +631,7 @@
             </w:r>
             <w:r>
               <w:rPr>
+                <w:rFonts w:ascii="Times New Roman" w:hAnsi="Times New Roman" w:cs="Times New Roman"/>
                 <w:noProof/>
                 <w:webHidden/>
               </w:rPr>
@@ -605,9 +647,9 @@
               <w:tab w:val="right" w:leader="dot" w:pos="9016"/>
             </w:tabs>
             <w:rPr>
-              <w:rFonts w:eastAsiaTheme="minorEastAsia"/>
+              <w:rFonts w:ascii="Times New Roman" w:eastAsiaTheme="minorEastAsia" w:hAnsi="Times New Roman" w:cs="Times New Roman"/>
               <w:noProof/>
-              <w:lang w:val="en-DE" w:eastAsia="en-DE"/>
+              <w:lang w:eastAsia="en-DE"/>
             </w:rPr>
           </w:pPr>
           <w:hyperlink w:anchor="_Toc238201536" w:history="1">
@@ -622,9 +664,9 @@
             </w:r>
             <w:r>
               <w:rPr>
-                <w:rFonts w:eastAsiaTheme="minorEastAsia"/>
-                <w:noProof/>
-                <w:lang w:val="en-DE" w:eastAsia="en-DE"/>
+                <w:rFonts w:ascii="Times New Roman" w:eastAsiaTheme="minorEastAsia" w:hAnsi="Times New Roman" w:cs="Times New Roman"/>
+                <w:noProof/>
+                <w:lang w:eastAsia="en-DE"/>
               </w:rPr>
               <w:tab/>
             </w:r>
@@ -639,6 +681,7 @@
             </w:r>
             <w:r>
               <w:rPr>
+                <w:rFonts w:ascii="Times New Roman" w:hAnsi="Times New Roman" w:cs="Times New Roman"/>
                 <w:noProof/>
                 <w:webHidden/>
               </w:rPr>
@@ -646,6 +689,7 @@
             </w:r>
             <w:r>
               <w:rPr>
+                <w:rFonts w:ascii="Times New Roman" w:hAnsi="Times New Roman" w:cs="Times New Roman"/>
                 <w:noProof/>
                 <w:webHidden/>
               </w:rPr>
@@ -653,6 +697,7 @@
             </w:r>
             <w:r>
               <w:rPr>
+                <w:rFonts w:ascii="Times New Roman" w:hAnsi="Times New Roman" w:cs="Times New Roman"/>
                 <w:noProof/>
                 <w:webHidden/>
               </w:rPr>
@@ -660,12 +705,14 @@
             </w:r>
             <w:r>
               <w:rPr>
-                <w:noProof/>
-                <w:webHidden/>
-              </w:rPr>
-            </w:r>
-            <w:r>
-              <w:rPr>
+                <w:rFonts w:ascii="Times New Roman" w:hAnsi="Times New Roman" w:cs="Times New Roman"/>
+                <w:noProof/>
+                <w:webHidden/>
+              </w:rPr>
+            </w:r>
+            <w:r>
+              <w:rPr>
+                <w:rFonts w:ascii="Times New Roman" w:hAnsi="Times New Roman" w:cs="Times New Roman"/>
                 <w:noProof/>
                 <w:webHidden/>
               </w:rPr>
@@ -673,6 +720,7 @@
             </w:r>
             <w:r>
               <w:rPr>
+                <w:rFonts w:ascii="Times New Roman" w:hAnsi="Times New Roman" w:cs="Times New Roman"/>
                 <w:noProof/>
                 <w:webHidden/>
               </w:rPr>
@@ -680,6 +728,7 @@
             </w:r>
             <w:r>
               <w:rPr>
+                <w:rFonts w:ascii="Times New Roman" w:hAnsi="Times New Roman" w:cs="Times New Roman"/>
                 <w:noProof/>
                 <w:webHidden/>
               </w:rPr>
@@ -695,9 +744,9 @@
               <w:tab w:val="right" w:leader="dot" w:pos="9016"/>
             </w:tabs>
             <w:rPr>
-              <w:rFonts w:eastAsiaTheme="minorEastAsia"/>
+              <w:rFonts w:ascii="Times New Roman" w:eastAsiaTheme="minorEastAsia" w:hAnsi="Times New Roman" w:cs="Times New Roman"/>
               <w:noProof/>
-              <w:lang w:val="en-DE" w:eastAsia="en-DE"/>
+              <w:lang w:eastAsia="en-DE"/>
             </w:rPr>
           </w:pPr>
           <w:hyperlink w:anchor="_Toc238201537" w:history="1">
@@ -712,9 +761,9 @@
             </w:r>
             <w:r>
               <w:rPr>
-                <w:rFonts w:eastAsiaTheme="minorEastAsia"/>
-                <w:noProof/>
-                <w:lang w:val="en-DE" w:eastAsia="en-DE"/>
+                <w:rFonts w:ascii="Times New Roman" w:eastAsiaTheme="minorEastAsia" w:hAnsi="Times New Roman" w:cs="Times New Roman"/>
+                <w:noProof/>
+                <w:lang w:eastAsia="en-DE"/>
               </w:rPr>
               <w:tab/>
             </w:r>
@@ -729,6 +778,7 @@
             </w:r>
             <w:r>
               <w:rPr>
+                <w:rFonts w:ascii="Times New Roman" w:hAnsi="Times New Roman" w:cs="Times New Roman"/>
                 <w:noProof/>
                 <w:webHidden/>
               </w:rPr>
@@ -736,6 +786,7 @@
             </w:r>
             <w:r>
               <w:rPr>
+                <w:rFonts w:ascii="Times New Roman" w:hAnsi="Times New Roman" w:cs="Times New Roman"/>
                 <w:noProof/>
                 <w:webHidden/>
               </w:rPr>
@@ -743,6 +794,7 @@
             </w:r>
             <w:r>
               <w:rPr>
+                <w:rFonts w:ascii="Times New Roman" w:hAnsi="Times New Roman" w:cs="Times New Roman"/>
                 <w:noProof/>
                 <w:webHidden/>
               </w:rPr>
@@ -750,12 +802,14 @@
             </w:r>
             <w:r>
               <w:rPr>
-                <w:noProof/>
-                <w:webHidden/>
-              </w:rPr>
-            </w:r>
-            <w:r>
-              <w:rPr>
+                <w:rFonts w:ascii="Times New Roman" w:hAnsi="Times New Roman" w:cs="Times New Roman"/>
+                <w:noProof/>
+                <w:webHidden/>
+              </w:rPr>
+            </w:r>
+            <w:r>
+              <w:rPr>
+                <w:rFonts w:ascii="Times New Roman" w:hAnsi="Times New Roman" w:cs="Times New Roman"/>
                 <w:noProof/>
                 <w:webHidden/>
               </w:rPr>
@@ -763,6 +817,7 @@
             </w:r>
             <w:r>
               <w:rPr>
+                <w:rFonts w:ascii="Times New Roman" w:hAnsi="Times New Roman" w:cs="Times New Roman"/>
                 <w:noProof/>
                 <w:webHidden/>
               </w:rPr>
@@ -770,6 +825,7 @@
             </w:r>
             <w:r>
               <w:rPr>
+                <w:rFonts w:ascii="Times New Roman" w:hAnsi="Times New Roman" w:cs="Times New Roman"/>
                 <w:noProof/>
                 <w:webHidden/>
               </w:rPr>
@@ -785,9 +841,9 @@
               <w:tab w:val="right" w:leader="dot" w:pos="9016"/>
             </w:tabs>
             <w:rPr>
-              <w:rFonts w:eastAsiaTheme="minorEastAsia"/>
+              <w:rFonts w:ascii="Times New Roman" w:eastAsiaTheme="minorEastAsia" w:hAnsi="Times New Roman" w:cs="Times New Roman"/>
               <w:noProof/>
-              <w:lang w:val="en-DE" w:eastAsia="en-DE"/>
+              <w:lang w:eastAsia="en-DE"/>
             </w:rPr>
           </w:pPr>
           <w:hyperlink w:anchor="_Toc238201538" w:history="1">
@@ -801,9 +857,9 @@
             </w:r>
             <w:r>
               <w:rPr>
-                <w:rFonts w:eastAsiaTheme="minorEastAsia"/>
-                <w:noProof/>
-                <w:lang w:val="en-DE" w:eastAsia="en-DE"/>
+                <w:rFonts w:ascii="Times New Roman" w:eastAsiaTheme="minorEastAsia" w:hAnsi="Times New Roman" w:cs="Times New Roman"/>
+                <w:noProof/>
+                <w:lang w:eastAsia="en-DE"/>
               </w:rPr>
               <w:tab/>
             </w:r>
@@ -817,6 +873,7 @@
             </w:r>
             <w:r>
               <w:rPr>
+                <w:rFonts w:ascii="Times New Roman" w:hAnsi="Times New Roman" w:cs="Times New Roman"/>
                 <w:noProof/>
                 <w:webHidden/>
               </w:rPr>
@@ -824,6 +881,7 @@
             </w:r>
             <w:r>
               <w:rPr>
+                <w:rFonts w:ascii="Times New Roman" w:hAnsi="Times New Roman" w:cs="Times New Roman"/>
                 <w:noProof/>
                 <w:webHidden/>
               </w:rPr>
@@ -831,6 +889,7 @@
             </w:r>
             <w:r>
               <w:rPr>
+                <w:rFonts w:ascii="Times New Roman" w:hAnsi="Times New Roman" w:cs="Times New Roman"/>
                 <w:noProof/>
                 <w:webHidden/>
               </w:rPr>
@@ -838,12 +897,14 @@
             </w:r>
             <w:r>
               <w:rPr>
-                <w:noProof/>
-                <w:webHidden/>
-              </w:rPr>
-            </w:r>
-            <w:r>
-              <w:rPr>
+                <w:rFonts w:ascii="Times New Roman" w:hAnsi="Times New Roman" w:cs="Times New Roman"/>
+                <w:noProof/>
+                <w:webHidden/>
+              </w:rPr>
+            </w:r>
+            <w:r>
+              <w:rPr>
+                <w:rFonts w:ascii="Times New Roman" w:hAnsi="Times New Roman" w:cs="Times New Roman"/>
                 <w:noProof/>
                 <w:webHidden/>
               </w:rPr>
@@ -851,6 +912,7 @@
             </w:r>
             <w:r>
               <w:rPr>
+                <w:rFonts w:ascii="Times New Roman" w:hAnsi="Times New Roman" w:cs="Times New Roman"/>
                 <w:noProof/>
                 <w:webHidden/>
               </w:rPr>
@@ -858,6 +920,7 @@
             </w:r>
             <w:r>
               <w:rPr>
+                <w:rFonts w:ascii="Times New Roman" w:hAnsi="Times New Roman" w:cs="Times New Roman"/>
                 <w:noProof/>
                 <w:webHidden/>
               </w:rPr>
@@ -873,9 +936,9 @@
               <w:tab w:val="right" w:leader="dot" w:pos="9016"/>
             </w:tabs>
             <w:rPr>
-              <w:rFonts w:eastAsiaTheme="minorEastAsia"/>
+              <w:rFonts w:ascii="Times New Roman" w:eastAsiaTheme="minorEastAsia" w:hAnsi="Times New Roman" w:cs="Times New Roman"/>
               <w:noProof/>
-              <w:lang w:val="en-DE" w:eastAsia="en-DE"/>
+              <w:lang w:eastAsia="en-DE"/>
             </w:rPr>
           </w:pPr>
           <w:hyperlink w:anchor="_Toc238201539" w:history="1">
@@ -890,9 +953,9 @@
             </w:r>
             <w:r>
               <w:rPr>
-                <w:rFonts w:eastAsiaTheme="minorEastAsia"/>
-                <w:noProof/>
-                <w:lang w:val="en-DE" w:eastAsia="en-DE"/>
+                <w:rFonts w:ascii="Times New Roman" w:eastAsiaTheme="minorEastAsia" w:hAnsi="Times New Roman" w:cs="Times New Roman"/>
+                <w:noProof/>
+                <w:lang w:eastAsia="en-DE"/>
               </w:rPr>
               <w:tab/>
             </w:r>
@@ -907,6 +970,7 @@
             </w:r>
             <w:r>
               <w:rPr>
+                <w:rFonts w:ascii="Times New Roman" w:hAnsi="Times New Roman" w:cs="Times New Roman"/>
                 <w:noProof/>
                 <w:webHidden/>
               </w:rPr>
@@ -914,6 +978,7 @@
             </w:r>
             <w:r>
               <w:rPr>
+                <w:rFonts w:ascii="Times New Roman" w:hAnsi="Times New Roman" w:cs="Times New Roman"/>
                 <w:noProof/>
                 <w:webHidden/>
               </w:rPr>
@@ -921,6 +986,7 @@
             </w:r>
             <w:r>
               <w:rPr>
+                <w:rFonts w:ascii="Times New Roman" w:hAnsi="Times New Roman" w:cs="Times New Roman"/>
                 <w:noProof/>
                 <w:webHidden/>
               </w:rPr>
@@ -928,12 +994,14 @@
             </w:r>
             <w:r>
               <w:rPr>
-                <w:noProof/>
-                <w:webHidden/>
-              </w:rPr>
-            </w:r>
-            <w:r>
-              <w:rPr>
+                <w:rFonts w:ascii="Times New Roman" w:hAnsi="Times New Roman" w:cs="Times New Roman"/>
+                <w:noProof/>
+                <w:webHidden/>
+              </w:rPr>
+            </w:r>
+            <w:r>
+              <w:rPr>
+                <w:rFonts w:ascii="Times New Roman" w:hAnsi="Times New Roman" w:cs="Times New Roman"/>
                 <w:noProof/>
                 <w:webHidden/>
               </w:rPr>
@@ -941,6 +1009,7 @@
             </w:r>
             <w:r>
               <w:rPr>
+                <w:rFonts w:ascii="Times New Roman" w:hAnsi="Times New Roman" w:cs="Times New Roman"/>
                 <w:noProof/>
                 <w:webHidden/>
               </w:rPr>
@@ -948,6 +1017,7 @@
             </w:r>
             <w:r>
               <w:rPr>
+                <w:rFonts w:ascii="Times New Roman" w:hAnsi="Times New Roman" w:cs="Times New Roman"/>
                 <w:noProof/>
                 <w:webHidden/>
               </w:rPr>
@@ -963,9 +1033,9 @@
               <w:tab w:val="right" w:leader="dot" w:pos="9016"/>
             </w:tabs>
             <w:rPr>
-              <w:rFonts w:eastAsiaTheme="minorEastAsia"/>
+              <w:rFonts w:ascii="Times New Roman" w:eastAsiaTheme="minorEastAsia" w:hAnsi="Times New Roman" w:cs="Times New Roman"/>
               <w:noProof/>
-              <w:lang w:val="en-DE" w:eastAsia="en-DE"/>
+              <w:lang w:eastAsia="en-DE"/>
             </w:rPr>
           </w:pPr>
           <w:hyperlink w:anchor="_Toc238201540" w:history="1">
@@ -980,9 +1050,9 @@
             </w:r>
             <w:r>
               <w:rPr>
-                <w:rFonts w:eastAsiaTheme="minorEastAsia"/>
-                <w:noProof/>
-                <w:lang w:val="en-DE" w:eastAsia="en-DE"/>
+                <w:rFonts w:ascii="Times New Roman" w:eastAsiaTheme="minorEastAsia" w:hAnsi="Times New Roman" w:cs="Times New Roman"/>
+                <w:noProof/>
+                <w:lang w:eastAsia="en-DE"/>
               </w:rPr>
               <w:tab/>
             </w:r>
@@ -997,6 +1067,7 @@
             </w:r>
             <w:r>
               <w:rPr>
+                <w:rFonts w:ascii="Times New Roman" w:hAnsi="Times New Roman" w:cs="Times New Roman"/>
                 <w:noProof/>
                 <w:webHidden/>
               </w:rPr>
@@ -1004,6 +1075,7 @@
             </w:r>
             <w:r>
               <w:rPr>
+                <w:rFonts w:ascii="Times New Roman" w:hAnsi="Times New Roman" w:cs="Times New Roman"/>
                 <w:noProof/>
                 <w:webHidden/>
               </w:rPr>
@@ -1011,6 +1083,7 @@
             </w:r>
             <w:r>
               <w:rPr>
+                <w:rFonts w:ascii="Times New Roman" w:hAnsi="Times New Roman" w:cs="Times New Roman"/>
                 <w:noProof/>
                 <w:webHidden/>
               </w:rPr>
@@ -1018,12 +1091,14 @@
             </w:r>
             <w:r>
               <w:rPr>
-                <w:noProof/>
-                <w:webHidden/>
-              </w:rPr>
-            </w:r>
-            <w:r>
-              <w:rPr>
+                <w:rFonts w:ascii="Times New Roman" w:hAnsi="Times New Roman" w:cs="Times New Roman"/>
+                <w:noProof/>
+                <w:webHidden/>
+              </w:rPr>
+            </w:r>
+            <w:r>
+              <w:rPr>
+                <w:rFonts w:ascii="Times New Roman" w:hAnsi="Times New Roman" w:cs="Times New Roman"/>
                 <w:noProof/>
                 <w:webHidden/>
               </w:rPr>
@@ -1031,6 +1106,7 @@
             </w:r>
             <w:r>
               <w:rPr>
+                <w:rFonts w:ascii="Times New Roman" w:hAnsi="Times New Roman" w:cs="Times New Roman"/>
                 <w:noProof/>
                 <w:webHidden/>
               </w:rPr>
@@ -1038,6 +1114,7 @@
             </w:r>
             <w:r>
               <w:rPr>
+                <w:rFonts w:ascii="Times New Roman" w:hAnsi="Times New Roman" w:cs="Times New Roman"/>
                 <w:noProof/>
                 <w:webHidden/>
               </w:rPr>
@@ -1053,9 +1130,9 @@
               <w:tab w:val="right" w:leader="dot" w:pos="9016"/>
             </w:tabs>
             <w:rPr>
-              <w:rFonts w:eastAsiaTheme="minorEastAsia"/>
+              <w:rFonts w:ascii="Times New Roman" w:eastAsiaTheme="minorEastAsia" w:hAnsi="Times New Roman" w:cs="Times New Roman"/>
               <w:noProof/>
-              <w:lang w:val="en-DE" w:eastAsia="en-DE"/>
+              <w:lang w:eastAsia="en-DE"/>
             </w:rPr>
           </w:pPr>
           <w:hyperlink w:anchor="_Toc238201541" w:history="1">
@@ -1070,9 +1147,9 @@
             </w:r>
             <w:r>
               <w:rPr>
-                <w:rFonts w:eastAsiaTheme="minorEastAsia"/>
-                <w:noProof/>
-                <w:lang w:val="en-DE" w:eastAsia="en-DE"/>
+                <w:rFonts w:ascii="Times New Roman" w:eastAsiaTheme="minorEastAsia" w:hAnsi="Times New Roman" w:cs="Times New Roman"/>
+                <w:noProof/>
+                <w:lang w:eastAsia="en-DE"/>
               </w:rPr>
               <w:tab/>
             </w:r>
@@ -1087,6 +1164,7 @@
             </w:r>
             <w:r>
               <w:rPr>
+                <w:rFonts w:ascii="Times New Roman" w:hAnsi="Times New Roman" w:cs="Times New Roman"/>
                 <w:noProof/>
                 <w:webHidden/>
               </w:rPr>
@@ -1094,6 +1172,7 @@
             </w:r>
             <w:r>
               <w:rPr>
+                <w:rFonts w:ascii="Times New Roman" w:hAnsi="Times New Roman" w:cs="Times New Roman"/>
                 <w:noProof/>
                 <w:webHidden/>
               </w:rPr>
@@ -1101,6 +1180,7 @@
             </w:r>
             <w:r>
               <w:rPr>
+                <w:rFonts w:ascii="Times New Roman" w:hAnsi="Times New Roman" w:cs="Times New Roman"/>
                 <w:noProof/>
                 <w:webHidden/>
               </w:rPr>
@@ -1108,12 +1188,14 @@
             </w:r>
             <w:r>
               <w:rPr>
-                <w:noProof/>
-                <w:webHidden/>
-              </w:rPr>
-            </w:r>
-            <w:r>
-              <w:rPr>
+                <w:rFonts w:ascii="Times New Roman" w:hAnsi="Times New Roman" w:cs="Times New Roman"/>
+                <w:noProof/>
+                <w:webHidden/>
+              </w:rPr>
+            </w:r>
+            <w:r>
+              <w:rPr>
+                <w:rFonts w:ascii="Times New Roman" w:hAnsi="Times New Roman" w:cs="Times New Roman"/>
                 <w:noProof/>
                 <w:webHidden/>
               </w:rPr>
@@ -1121,6 +1203,7 @@
             </w:r>
             <w:r>
               <w:rPr>
+                <w:rFonts w:ascii="Times New Roman" w:hAnsi="Times New Roman" w:cs="Times New Roman"/>
                 <w:noProof/>
                 <w:webHidden/>
               </w:rPr>
@@ -1128,6 +1211,7 @@
             </w:r>
             <w:r>
               <w:rPr>
+                <w:rFonts w:ascii="Times New Roman" w:hAnsi="Times New Roman" w:cs="Times New Roman"/>
                 <w:noProof/>
                 <w:webHidden/>
               </w:rPr>
@@ -1143,9 +1227,9 @@
               <w:tab w:val="right" w:leader="dot" w:pos="9016"/>
             </w:tabs>
             <w:rPr>
-              <w:rFonts w:eastAsiaTheme="minorEastAsia"/>
+              <w:rFonts w:ascii="Times New Roman" w:eastAsiaTheme="minorEastAsia" w:hAnsi="Times New Roman" w:cs="Times New Roman"/>
               <w:noProof/>
-              <w:lang w:val="en-DE" w:eastAsia="en-DE"/>
+              <w:lang w:eastAsia="en-DE"/>
             </w:rPr>
           </w:pPr>
           <w:hyperlink w:anchor="_Toc238201542" w:history="1">
@@ -1160,9 +1244,9 @@
             </w:r>
             <w:r>
               <w:rPr>
-                <w:rFonts w:eastAsiaTheme="minorEastAsia"/>
-                <w:noProof/>
-                <w:lang w:val="en-DE" w:eastAsia="en-DE"/>
+                <w:rFonts w:ascii="Times New Roman" w:eastAsiaTheme="minorEastAsia" w:hAnsi="Times New Roman" w:cs="Times New Roman"/>
+                <w:noProof/>
+                <w:lang w:eastAsia="en-DE"/>
               </w:rPr>
               <w:tab/>
             </w:r>
@@ -1177,6 +1261,7 @@
             </w:r>
             <w:r>
               <w:rPr>
+                <w:rFonts w:ascii="Times New Roman" w:hAnsi="Times New Roman" w:cs="Times New Roman"/>
                 <w:noProof/>
                 <w:webHidden/>
               </w:rPr>
@@ -1184,6 +1269,7 @@
             </w:r>
             <w:r>
               <w:rPr>
+                <w:rFonts w:ascii="Times New Roman" w:hAnsi="Times New Roman" w:cs="Times New Roman"/>
                 <w:noProof/>
                 <w:webHidden/>
               </w:rPr>
@@ -1191,6 +1277,7 @@
             </w:r>
             <w:r>
               <w:rPr>
+                <w:rFonts w:ascii="Times New Roman" w:hAnsi="Times New Roman" w:cs="Times New Roman"/>
                 <w:noProof/>
                 <w:webHidden/>
               </w:rPr>
@@ -1198,12 +1285,14 @@
             </w:r>
             <w:r>
               <w:rPr>
-                <w:noProof/>
-                <w:webHidden/>
-              </w:rPr>
-            </w:r>
-            <w:r>
-              <w:rPr>
+                <w:rFonts w:ascii="Times New Roman" w:hAnsi="Times New Roman" w:cs="Times New Roman"/>
+                <w:noProof/>
+                <w:webHidden/>
+              </w:rPr>
+            </w:r>
+            <w:r>
+              <w:rPr>
+                <w:rFonts w:ascii="Times New Roman" w:hAnsi="Times New Roman" w:cs="Times New Roman"/>
                 <w:noProof/>
                 <w:webHidden/>
               </w:rPr>
@@ -1211,6 +1300,7 @@
             </w:r>
             <w:r>
               <w:rPr>
+                <w:rFonts w:ascii="Times New Roman" w:hAnsi="Times New Roman" w:cs="Times New Roman"/>
                 <w:noProof/>
                 <w:webHidden/>
               </w:rPr>
@@ -1218,6 +1308,7 @@
             </w:r>
             <w:r>
               <w:rPr>
+                <w:rFonts w:ascii="Times New Roman" w:hAnsi="Times New Roman" w:cs="Times New Roman"/>
                 <w:noProof/>
                 <w:webHidden/>
               </w:rPr>
@@ -1233,9 +1324,9 @@
               <w:tab w:val="right" w:leader="dot" w:pos="9016"/>
             </w:tabs>
             <w:rPr>
-              <w:rFonts w:eastAsiaTheme="minorEastAsia"/>
+              <w:rFonts w:ascii="Times New Roman" w:eastAsiaTheme="minorEastAsia" w:hAnsi="Times New Roman" w:cs="Times New Roman"/>
               <w:noProof/>
-              <w:lang w:val="en-DE" w:eastAsia="en-DE"/>
+              <w:lang w:eastAsia="en-DE"/>
             </w:rPr>
           </w:pPr>
           <w:hyperlink w:anchor="_Toc238201543" w:history="1">
@@ -1250,9 +1341,9 @@
             </w:r>
             <w:r>
               <w:rPr>
-                <w:rFonts w:eastAsiaTheme="minorEastAsia"/>
-                <w:noProof/>
-                <w:lang w:val="en-DE" w:eastAsia="en-DE"/>
+                <w:rFonts w:ascii="Times New Roman" w:eastAsiaTheme="minorEastAsia" w:hAnsi="Times New Roman" w:cs="Times New Roman"/>
+                <w:noProof/>
+                <w:lang w:eastAsia="en-DE"/>
               </w:rPr>
               <w:tab/>
             </w:r>
@@ -1267,6 +1358,7 @@
             </w:r>
             <w:r>
               <w:rPr>
+                <w:rFonts w:ascii="Times New Roman" w:hAnsi="Times New Roman" w:cs="Times New Roman"/>
                 <w:noProof/>
                 <w:webHidden/>
               </w:rPr>
@@ -1274,6 +1366,7 @@
             </w:r>
             <w:r>
               <w:rPr>
+                <w:rFonts w:ascii="Times New Roman" w:hAnsi="Times New Roman" w:cs="Times New Roman"/>
                 <w:noProof/>
                 <w:webHidden/>
               </w:rPr>
@@ -1281,6 +1374,7 @@
             </w:r>
             <w:r>
               <w:rPr>
+                <w:rFonts w:ascii="Times New Roman" w:hAnsi="Times New Roman" w:cs="Times New Roman"/>
                 <w:noProof/>
                 <w:webHidden/>
               </w:rPr>
@@ -1288,12 +1382,14 @@
             </w:r>
             <w:r>
               <w:rPr>
-                <w:noProof/>
-                <w:webHidden/>
-              </w:rPr>
-            </w:r>
-            <w:r>
-              <w:rPr>
+                <w:rFonts w:ascii="Times New Roman" w:hAnsi="Times New Roman" w:cs="Times New Roman"/>
+                <w:noProof/>
+                <w:webHidden/>
+              </w:rPr>
+            </w:r>
+            <w:r>
+              <w:rPr>
+                <w:rFonts w:ascii="Times New Roman" w:hAnsi="Times New Roman" w:cs="Times New Roman"/>
                 <w:noProof/>
                 <w:webHidden/>
               </w:rPr>
@@ -1301,6 +1397,7 @@
             </w:r>
             <w:r>
               <w:rPr>
+                <w:rFonts w:ascii="Times New Roman" w:hAnsi="Times New Roman" w:cs="Times New Roman"/>
                 <w:noProof/>
                 <w:webHidden/>
               </w:rPr>
@@ -1308,6 +1405,7 @@
             </w:r>
             <w:r>
               <w:rPr>
+                <w:rFonts w:ascii="Times New Roman" w:hAnsi="Times New Roman" w:cs="Times New Roman"/>
                 <w:noProof/>
                 <w:webHidden/>
               </w:rPr>
@@ -1323,9 +1421,9 @@
               <w:tab w:val="right" w:leader="dot" w:pos="9016"/>
             </w:tabs>
             <w:rPr>
-              <w:rFonts w:eastAsiaTheme="minorEastAsia"/>
+              <w:rFonts w:ascii="Times New Roman" w:eastAsiaTheme="minorEastAsia" w:hAnsi="Times New Roman" w:cs="Times New Roman"/>
               <w:noProof/>
-              <w:lang w:val="en-DE" w:eastAsia="en-DE"/>
+              <w:lang w:eastAsia="en-DE"/>
             </w:rPr>
           </w:pPr>
           <w:hyperlink w:anchor="_Toc238201544" w:history="1">
@@ -1340,9 +1438,9 @@
             </w:r>
             <w:r>
               <w:rPr>
-                <w:rFonts w:eastAsiaTheme="minorEastAsia"/>
-                <w:noProof/>
-                <w:lang w:val="en-DE" w:eastAsia="en-DE"/>
+                <w:rFonts w:ascii="Times New Roman" w:eastAsiaTheme="minorEastAsia" w:hAnsi="Times New Roman" w:cs="Times New Roman"/>
+                <w:noProof/>
+                <w:lang w:eastAsia="en-DE"/>
               </w:rPr>
               <w:tab/>
             </w:r>
@@ -1357,6 +1455,7 @@
             </w:r>
             <w:r>
               <w:rPr>
+                <w:rFonts w:ascii="Times New Roman" w:hAnsi="Times New Roman" w:cs="Times New Roman"/>
                 <w:noProof/>
                 <w:webHidden/>
               </w:rPr>
@@ -1364,6 +1463,7 @@
             </w:r>
             <w:r>
               <w:rPr>
+                <w:rFonts w:ascii="Times New Roman" w:hAnsi="Times New Roman" w:cs="Times New Roman"/>
                 <w:noProof/>
                 <w:webHidden/>
               </w:rPr>
@@ -1371,6 +1471,7 @@
             </w:r>
             <w:r>
               <w:rPr>
+                <w:rFonts w:ascii="Times New Roman" w:hAnsi="Times New Roman" w:cs="Times New Roman"/>
                 <w:noProof/>
                 <w:webHidden/>
               </w:rPr>
@@ -1378,12 +1479,14 @@
             </w:r>
             <w:r>
               <w:rPr>
-                <w:noProof/>
-                <w:webHidden/>
-              </w:rPr>
-            </w:r>
-            <w:r>
-              <w:rPr>
+                <w:rFonts w:ascii="Times New Roman" w:hAnsi="Times New Roman" w:cs="Times New Roman"/>
+                <w:noProof/>
+                <w:webHidden/>
+              </w:rPr>
+            </w:r>
+            <w:r>
+              <w:rPr>
+                <w:rFonts w:ascii="Times New Roman" w:hAnsi="Times New Roman" w:cs="Times New Roman"/>
                 <w:noProof/>
                 <w:webHidden/>
               </w:rPr>
@@ -1391,6 +1494,7 @@
             </w:r>
             <w:r>
               <w:rPr>
+                <w:rFonts w:ascii="Times New Roman" w:hAnsi="Times New Roman" w:cs="Times New Roman"/>
                 <w:noProof/>
                 <w:webHidden/>
               </w:rPr>
@@ -1398,6 +1502,7 @@
             </w:r>
             <w:r>
               <w:rPr>
+                <w:rFonts w:ascii="Times New Roman" w:hAnsi="Times New Roman" w:cs="Times New Roman"/>
                 <w:noProof/>
                 <w:webHidden/>
               </w:rPr>
@@ -1413,9 +1518,9 @@
               <w:tab w:val="right" w:leader="dot" w:pos="9016"/>
             </w:tabs>
             <w:rPr>
-              <w:rFonts w:eastAsiaTheme="minorEastAsia"/>
+              <w:rFonts w:ascii="Times New Roman" w:eastAsiaTheme="minorEastAsia" w:hAnsi="Times New Roman" w:cs="Times New Roman"/>
               <w:noProof/>
-              <w:lang w:val="en-DE" w:eastAsia="en-DE"/>
+              <w:lang w:eastAsia="en-DE"/>
             </w:rPr>
           </w:pPr>
           <w:hyperlink w:anchor="_Toc238201545" w:history="1">
@@ -1430,9 +1535,9 @@
             </w:r>
             <w:r>
               <w:rPr>
-                <w:rFonts w:eastAsiaTheme="minorEastAsia"/>
-                <w:noProof/>
-                <w:lang w:val="en-DE" w:eastAsia="en-DE"/>
+                <w:rFonts w:ascii="Times New Roman" w:eastAsiaTheme="minorEastAsia" w:hAnsi="Times New Roman" w:cs="Times New Roman"/>
+                <w:noProof/>
+                <w:lang w:eastAsia="en-DE"/>
               </w:rPr>
               <w:tab/>
             </w:r>
@@ -1447,6 +1552,7 @@
             </w:r>
             <w:r>
               <w:rPr>
+                <w:rFonts w:ascii="Times New Roman" w:hAnsi="Times New Roman" w:cs="Times New Roman"/>
                 <w:noProof/>
                 <w:webHidden/>
               </w:rPr>
@@ -1454,6 +1560,7 @@
             </w:r>
             <w:r>
               <w:rPr>
+                <w:rFonts w:ascii="Times New Roman" w:hAnsi="Times New Roman" w:cs="Times New Roman"/>
                 <w:noProof/>
                 <w:webHidden/>
               </w:rPr>
@@ -1461,6 +1568,7 @@
             </w:r>
             <w:r>
               <w:rPr>
+                <w:rFonts w:ascii="Times New Roman" w:hAnsi="Times New Roman" w:cs="Times New Roman"/>
                 <w:noProof/>
                 <w:webHidden/>
               </w:rPr>
@@ -1468,12 +1576,14 @@
             </w:r>
             <w:r>
               <w:rPr>
-                <w:noProof/>
-                <w:webHidden/>
-              </w:rPr>
-            </w:r>
-            <w:r>
-              <w:rPr>
+                <w:rFonts w:ascii="Times New Roman" w:hAnsi="Times New Roman" w:cs="Times New Roman"/>
+                <w:noProof/>
+                <w:webHidden/>
+              </w:rPr>
+            </w:r>
+            <w:r>
+              <w:rPr>
+                <w:rFonts w:ascii="Times New Roman" w:hAnsi="Times New Roman" w:cs="Times New Roman"/>
                 <w:noProof/>
                 <w:webHidden/>
               </w:rPr>
@@ -1481,6 +1591,7 @@
             </w:r>
             <w:r>
               <w:rPr>
+                <w:rFonts w:ascii="Times New Roman" w:hAnsi="Times New Roman" w:cs="Times New Roman"/>
                 <w:noProof/>
                 <w:webHidden/>
               </w:rPr>
@@ -1488,6 +1599,7 @@
             </w:r>
             <w:r>
               <w:rPr>
+                <w:rFonts w:ascii="Times New Roman" w:hAnsi="Times New Roman" w:cs="Times New Roman"/>
                 <w:noProof/>
                 <w:webHidden/>
               </w:rPr>
@@ -1503,9 +1615,9 @@
               <w:tab w:val="right" w:leader="dot" w:pos="9016"/>
             </w:tabs>
             <w:rPr>
-              <w:rFonts w:eastAsiaTheme="minorEastAsia"/>
+              <w:rFonts w:ascii="Times New Roman" w:eastAsiaTheme="minorEastAsia" w:hAnsi="Times New Roman" w:cs="Times New Roman"/>
               <w:noProof/>
-              <w:lang w:val="en-DE" w:eastAsia="en-DE"/>
+              <w:lang w:eastAsia="en-DE"/>
             </w:rPr>
           </w:pPr>
           <w:hyperlink w:anchor="_Toc238201546" w:history="1">
@@ -1519,9 +1631,9 @@
             </w:r>
             <w:r>
               <w:rPr>
-                <w:rFonts w:eastAsiaTheme="minorEastAsia"/>
-                <w:noProof/>
-                <w:lang w:val="en-DE" w:eastAsia="en-DE"/>
+                <w:rFonts w:ascii="Times New Roman" w:eastAsiaTheme="minorEastAsia" w:hAnsi="Times New Roman" w:cs="Times New Roman"/>
+                <w:noProof/>
+                <w:lang w:eastAsia="en-DE"/>
               </w:rPr>
               <w:tab/>
             </w:r>
@@ -1535,6 +1647,7 @@
             </w:r>
             <w:r>
               <w:rPr>
+                <w:rFonts w:ascii="Times New Roman" w:hAnsi="Times New Roman" w:cs="Times New Roman"/>
                 <w:noProof/>
                 <w:webHidden/>
               </w:rPr>
@@ -1542,6 +1655,7 @@
             </w:r>
             <w:r>
               <w:rPr>
+                <w:rFonts w:ascii="Times New Roman" w:hAnsi="Times New Roman" w:cs="Times New Roman"/>
                 <w:noProof/>
                 <w:webHidden/>
               </w:rPr>
@@ -1549,6 +1663,7 @@
             </w:r>
             <w:r>
               <w:rPr>
+                <w:rFonts w:ascii="Times New Roman" w:hAnsi="Times New Roman" w:cs="Times New Roman"/>
                 <w:noProof/>
                 <w:webHidden/>
               </w:rPr>
@@ -1556,12 +1671,14 @@
             </w:r>
             <w:r>
               <w:rPr>
-                <w:noProof/>
-                <w:webHidden/>
-              </w:rPr>
-            </w:r>
-            <w:r>
-              <w:rPr>
+                <w:rFonts w:ascii="Times New Roman" w:hAnsi="Times New Roman" w:cs="Times New Roman"/>
+                <w:noProof/>
+                <w:webHidden/>
+              </w:rPr>
+            </w:r>
+            <w:r>
+              <w:rPr>
+                <w:rFonts w:ascii="Times New Roman" w:hAnsi="Times New Roman" w:cs="Times New Roman"/>
                 <w:noProof/>
                 <w:webHidden/>
               </w:rPr>
@@ -1569,6 +1686,7 @@
             </w:r>
             <w:r>
               <w:rPr>
+                <w:rFonts w:ascii="Times New Roman" w:hAnsi="Times New Roman" w:cs="Times New Roman"/>
                 <w:noProof/>
                 <w:webHidden/>
               </w:rPr>
@@ -1576,6 +1694,7 @@
             </w:r>
             <w:r>
               <w:rPr>
+                <w:rFonts w:ascii="Times New Roman" w:hAnsi="Times New Roman" w:cs="Times New Roman"/>
                 <w:noProof/>
                 <w:webHidden/>
               </w:rPr>
@@ -1591,9 +1710,9 @@
               <w:tab w:val="right" w:leader="dot" w:pos="9016"/>
             </w:tabs>
             <w:rPr>
-              <w:rFonts w:eastAsiaTheme="minorEastAsia"/>
+              <w:rFonts w:ascii="Times New Roman" w:eastAsiaTheme="minorEastAsia" w:hAnsi="Times New Roman" w:cs="Times New Roman"/>
               <w:noProof/>
-              <w:lang w:val="en-DE" w:eastAsia="en-DE"/>
+              <w:lang w:eastAsia="en-DE"/>
             </w:rPr>
           </w:pPr>
           <w:hyperlink w:anchor="_Toc238201547" w:history="1">
@@ -1608,9 +1727,9 @@
             </w:r>
             <w:r>
               <w:rPr>
-                <w:rFonts w:eastAsiaTheme="minorEastAsia"/>
-                <w:noProof/>
-                <w:lang w:val="en-DE" w:eastAsia="en-DE"/>
+                <w:rFonts w:ascii="Times New Roman" w:eastAsiaTheme="minorEastAsia" w:hAnsi="Times New Roman" w:cs="Times New Roman"/>
+                <w:noProof/>
+                <w:lang w:eastAsia="en-DE"/>
               </w:rPr>
               <w:tab/>
             </w:r>
@@ -1625,6 +1744,7 @@
             </w:r>
             <w:r>
               <w:rPr>
+                <w:rFonts w:ascii="Times New Roman" w:hAnsi="Times New Roman" w:cs="Times New Roman"/>
                 <w:noProof/>
                 <w:webHidden/>
               </w:rPr>
@@ -1632,6 +1752,7 @@
             </w:r>
             <w:r>
               <w:rPr>
+                <w:rFonts w:ascii="Times New Roman" w:hAnsi="Times New Roman" w:cs="Times New Roman"/>
                 <w:noProof/>
                 <w:webHidden/>
               </w:rPr>
@@ -1639,6 +1760,7 @@
             </w:r>
             <w:r>
               <w:rPr>
+                <w:rFonts w:ascii="Times New Roman" w:hAnsi="Times New Roman" w:cs="Times New Roman"/>
                 <w:noProof/>
                 <w:webHidden/>
               </w:rPr>
@@ -1646,12 +1768,14 @@
             </w:r>
             <w:r>
               <w:rPr>
-                <w:noProof/>
-                <w:webHidden/>
-              </w:rPr>
-            </w:r>
-            <w:r>
-              <w:rPr>
+                <w:rFonts w:ascii="Times New Roman" w:hAnsi="Times New Roman" w:cs="Times New Roman"/>
+                <w:noProof/>
+                <w:webHidden/>
+              </w:rPr>
+            </w:r>
+            <w:r>
+              <w:rPr>
+                <w:rFonts w:ascii="Times New Roman" w:hAnsi="Times New Roman" w:cs="Times New Roman"/>
                 <w:noProof/>
                 <w:webHidden/>
               </w:rPr>
@@ -1659,6 +1783,7 @@
             </w:r>
             <w:r>
               <w:rPr>
+                <w:rFonts w:ascii="Times New Roman" w:hAnsi="Times New Roman" w:cs="Times New Roman"/>
                 <w:noProof/>
                 <w:webHidden/>
               </w:rPr>
@@ -1666,6 +1791,7 @@
             </w:r>
             <w:r>
               <w:rPr>
+                <w:rFonts w:ascii="Times New Roman" w:hAnsi="Times New Roman" w:cs="Times New Roman"/>
                 <w:noProof/>
                 <w:webHidden/>
               </w:rPr>
@@ -1681,9 +1807,9 @@
               <w:tab w:val="right" w:leader="dot" w:pos="9016"/>
             </w:tabs>
             <w:rPr>
-              <w:rFonts w:eastAsiaTheme="minorEastAsia"/>
+              <w:rFonts w:ascii="Times New Roman" w:eastAsiaTheme="minorEastAsia" w:hAnsi="Times New Roman" w:cs="Times New Roman"/>
               <w:noProof/>
-              <w:lang w:val="en-DE" w:eastAsia="en-DE"/>
+              <w:lang w:eastAsia="en-DE"/>
             </w:rPr>
           </w:pPr>
           <w:hyperlink w:anchor="_Toc238201548" w:history="1">
@@ -1698,9 +1824,9 @@
             </w:r>
             <w:r>
               <w:rPr>
-                <w:rFonts w:eastAsiaTheme="minorEastAsia"/>
-                <w:noProof/>
-                <w:lang w:val="en-DE" w:eastAsia="en-DE"/>
+                <w:rFonts w:ascii="Times New Roman" w:eastAsiaTheme="minorEastAsia" w:hAnsi="Times New Roman" w:cs="Times New Roman"/>
+                <w:noProof/>
+                <w:lang w:eastAsia="en-DE"/>
               </w:rPr>
               <w:tab/>
             </w:r>
@@ -1715,6 +1841,7 @@
             </w:r>
             <w:r>
               <w:rPr>
+                <w:rFonts w:ascii="Times New Roman" w:hAnsi="Times New Roman" w:cs="Times New Roman"/>
                 <w:noProof/>
                 <w:webHidden/>
               </w:rPr>
@@ -1722,6 +1849,7 @@
             </w:r>
             <w:r>
               <w:rPr>
+                <w:rFonts w:ascii="Times New Roman" w:hAnsi="Times New Roman" w:cs="Times New Roman"/>
                 <w:noProof/>
                 <w:webHidden/>
               </w:rPr>
@@ -1729,6 +1857,7 @@
             </w:r>
             <w:r>
               <w:rPr>
+                <w:rFonts w:ascii="Times New Roman" w:hAnsi="Times New Roman" w:cs="Times New Roman"/>
                 <w:noProof/>
                 <w:webHidden/>
               </w:rPr>
@@ -1736,12 +1865,14 @@
             </w:r>
             <w:r>
               <w:rPr>
-                <w:noProof/>
-                <w:webHidden/>
-              </w:rPr>
-            </w:r>
-            <w:r>
-              <w:rPr>
+                <w:rFonts w:ascii="Times New Roman" w:hAnsi="Times New Roman" w:cs="Times New Roman"/>
+                <w:noProof/>
+                <w:webHidden/>
+              </w:rPr>
+            </w:r>
+            <w:r>
+              <w:rPr>
+                <w:rFonts w:ascii="Times New Roman" w:hAnsi="Times New Roman" w:cs="Times New Roman"/>
                 <w:noProof/>
                 <w:webHidden/>
               </w:rPr>
@@ -1749,6 +1880,7 @@
             </w:r>
             <w:r>
               <w:rPr>
+                <w:rFonts w:ascii="Times New Roman" w:hAnsi="Times New Roman" w:cs="Times New Roman"/>
                 <w:noProof/>
                 <w:webHidden/>
               </w:rPr>
@@ -1756,6 +1888,7 @@
             </w:r>
             <w:r>
               <w:rPr>
+                <w:rFonts w:ascii="Times New Roman" w:hAnsi="Times New Roman" w:cs="Times New Roman"/>
                 <w:noProof/>
                 <w:webHidden/>
               </w:rPr>
@@ -1771,9 +1904,9 @@
               <w:tab w:val="right" w:leader="dot" w:pos="9016"/>
             </w:tabs>
             <w:rPr>
-              <w:rFonts w:eastAsiaTheme="minorEastAsia"/>
+              <w:rFonts w:ascii="Times New Roman" w:eastAsiaTheme="minorEastAsia" w:hAnsi="Times New Roman" w:cs="Times New Roman"/>
               <w:noProof/>
-              <w:lang w:val="en-DE" w:eastAsia="en-DE"/>
+              <w:lang w:eastAsia="en-DE"/>
             </w:rPr>
           </w:pPr>
           <w:hyperlink w:anchor="_Toc238201549" w:history="1">
@@ -1788,9 +1921,9 @@
             </w:r>
             <w:r>
               <w:rPr>
-                <w:rFonts w:eastAsiaTheme="minorEastAsia"/>
-                <w:noProof/>
-                <w:lang w:val="en-DE" w:eastAsia="en-DE"/>
+                <w:rFonts w:ascii="Times New Roman" w:eastAsiaTheme="minorEastAsia" w:hAnsi="Times New Roman" w:cs="Times New Roman"/>
+                <w:noProof/>
+                <w:lang w:eastAsia="en-DE"/>
               </w:rPr>
               <w:tab/>
             </w:r>
@@ -1805,6 +1938,7 @@
             </w:r>
             <w:r>
               <w:rPr>
+                <w:rFonts w:ascii="Times New Roman" w:hAnsi="Times New Roman" w:cs="Times New Roman"/>
                 <w:noProof/>
                 <w:webHidden/>
               </w:rPr>
@@ -1812,6 +1946,7 @@
             </w:r>
             <w:r>
               <w:rPr>
+                <w:rFonts w:ascii="Times New Roman" w:hAnsi="Times New Roman" w:cs="Times New Roman"/>
                 <w:noProof/>
                 <w:webHidden/>
               </w:rPr>
@@ -1819,6 +1954,7 @@
             </w:r>
             <w:r>
               <w:rPr>
+                <w:rFonts w:ascii="Times New Roman" w:hAnsi="Times New Roman" w:cs="Times New Roman"/>
                 <w:noProof/>
                 <w:webHidden/>
               </w:rPr>
@@ -1826,12 +1962,14 @@
             </w:r>
             <w:r>
               <w:rPr>
-                <w:noProof/>
-                <w:webHidden/>
-              </w:rPr>
-            </w:r>
-            <w:r>
-              <w:rPr>
+                <w:rFonts w:ascii="Times New Roman" w:hAnsi="Times New Roman" w:cs="Times New Roman"/>
+                <w:noProof/>
+                <w:webHidden/>
+              </w:rPr>
+            </w:r>
+            <w:r>
+              <w:rPr>
+                <w:rFonts w:ascii="Times New Roman" w:hAnsi="Times New Roman" w:cs="Times New Roman"/>
                 <w:noProof/>
                 <w:webHidden/>
               </w:rPr>
@@ -1839,6 +1977,7 @@
             </w:r>
             <w:r>
               <w:rPr>
+                <w:rFonts w:ascii="Times New Roman" w:hAnsi="Times New Roman" w:cs="Times New Roman"/>
                 <w:noProof/>
                 <w:webHidden/>
               </w:rPr>
@@ -1846,6 +1985,7 @@
             </w:r>
             <w:r>
               <w:rPr>
+                <w:rFonts w:ascii="Times New Roman" w:hAnsi="Times New Roman" w:cs="Times New Roman"/>
                 <w:noProof/>
                 <w:webHidden/>
               </w:rPr>
@@ -1861,9 +2001,9 @@
               <w:tab w:val="right" w:leader="dot" w:pos="9016"/>
             </w:tabs>
             <w:rPr>
-              <w:rFonts w:eastAsiaTheme="minorEastAsia"/>
+              <w:rFonts w:ascii="Times New Roman" w:eastAsiaTheme="minorEastAsia" w:hAnsi="Times New Roman" w:cs="Times New Roman"/>
               <w:noProof/>
-              <w:lang w:val="en-DE" w:eastAsia="en-DE"/>
+              <w:lang w:eastAsia="en-DE"/>
             </w:rPr>
           </w:pPr>
           <w:hyperlink w:anchor="_Toc238201550" w:history="1">
@@ -1877,9 +2017,9 @@
             </w:r>
             <w:r>
               <w:rPr>
-                <w:rFonts w:eastAsiaTheme="minorEastAsia"/>
-                <w:noProof/>
-                <w:lang w:val="en-DE" w:eastAsia="en-DE"/>
+                <w:rFonts w:ascii="Times New Roman" w:eastAsiaTheme="minorEastAsia" w:hAnsi="Times New Roman" w:cs="Times New Roman"/>
+                <w:noProof/>
+                <w:lang w:eastAsia="en-DE"/>
               </w:rPr>
               <w:tab/>
             </w:r>
@@ -1893,6 +2033,7 @@
             </w:r>
             <w:r>
               <w:rPr>
+                <w:rFonts w:ascii="Times New Roman" w:hAnsi="Times New Roman" w:cs="Times New Roman"/>
                 <w:noProof/>
                 <w:webHidden/>
               </w:rPr>
@@ -1900,6 +2041,7 @@
             </w:r>
             <w:r>
               <w:rPr>
+                <w:rFonts w:ascii="Times New Roman" w:hAnsi="Times New Roman" w:cs="Times New Roman"/>
                 <w:noProof/>
                 <w:webHidden/>
               </w:rPr>
@@ -1907,6 +2049,7 @@
             </w:r>
             <w:r>
               <w:rPr>
+                <w:rFonts w:ascii="Times New Roman" w:hAnsi="Times New Roman" w:cs="Times New Roman"/>
                 <w:noProof/>
                 <w:webHidden/>
               </w:rPr>
@@ -1914,12 +2057,14 @@
             </w:r>
             <w:r>
               <w:rPr>
-                <w:noProof/>
-                <w:webHidden/>
-              </w:rPr>
-            </w:r>
-            <w:r>
-              <w:rPr>
+                <w:rFonts w:ascii="Times New Roman" w:hAnsi="Times New Roman" w:cs="Times New Roman"/>
+                <w:noProof/>
+                <w:webHidden/>
+              </w:rPr>
+            </w:r>
+            <w:r>
+              <w:rPr>
+                <w:rFonts w:ascii="Times New Roman" w:hAnsi="Times New Roman" w:cs="Times New Roman"/>
                 <w:noProof/>
                 <w:webHidden/>
               </w:rPr>
@@ -1927,6 +2072,7 @@
             </w:r>
             <w:r>
               <w:rPr>
+                <w:rFonts w:ascii="Times New Roman" w:hAnsi="Times New Roman" w:cs="Times New Roman"/>
                 <w:noProof/>
                 <w:webHidden/>
               </w:rPr>
@@ -1934,6 +2080,7 @@
             </w:r>
             <w:r>
               <w:rPr>
+                <w:rFonts w:ascii="Times New Roman" w:hAnsi="Times New Roman" w:cs="Times New Roman"/>
                 <w:noProof/>
                 <w:webHidden/>
               </w:rPr>
@@ -1958,7 +2105,6 @@
               <w:bCs/>
               <w:noProof/>
             </w:rPr>
-            <w:lastRenderedPageBreak/>
             <w:fldChar w:fldCharType="end"/>
           </w:r>
         </w:p>
@@ -2001,6 +2147,268 @@
     </w:p>
     <w:p>
       <w:pPr>
+        <w:rPr>
+          <w:rFonts w:ascii="Times New Roman" w:hAnsi="Times New Roman" w:cs="Times New Roman"/>
+          <w:lang w:val="en-US"/>
+        </w:rPr>
+      </w:pPr>
+      <w:r>
+        <w:rPr>
+          <w:rFonts w:ascii="Times New Roman" w:hAnsi="Times New Roman" w:cs="Times New Roman"/>
+          <w:lang w:val="en-US"/>
+        </w:rPr>
+        <w:t xml:space="preserve">In this research, we aimed to build a distributed spreadsheet </w:t>
+      </w:r>
+      <w:r>
+        <w:rPr>
+          <w:rFonts w:ascii="Times New Roman" w:hAnsi="Times New Roman" w:cs="Times New Roman"/>
+          <w:lang w:val="en-US"/>
+        </w:rPr>
+        <w:t>that</w:t>
+      </w:r>
+      <w:r>
+        <w:rPr>
+          <w:rFonts w:ascii="Times New Roman" w:hAnsi="Times New Roman" w:cs="Times New Roman"/>
+          <w:lang w:val="en-US"/>
+        </w:rPr>
+        <w:t xml:space="preserve"> supports formula parsing similar to </w:t>
+      </w:r>
+      <w:r>
+        <w:rPr>
+          <w:rFonts w:ascii="Times New Roman" w:hAnsi="Times New Roman" w:cs="Times New Roman"/>
+          <w:lang w:val="en-US"/>
+        </w:rPr>
+        <w:t>Excel</w:t>
+      </w:r>
+      <w:r>
+        <w:rPr>
+          <w:rFonts w:ascii="Times New Roman" w:hAnsi="Times New Roman" w:cs="Times New Roman"/>
+          <w:lang w:val="en-US"/>
+        </w:rPr>
+        <w:t xml:space="preserve">. </w:t>
+      </w:r>
+      <w:r>
+        <w:rPr>
+          <w:rFonts w:ascii="Times New Roman" w:hAnsi="Times New Roman" w:cs="Times New Roman"/>
+          <w:lang w:val="en-US"/>
+        </w:rPr>
+        <w:t>React.js</w:t>
+      </w:r>
+      <w:r>
+        <w:rPr>
+          <w:rFonts w:ascii="Times New Roman" w:hAnsi="Times New Roman" w:cs="Times New Roman"/>
+          <w:lang w:val="en-US"/>
+        </w:rPr>
+        <w:t xml:space="preserve"> and </w:t>
+      </w:r>
+      <w:r>
+        <w:rPr>
+          <w:rFonts w:ascii="Times New Roman" w:hAnsi="Times New Roman" w:cs="Times New Roman"/>
+          <w:lang w:val="en-US"/>
+        </w:rPr>
+        <w:t>TypeScript</w:t>
+      </w:r>
+      <w:r>
+        <w:rPr>
+          <w:rFonts w:ascii="Times New Roman" w:hAnsi="Times New Roman" w:cs="Times New Roman"/>
+          <w:lang w:val="en-US"/>
+        </w:rPr>
+        <w:t xml:space="preserve"> have been used to build the application</w:t>
+      </w:r>
+      <w:r>
+        <w:rPr>
+          <w:rFonts w:ascii="Times New Roman" w:hAnsi="Times New Roman" w:cs="Times New Roman"/>
+          <w:lang w:val="en-US"/>
+        </w:rPr>
+        <w:t>,</w:t>
+      </w:r>
+      <w:r>
+        <w:rPr>
+          <w:rFonts w:ascii="Times New Roman" w:hAnsi="Times New Roman" w:cs="Times New Roman"/>
+          <w:lang w:val="en-US"/>
+        </w:rPr>
+        <w:t xml:space="preserve"> and Yjs</w:t>
+      </w:r>
+      <w:r>
+        <w:rPr>
+          <w:rFonts w:ascii="Times New Roman" w:hAnsi="Times New Roman" w:cs="Times New Roman"/>
+          <w:lang w:val="en-US"/>
+        </w:rPr>
+        <w:t>,</w:t>
+      </w:r>
+      <w:r>
+        <w:rPr>
+          <w:rFonts w:ascii="Times New Roman" w:hAnsi="Times New Roman" w:cs="Times New Roman"/>
+          <w:lang w:val="en-US"/>
+        </w:rPr>
+        <w:t xml:space="preserve"> which is </w:t>
+      </w:r>
+      <w:r>
+        <w:rPr>
+          <w:rFonts w:ascii="Times New Roman" w:hAnsi="Times New Roman" w:cs="Times New Roman"/>
+          <w:lang w:val="en-US"/>
+        </w:rPr>
+        <w:t xml:space="preserve">a </w:t>
+      </w:r>
+      <w:r>
+        <w:rPr>
+          <w:rFonts w:ascii="Times New Roman" w:hAnsi="Times New Roman" w:cs="Times New Roman"/>
+          <w:lang w:val="en-US"/>
+        </w:rPr>
+        <w:t xml:space="preserve">JavaScript </w:t>
+      </w:r>
+      <w:r>
+        <w:rPr>
+          <w:rFonts w:ascii="Times New Roman" w:hAnsi="Times New Roman" w:cs="Times New Roman"/>
+        </w:rPr>
+        <w:t xml:space="preserve">framework </w:t>
+      </w:r>
+      <w:r>
+        <w:rPr>
+          <w:rFonts w:ascii="Times New Roman" w:hAnsi="Times New Roman" w:cs="Times New Roman"/>
+        </w:rPr>
+        <w:t xml:space="preserve">that uses </w:t>
+      </w:r>
+      <w:r>
+        <w:rPr>
+          <w:rFonts w:ascii="Times New Roman" w:hAnsi="Times New Roman" w:cs="Times New Roman"/>
+          <w:lang w:val="en-US"/>
+        </w:rPr>
+        <w:t xml:space="preserve">Conflict-free Replicated Data Types </w:t>
+      </w:r>
+      <w:r>
+        <w:rPr>
+          <w:rFonts w:ascii="Times New Roman" w:hAnsi="Times New Roman" w:cs="Times New Roman"/>
+          <w:lang w:val="en-US"/>
+        </w:rPr>
+        <w:t xml:space="preserve">(CRDTs) </w:t>
+      </w:r>
+      <w:r>
+        <w:rPr>
+          <w:rFonts w:ascii="Times New Roman" w:hAnsi="Times New Roman" w:cs="Times New Roman"/>
+        </w:rPr>
+        <w:t>with a</w:t>
+      </w:r>
+      <w:r>
+        <w:rPr>
+          <w:rFonts w:ascii="Times New Roman" w:hAnsi="Times New Roman" w:cs="Times New Roman"/>
+        </w:rPr>
+        <w:t>n</w:t>
+      </w:r>
+      <w:r>
+        <w:rPr>
+          <w:rFonts w:ascii="Times New Roman" w:hAnsi="Times New Roman" w:cs="Times New Roman"/>
+        </w:rPr>
+        <w:t xml:space="preserve"> abstraction of shared data</w:t>
+      </w:r>
+      <w:r>
+        <w:rPr>
+          <w:rFonts w:ascii="Times New Roman" w:hAnsi="Times New Roman" w:cs="Times New Roman"/>
+        </w:rPr>
+        <w:t xml:space="preserve"> </w:t>
+      </w:r>
+      <w:sdt>
+        <w:sdtPr>
+          <w:rPr>
+            <w:rFonts w:ascii="Times New Roman" w:hAnsi="Times New Roman" w:cs="Times New Roman"/>
+          </w:rPr>
+          <w:id w:val="1079631451"/>
+          <w:citation/>
+        </w:sdtPr>
+        <w:sdtContent>
+          <w:r>
+            <w:rPr>
+              <w:rFonts w:ascii="Times New Roman" w:hAnsi="Times New Roman" w:cs="Times New Roman"/>
+            </w:rPr>
+            <w:fldChar w:fldCharType="begin"/>
+          </w:r>
+          <w:r>
+            <w:rPr>
+              <w:rFonts w:ascii="Times New Roman" w:hAnsi="Times New Roman" w:cs="Times New Roman"/>
+              <w:lang w:val="en-US"/>
+            </w:rPr>
+            <w:instrText xml:space="preserve"> CITATION KJa26 \l 1033 </w:instrText>
+          </w:r>
+          <w:r>
+            <w:rPr>
+              <w:rFonts w:ascii="Times New Roman" w:hAnsi="Times New Roman" w:cs="Times New Roman"/>
+            </w:rPr>
+            <w:fldChar w:fldCharType="separate"/>
+          </w:r>
+          <w:r>
+            <w:rPr>
+              <w:rFonts w:ascii="Times New Roman" w:hAnsi="Times New Roman" w:cs="Times New Roman"/>
+              <w:noProof/>
+              <w:lang w:val="en-US"/>
+            </w:rPr>
+            <w:t>[1]</w:t>
+          </w:r>
+          <w:r>
+            <w:rPr>
+              <w:rFonts w:ascii="Times New Roman" w:hAnsi="Times New Roman" w:cs="Times New Roman"/>
+            </w:rPr>
+            <w:fldChar w:fldCharType="end"/>
+          </w:r>
+        </w:sdtContent>
+      </w:sdt>
+      <w:r>
+        <w:rPr>
+          <w:rFonts w:ascii="Times New Roman" w:hAnsi="Times New Roman" w:cs="Times New Roman"/>
+          <w:lang w:val="en-US"/>
+        </w:rPr>
+        <w:t xml:space="preserve">. Zustand is used for global React state management and </w:t>
+      </w:r>
+      <w:r>
+        <w:rPr>
+          <w:rFonts w:ascii="Times New Roman" w:hAnsi="Times New Roman" w:cs="Times New Roman"/>
+          <w:lang w:val="en-US"/>
+        </w:rPr>
+        <w:t>WebSocket</w:t>
+      </w:r>
+      <w:r>
+        <w:rPr>
+          <w:rFonts w:ascii="Times New Roman" w:hAnsi="Times New Roman" w:cs="Times New Roman"/>
+          <w:lang w:val="en-US"/>
+        </w:rPr>
+        <w:t xml:space="preserve"> for data transfer across clients.</w:t>
+      </w:r>
+    </w:p>
+    <w:p>
+      <w:pPr>
+        <w:pStyle w:val="Heading2"/>
+        <w:rPr>
+          <w:rFonts w:ascii="Times New Roman" w:hAnsi="Times New Roman" w:cs="Times New Roman"/>
+          <w:highlight w:val="yellow"/>
+          <w:lang w:val="en-US"/>
+        </w:rPr>
+      </w:pPr>
+      <w:r>
+        <w:rPr>
+          <w:rFonts w:ascii="Times New Roman" w:hAnsi="Times New Roman" w:cs="Times New Roman"/>
+          <w:highlight w:val="yellow"/>
+          <w:lang w:val="en-US"/>
+        </w:rPr>
+        <w:t xml:space="preserve">What </w:t>
+      </w:r>
+      <w:r>
+        <w:rPr>
+          <w:rFonts w:ascii="Times New Roman" w:hAnsi="Times New Roman" w:cs="Times New Roman"/>
+          <w:highlight w:val="yellow"/>
+          <w:lang w:val="en-US"/>
+        </w:rPr>
+        <w:t>are</w:t>
+      </w:r>
+      <w:r>
+        <w:rPr>
+          <w:rFonts w:ascii="Times New Roman" w:hAnsi="Times New Roman" w:cs="Times New Roman"/>
+          <w:highlight w:val="yellow"/>
+          <w:lang w:val="en-US"/>
+        </w:rPr>
+        <w:t xml:space="preserve"> CRDTs?</w:t>
+      </w:r>
+    </w:p>
+    <w:p>
+      <w:pPr>
         <w:pStyle w:val="Heading1"/>
         <w:rPr>
           <w:rFonts w:ascii="Times New Roman" w:hAnsi="Times New Roman" w:cs="Times New Roman"/>
@@ -2098,7 +2506,6 @@
         </w:rPr>
         <w:t xml:space="preserve"> in </w:t>
       </w:r>
-      <w:proofErr w:type="spellStart"/>
       <w:r>
         <w:rPr>
           <w:rStyle w:val="Emphasis"/>
@@ -2110,7 +2517,6 @@
         <w:t>Yjs</w:t>
       </w:r>
       <w:bookmarkEnd w:id="8"/>
-      <w:proofErr w:type="spellEnd"/>
     </w:p>
     <w:p>
       <w:pPr>
@@ -2124,94 +2530,105 @@
           <w:rFonts w:ascii="Times New Roman" w:hAnsi="Times New Roman" w:cs="Times New Roman"/>
           <w:lang w:val="en-US"/>
         </w:rPr>
-        <w:t xml:space="preserve">There are 8 </w:t>
-      </w:r>
-      <w:proofErr w:type="spellStart"/>
-      <w:r>
-        <w:rPr>
-          <w:rFonts w:ascii="Times New Roman" w:hAnsi="Times New Roman" w:cs="Times New Roman"/>
-          <w:lang w:val="en-US"/>
-        </w:rPr>
-        <w:t>Yjs</w:t>
-      </w:r>
-      <w:proofErr w:type="spellEnd"/>
-      <w:r>
-        <w:rPr>
-          <w:rFonts w:ascii="Times New Roman" w:hAnsi="Times New Roman" w:cs="Times New Roman"/>
-          <w:lang w:val="en-US"/>
-        </w:rPr>
-        <w:t xml:space="preserve"> structures. </w:t>
-      </w:r>
-      <w:proofErr w:type="spellStart"/>
-      <w:r>
-        <w:rPr>
-          <w:rFonts w:ascii="Times New Roman" w:hAnsi="Times New Roman" w:cs="Times New Roman"/>
-          <w:lang w:val="en-US"/>
-        </w:rPr>
-        <w:t>Yjs</w:t>
-      </w:r>
-      <w:proofErr w:type="spellEnd"/>
-      <w:r>
-        <w:rPr>
-          <w:rFonts w:ascii="Times New Roman" w:hAnsi="Times New Roman" w:cs="Times New Roman"/>
-          <w:lang w:val="en-US"/>
-        </w:rPr>
-        <w:t xml:space="preserve"> is a </w:t>
-      </w:r>
-      <w:proofErr w:type="spellStart"/>
-      <w:r>
-        <w:rPr>
-          <w:rFonts w:ascii="Times New Roman" w:hAnsi="Times New Roman" w:cs="Times New Roman"/>
-          <w:lang w:val="en-US"/>
-        </w:rPr>
-        <w:t>Javascript</w:t>
-      </w:r>
-      <w:proofErr w:type="spellEnd"/>
-      <w:r>
-        <w:rPr>
-          <w:rFonts w:ascii="Times New Roman" w:hAnsi="Times New Roman" w:cs="Times New Roman"/>
-          <w:lang w:val="en-US"/>
-        </w:rPr>
-        <w:t xml:space="preserve"> framework which uses Conflict-free Replicated Data Types internally to synchronize data across different users.</w:t>
-      </w:r>
-      <w:r>
-        <w:rPr>
-          <w:rFonts w:ascii="Times New Roman" w:hAnsi="Times New Roman" w:cs="Times New Roman"/>
-          <w:lang w:val="en-US"/>
-        </w:rPr>
-        <w:t xml:space="preserve"> It provides deterministic collaborative environment by abstracting all the </w:t>
-      </w:r>
-      <w:proofErr w:type="gramStart"/>
-      <w:r>
-        <w:rPr>
-          <w:rFonts w:ascii="Times New Roman" w:hAnsi="Times New Roman" w:cs="Times New Roman"/>
-          <w:lang w:val="en-US"/>
-        </w:rPr>
-        <w:t>low level</w:t>
-      </w:r>
-      <w:proofErr w:type="gramEnd"/>
-      <w:r>
-        <w:rPr>
-          <w:rFonts w:ascii="Times New Roman" w:hAnsi="Times New Roman" w:cs="Times New Roman"/>
-          <w:lang w:val="en-US"/>
-        </w:rPr>
-        <w:t xml:space="preserve"> network messages, merging updates and even </w:t>
-      </w:r>
-      <w:proofErr w:type="spellStart"/>
-      <w:r>
-        <w:rPr>
-          <w:rFonts w:ascii="Times New Roman" w:hAnsi="Times New Roman" w:cs="Times New Roman"/>
-          <w:lang w:val="en-US"/>
-        </w:rPr>
-        <w:t>websocket</w:t>
-      </w:r>
-      <w:proofErr w:type="spellEnd"/>
-      <w:r>
-        <w:rPr>
-          <w:rFonts w:ascii="Times New Roman" w:hAnsi="Times New Roman" w:cs="Times New Roman"/>
-          <w:lang w:val="en-US"/>
-        </w:rPr>
-        <w:t xml:space="preserve"> connections.</w:t>
+        <w:t>There are 8 Yjs structures</w:t>
+      </w:r>
+      <w:r>
+        <w:rPr>
+          <w:rFonts w:ascii="Times New Roman" w:hAnsi="Times New Roman" w:cs="Times New Roman"/>
+          <w:lang w:val="en-US"/>
+        </w:rPr>
+        <w:t>.</w:t>
+      </w:r>
+      <w:r>
+        <w:rPr>
+          <w:rFonts w:ascii="Times New Roman" w:hAnsi="Times New Roman" w:cs="Times New Roman"/>
+          <w:lang w:val="en-US"/>
+        </w:rPr>
+        <w:t xml:space="preserve"> </w:t>
+      </w:r>
+      <w:r>
+        <w:rPr>
+          <w:rFonts w:ascii="Times New Roman" w:hAnsi="Times New Roman" w:cs="Times New Roman"/>
+          <w:lang w:val="en-US"/>
+        </w:rPr>
+        <w:t xml:space="preserve">Yjs </w:t>
+      </w:r>
+      <w:r>
+        <w:rPr>
+          <w:rFonts w:ascii="Times New Roman" w:hAnsi="Times New Roman" w:cs="Times New Roman"/>
+          <w:lang w:val="en-US"/>
+        </w:rPr>
+        <w:t xml:space="preserve">provides </w:t>
+      </w:r>
+      <w:r>
+        <w:rPr>
+          <w:rFonts w:ascii="Times New Roman" w:hAnsi="Times New Roman" w:cs="Times New Roman"/>
+          <w:lang w:val="en-US"/>
+        </w:rPr>
+        <w:t xml:space="preserve">a </w:t>
+      </w:r>
+      <w:r>
+        <w:rPr>
+          <w:rFonts w:ascii="Times New Roman" w:hAnsi="Times New Roman" w:cs="Times New Roman"/>
+          <w:lang w:val="en-US"/>
+        </w:rPr>
+        <w:t xml:space="preserve">deterministic collaborative environment by abstracting all the </w:t>
+      </w:r>
+      <w:r>
+        <w:rPr>
+          <w:rFonts w:ascii="Times New Roman" w:hAnsi="Times New Roman" w:cs="Times New Roman"/>
+          <w:lang w:val="en-US"/>
+        </w:rPr>
+        <w:t>low-level</w:t>
+      </w:r>
+      <w:r>
+        <w:rPr>
+          <w:rFonts w:ascii="Times New Roman" w:hAnsi="Times New Roman" w:cs="Times New Roman"/>
+          <w:lang w:val="en-US"/>
+        </w:rPr>
+        <w:t xml:space="preserve"> network messages, merging updates</w:t>
+      </w:r>
+      <w:r>
+        <w:rPr>
+          <w:rFonts w:ascii="Times New Roman" w:hAnsi="Times New Roman" w:cs="Times New Roman"/>
+          <w:lang w:val="en-US"/>
+        </w:rPr>
+        <w:t>,</w:t>
+      </w:r>
+      <w:r>
+        <w:rPr>
+          <w:rFonts w:ascii="Times New Roman" w:hAnsi="Times New Roman" w:cs="Times New Roman"/>
+          <w:lang w:val="en-US"/>
+        </w:rPr>
+        <w:t xml:space="preserve"> and even </w:t>
+      </w:r>
+      <w:r>
+        <w:rPr>
+          <w:rFonts w:ascii="Times New Roman" w:hAnsi="Times New Roman" w:cs="Times New Roman"/>
+          <w:lang w:val="en-US"/>
+        </w:rPr>
+        <w:t>WebSocket</w:t>
+      </w:r>
+      <w:r>
+        <w:rPr>
+          <w:rFonts w:ascii="Times New Roman" w:hAnsi="Times New Roman" w:cs="Times New Roman"/>
+          <w:lang w:val="en-US"/>
+        </w:rPr>
+        <w:t xml:space="preserve"> connections</w:t>
+      </w:r>
+      <w:r>
+        <w:rPr>
+          <w:rFonts w:ascii="Times New Roman" w:hAnsi="Times New Roman" w:cs="Times New Roman"/>
+          <w:lang w:val="en-US"/>
+        </w:rPr>
+        <w:t xml:space="preserve"> (with y-websocket)</w:t>
+      </w:r>
+      <w:r>
+        <w:rPr>
+          <w:rFonts w:ascii="Times New Roman" w:hAnsi="Times New Roman" w:cs="Times New Roman"/>
+          <w:lang w:val="en-US"/>
+        </w:rPr>
+        <w:t>.</w:t>
       </w:r>
     </w:p>
     <w:p>
@@ -2420,7 +2837,6 @@
         </w:rPr>
         <w:t xml:space="preserve"> (</w:t>
       </w:r>
-      <w:proofErr w:type="spellStart"/>
       <w:r>
         <w:rPr>
           <w:rFonts w:ascii="Times New Roman" w:hAnsi="Times New Roman" w:cs="Times New Roman"/>
@@ -2433,15 +2849,7 @@
           <w:rFonts w:ascii="Times New Roman" w:hAnsi="Times New Roman" w:cs="Times New Roman"/>
           <w:lang w:val="en-US"/>
         </w:rPr>
-        <w:t>.tsx</w:t>
-      </w:r>
-      <w:proofErr w:type="spellEnd"/>
-      <w:r>
-        <w:rPr>
-          <w:rFonts w:ascii="Times New Roman" w:hAnsi="Times New Roman" w:cs="Times New Roman"/>
-          <w:lang w:val="en-US"/>
-        </w:rPr>
-        <w:t>)</w:t>
+        <w:t>.tsx)</w:t>
       </w:r>
       <w:bookmarkEnd w:id="9"/>
     </w:p>
@@ -2558,7 +2966,6 @@
         </w:rPr>
         <w:t xml:space="preserve">the </w:t>
       </w:r>
-      <w:proofErr w:type="spellStart"/>
       <w:r>
         <w:rPr>
           <w:rFonts w:ascii="Times New Roman" w:hAnsi="Times New Roman" w:cs="Times New Roman"/>
@@ -2566,7 +2973,6 @@
         </w:rPr>
         <w:t>SpreadSheet.tsx</w:t>
       </w:r>
-      <w:proofErr w:type="spellEnd"/>
       <w:r>
         <w:rPr>
           <w:rFonts w:ascii="Times New Roman" w:hAnsi="Times New Roman" w:cs="Times New Roman"/>
@@ -2660,8 +3066,16 @@
       </w:r>
       <w:r>
         <w:rPr>
-          <w:lang w:val="en-US"/>
-        </w:rPr>
+          <w:rFonts w:ascii="Times New Roman" w:hAnsi="Times New Roman" w:cs="Times New Roman"/>
+          <w:lang w:val="en-US"/>
+        </w:rPr>
+      </w:r>
+      <w:r>
+        <w:rPr>
+          <w:rFonts w:ascii="Times New Roman" w:hAnsi="Times New Roman" w:cs="Times New Roman"/>
+          <w:lang w:val="en-US"/>
+        </w:rPr>
+        <w:instrText xml:space="preserve"> \* MERGEFORMAT </w:instrText>
       </w:r>
       <w:r>
         <w:rPr>
@@ -2671,19 +3085,27 @@
         <w:fldChar w:fldCharType="separate"/>
       </w:r>
       <w:r>
+        <w:rPr>
+          <w:rFonts w:ascii="Times New Roman" w:hAnsi="Times New Roman" w:cs="Times New Roman"/>
+        </w:rPr>
         <w:t xml:space="preserve">Figure </w:t>
       </w:r>
       <w:r>
         <w:rPr>
+          <w:rFonts w:ascii="Times New Roman" w:hAnsi="Times New Roman" w:cs="Times New Roman"/>
           <w:noProof/>
         </w:rPr>
         <w:t>2</w:t>
       </w:r>
       <w:r>
+        <w:rPr>
+          <w:rFonts w:ascii="Times New Roman" w:hAnsi="Times New Roman" w:cs="Times New Roman"/>
+        </w:rPr>
         <w:t>.</w:t>
       </w:r>
       <w:r>
         <w:rPr>
+          <w:rFonts w:ascii="Times New Roman" w:hAnsi="Times New Roman" w:cs="Times New Roman"/>
           <w:noProof/>
         </w:rPr>
         <w:t>1</w:t>
@@ -2732,6 +3154,7 @@
       </w:r>
       <w:r>
         <w:rPr>
+          <w:rFonts w:ascii="Times New Roman" w:hAnsi="Times New Roman" w:cs="Times New Roman"/>
           <w:lang w:val="en-US"/>
         </w:rPr>
       </w:r>
@@ -2753,13 +3176,7 @@
           <w:rFonts w:ascii="Times New Roman" w:hAnsi="Times New Roman" w:cs="Times New Roman"/>
           <w:noProof/>
         </w:rPr>
-        <w:t xml:space="preserve"> </w:t>
-      </w:r>
-      <w:r>
-        <w:rPr>
-          <w:noProof/>
-        </w:rPr>
-        <w:t>2.2</w:t>
+        <w:t xml:space="preserve"> 2.2</w:t>
       </w:r>
       <w:r>
         <w:rPr>
@@ -2918,19 +3335,9 @@
                             <w:r>
                               <w:t xml:space="preserve"> </w:t>
                             </w:r>
-                            <w:proofErr w:type="spellStart"/>
                             <w:r>
-                              <w:t>YColumn</w:t>
+                              <w:t>YColumn observer in SpreadSheet.tsx</w:t>
                             </w:r>
-                            <w:proofErr w:type="spellEnd"/>
-                            <w:r>
-                              <w:t xml:space="preserve"> observer in </w:t>
-                            </w:r>
-                            <w:proofErr w:type="spellStart"/>
-                            <w:r>
-                              <w:t>SpreadSheet.tsx</w:t>
-                            </w:r>
-                            <w:proofErr w:type="spellEnd"/>
                           </w:p>
                         </w:txbxContent>
                       </wps:txbx>
@@ -2990,19 +3397,9 @@
                       <w:r>
                         <w:t xml:space="preserve"> </w:t>
                       </w:r>
-                      <w:proofErr w:type="spellStart"/>
                       <w:r>
-                        <w:t>YColumn</w:t>
+                        <w:t>YColumn observer in SpreadSheet.tsx</w:t>
                       </w:r>
-                      <w:proofErr w:type="spellEnd"/>
-                      <w:r>
-                        <w:t xml:space="preserve"> observer in </w:t>
-                      </w:r>
-                      <w:proofErr w:type="spellStart"/>
-                      <w:r>
-                        <w:t>SpreadSheet.tsx</w:t>
-                      </w:r>
-                      <w:proofErr w:type="spellEnd"/>
                     </w:p>
                   </w:txbxContent>
                 </v:textbox>
@@ -3097,90 +3494,6 @@
           <w:lang w:val="en-US"/>
         </w:rPr>
       </w:pPr>
-      <w:bookmarkStart w:id="13" w:name="_Toc238201535"/>
-      <w:r>
-        <w:rPr>
-          <w:rFonts w:ascii="Times New Roman" w:hAnsi="Times New Roman" w:cs="Times New Roman"/>
-          <w:noProof/>
-        </w:rPr>
-        <mc:AlternateContent>
-          <mc:Choice Requires="wps">
-            <w:drawing>
-              <wp:anchor distT="0" distB="0" distL="114300" distR="114300" simplePos="0" relativeHeight="251685888" behindDoc="0" locked="0" layoutInCell="1" allowOverlap="1" wp14:anchorId="2082EE74" wp14:editId="7CEDA27F">
-                <wp:simplePos x="0" y="0"/>
-                <wp:positionH relativeFrom="column">
-                  <wp:posOffset>609600</wp:posOffset>
-                </wp:positionH>
-                <wp:positionV relativeFrom="paragraph">
-                  <wp:posOffset>5534025</wp:posOffset>
-                </wp:positionV>
-                <wp:extent cx="4514850" cy="261620"/>
-                <wp:effectExtent l="0" t="0" r="0" b="5080"/>
-                <wp:wrapTopAndBottom/>
-                <wp:docPr id="441444211" name="Text Box 1"/>
-                <wp:cNvGraphicFramePr/>
-                <a:graphic xmlns:a="http://schemas.openxmlformats.org/drawingml/2006/main">
-                  <a:graphicData uri="http://schemas.microsoft.com/office/word/2010/wordprocessingShape">
-                    <wps:wsp>
-                      <wps:cNvSpPr txBox="1"/>
-                      <wps:spPr>
-                        <a:xfrm>
-                          <a:off x="0" y="0"/>
-                          <a:ext cx="4514850" cy="261620"/>
-                        </a:xfrm>
-                        <a:prstGeom prst="rect">
-                          <a:avLst/>
-                        </a:prstGeom>
-                        <a:solidFill>
-                          <a:prstClr val="white"/>
-                        </a:solidFill>
-                        <a:ln>
-                          <a:noFill/>
-                        </a:ln>
-                      </wps:spPr>
-                      <wps:txbx>
-                        <w:txbxContent>
-                          <w:p>
-                            <w:pPr>
-                              <w:pStyle w:val="Caption"/>
-                            </w:pPr>
-                          </w:p>
-                        </w:txbxContent>
-                      </wps:txbx>
-                      <wps:bodyPr rot="0" spcFirstLastPara="0" vertOverflow="overflow" horzOverflow="overflow" vert="horz" wrap="square" lIns="0" tIns="0" rIns="0" bIns="0" numCol="1" spcCol="0" rtlCol="0" fromWordArt="0" anchor="t" anchorCtr="0" forceAA="0" compatLnSpc="1">
-                        <a:prstTxWarp prst="textNoShape">
-                          <a:avLst/>
-                        </a:prstTxWarp>
-                        <a:noAutofit/>
-                      </wps:bodyPr>
-                    </wps:wsp>
-                  </a:graphicData>
-                </a:graphic>
-                <wp14:sizeRelV relativeFrom="margin">
-                  <wp14:pctHeight>0</wp14:pctHeight>
-                </wp14:sizeRelV>
-              </wp:anchor>
-            </w:drawing>
-          </mc:Choice>
-          <mc:Fallback>
-            <w:pict>
-              <v:shape w14:anchorId="2082EE74" id="_x0000_s1027" type="#_x0000_t202" style="position:absolute;margin-left:48pt;margin-top:435.75pt;width:355.5pt;height:20.6pt;z-index:251685888;visibility:visible;mso-wrap-style:square;mso-height-percent:0;mso-wrap-distance-left:9pt;mso-wrap-distance-top:0;mso-wrap-distance-right:9pt;mso-wrap-distance-bottom:0;mso-position-horizontal:absolute;mso-position-horizontal-relative:text;mso-position-vertical:absolute;mso-position-vertical-relative:text;mso-height-percent:0;mso-height-relative:margin;v-text-anchor:top" o:gfxdata="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" stroked="f">
-                <v:textbox inset="0,0,0,0">
-                  <w:txbxContent>
-                    <w:p>
-                      <w:pPr>
-                        <w:pStyle w:val="Caption"/>
-                      </w:pPr>
-                    </w:p>
-                  </w:txbxContent>
-                </v:textbox>
-                <w10:wrap type="topAndBottom"/>
-              </v:shape>
-            </w:pict>
-          </mc:Fallback>
-        </mc:AlternateContent>
-      </w:r>
-      <w:bookmarkEnd w:id="13"/>
     </w:p>
     <w:p>
       <w:pPr>
@@ -3205,6 +3518,7 @@
         <w:pStyle w:val="Caption"/>
         <w:jc w:val="center"/>
         <w:rPr>
+          <w:rFonts w:ascii="Times New Roman" w:hAnsi="Times New Roman" w:cs="Times New Roman"/>
           <w:lang w:val="en-US"/>
         </w:rPr>
       </w:pPr>
@@ -3215,7 +3529,7 @@
         </w:rPr>
         <w:lastRenderedPageBreak/>
         <w:drawing>
-          <wp:anchor distT="0" distB="0" distL="114300" distR="114300" simplePos="0" relativeHeight="251683840" behindDoc="0" locked="0" layoutInCell="1" allowOverlap="1" wp14:anchorId="2E4D881A" wp14:editId="608E482B">
+          <wp:anchor distT="0" distB="0" distL="114300" distR="114300" simplePos="0" relativeHeight="251683840" behindDoc="0" locked="0" layoutInCell="1" allowOverlap="1" wp14:anchorId="2E4D881A" wp14:editId="3D71F5A4">
             <wp:simplePos x="0" y="0"/>
             <wp:positionH relativeFrom="margin">
               <wp:align>center</wp:align>
@@ -3270,52 +3584,90 @@
           </wp:anchor>
         </w:drawing>
       </w:r>
-      <w:bookmarkStart w:id="14" w:name="_Ref236390690"/>
-      <w:r>
-        <w:t xml:space="preserve"> </w:t>
-      </w:r>
-      <w:r>
-        <w:t xml:space="preserve">Figure </w:t>
-      </w:r>
-      <w:fldSimple w:instr=" STYLEREF 1 \s ">
-        <w:r>
-          <w:rPr>
-            <w:noProof/>
-          </w:rPr>
-          <w:t>2</w:t>
-        </w:r>
-      </w:fldSimple>
-      <w:r>
+      <w:bookmarkStart w:id="13" w:name="_Ref236390690"/>
+      <w:r>
+        <w:rPr>
+          <w:rFonts w:ascii="Times New Roman" w:hAnsi="Times New Roman" w:cs="Times New Roman"/>
+        </w:rPr>
+        <w:t xml:space="preserve"> Figure </w:t>
+      </w:r>
+      <w:r>
+        <w:rPr>
+          <w:rFonts w:ascii="Times New Roman" w:hAnsi="Times New Roman" w:cs="Times New Roman"/>
+        </w:rPr>
+        <w:fldChar w:fldCharType="begin"/>
+      </w:r>
+      <w:r>
+        <w:rPr>
+          <w:rFonts w:ascii="Times New Roman" w:hAnsi="Times New Roman" w:cs="Times New Roman"/>
+        </w:rPr>
+        <w:instrText xml:space="preserve"> STYLEREF 1 \s </w:instrText>
+      </w:r>
+      <w:r>
+        <w:rPr>
+          <w:rFonts w:ascii="Times New Roman" w:hAnsi="Times New Roman" w:cs="Times New Roman"/>
+        </w:rPr>
+        <w:fldChar w:fldCharType="separate"/>
+      </w:r>
+      <w:r>
+        <w:rPr>
+          <w:rFonts w:ascii="Times New Roman" w:hAnsi="Times New Roman" w:cs="Times New Roman"/>
+          <w:noProof/>
+        </w:rPr>
+        <w:t>2</w:t>
+      </w:r>
+      <w:r>
+        <w:rPr>
+          <w:rFonts w:ascii="Times New Roman" w:hAnsi="Times New Roman" w:cs="Times New Roman"/>
+          <w:noProof/>
+        </w:rPr>
+        <w:fldChar w:fldCharType="end"/>
+      </w:r>
+      <w:r>
+        <w:rPr>
+          <w:rFonts w:ascii="Times New Roman" w:hAnsi="Times New Roman" w:cs="Times New Roman"/>
+        </w:rPr>
         <w:t>.</w:t>
       </w:r>
-      <w:fldSimple w:instr=" SEQ Figure \* ARABIC \s 1 ">
-        <w:r>
-          <w:rPr>
-            <w:noProof/>
-          </w:rPr>
-          <w:t>2</w:t>
-        </w:r>
-      </w:fldSimple>
-      <w:bookmarkEnd w:id="14"/>
-      <w:r>
-        <w:t xml:space="preserve"> </w:t>
-      </w:r>
-      <w:proofErr w:type="spellStart"/>
-      <w:r>
-        <w:t>Y</w:t>
-      </w:r>
-      <w:r>
-        <w:t>Row</w:t>
-      </w:r>
-      <w:proofErr w:type="spellEnd"/>
-      <w:r>
-        <w:t xml:space="preserve"> observer in </w:t>
-      </w:r>
-      <w:proofErr w:type="spellStart"/>
-      <w:r>
-        <w:t>SpreadSheet.tsx</w:t>
-      </w:r>
-      <w:proofErr w:type="spellEnd"/>
+      <w:r>
+        <w:rPr>
+          <w:rFonts w:ascii="Times New Roman" w:hAnsi="Times New Roman" w:cs="Times New Roman"/>
+        </w:rPr>
+        <w:fldChar w:fldCharType="begin"/>
+      </w:r>
+      <w:r>
+        <w:rPr>
+          <w:rFonts w:ascii="Times New Roman" w:hAnsi="Times New Roman" w:cs="Times New Roman"/>
+        </w:rPr>
+        <w:instrText xml:space="preserve"> SEQ Figure \* ARABIC \s 1 </w:instrText>
+      </w:r>
+      <w:r>
+        <w:rPr>
+          <w:rFonts w:ascii="Times New Roman" w:hAnsi="Times New Roman" w:cs="Times New Roman"/>
+        </w:rPr>
+        <w:fldChar w:fldCharType="separate"/>
+      </w:r>
+      <w:r>
+        <w:rPr>
+          <w:rFonts w:ascii="Times New Roman" w:hAnsi="Times New Roman" w:cs="Times New Roman"/>
+          <w:noProof/>
+        </w:rPr>
+        <w:t>2</w:t>
+      </w:r>
+      <w:r>
+        <w:rPr>
+          <w:rFonts w:ascii="Times New Roman" w:hAnsi="Times New Roman" w:cs="Times New Roman"/>
+          <w:noProof/>
+        </w:rPr>
+        <w:fldChar w:fldCharType="end"/>
+      </w:r>
+      <w:bookmarkEnd w:id="13"/>
+      <w:r>
+        <w:rPr>
+          <w:rFonts w:ascii="Times New Roman" w:hAnsi="Times New Roman" w:cs="Times New Roman"/>
+        </w:rPr>
+        <w:t xml:space="preserve"> YRow observer in SpreadSheet.tsx</w:t>
+      </w:r>
     </w:p>
     <w:p>
       <w:pPr>
@@ -3325,70 +3677,28 @@
           <w:lang w:val="en-US"/>
         </w:rPr>
       </w:pPr>
-      <w:bookmarkStart w:id="15" w:name="_Toc238201536"/>
-      <w:proofErr w:type="spellStart"/>
-      <w:r>
-        <w:rPr>
-          <w:rFonts w:ascii="Times New Roman" w:hAnsi="Times New Roman" w:cs="Times New Roman"/>
-          <w:lang w:val="en-US"/>
-        </w:rPr>
-        <w:t>YMap</w:t>
-      </w:r>
-      <w:proofErr w:type="spellEnd"/>
-      <w:r>
-        <w:rPr>
-          <w:rFonts w:ascii="Times New Roman" w:hAnsi="Times New Roman" w:cs="Times New Roman"/>
-          <w:lang w:val="en-US"/>
-        </w:rPr>
-        <w:t xml:space="preserve"> (</w:t>
-      </w:r>
-      <w:proofErr w:type="spellStart"/>
-      <w:r>
-        <w:rPr>
-          <w:rFonts w:ascii="Times New Roman" w:hAnsi="Times New Roman" w:cs="Times New Roman"/>
-          <w:lang w:val="en-US"/>
-        </w:rPr>
-        <w:t>Cell.tsx</w:t>
-      </w:r>
-      <w:proofErr w:type="spellEnd"/>
-      <w:r>
-        <w:rPr>
-          <w:rFonts w:ascii="Times New Roman" w:hAnsi="Times New Roman" w:cs="Times New Roman"/>
-          <w:lang w:val="en-US"/>
-        </w:rPr>
-        <w:t>)</w:t>
-      </w:r>
-      <w:bookmarkEnd w:id="15"/>
+      <w:bookmarkStart w:id="14" w:name="_Toc238201536"/>
+      <w:r>
+        <w:rPr>
+          <w:rFonts w:ascii="Times New Roman" w:hAnsi="Times New Roman" w:cs="Times New Roman"/>
+          <w:lang w:val="en-US"/>
+        </w:rPr>
+        <w:t>YMap (Cell.tsx)</w:t>
+      </w:r>
+      <w:bookmarkEnd w:id="14"/>
     </w:p>
     <w:p>
       <w:pPr>
         <w:rPr>
           <w:rFonts w:ascii="Times New Roman" w:eastAsiaTheme="minorEastAsia" w:hAnsi="Times New Roman" w:cs="Times New Roman"/>
-          <w:lang w:val="en-DE"/>
-        </w:rPr>
-      </w:pPr>
-      <w:r>
-        <w:rPr>
-          <w:rFonts w:ascii="Times New Roman" w:hAnsi="Times New Roman" w:cs="Times New Roman"/>
-          <w:lang w:val="en-US"/>
-        </w:rPr>
-        <w:t xml:space="preserve">To keep values of each cell, </w:t>
-      </w:r>
-      <w:proofErr w:type="spellStart"/>
-      <w:r>
-        <w:rPr>
-          <w:rFonts w:ascii="Times New Roman" w:hAnsi="Times New Roman" w:cs="Times New Roman"/>
-          <w:lang w:val="en-US"/>
-        </w:rPr>
-        <w:t>YMap</w:t>
-      </w:r>
-      <w:proofErr w:type="spellEnd"/>
-      <w:r>
-        <w:rPr>
-          <w:rFonts w:ascii="Times New Roman" w:hAnsi="Times New Roman" w:cs="Times New Roman"/>
-          <w:lang w:val="en-US"/>
-        </w:rPr>
-        <w:t xml:space="preserve"> was used. It’s a </w:t>
+        </w:rPr>
+      </w:pPr>
+      <w:r>
+        <w:rPr>
+          <w:rFonts w:ascii="Times New Roman" w:hAnsi="Times New Roman" w:cs="Times New Roman"/>
+          <w:lang w:val="en-US"/>
+        </w:rPr>
+        <w:t xml:space="preserve">To keep values of each cell, YMap was used. It’s a </w:t>
       </w:r>
       <w:r>
         <w:rPr>
@@ -3401,7 +3711,6 @@
         <m:r>
           <w:rPr>
             <w:rFonts w:ascii="Cambria Math" w:hAnsi="Cambria Math" w:cs="Times New Roman"/>
-            <w:lang w:val="en-DE"/>
           </w:rPr>
           <m:t>let cellId: string = `${col.id},${row.id}`;</m:t>
         </m:r>
@@ -3409,51 +3718,30 @@
       <w:r>
         <w:rPr>
           <w:rFonts w:ascii="Times New Roman" w:eastAsiaTheme="minorEastAsia" w:hAnsi="Times New Roman" w:cs="Times New Roman"/>
-          <w:lang w:val="en-DE"/>
         </w:rPr>
         <w:t xml:space="preserve"> and contents are just texts.</w:t>
       </w:r>
       <w:r>
         <w:rPr>
           <w:rFonts w:ascii="Times New Roman" w:eastAsiaTheme="minorEastAsia" w:hAnsi="Times New Roman" w:cs="Times New Roman"/>
-          <w:lang w:val="en-DE"/>
         </w:rPr>
         <w:t xml:space="preserve"> </w:t>
       </w:r>
       <w:r>
         <w:rPr>
           <w:rFonts w:ascii="Times New Roman" w:eastAsiaTheme="minorEastAsia" w:hAnsi="Times New Roman" w:cs="Times New Roman"/>
-          <w:lang w:val="en-DE"/>
-        </w:rPr>
-        <w:t xml:space="preserve">The catch with the </w:t>
-      </w:r>
-      <w:proofErr w:type="spellStart"/>
+        </w:rPr>
+        <w:t xml:space="preserve">The catch with the YMap is that for every Cell on the spreadsheet, an observer </w:t>
+      </w:r>
       <w:r>
         <w:rPr>
           <w:rFonts w:ascii="Times New Roman" w:eastAsiaTheme="minorEastAsia" w:hAnsi="Times New Roman" w:cs="Times New Roman"/>
-          <w:lang w:val="en-DE"/>
-        </w:rPr>
-        <w:t>YMap</w:t>
-      </w:r>
-      <w:proofErr w:type="spellEnd"/>
+        </w:rPr>
+        <w:t xml:space="preserve">is </w:t>
+      </w:r>
       <w:r>
         <w:rPr>
           <w:rFonts w:ascii="Times New Roman" w:eastAsiaTheme="minorEastAsia" w:hAnsi="Times New Roman" w:cs="Times New Roman"/>
-          <w:lang w:val="en-DE"/>
-        </w:rPr>
-        <w:t xml:space="preserve"> is that for every Cell on the spreadsheet, an observer </w:t>
-      </w:r>
-      <w:r>
-        <w:rPr>
-          <w:rFonts w:ascii="Times New Roman" w:eastAsiaTheme="minorEastAsia" w:hAnsi="Times New Roman" w:cs="Times New Roman"/>
-          <w:lang w:val="en-DE"/>
-        </w:rPr>
-        <w:t xml:space="preserve">is </w:t>
-      </w:r>
-      <w:r>
-        <w:rPr>
-          <w:rFonts w:ascii="Times New Roman" w:eastAsiaTheme="minorEastAsia" w:hAnsi="Times New Roman" w:cs="Times New Roman"/>
-          <w:lang w:val="en-DE"/>
         </w:rPr>
         <w:t xml:space="preserve">defined. This observer is responsible for keeping track of the remote updates of the Cell’s own content. This comes with a cost, but the benefits are not negligible. </w:t>
       </w:r>
@@ -3462,64 +3750,47 @@
       <w:pPr>
         <w:rPr>
           <w:rFonts w:ascii="Times New Roman" w:eastAsiaTheme="minorEastAsia" w:hAnsi="Times New Roman" w:cs="Times New Roman"/>
-          <w:lang w:val="en-DE"/>
-        </w:rPr>
-      </w:pPr>
-      <w:proofErr w:type="gramStart"/>
+        </w:rPr>
+      </w:pPr>
       <w:r>
         <w:rPr>
           <w:rFonts w:ascii="Times New Roman" w:eastAsiaTheme="minorEastAsia" w:hAnsi="Times New Roman" w:cs="Times New Roman"/>
-          <w:lang w:val="en-DE"/>
-        </w:rPr>
-        <w:t>First of all</w:t>
-      </w:r>
-      <w:proofErr w:type="gramEnd"/>
+        </w:rPr>
+        <w:t xml:space="preserve">First of all, with this approach, storing Cell components in a global grid was not needed. If that </w:t>
+      </w:r>
       <w:r>
         <w:rPr>
           <w:rFonts w:ascii="Times New Roman" w:eastAsiaTheme="minorEastAsia" w:hAnsi="Times New Roman" w:cs="Times New Roman"/>
-          <w:lang w:val="en-DE"/>
-        </w:rPr>
-        <w:t xml:space="preserve">, with this approach, storing Cell components in a global grid was not needed. If that </w:t>
+        </w:rPr>
+        <w:t>was</w:t>
       </w:r>
       <w:r>
         <w:rPr>
           <w:rFonts w:ascii="Times New Roman" w:eastAsiaTheme="minorEastAsia" w:hAnsi="Times New Roman" w:cs="Times New Roman"/>
-          <w:lang w:val="en-DE"/>
-        </w:rPr>
-        <w:t>was</w:t>
+        </w:rPr>
+        <w:t xml:space="preserve"> the case, adding</w:t>
       </w:r>
       <w:r>
         <w:rPr>
           <w:rFonts w:ascii="Times New Roman" w:eastAsiaTheme="minorEastAsia" w:hAnsi="Times New Roman" w:cs="Times New Roman"/>
-          <w:lang w:val="en-DE"/>
-        </w:rPr>
-        <w:t xml:space="preserve"> the case, adding</w:t>
+        </w:rPr>
+        <w:t xml:space="preserve"> or </w:t>
       </w:r>
       <w:r>
         <w:rPr>
           <w:rFonts w:ascii="Times New Roman" w:eastAsiaTheme="minorEastAsia" w:hAnsi="Times New Roman" w:cs="Times New Roman"/>
-          <w:lang w:val="en-DE"/>
-        </w:rPr>
-        <w:t xml:space="preserve"> or </w:t>
+        </w:rPr>
+        <w:t>removing rows/columns would be costly</w:t>
       </w:r>
       <w:r>
         <w:rPr>
           <w:rFonts w:ascii="Times New Roman" w:eastAsiaTheme="minorEastAsia" w:hAnsi="Times New Roman" w:cs="Times New Roman"/>
-          <w:lang w:val="en-DE"/>
-        </w:rPr>
-        <w:t>removing rows/columns would be costly</w:t>
+        </w:rPr>
+        <w:t xml:space="preserve"> because of shifting all the remaining elements</w:t>
       </w:r>
       <w:r>
         <w:rPr>
           <w:rFonts w:ascii="Times New Roman" w:eastAsiaTheme="minorEastAsia" w:hAnsi="Times New Roman" w:cs="Times New Roman"/>
-          <w:lang w:val="en-DE"/>
-        </w:rPr>
-        <w:t xml:space="preserve"> because of shifting all the remaining elements</w:t>
-      </w:r>
-      <w:r>
-        <w:rPr>
-          <w:rFonts w:ascii="Times New Roman" w:eastAsiaTheme="minorEastAsia" w:hAnsi="Times New Roman" w:cs="Times New Roman"/>
-          <w:lang w:val="en-DE"/>
         </w:rPr>
         <w:t>.</w:t>
       </w:r>
@@ -3528,97 +3799,56 @@
       <w:pPr>
         <w:rPr>
           <w:rFonts w:ascii="Times New Roman" w:eastAsiaTheme="minorEastAsia" w:hAnsi="Times New Roman" w:cs="Times New Roman"/>
-          <w:lang w:val="en-DE"/>
         </w:rPr>
       </w:pPr>
       <w:r>
         <w:rPr>
           <w:rFonts w:ascii="Times New Roman" w:eastAsiaTheme="minorEastAsia" w:hAnsi="Times New Roman" w:cs="Times New Roman"/>
         </w:rPr>
-        <w:t xml:space="preserve">Figure 2.3 illustrates the </w:t>
-      </w:r>
-      <w:proofErr w:type="spellStart"/>
+        <w:t xml:space="preserve">Figure 2.3 illustrates the YMap observer. </w:t>
+      </w:r>
       <w:r>
         <w:rPr>
           <w:rFonts w:ascii="Times New Roman" w:eastAsiaTheme="minorEastAsia" w:hAnsi="Times New Roman" w:cs="Times New Roman"/>
         </w:rPr>
-        <w:t>YM</w:t>
+        <w:t>This observer also has an implementation for Update-Wins CRDT. The idea behind it is to store updates that are concurrent to each other (e.g.</w:t>
       </w:r>
       <w:r>
         <w:rPr>
           <w:rFonts w:ascii="Times New Roman" w:eastAsiaTheme="minorEastAsia" w:hAnsi="Times New Roman" w:cs="Times New Roman"/>
         </w:rPr>
-        <w:t>ap</w:t>
-      </w:r>
-      <w:proofErr w:type="spellEnd"/>
+        <w:t>,</w:t>
+      </w:r>
       <w:r>
         <w:rPr>
           <w:rFonts w:ascii="Times New Roman" w:eastAsiaTheme="minorEastAsia" w:hAnsi="Times New Roman" w:cs="Times New Roman"/>
         </w:rPr>
-        <w:t xml:space="preserve"> observer.</w:t>
+        <w:t xml:space="preserve"> offline clients performing updates) and merge them by </w:t>
       </w:r>
       <w:r>
         <w:rPr>
           <w:rFonts w:ascii="Times New Roman" w:eastAsiaTheme="minorEastAsia" w:hAnsi="Times New Roman" w:cs="Times New Roman"/>
         </w:rPr>
-        <w:t xml:space="preserve"> </w:t>
+        <w:t>concatenation</w:t>
       </w:r>
       <w:r>
         <w:rPr>
           <w:rFonts w:ascii="Times New Roman" w:eastAsiaTheme="minorEastAsia" w:hAnsi="Times New Roman" w:cs="Times New Roman"/>
         </w:rPr>
-        <w:t>This observer also has an implementation for Update-Wins CRDT. The idea behind it is to store updates that are concurrent to each other (e.g.</w:t>
+        <w:t xml:space="preserve">. </w:t>
       </w:r>
       <w:r>
         <w:rPr>
           <w:rFonts w:ascii="Times New Roman" w:eastAsiaTheme="minorEastAsia" w:hAnsi="Times New Roman" w:cs="Times New Roman"/>
         </w:rPr>
-        <w:t>,</w:t>
+        <w:t xml:space="preserve">That’s the </w:t>
       </w:r>
       <w:r>
         <w:rPr>
           <w:rFonts w:ascii="Times New Roman" w:eastAsiaTheme="minorEastAsia" w:hAnsi="Times New Roman" w:cs="Times New Roman"/>
         </w:rPr>
-        <w:t xml:space="preserve"> offline clients performing updates) and merge them by </w:t>
-      </w:r>
-      <w:r>
-        <w:rPr>
-          <w:rFonts w:ascii="Times New Roman" w:eastAsiaTheme="minorEastAsia" w:hAnsi="Times New Roman" w:cs="Times New Roman"/>
-        </w:rPr>
-        <w:t>concatenation</w:t>
-      </w:r>
-      <w:r>
-        <w:rPr>
-          <w:rFonts w:ascii="Times New Roman" w:eastAsiaTheme="minorEastAsia" w:hAnsi="Times New Roman" w:cs="Times New Roman"/>
-        </w:rPr>
-        <w:t xml:space="preserve">. </w:t>
-      </w:r>
-      <w:r>
-        <w:rPr>
-          <w:rFonts w:ascii="Times New Roman" w:eastAsiaTheme="minorEastAsia" w:hAnsi="Times New Roman" w:cs="Times New Roman"/>
-        </w:rPr>
-        <w:t xml:space="preserve">That’s the </w:t>
-      </w:r>
-      <w:r>
-        <w:rPr>
-          <w:rFonts w:ascii="Times New Roman" w:eastAsiaTheme="minorEastAsia" w:hAnsi="Times New Roman" w:cs="Times New Roman"/>
-        </w:rPr>
         <w:lastRenderedPageBreak/>
-        <w:t xml:space="preserve">reason why </w:t>
-      </w:r>
-      <w:proofErr w:type="spellStart"/>
-      <w:r>
-        <w:rPr>
-          <w:rFonts w:ascii="Times New Roman" w:eastAsiaTheme="minorEastAsia" w:hAnsi="Times New Roman" w:cs="Times New Roman"/>
-        </w:rPr>
-        <w:t>YMap</w:t>
-      </w:r>
-      <w:proofErr w:type="spellEnd"/>
-      <w:r>
-        <w:rPr>
-          <w:rFonts w:ascii="Times New Roman" w:eastAsiaTheme="minorEastAsia" w:hAnsi="Times New Roman" w:cs="Times New Roman"/>
-        </w:rPr>
-        <w:t xml:space="preserve"> entries have arrays as </w:t>
+        <w:t xml:space="preserve">reason why YMap entries have arrays as </w:t>
       </w:r>
       <w:r>
         <w:rPr>
@@ -3675,11 +3905,11 @@
       <w:pPr>
         <w:rPr>
           <w:rFonts w:ascii="Times New Roman" w:hAnsi="Times New Roman" w:cs="Times New Roman"/>
-          <w:lang w:val="en-DE"/>
-        </w:rPr>
-      </w:pPr>
-      <w:r>
-        <w:rPr>
+        </w:rPr>
+      </w:pPr>
+      <w:r>
+        <w:rPr>
+          <w:rFonts w:ascii="Times New Roman" w:hAnsi="Times New Roman" w:cs="Times New Roman"/>
           <w:noProof/>
         </w:rPr>
         <mc:AlternateContent>
@@ -3730,45 +3960,25 @@
                             <w:r>
                               <w:t xml:space="preserve">Figure </w:t>
                             </w:r>
-                            <w:r>
-                              <w:fldChar w:fldCharType="begin"/>
-                            </w:r>
-                            <w:r>
-                              <w:instrText xml:space="preserve"> STYLEREF 1 \s </w:instrText>
-                            </w:r>
-                            <w:r>
-                              <w:fldChar w:fldCharType="separate"/>
-                            </w:r>
-                            <w:r>
-                              <w:rPr>
-                                <w:noProof/>
-                              </w:rPr>
-                              <w:t>2</w:t>
-                            </w:r>
-                            <w:r>
-                              <w:fldChar w:fldCharType="end"/>
-                            </w:r>
+                            <w:fldSimple w:instr=" STYLEREF 1 \s ">
+                              <w:r>
+                                <w:rPr>
+                                  <w:noProof/>
+                                </w:rPr>
+                                <w:t>2</w:t>
+                              </w:r>
+                            </w:fldSimple>
                             <w:r>
                               <w:t>.</w:t>
                             </w:r>
-                            <w:r>
-                              <w:fldChar w:fldCharType="begin"/>
-                            </w:r>
-                            <w:r>
-                              <w:instrText xml:space="preserve"> SEQ Figure \* ARABIC \s 1 </w:instrText>
-                            </w:r>
-                            <w:r>
-                              <w:fldChar w:fldCharType="separate"/>
-                            </w:r>
-                            <w:r>
-                              <w:rPr>
-                                <w:noProof/>
-                              </w:rPr>
-                              <w:t>3</w:t>
-                            </w:r>
-                            <w:r>
-                              <w:fldChar w:fldCharType="end"/>
-                            </w:r>
+                            <w:fldSimple w:instr=" SEQ Figure \* ARABIC \s 1 ">
+                              <w:r>
+                                <w:rPr>
+                                  <w:noProof/>
+                                </w:rPr>
+                                <w:t>3</w:t>
+                              </w:r>
+                            </w:fldSimple>
                           </w:p>
                         </w:txbxContent>
                       </wps:txbx>
@@ -3789,7 +3999,7 @@
           </mc:Choice>
           <mc:Fallback>
             <w:pict>
-              <v:shape w14:anchorId="4D1052E4" id="_x0000_s1028" type="#_x0000_t202" style="position:absolute;left:0;text-align:left;margin-left:0;margin-top:514.55pt;width:311.85pt;height:25.5pt;z-index:251701248;visibility:visible;mso-wrap-style:square;mso-height-percent:0;mso-wrap-distance-left:9pt;mso-wrap-distance-top:0;mso-wrap-distance-right:9pt;mso-wrap-distance-bottom:0;mso-position-horizontal:center;mso-position-horizontal-relative:margin;mso-position-vertical:absolute;mso-position-vertical-relative:text;mso-height-percent:0;mso-height-relative:margin;v-text-anchor:top" o:gfxdata="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" stroked="f">
+              <v:shape w14:anchorId="4D1052E4" id="_x0000_s1027" type="#_x0000_t202" style="position:absolute;left:0;text-align:left;margin-left:0;margin-top:514.55pt;width:311.85pt;height:25.5pt;z-index:251701248;visibility:visible;mso-wrap-style:square;mso-height-percent:0;mso-wrap-distance-left:9pt;mso-wrap-distance-top:0;mso-wrap-distance-right:9pt;mso-wrap-distance-bottom:0;mso-position-horizontal:center;mso-position-horizontal-relative:margin;mso-position-vertical:absolute;mso-position-vertical-relative:text;mso-height-percent:0;mso-height-relative:margin;v-text-anchor:top" o:gfxdata="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" stroked="f">
                 <v:textbox inset="0,0,0,0">
                   <w:txbxContent>
                     <w:p>
@@ -3803,45 +4013,25 @@
                       <w:r>
                         <w:t xml:space="preserve">Figure </w:t>
                       </w:r>
-                      <w:r>
-                        <w:fldChar w:fldCharType="begin"/>
-                      </w:r>
-                      <w:r>
-                        <w:instrText xml:space="preserve"> STYLEREF 1 \s </w:instrText>
-                      </w:r>
-                      <w:r>
-                        <w:fldChar w:fldCharType="separate"/>
-                      </w:r>
-                      <w:r>
-                        <w:rPr>
-                          <w:noProof/>
-                        </w:rPr>
-                        <w:t>2</w:t>
-                      </w:r>
-                      <w:r>
-                        <w:fldChar w:fldCharType="end"/>
-                      </w:r>
+                      <w:fldSimple w:instr=" STYLEREF 1 \s ">
+                        <w:r>
+                          <w:rPr>
+                            <w:noProof/>
+                          </w:rPr>
+                          <w:t>2</w:t>
+                        </w:r>
+                      </w:fldSimple>
                       <w:r>
                         <w:t>.</w:t>
                       </w:r>
-                      <w:r>
-                        <w:fldChar w:fldCharType="begin"/>
-                      </w:r>
-                      <w:r>
-                        <w:instrText xml:space="preserve"> SEQ Figure \* ARABIC \s 1 </w:instrText>
-                      </w:r>
-                      <w:r>
-                        <w:fldChar w:fldCharType="separate"/>
-                      </w:r>
-                      <w:r>
-                        <w:rPr>
-                          <w:noProof/>
-                        </w:rPr>
-                        <w:t>3</w:t>
-                      </w:r>
-                      <w:r>
-                        <w:fldChar w:fldCharType="end"/>
-                      </w:r>
+                      <w:fldSimple w:instr=" SEQ Figure \* ARABIC \s 1 ">
+                        <w:r>
+                          <w:rPr>
+                            <w:noProof/>
+                          </w:rPr>
+                          <w:t>3</w:t>
+                        </w:r>
+                      </w:fldSimple>
                     </w:p>
                   </w:txbxContent>
                 </v:textbox>
@@ -3853,11 +4043,12 @@
       </w:r>
       <w:r>
         <w:rPr>
+          <w:rFonts w:ascii="Times New Roman" w:hAnsi="Times New Roman" w:cs="Times New Roman"/>
           <w:noProof/>
           <w:lang w:val="en-US"/>
         </w:rPr>
         <w:drawing>
-          <wp:anchor distT="0" distB="0" distL="114300" distR="114300" simplePos="0" relativeHeight="251689984" behindDoc="0" locked="0" layoutInCell="1" allowOverlap="1" wp14:anchorId="2B1E974C" wp14:editId="17C092F4">
+          <wp:anchor distT="0" distB="0" distL="114300" distR="114300" simplePos="0" relativeHeight="251689984" behindDoc="0" locked="0" layoutInCell="1" allowOverlap="1" wp14:anchorId="2B1E974C" wp14:editId="54E056E2">
             <wp:simplePos x="0" y="0"/>
             <wp:positionH relativeFrom="margin">
               <wp:align>center</wp:align>
@@ -3917,13 +4108,13 @@
       <w:pPr>
         <w:rPr>
           <w:rFonts w:ascii="Times New Roman" w:hAnsi="Times New Roman" w:cs="Times New Roman"/>
-          <w:lang w:val="en-DE"/>
         </w:rPr>
       </w:pPr>
     </w:p>
     <w:p>
       <w:pPr>
         <w:rPr>
+          <w:rFonts w:ascii="Times New Roman" w:hAnsi="Times New Roman" w:cs="Times New Roman"/>
           <w:lang w:val="en-US"/>
         </w:rPr>
       </w:pPr>
@@ -3931,6 +4122,7 @@
     <w:p>
       <w:pPr>
         <w:rPr>
+          <w:rFonts w:ascii="Times New Roman" w:hAnsi="Times New Roman" w:cs="Times New Roman"/>
           <w:lang w:val="en-US"/>
         </w:rPr>
       </w:pPr>
@@ -3943,7 +4135,7 @@
           <w:lang w:val="en-US"/>
         </w:rPr>
       </w:pPr>
-      <w:bookmarkStart w:id="16" w:name="_Toc238201537"/>
+      <w:bookmarkStart w:id="15" w:name="_Toc238201537"/>
       <w:r>
         <w:rPr>
           <w:rFonts w:ascii="Times New Roman" w:hAnsi="Times New Roman" w:cs="Times New Roman"/>
@@ -3959,7 +4151,7 @@
         </w:rPr>
         <w:t xml:space="preserve"> (SpreadSheet.tsx)</w:t>
       </w:r>
-      <w:bookmarkEnd w:id="16"/>
+      <w:bookmarkEnd w:id="15"/>
     </w:p>
     <w:p>
       <w:pPr>
@@ -3973,30 +4165,7 @@
           <w:rFonts w:ascii="Times New Roman" w:hAnsi="Times New Roman" w:cs="Times New Roman"/>
           <w:lang w:val="en-US"/>
         </w:rPr>
-        <w:t xml:space="preserve">With </w:t>
-      </w:r>
-      <w:r>
-        <w:rPr>
-          <w:rFonts w:ascii="Times New Roman" w:hAnsi="Times New Roman" w:cs="Times New Roman"/>
-          <w:lang w:val="en-US"/>
-        </w:rPr>
-        <w:t xml:space="preserve">standard </w:t>
-      </w:r>
-      <w:proofErr w:type="spellStart"/>
-      <w:r>
-        <w:rPr>
-          <w:rFonts w:ascii="Times New Roman" w:hAnsi="Times New Roman" w:cs="Times New Roman"/>
-          <w:lang w:val="en-US"/>
-        </w:rPr>
-        <w:t>Yjs</w:t>
-      </w:r>
-      <w:proofErr w:type="spellEnd"/>
-      <w:r>
-        <w:rPr>
-          <w:rFonts w:ascii="Times New Roman" w:hAnsi="Times New Roman" w:cs="Times New Roman"/>
-          <w:lang w:val="en-US"/>
-        </w:rPr>
-        <w:t xml:space="preserve">, </w:t>
+        <w:t xml:space="preserve">With standard Yjs, </w:t>
       </w:r>
       <w:r>
         <w:rPr>
@@ -4147,6 +4316,7 @@
       </w:pPr>
       <w:r>
         <w:rPr>
+          <w:rFonts w:ascii="Times New Roman" w:hAnsi="Times New Roman" w:cs="Times New Roman"/>
           <w:noProof/>
         </w:rPr>
         <mc:AlternateContent>
@@ -4195,7 +4365,7 @@
                                 <w:lang w:val="en-US"/>
                               </w:rPr>
                             </w:pPr>
-                            <w:bookmarkStart w:id="17" w:name="_Ref236400235"/>
+                            <w:bookmarkStart w:id="16" w:name="_Ref236400235"/>
                             <w:r>
                               <w:t xml:space="preserve">Figure </w:t>
                             </w:r>
@@ -4218,7 +4388,7 @@
                                 <w:t>4</w:t>
                               </w:r>
                             </w:fldSimple>
-                            <w:bookmarkEnd w:id="17"/>
+                            <w:bookmarkEnd w:id="16"/>
                             <w:r>
                               <w:t xml:space="preserve"> Keep ID</w:t>
                             </w:r>
@@ -4239,7 +4409,7 @@
           </mc:Choice>
           <mc:Fallback>
             <w:pict>
-              <v:shape w14:anchorId="5DA0C39C" id="_x0000_s1029" type="#_x0000_t202" style="position:absolute;left:0;text-align:left;margin-left:400.1pt;margin-top:136.55pt;width:451.3pt;height:.05pt;z-index:251697152;visibility:visible;mso-wrap-style:square;mso-wrap-distance-left:9pt;mso-wrap-distance-top:0;mso-wrap-distance-right:9pt;mso-wrap-distance-bottom:0;mso-position-horizontal:right;mso-position-horizontal-relative:margin;mso-position-vertical:absolute;mso-position-vertical-relative:text;v-text-anchor:top" o:gfxdata="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" stroked="f">
+              <v:shape w14:anchorId="5DA0C39C" id="_x0000_s1028" type="#_x0000_t202" style="position:absolute;left:0;text-align:left;margin-left:400.1pt;margin-top:136.55pt;width:451.3pt;height:.05pt;z-index:251697152;visibility:visible;mso-wrap-style:square;mso-wrap-distance-left:9pt;mso-wrap-distance-top:0;mso-wrap-distance-right:9pt;mso-wrap-distance-bottom:0;mso-position-horizontal:right;mso-position-horizontal-relative:margin;mso-position-vertical:absolute;mso-position-vertical-relative:text;v-text-anchor:top" o:gfxdata="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" stroked="f">
                 <v:textbox style="mso-fit-shape-to-text:t" inset="0,0,0,0">
                   <w:txbxContent>
                     <w:p>
@@ -4251,7 +4421,7 @@
                           <w:lang w:val="en-US"/>
                         </w:rPr>
                       </w:pPr>
-                      <w:bookmarkStart w:id="18" w:name="_Ref236400235"/>
+                      <w:bookmarkStart w:id="17" w:name="_Ref236400235"/>
                       <w:r>
                         <w:t xml:space="preserve">Figure </w:t>
                       </w:r>
@@ -4274,7 +4444,7 @@
                           <w:t>4</w:t>
                         </w:r>
                       </w:fldSimple>
-                      <w:bookmarkEnd w:id="18"/>
+                      <w:bookmarkEnd w:id="17"/>
                       <w:r>
                         <w:t xml:space="preserve"> Keep ID</w:t>
                       </w:r>
@@ -4409,21 +4579,7 @@
         <w:rPr>
           <w:rFonts w:ascii="Times New Roman" w:hAnsi="Times New Roman" w:cs="Times New Roman"/>
         </w:rPr>
-        <w:t>“</w:t>
-      </w:r>
-      <w:proofErr w:type="gramStart"/>
-      <w:r>
-        <w:rPr>
-          <w:rFonts w:ascii="Times New Roman" w:hAnsi="Times New Roman" w:cs="Times New Roman"/>
-        </w:rPr>
-        <w:t>keep</w:t>
-      </w:r>
-      <w:proofErr w:type="gramEnd"/>
-      <w:r>
-        <w:rPr>
-          <w:rFonts w:ascii="Times New Roman" w:hAnsi="Times New Roman" w:cs="Times New Roman"/>
-        </w:rPr>
-        <w:t xml:space="preserve"> id”</w:t>
+        <w:t>“keep id”</w:t>
       </w:r>
       <w:r>
         <w:rPr>
@@ -4452,22 +4608,36 @@
         <w:rPr>
           <w:rFonts w:ascii="Times New Roman" w:hAnsi="Times New Roman" w:cs="Times New Roman"/>
         </w:rPr>
+        <w:instrText xml:space="preserve"> \* MERGEFORMAT </w:instrText>
+      </w:r>
+      <w:r>
+        <w:rPr>
+          <w:rFonts w:ascii="Times New Roman" w:hAnsi="Times New Roman" w:cs="Times New Roman"/>
+        </w:rPr>
         <w:fldChar w:fldCharType="separate"/>
       </w:r>
       <w:r>
+        <w:rPr>
+          <w:rFonts w:ascii="Times New Roman" w:hAnsi="Times New Roman" w:cs="Times New Roman"/>
+        </w:rPr>
         <w:t xml:space="preserve">Figure </w:t>
       </w:r>
       <w:r>
         <w:rPr>
+          <w:rFonts w:ascii="Times New Roman" w:hAnsi="Times New Roman" w:cs="Times New Roman"/>
           <w:noProof/>
         </w:rPr>
         <w:t>2</w:t>
       </w:r>
       <w:r>
+        <w:rPr>
+          <w:rFonts w:ascii="Times New Roman" w:hAnsi="Times New Roman" w:cs="Times New Roman"/>
+        </w:rPr>
         <w:t>.</w:t>
       </w:r>
       <w:r>
         <w:rPr>
+          <w:rFonts w:ascii="Times New Roman" w:hAnsi="Times New Roman" w:cs="Times New Roman"/>
           <w:noProof/>
         </w:rPr>
         <w:t>4</w:t>
@@ -4512,32 +4682,7 @@
         <w:rPr>
           <w:rFonts w:ascii="Times New Roman" w:hAnsi="Times New Roman" w:cs="Times New Roman"/>
         </w:rPr>
-        <w:t>“u</w:t>
-      </w:r>
-      <w:r>
-        <w:rPr>
-          <w:rFonts w:ascii="Times New Roman" w:hAnsi="Times New Roman" w:cs="Times New Roman"/>
-        </w:rPr>
-        <w:t>ndo</w:t>
-      </w:r>
-      <w:r>
-        <w:rPr>
-          <w:rFonts w:ascii="Times New Roman" w:hAnsi="Times New Roman" w:cs="Times New Roman"/>
-        </w:rPr>
-        <w:t>”</w:t>
-      </w:r>
-      <w:r>
-        <w:rPr>
-          <w:rFonts w:ascii="Times New Roman" w:hAnsi="Times New Roman" w:cs="Times New Roman"/>
-        </w:rPr>
-        <w:t xml:space="preserve"> operations are performed equal to the number of elements in the array </w:t>
-      </w:r>
-      <w:proofErr w:type="spellStart"/>
-      <w:r>
-        <w:rPr>
-          <w:rFonts w:ascii="Times New Roman" w:hAnsi="Times New Roman" w:cs="Times New Roman"/>
-        </w:rPr>
-        <w:t>structures.</w:t>
+        <w:t>“undo” operations are performed equal to the number of elements in the array structures.</w:t>
       </w:r>
       <w:r>
         <w:rPr>
@@ -4564,26 +4709,37 @@
           <w:rFonts w:ascii="Times New Roman" w:hAnsi="Times New Roman" w:cs="Times New Roman"/>
           <w:lang w:val="en-US"/>
         </w:rPr>
+        <w:instrText xml:space="preserve"> \* MERGEFORMAT </w:instrText>
+      </w:r>
+      <w:r>
+        <w:rPr>
+          <w:rFonts w:ascii="Times New Roman" w:hAnsi="Times New Roman" w:cs="Times New Roman"/>
+          <w:lang w:val="en-US"/>
+        </w:rPr>
         <w:fldChar w:fldCharType="separate"/>
       </w:r>
       <w:r>
-        <w:t>Figure</w:t>
-      </w:r>
-      <w:proofErr w:type="spellEnd"/>
-      <w:r>
-        <w:t xml:space="preserve"> </w:t>
-      </w:r>
-      <w:r>
-        <w:rPr>
+        <w:rPr>
+          <w:rFonts w:ascii="Times New Roman" w:hAnsi="Times New Roman" w:cs="Times New Roman"/>
+        </w:rPr>
+        <w:t xml:space="preserve">Figure </w:t>
+      </w:r>
+      <w:r>
+        <w:rPr>
+          <w:rFonts w:ascii="Times New Roman" w:hAnsi="Times New Roman" w:cs="Times New Roman"/>
           <w:noProof/>
         </w:rPr>
         <w:t>2</w:t>
       </w:r>
       <w:r>
+        <w:rPr>
+          <w:rFonts w:ascii="Times New Roman" w:hAnsi="Times New Roman" w:cs="Times New Roman"/>
+        </w:rPr>
         <w:t>.</w:t>
       </w:r>
       <w:r>
         <w:rPr>
+          <w:rFonts w:ascii="Times New Roman" w:hAnsi="Times New Roman" w:cs="Times New Roman"/>
           <w:noProof/>
         </w:rPr>
         <w:t>5</w:t>
@@ -4600,39 +4756,7 @@
           <w:rFonts w:ascii="Times New Roman" w:hAnsi="Times New Roman" w:cs="Times New Roman"/>
           <w:lang w:val="en-US"/>
         </w:rPr>
-        <w:t xml:space="preserve"> demonstrates the observer implementation for </w:t>
-      </w:r>
-      <w:proofErr w:type="spellStart"/>
-      <w:r>
-        <w:rPr>
-          <w:rFonts w:ascii="Times New Roman" w:hAnsi="Times New Roman" w:cs="Times New Roman"/>
-          <w:lang w:val="en-US"/>
-        </w:rPr>
-        <w:t>YRowKeep</w:t>
-      </w:r>
-      <w:proofErr w:type="spellEnd"/>
-      <w:r>
-        <w:rPr>
-          <w:rFonts w:ascii="Times New Roman" w:hAnsi="Times New Roman" w:cs="Times New Roman"/>
-          <w:lang w:val="en-US"/>
-        </w:rPr>
-        <w:t xml:space="preserve"> and </w:t>
-      </w:r>
-      <w:proofErr w:type="spellStart"/>
-      <w:r>
-        <w:rPr>
-          <w:rFonts w:ascii="Times New Roman" w:hAnsi="Times New Roman" w:cs="Times New Roman"/>
-          <w:lang w:val="en-US"/>
-        </w:rPr>
-        <w:t>YColKeep</w:t>
-      </w:r>
-      <w:proofErr w:type="spellEnd"/>
-      <w:r>
-        <w:rPr>
-          <w:rFonts w:ascii="Times New Roman" w:hAnsi="Times New Roman" w:cs="Times New Roman"/>
-          <w:lang w:val="en-US"/>
-        </w:rPr>
-        <w:t xml:space="preserve"> arrays. </w:t>
+        <w:t xml:space="preserve"> demonstrates the observer implementation for YRowKeep and YColKeep arrays. </w:t>
       </w:r>
     </w:p>
     <w:p>
@@ -4692,7 +4816,7 @@
                                 <w:lang w:val="en-US"/>
                               </w:rPr>
                             </w:pPr>
-                            <w:bookmarkStart w:id="19" w:name="_Ref236399418"/>
+                            <w:bookmarkStart w:id="18" w:name="_Ref236399418"/>
                             <w:r>
                               <w:t xml:space="preserve">Figure </w:t>
                             </w:r>
@@ -4715,49 +4839,9 @@
                                 <w:t>5</w:t>
                               </w:r>
                             </w:fldSimple>
-                            <w:bookmarkEnd w:id="19"/>
+                            <w:bookmarkEnd w:id="18"/>
                             <w:r>
-                              <w:t xml:space="preserve"> </w:t>
-                            </w:r>
-                            <w:proofErr w:type="spellStart"/>
-                            <w:r>
-                              <w:t>YColKeep</w:t>
-                            </w:r>
-                            <w:proofErr w:type="spellEnd"/>
-                            <w:r>
-                              <w:t xml:space="preserve"> &amp; </w:t>
-                            </w:r>
-                            <w:proofErr w:type="spellStart"/>
-                            <w:r>
-                              <w:t>YRowKeep</w:t>
-                            </w:r>
-                            <w:proofErr w:type="spellEnd"/>
-                            <w:r>
-                              <w:t xml:space="preserve"> implementation with </w:t>
-                            </w:r>
-                            <w:proofErr w:type="spellStart"/>
-                            <w:r>
-                              <w:t>UndoColumns</w:t>
-                            </w:r>
-                            <w:proofErr w:type="spellEnd"/>
-                            <w:r>
-                              <w:t xml:space="preserve"> and </w:t>
-                            </w:r>
-                            <w:proofErr w:type="spellStart"/>
-                            <w:r>
-                              <w:t>UndoRows</w:t>
-                            </w:r>
-                            <w:proofErr w:type="spellEnd"/>
-                            <w:r>
-                              <w:t xml:space="preserve"> in </w:t>
-                            </w:r>
-                            <w:proofErr w:type="spellStart"/>
-                            <w:r>
-                              <w:t>SpreadSheet.tsx</w:t>
-                            </w:r>
-                            <w:proofErr w:type="spellEnd"/>
-                            <w:r>
-                              <w:t xml:space="preserve"> </w:t>
+                              <w:t xml:space="preserve"> YColKeep &amp; YRowKeep implementation with UndoColumns and UndoRows in SpreadSheet.tsx </w:t>
                             </w:r>
                           </w:p>
                         </w:txbxContent>
@@ -4776,7 +4860,7 @@
           </mc:Choice>
           <mc:Fallback>
             <w:pict>
-              <v:shape w14:anchorId="20CACA5A" id="_x0000_s1030" type="#_x0000_t202" style="position:absolute;left:0;text-align:left;margin-left:0;margin-top:502.55pt;width:326.25pt;height:.05pt;z-index:251699200;visibility:visible;mso-wrap-style:square;mso-wrap-distance-left:9pt;mso-wrap-distance-top:0;mso-wrap-distance-right:9pt;mso-wrap-distance-bottom:0;mso-position-horizontal:center;mso-position-horizontal-relative:margin;mso-position-vertical:absolute;mso-position-vertical-relative:text;v-text-anchor:top" o:gfxdata="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" stroked="f">
+              <v:shape w14:anchorId="20CACA5A" id="_x0000_s1029" type="#_x0000_t202" style="position:absolute;left:0;text-align:left;margin-left:0;margin-top:502.55pt;width:326.25pt;height:.05pt;z-index:251699200;visibility:visible;mso-wrap-style:square;mso-wrap-distance-left:9pt;mso-wrap-distance-top:0;mso-wrap-distance-right:9pt;mso-wrap-distance-bottom:0;mso-position-horizontal:center;mso-position-horizontal-relative:margin;mso-position-vertical:absolute;mso-position-vertical-relative:text;v-text-anchor:top" o:gfxdata="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" stroked="f">
                 <v:textbox style="mso-fit-shape-to-text:t" inset="0,0,0,0">
                   <w:txbxContent>
                     <w:p>
@@ -4787,7 +4871,7 @@
                           <w:lang w:val="en-US"/>
                         </w:rPr>
                       </w:pPr>
-                      <w:bookmarkStart w:id="20" w:name="_Ref236399418"/>
+                      <w:bookmarkStart w:id="19" w:name="_Ref236399418"/>
                       <w:r>
                         <w:t xml:space="preserve">Figure </w:t>
                       </w:r>
@@ -4810,49 +4894,9 @@
                           <w:t>5</w:t>
                         </w:r>
                       </w:fldSimple>
-                      <w:bookmarkEnd w:id="20"/>
+                      <w:bookmarkEnd w:id="19"/>
                       <w:r>
-                        <w:t xml:space="preserve"> </w:t>
-                      </w:r>
-                      <w:proofErr w:type="spellStart"/>
-                      <w:r>
-                        <w:t>YColKeep</w:t>
-                      </w:r>
-                      <w:proofErr w:type="spellEnd"/>
-                      <w:r>
-                        <w:t xml:space="preserve"> &amp; </w:t>
-                      </w:r>
-                      <w:proofErr w:type="spellStart"/>
-                      <w:r>
-                        <w:t>YRowKeep</w:t>
-                      </w:r>
-                      <w:proofErr w:type="spellEnd"/>
-                      <w:r>
-                        <w:t xml:space="preserve"> implementation with </w:t>
-                      </w:r>
-                      <w:proofErr w:type="spellStart"/>
-                      <w:r>
-                        <w:t>UndoColumns</w:t>
-                      </w:r>
-                      <w:proofErr w:type="spellEnd"/>
-                      <w:r>
-                        <w:t xml:space="preserve"> and </w:t>
-                      </w:r>
-                      <w:proofErr w:type="spellStart"/>
-                      <w:r>
-                        <w:t>UndoRows</w:t>
-                      </w:r>
-                      <w:proofErr w:type="spellEnd"/>
-                      <w:r>
-                        <w:t xml:space="preserve"> in </w:t>
-                      </w:r>
-                      <w:proofErr w:type="spellStart"/>
-                      <w:r>
-                        <w:t>SpreadSheet.tsx</w:t>
-                      </w:r>
-                      <w:proofErr w:type="spellEnd"/>
-                      <w:r>
-                        <w:t xml:space="preserve"> </w:t>
+                        <w:t xml:space="preserve"> YColKeep &amp; YRowKeep implementation with UndoColumns and UndoRows in SpreadSheet.tsx </w:t>
                       </w:r>
                     </w:p>
                   </w:txbxContent>
@@ -4874,10 +4918,10 @@
           <w:iCs w:val="0"/>
         </w:rPr>
       </w:pPr>
-      <w:bookmarkStart w:id="21" w:name="_Toc235716847"/>
-      <w:bookmarkStart w:id="22" w:name="_Toc235716848"/>
-      <w:bookmarkStart w:id="23" w:name="_Toc238201538"/>
-      <w:bookmarkEnd w:id="21"/>
+      <w:bookmarkStart w:id="20" w:name="_Toc235716847"/>
+      <w:bookmarkStart w:id="21" w:name="_Toc235716848"/>
+      <w:bookmarkStart w:id="22" w:name="_Toc238201538"/>
+      <w:bookmarkEnd w:id="20"/>
       <w:r>
         <w:rPr>
           <w:rStyle w:val="Emphasis"/>
@@ -4906,8 +4950,8 @@
         </w:rPr>
         <w:t>mula Support</w:t>
       </w:r>
+      <w:bookmarkEnd w:id="21"/>
       <w:bookmarkEnd w:id="22"/>
-      <w:bookmarkEnd w:id="23"/>
     </w:p>
     <w:p>
       <w:pPr>
@@ -4917,9 +4961,9 @@
           <w:lang w:val="en-US"/>
         </w:rPr>
       </w:pPr>
-      <w:bookmarkStart w:id="24" w:name="_Toc235716849"/>
-      <w:bookmarkStart w:id="25" w:name="_Ref235868116"/>
-      <w:bookmarkStart w:id="26" w:name="_Toc238201539"/>
+      <w:bookmarkStart w:id="23" w:name="_Toc235716849"/>
+      <w:bookmarkStart w:id="24" w:name="_Ref235868116"/>
+      <w:bookmarkStart w:id="25" w:name="_Toc238201539"/>
       <w:r>
         <w:rPr>
           <w:rFonts w:ascii="Times New Roman" w:hAnsi="Times New Roman" w:cs="Times New Roman"/>
@@ -4927,9 +4971,9 @@
         </w:rPr>
         <w:t>Information</w:t>
       </w:r>
+      <w:bookmarkEnd w:id="23"/>
       <w:bookmarkEnd w:id="24"/>
       <w:bookmarkEnd w:id="25"/>
-      <w:bookmarkEnd w:id="26"/>
     </w:p>
     <w:p>
       <w:pPr>
@@ -5227,23 +5271,7 @@
           <w:rFonts w:ascii="Times New Roman" w:hAnsi="Times New Roman" w:cs="Times New Roman"/>
           <w:lang w:val="en-US"/>
         </w:rPr>
-        <w:t xml:space="preserve">current implementation does so by recalculating the formula, hard coding improvements by addressing supported formulas </w:t>
-      </w:r>
-      <w:proofErr w:type="gramStart"/>
-      <w:r>
-        <w:rPr>
-          <w:rFonts w:ascii="Times New Roman" w:hAnsi="Times New Roman" w:cs="Times New Roman"/>
-          <w:lang w:val="en-US"/>
-        </w:rPr>
-        <w:t>is</w:t>
-      </w:r>
-      <w:proofErr w:type="gramEnd"/>
-      <w:r>
-        <w:rPr>
-          <w:rFonts w:ascii="Times New Roman" w:hAnsi="Times New Roman" w:cs="Times New Roman"/>
-          <w:lang w:val="en-US"/>
-        </w:rPr>
-        <w:t xml:space="preserve"> possible</w:t>
+        <w:t>current implementation does so by recalculating the formula, hard coding improvements by addressing supported formulas is possible</w:t>
       </w:r>
       <w:r>
         <w:rPr>
@@ -5343,8 +5371,8 @@
           <w:lang w:val="en-US"/>
         </w:rPr>
       </w:pPr>
-      <w:bookmarkStart w:id="27" w:name="_Toc235716850"/>
-      <w:bookmarkStart w:id="28" w:name="_Toc238201540"/>
+      <w:bookmarkStart w:id="26" w:name="_Toc235716850"/>
+      <w:bookmarkStart w:id="27" w:name="_Toc238201540"/>
       <w:r>
         <w:rPr>
           <w:rFonts w:ascii="Times New Roman" w:hAnsi="Times New Roman" w:cs="Times New Roman"/>
@@ -5352,8 +5380,8 @@
         </w:rPr>
         <w:t>Implementation Details</w:t>
       </w:r>
+      <w:bookmarkEnd w:id="26"/>
       <w:bookmarkEnd w:id="27"/>
-      <w:bookmarkEnd w:id="28"/>
     </w:p>
     <w:p>
       <w:pPr>
@@ -5374,7 +5402,14 @@
           <w:rFonts w:ascii="Times New Roman" w:hAnsi="Times New Roman" w:cs="Times New Roman"/>
           <w:lang w:val="en-US"/>
         </w:rPr>
-        <w:t>related parts</w:t>
+        <w:t>relevant</w:t>
+      </w:r>
+      <w:r>
+        <w:rPr>
+          <w:rFonts w:ascii="Times New Roman" w:hAnsi="Times New Roman" w:cs="Times New Roman"/>
+          <w:lang w:val="en-US"/>
+        </w:rPr>
+        <w:t xml:space="preserve"> parts</w:t>
       </w:r>
       <w:r>
         <w:rPr>
@@ -5420,7 +5455,7 @@
           <w:lang w:val="en-US"/>
         </w:rPr>
       </w:pPr>
-      <w:bookmarkStart w:id="29" w:name="_Toc238201541"/>
+      <w:bookmarkStart w:id="28" w:name="_Toc238201541"/>
       <w:r>
         <w:rPr>
           <w:rFonts w:ascii="Times New Roman" w:hAnsi="Times New Roman" w:cs="Times New Roman"/>
@@ -5428,7 +5463,7 @@
         </w:rPr>
         <w:t>Formula Parser</w:t>
       </w:r>
-      <w:bookmarkEnd w:id="29"/>
+      <w:bookmarkEnd w:id="28"/>
     </w:p>
     <w:p>
       <w:pPr>
@@ -5574,17 +5609,29 @@
           <w:rFonts w:ascii="Times New Roman" w:hAnsi="Times New Roman" w:cs="Times New Roman"/>
           <w:lang w:val="en-US"/>
         </w:rPr>
-        <w:t xml:space="preserve"> is in `</w:t>
-      </w:r>
-      <w:proofErr w:type="spellStart"/>
-      <w:r>
-        <w:rPr>
-          <w:rFonts w:ascii="Times New Roman" w:hAnsi="Times New Roman" w:cs="Times New Roman"/>
-          <w:lang w:val="en-US"/>
-        </w:rPr>
-        <w:t>formula.ts</w:t>
-      </w:r>
-      <w:proofErr w:type="spellEnd"/>
+        <w:t xml:space="preserve"> is in `formula.ts`</w:t>
+      </w:r>
+      <w:r>
+        <w:rPr>
+          <w:rFonts w:ascii="Times New Roman" w:hAnsi="Times New Roman" w:cs="Times New Roman"/>
+          <w:lang w:val="en-US"/>
+        </w:rPr>
+        <w:t xml:space="preserve">. </w:t>
+      </w:r>
+      <w:r>
+        <w:rPr>
+          <w:rFonts w:ascii="Times New Roman" w:hAnsi="Times New Roman" w:cs="Times New Roman"/>
+          <w:lang w:val="en-US"/>
+        </w:rPr>
+        <w:t>In this file, t</w:t>
+      </w:r>
+      <w:r>
+        <w:rPr>
+          <w:rFonts w:ascii="Times New Roman" w:hAnsi="Times New Roman" w:cs="Times New Roman"/>
+          <w:lang w:val="en-US"/>
+        </w:rPr>
+        <w:t xml:space="preserve">here are 2 functions: </w:t>
+      </w:r>
       <w:r>
         <w:rPr>
           <w:rFonts w:ascii="Times New Roman" w:hAnsi="Times New Roman" w:cs="Times New Roman"/>
@@ -5597,21 +5644,7 @@
           <w:rFonts w:ascii="Times New Roman" w:hAnsi="Times New Roman" w:cs="Times New Roman"/>
           <w:lang w:val="en-US"/>
         </w:rPr>
-        <w:t xml:space="preserve">. </w:t>
-      </w:r>
-      <w:r>
-        <w:rPr>
-          <w:rFonts w:ascii="Times New Roman" w:hAnsi="Times New Roman" w:cs="Times New Roman"/>
-          <w:lang w:val="en-US"/>
-        </w:rPr>
-        <w:t>In this file, t</w:t>
-      </w:r>
-      <w:r>
-        <w:rPr>
-          <w:rFonts w:ascii="Times New Roman" w:hAnsi="Times New Roman" w:cs="Times New Roman"/>
-          <w:lang w:val="en-US"/>
-        </w:rPr>
-        <w:t xml:space="preserve">here are 2 functions: </w:t>
+        <w:t>parser()</w:t>
       </w:r>
       <w:r>
         <w:rPr>
@@ -5620,21 +5653,47 @@
         </w:rPr>
         <w:t>`</w:t>
       </w:r>
-      <w:proofErr w:type="gramStart"/>
-      <w:r>
-        <w:rPr>
-          <w:rFonts w:ascii="Times New Roman" w:hAnsi="Times New Roman" w:cs="Times New Roman"/>
-          <w:lang w:val="en-US"/>
-        </w:rPr>
-        <w:t>parser(</w:t>
-      </w:r>
-      <w:proofErr w:type="gramEnd"/>
-      <w:r>
-        <w:rPr>
-          <w:rFonts w:ascii="Times New Roman" w:hAnsi="Times New Roman" w:cs="Times New Roman"/>
-          <w:lang w:val="en-US"/>
-        </w:rPr>
-        <w:t>)</w:t>
+      <w:r>
+        <w:rPr>
+          <w:rFonts w:ascii="Times New Roman" w:hAnsi="Times New Roman" w:cs="Times New Roman"/>
+          <w:lang w:val="en-US"/>
+        </w:rPr>
+        <w:t>,</w:t>
+      </w:r>
+      <w:r>
+        <w:rPr>
+          <w:rFonts w:ascii="Times New Roman" w:hAnsi="Times New Roman" w:cs="Times New Roman"/>
+          <w:lang w:val="en-US"/>
+        </w:rPr>
+        <w:t xml:space="preserve"> which </w:t>
+      </w:r>
+      <w:r>
+        <w:rPr>
+          <w:rFonts w:ascii="Times New Roman" w:hAnsi="Times New Roman" w:cs="Times New Roman"/>
+          <w:lang w:val="en-US"/>
+        </w:rPr>
+        <w:t>comes</w:t>
+      </w:r>
+      <w:r>
+        <w:rPr>
+          <w:rFonts w:ascii="Times New Roman" w:hAnsi="Times New Roman" w:cs="Times New Roman"/>
+          <w:lang w:val="en-US"/>
+        </w:rPr>
+        <w:t xml:space="preserve"> from the library itself</w:t>
+      </w:r>
+      <w:r>
+        <w:rPr>
+          <w:rFonts w:ascii="Times New Roman" w:hAnsi="Times New Roman" w:cs="Times New Roman"/>
+          <w:lang w:val="en-US"/>
+        </w:rPr>
+        <w:t>,</w:t>
+      </w:r>
+      <w:r>
+        <w:rPr>
+          <w:rFonts w:ascii="Times New Roman" w:hAnsi="Times New Roman" w:cs="Times New Roman"/>
+          <w:lang w:val="en-US"/>
+        </w:rPr>
+        <w:t xml:space="preserve"> and </w:t>
       </w:r>
       <w:r>
         <w:rPr>
@@ -5648,42 +5707,7 @@
           <w:rFonts w:ascii="Times New Roman" w:hAnsi="Times New Roman" w:cs="Times New Roman"/>
           <w:lang w:val="en-US"/>
         </w:rPr>
-        <w:t>,</w:t>
-      </w:r>
-      <w:r>
-        <w:rPr>
-          <w:rFonts w:ascii="Times New Roman" w:hAnsi="Times New Roman" w:cs="Times New Roman"/>
-          <w:lang w:val="en-US"/>
-        </w:rPr>
-        <w:t xml:space="preserve"> which </w:t>
-      </w:r>
-      <w:r>
-        <w:rPr>
-          <w:rFonts w:ascii="Times New Roman" w:hAnsi="Times New Roman" w:cs="Times New Roman"/>
-          <w:lang w:val="en-US"/>
-        </w:rPr>
-        <w:t>comes</w:t>
-      </w:r>
-      <w:r>
-        <w:rPr>
-          <w:rFonts w:ascii="Times New Roman" w:hAnsi="Times New Roman" w:cs="Times New Roman"/>
-          <w:lang w:val="en-US"/>
-        </w:rPr>
-        <w:t xml:space="preserve"> from the library itself</w:t>
-      </w:r>
-      <w:r>
-        <w:rPr>
-          <w:rFonts w:ascii="Times New Roman" w:hAnsi="Times New Roman" w:cs="Times New Roman"/>
-          <w:lang w:val="en-US"/>
-        </w:rPr>
-        <w:t>,</w:t>
-      </w:r>
-      <w:r>
-        <w:rPr>
-          <w:rFonts w:ascii="Times New Roman" w:hAnsi="Times New Roman" w:cs="Times New Roman"/>
-          <w:lang w:val="en-US"/>
-        </w:rPr>
-        <w:t xml:space="preserve"> and </w:t>
+        <w:t>parserDriver()</w:t>
       </w:r>
       <w:r>
         <w:rPr>
@@ -5692,30 +5716,19 @@
         </w:rPr>
         <w:t>`</w:t>
       </w:r>
-      <w:proofErr w:type="spellStart"/>
-      <w:proofErr w:type="gramStart"/>
-      <w:r>
-        <w:rPr>
-          <w:rFonts w:ascii="Times New Roman" w:hAnsi="Times New Roman" w:cs="Times New Roman"/>
-          <w:lang w:val="en-US"/>
-        </w:rPr>
-        <w:t>parserDriver</w:t>
-      </w:r>
-      <w:proofErr w:type="spellEnd"/>
-      <w:r>
-        <w:rPr>
-          <w:rFonts w:ascii="Times New Roman" w:hAnsi="Times New Roman" w:cs="Times New Roman"/>
-          <w:lang w:val="en-US"/>
-        </w:rPr>
-        <w:t>(</w:t>
-      </w:r>
-      <w:proofErr w:type="gramEnd"/>
-      <w:r>
-        <w:rPr>
-          <w:rFonts w:ascii="Times New Roman" w:hAnsi="Times New Roman" w:cs="Times New Roman"/>
-          <w:lang w:val="en-US"/>
-        </w:rPr>
-        <w:t>)</w:t>
+      <w:r>
+        <w:rPr>
+          <w:rFonts w:ascii="Times New Roman" w:hAnsi="Times New Roman" w:cs="Times New Roman"/>
+          <w:lang w:val="en-US"/>
+        </w:rPr>
+        <w:t xml:space="preserve"> which calls </w:t>
+      </w:r>
+      <w:r>
+        <w:rPr>
+          <w:rFonts w:ascii="Times New Roman" w:hAnsi="Times New Roman" w:cs="Times New Roman"/>
+          <w:lang w:val="en-US"/>
+        </w:rPr>
+        <w:t xml:space="preserve">the </w:t>
       </w:r>
       <w:r>
         <w:rPr>
@@ -5729,14 +5742,7 @@
           <w:rFonts w:ascii="Times New Roman" w:hAnsi="Times New Roman" w:cs="Times New Roman"/>
           <w:lang w:val="en-US"/>
         </w:rPr>
-        <w:t xml:space="preserve"> which calls </w:t>
-      </w:r>
-      <w:r>
-        <w:rPr>
-          <w:rFonts w:ascii="Times New Roman" w:hAnsi="Times New Roman" w:cs="Times New Roman"/>
-          <w:lang w:val="en-US"/>
-        </w:rPr>
-        <w:t xml:space="preserve">the </w:t>
+        <w:t>parser()</w:t>
       </w:r>
       <w:r>
         <w:rPr>
@@ -5745,29 +5751,6 @@
         </w:rPr>
         <w:t>`</w:t>
       </w:r>
-      <w:proofErr w:type="gramStart"/>
-      <w:r>
-        <w:rPr>
-          <w:rFonts w:ascii="Times New Roman" w:hAnsi="Times New Roman" w:cs="Times New Roman"/>
-          <w:lang w:val="en-US"/>
-        </w:rPr>
-        <w:t>parser(</w:t>
-      </w:r>
-      <w:proofErr w:type="gramEnd"/>
-      <w:r>
-        <w:rPr>
-          <w:rFonts w:ascii="Times New Roman" w:hAnsi="Times New Roman" w:cs="Times New Roman"/>
-          <w:lang w:val="en-US"/>
-        </w:rPr>
-        <w:t>)</w:t>
-      </w:r>
-      <w:r>
-        <w:rPr>
-          <w:rFonts w:ascii="Times New Roman" w:hAnsi="Times New Roman" w:cs="Times New Roman"/>
-          <w:lang w:val="en-US"/>
-        </w:rPr>
-        <w:t>`</w:t>
-      </w:r>
       <w:r>
         <w:rPr>
           <w:rFonts w:ascii="Times New Roman" w:hAnsi="Times New Roman" w:cs="Times New Roman"/>
@@ -5780,23 +5763,7 @@
           <w:rFonts w:ascii="Times New Roman" w:hAnsi="Times New Roman" w:cs="Times New Roman"/>
           <w:lang w:val="en-US"/>
         </w:rPr>
-        <w:t>with `</w:t>
-      </w:r>
-      <w:proofErr w:type="spellStart"/>
-      <w:r>
-        <w:rPr>
-          <w:rFonts w:ascii="Times New Roman" w:hAnsi="Times New Roman" w:cs="Times New Roman"/>
-          <w:lang w:val="en-US"/>
-        </w:rPr>
-        <w:t>spreadsheetData</w:t>
-      </w:r>
-      <w:proofErr w:type="spellEnd"/>
-      <w:r>
-        <w:rPr>
-          <w:rFonts w:ascii="Times New Roman" w:hAnsi="Times New Roman" w:cs="Times New Roman"/>
-          <w:lang w:val="en-US"/>
-        </w:rPr>
-        <w:t xml:space="preserve">` obtained in </w:t>
+        <w:t xml:space="preserve">with `spreadsheetData` obtained in </w:t>
       </w:r>
       <w:r>
         <w:rPr>
@@ -5885,7 +5852,7 @@
                                 <w:lang w:val="en-US"/>
                               </w:rPr>
                             </w:pPr>
-                            <w:bookmarkStart w:id="30" w:name="_Ref235873917"/>
+                            <w:bookmarkStart w:id="29" w:name="_Ref235873917"/>
                             <w:r>
                               <w:t xml:space="preserve">Figure </w:t>
                             </w:r>
@@ -5908,30 +5875,9 @@
                                 <w:t>1</w:t>
                               </w:r>
                             </w:fldSimple>
-                            <w:bookmarkEnd w:id="30"/>
+                            <w:bookmarkEnd w:id="29"/>
                             <w:r>
-                              <w:t xml:space="preserve"> </w:t>
-                            </w:r>
-                            <w:proofErr w:type="spellStart"/>
-                            <w:proofErr w:type="gramStart"/>
-                            <w:r>
-                              <w:t>parserDriver</w:t>
-                            </w:r>
-                            <w:proofErr w:type="spellEnd"/>
-                            <w:r>
-                              <w:t>(</w:t>
-                            </w:r>
-                            <w:proofErr w:type="gramEnd"/>
-                            <w:r>
-                              <w:t xml:space="preserve">) function which calls </w:t>
-                            </w:r>
-                            <w:proofErr w:type="gramStart"/>
-                            <w:r>
-                              <w:t>parser(</w:t>
-                            </w:r>
-                            <w:proofErr w:type="gramEnd"/>
-                            <w:r>
-                              <w:t>)</w:t>
+                              <w:t xml:space="preserve"> parserDriver() function which calls parser()</w:t>
                             </w:r>
                             <w:r>
                               <w:t xml:space="preserve"> function which is </w:t>
@@ -5959,7 +5905,7 @@
           </mc:Choice>
           <mc:Fallback>
             <w:pict>
-              <v:shape w14:anchorId="2C8B1DA5" id="_x0000_s1031" type="#_x0000_t202" style="position:absolute;left:0;text-align:left;margin-left:0;margin-top:308.9pt;width:252.55pt;height:.05pt;z-index:251672576;visibility:visible;mso-wrap-style:square;mso-wrap-distance-left:9pt;mso-wrap-distance-top:0;mso-wrap-distance-right:9pt;mso-wrap-distance-bottom:0;mso-position-horizontal:center;mso-position-horizontal-relative:margin;mso-position-vertical:absolute;mso-position-vertical-relative:text;v-text-anchor:top" o:gfxdata="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" stroked="f">
+              <v:shape w14:anchorId="2C8B1DA5" id="_x0000_s1030" type="#_x0000_t202" style="position:absolute;left:0;text-align:left;margin-left:0;margin-top:308.9pt;width:252.55pt;height:.05pt;z-index:251672576;visibility:visible;mso-wrap-style:square;mso-wrap-distance-left:9pt;mso-wrap-distance-top:0;mso-wrap-distance-right:9pt;mso-wrap-distance-bottom:0;mso-position-horizontal:center;mso-position-horizontal-relative:margin;mso-position-vertical:absolute;mso-position-vertical-relative:text;v-text-anchor:top" o:gfxdata="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" stroked="f">
                 <v:textbox style="mso-fit-shape-to-text:t" inset="0,0,0,0">
                   <w:txbxContent>
                     <w:p>
@@ -5970,7 +5916,7 @@
                           <w:lang w:val="en-US"/>
                         </w:rPr>
                       </w:pPr>
-                      <w:bookmarkStart w:id="31" w:name="_Ref235873917"/>
+                      <w:bookmarkStart w:id="30" w:name="_Ref235873917"/>
                       <w:r>
                         <w:t xml:space="preserve">Figure </w:t>
                       </w:r>
@@ -5993,30 +5939,9 @@
                           <w:t>1</w:t>
                         </w:r>
                       </w:fldSimple>
-                      <w:bookmarkEnd w:id="31"/>
+                      <w:bookmarkEnd w:id="30"/>
                       <w:r>
-                        <w:t xml:space="preserve"> </w:t>
-                      </w:r>
-                      <w:proofErr w:type="spellStart"/>
-                      <w:proofErr w:type="gramStart"/>
-                      <w:r>
-                        <w:t>parserDriver</w:t>
-                      </w:r>
-                      <w:proofErr w:type="spellEnd"/>
-                      <w:r>
-                        <w:t>(</w:t>
-                      </w:r>
-                      <w:proofErr w:type="gramEnd"/>
-                      <w:r>
-                        <w:t xml:space="preserve">) function which calls </w:t>
-                      </w:r>
-                      <w:proofErr w:type="gramStart"/>
-                      <w:r>
-                        <w:t>parser(</w:t>
-                      </w:r>
-                      <w:proofErr w:type="gramEnd"/>
-                      <w:r>
-                        <w:t>)</w:t>
+                        <w:t xml:space="preserve"> parserDriver() function which calls parser()</w:t>
                       </w:r>
                       <w:r>
                         <w:t xml:space="preserve"> function which is </w:t>
@@ -6043,7 +5968,7 @@
           <w:lang w:val="en-US"/>
         </w:rPr>
         <w:drawing>
-          <wp:anchor distT="0" distB="0" distL="114300" distR="114300" simplePos="0" relativeHeight="251670528" behindDoc="0" locked="0" layoutInCell="1" allowOverlap="1" wp14:anchorId="2CA08D36" wp14:editId="1536529E">
+          <wp:anchor distT="0" distB="0" distL="114300" distR="114300" simplePos="0" relativeHeight="251670528" behindDoc="0" locked="0" layoutInCell="1" allowOverlap="1" wp14:anchorId="2CA08D36" wp14:editId="4E37FC8C">
             <wp:simplePos x="0" y="0"/>
             <wp:positionH relativeFrom="margin">
               <wp:align>center</wp:align>
@@ -6103,32 +6028,7 @@
           <w:rFonts w:ascii="Times New Roman" w:hAnsi="Times New Roman" w:cs="Times New Roman"/>
           <w:lang w:val="en-US"/>
         </w:rPr>
-        <w:t>This `</w:t>
-      </w:r>
-      <w:proofErr w:type="spellStart"/>
-      <w:proofErr w:type="gramStart"/>
-      <w:r>
-        <w:rPr>
-          <w:rFonts w:ascii="Times New Roman" w:hAnsi="Times New Roman" w:cs="Times New Roman"/>
-          <w:lang w:val="en-US"/>
-        </w:rPr>
-        <w:t>parserDriver</w:t>
-      </w:r>
-      <w:proofErr w:type="spellEnd"/>
-      <w:r>
-        <w:rPr>
-          <w:rFonts w:ascii="Times New Roman" w:hAnsi="Times New Roman" w:cs="Times New Roman"/>
-          <w:lang w:val="en-US"/>
-        </w:rPr>
-        <w:t>(</w:t>
-      </w:r>
-      <w:proofErr w:type="gramEnd"/>
-      <w:r>
-        <w:rPr>
-          <w:rFonts w:ascii="Times New Roman" w:hAnsi="Times New Roman" w:cs="Times New Roman"/>
-          <w:lang w:val="en-US"/>
-        </w:rPr>
-        <w:t xml:space="preserve">)` </w:t>
+        <w:t xml:space="preserve">This `parserDriver()` </w:t>
       </w:r>
       <w:r>
         <w:rPr>
@@ -6237,7 +6137,7 @@
           <w:lang w:val="en-US"/>
         </w:rPr>
       </w:pPr>
-      <w:bookmarkStart w:id="32" w:name="_Toc238201542"/>
+      <w:bookmarkStart w:id="31" w:name="_Toc238201542"/>
       <w:r>
         <w:rPr>
           <w:rFonts w:ascii="Times New Roman" w:hAnsi="Times New Roman" w:cs="Times New Roman"/>
@@ -6245,7 +6145,7 @@
         </w:rPr>
         <w:t>Spreadsheet Store</w:t>
       </w:r>
-      <w:bookmarkEnd w:id="32"/>
+      <w:bookmarkEnd w:id="31"/>
     </w:p>
     <w:p>
       <w:pPr>
@@ -6259,17 +6159,8 @@
           <w:rFonts w:ascii="Times New Roman" w:hAnsi="Times New Roman" w:cs="Times New Roman"/>
           <w:lang w:val="en-US"/>
         </w:rPr>
-        <w:t xml:space="preserve">To retrieve the store globally, </w:t>
-      </w:r>
-      <w:proofErr w:type="spellStart"/>
-      <w:r>
-        <w:rPr>
-          <w:rFonts w:ascii="Times New Roman" w:hAnsi="Times New Roman" w:cs="Times New Roman"/>
-          <w:lang w:val="en-US"/>
-        </w:rPr>
-        <w:t>Zustand</w:t>
-      </w:r>
-      <w:proofErr w:type="spellEnd"/>
+        <w:t>To retrieve the store globally, Zustand</w:t>
+      </w:r>
       <w:r>
         <w:rPr>
           <w:rFonts w:ascii="Times New Roman" w:hAnsi="Times New Roman" w:cs="Times New Roman"/>
@@ -6347,15 +6238,13 @@
         </w:rPr>
         <w:t xml:space="preserve">has been used. It is </w:t>
       </w:r>
-      <w:proofErr w:type="gramStart"/>
-      <w:r>
-        <w:rPr>
-          <w:rFonts w:ascii="Times New Roman" w:hAnsi="Times New Roman" w:cs="Times New Roman"/>
-          <w:lang w:val="en-US"/>
-        </w:rPr>
-        <w:t>similar to</w:t>
-      </w:r>
-      <w:proofErr w:type="gramEnd"/>
+      <w:r>
+        <w:rPr>
+          <w:rFonts w:ascii="Times New Roman" w:hAnsi="Times New Roman" w:cs="Times New Roman"/>
+          <w:lang w:val="en-US"/>
+        </w:rPr>
+        <w:t>like</w:t>
+      </w:r>
       <w:r>
         <w:rPr>
           <w:rFonts w:ascii="Times New Roman" w:hAnsi="Times New Roman" w:cs="Times New Roman"/>
@@ -6505,37 +6394,28 @@
           <w:rFonts w:ascii="Times New Roman" w:eastAsiaTheme="minorEastAsia" w:hAnsi="Times New Roman" w:cs="Times New Roman"/>
           <w:lang w:val="en-US"/>
         </w:rPr>
-        <w:t xml:space="preserve">With </w:t>
-      </w:r>
-      <w:proofErr w:type="spellStart"/>
+        <w:t xml:space="preserve">With Zustand, there is a single </w:t>
+      </w:r>
       <w:r>
         <w:rPr>
           <w:rFonts w:ascii="Times New Roman" w:eastAsiaTheme="minorEastAsia" w:hAnsi="Times New Roman" w:cs="Times New Roman"/>
           <w:lang w:val="en-US"/>
         </w:rPr>
-        <w:t>Zustand</w:t>
-      </w:r>
-      <w:proofErr w:type="spellEnd"/>
+        <w:t>spreadsheet</w:t>
+      </w:r>
       <w:r>
         <w:rPr>
           <w:rFonts w:ascii="Times New Roman" w:eastAsiaTheme="minorEastAsia" w:hAnsi="Times New Roman" w:cs="Times New Roman"/>
           <w:lang w:val="en-US"/>
         </w:rPr>
-        <w:t xml:space="preserve">, there is a single </w:t>
+        <w:t xml:space="preserve"> used for formula calculation</w:t>
       </w:r>
       <w:r>
         <w:rPr>
           <w:rFonts w:ascii="Times New Roman" w:eastAsiaTheme="minorEastAsia" w:hAnsi="Times New Roman" w:cs="Times New Roman"/>
           <w:lang w:val="en-US"/>
         </w:rPr>
-        <w:t>spreadsheet data</w:t>
-      </w:r>
-      <w:r>
-        <w:rPr>
-          <w:rFonts w:ascii="Times New Roman" w:eastAsiaTheme="minorEastAsia" w:hAnsi="Times New Roman" w:cs="Times New Roman"/>
-          <w:lang w:val="en-US"/>
-        </w:rPr>
-        <w:t xml:space="preserve"> to be used for formula calculation</w:t>
+        <w:t>s</w:t>
       </w:r>
       <w:r>
         <w:rPr>
@@ -6627,24 +6507,9 @@
                             <w:r>
                               <w:t xml:space="preserve"> </w:t>
                             </w:r>
-                            <w:proofErr w:type="spellStart"/>
-                            <w:proofErr w:type="gramStart"/>
                             <w:r>
-                              <w:t>returnSpreadSheet</w:t>
+                              <w:t>returnSpreadSheet() in SpreadSheetStore.ts</w:t>
                             </w:r>
-                            <w:proofErr w:type="spellEnd"/>
-                            <w:r>
-                              <w:t>(</w:t>
-                            </w:r>
-                            <w:proofErr w:type="gramEnd"/>
-                            <w:r>
-                              <w:t xml:space="preserve">) in </w:t>
-                            </w:r>
-                            <w:proofErr w:type="spellStart"/>
-                            <w:r>
-                              <w:t>SpreadSheetStore.ts</w:t>
-                            </w:r>
-                            <w:proofErr w:type="spellEnd"/>
                           </w:p>
                           <w:p>
                             <w:pPr>
@@ -6677,7 +6542,7 @@
           </mc:Choice>
           <mc:Fallback>
             <w:pict>
-              <v:shape w14:anchorId="603C6082" id="_x0000_s1032" type="#_x0000_t202" style="position:absolute;left:0;text-align:left;margin-left:0;margin-top:232.6pt;width:306.7pt;height:23.75pt;z-index:251679744;visibility:visible;mso-wrap-style:square;mso-width-percent:0;mso-height-percent:0;mso-wrap-distance-left:9pt;mso-wrap-distance-top:0;mso-wrap-distance-right:9pt;mso-wrap-distance-bottom:0;mso-position-horizontal:center;mso-position-horizontal-relative:margin;mso-position-vertical:absolute;mso-position-vertical-relative:text;mso-width-percent:0;mso-height-percent:0;mso-width-relative:margin;mso-height-relative:margin;v-text-anchor:top" o:gfxdata="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" stroked="f">
+              <v:shape w14:anchorId="603C6082" id="_x0000_s1031" type="#_x0000_t202" style="position:absolute;left:0;text-align:left;margin-left:0;margin-top:232.6pt;width:306.7pt;height:23.75pt;z-index:251679744;visibility:visible;mso-wrap-style:square;mso-width-percent:0;mso-height-percent:0;mso-wrap-distance-left:9pt;mso-wrap-distance-top:0;mso-wrap-distance-right:9pt;mso-wrap-distance-bottom:0;mso-position-horizontal:center;mso-position-horizontal-relative:margin;mso-position-vertical:absolute;mso-position-vertical-relative:text;mso-width-percent:0;mso-height-percent:0;mso-width-relative:margin;mso-height-relative:margin;v-text-anchor:top" o:gfxdata="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" stroked="f">
                 <v:textbox inset="0,0,0,0">
                   <w:txbxContent>
                     <w:p>
@@ -6712,24 +6577,9 @@
                       <w:r>
                         <w:t xml:space="preserve"> </w:t>
                       </w:r>
-                      <w:proofErr w:type="spellStart"/>
-                      <w:proofErr w:type="gramStart"/>
                       <w:r>
-                        <w:t>returnSpreadSheet</w:t>
+                        <w:t>returnSpreadSheet() in SpreadSheetStore.ts</w:t>
                       </w:r>
-                      <w:proofErr w:type="spellEnd"/>
-                      <w:r>
-                        <w:t>(</w:t>
-                      </w:r>
-                      <w:proofErr w:type="gramEnd"/>
-                      <w:r>
-                        <w:t xml:space="preserve">) in </w:t>
-                      </w:r>
-                      <w:proofErr w:type="spellStart"/>
-                      <w:r>
-                        <w:t>SpreadSheetStore.ts</w:t>
-                      </w:r>
-                      <w:proofErr w:type="spellEnd"/>
                     </w:p>
                     <w:p>
                       <w:pPr>
@@ -6755,7 +6605,7 @@
           <w:lang w:val="en-US"/>
         </w:rPr>
         <w:drawing>
-          <wp:anchor distT="0" distB="0" distL="114300" distR="114300" simplePos="0" relativeHeight="251677696" behindDoc="0" locked="0" layoutInCell="1" allowOverlap="1" wp14:anchorId="48475293" wp14:editId="26A7FA34">
+          <wp:anchor distT="0" distB="0" distL="114300" distR="114300" simplePos="0" relativeHeight="251677696" behindDoc="0" locked="0" layoutInCell="1" allowOverlap="1" wp14:anchorId="48475293" wp14:editId="5FB8C3AF">
             <wp:simplePos x="0" y="0"/>
             <wp:positionH relativeFrom="margin">
               <wp:align>center</wp:align>
@@ -6809,23 +6659,7 @@
           <w:rFonts w:ascii="Times New Roman" w:hAnsi="Times New Roman" w:cs="Times New Roman"/>
           <w:lang w:val="en-US"/>
         </w:rPr>
-        <w:t>`</w:t>
-      </w:r>
-      <w:proofErr w:type="spellStart"/>
-      <w:r>
-        <w:rPr>
-          <w:rFonts w:ascii="Times New Roman" w:hAnsi="Times New Roman" w:cs="Times New Roman"/>
-          <w:lang w:val="en-US"/>
-        </w:rPr>
-        <w:t>spreadSheetData</w:t>
-      </w:r>
-      <w:proofErr w:type="spellEnd"/>
-      <w:r>
-        <w:rPr>
-          <w:rFonts w:ascii="Times New Roman" w:hAnsi="Times New Roman" w:cs="Times New Roman"/>
-          <w:lang w:val="en-US"/>
-        </w:rPr>
-        <w:t>`</w:t>
+        <w:t>`spreadSheetData`</w:t>
       </w:r>
       <w:r>
         <w:rPr>
@@ -6853,48 +6687,7 @@
           <w:rFonts w:ascii="Times New Roman" w:hAnsi="Times New Roman" w:cs="Times New Roman"/>
           <w:lang w:val="en-US"/>
         </w:rPr>
-        <w:t xml:space="preserve"> is a matrix of strings obtained from `</w:t>
-      </w:r>
-      <w:proofErr w:type="spellStart"/>
-      <w:r>
-        <w:rPr>
-          <w:rFonts w:ascii="Times New Roman" w:hAnsi="Times New Roman" w:cs="Times New Roman"/>
-          <w:lang w:val="en-US"/>
-        </w:rPr>
-        <w:t>SpreadSheetStore.ts</w:t>
-      </w:r>
-      <w:proofErr w:type="spellEnd"/>
-      <w:r>
-        <w:rPr>
-          <w:rFonts w:ascii="Times New Roman" w:hAnsi="Times New Roman" w:cs="Times New Roman"/>
-          <w:lang w:val="en-US"/>
-        </w:rPr>
-        <w:t>`: `</w:t>
-      </w:r>
-      <w:proofErr w:type="spellStart"/>
-      <w:proofErr w:type="gramStart"/>
-      <w:r>
-        <w:rPr>
-          <w:rFonts w:ascii="Times New Roman" w:hAnsi="Times New Roman" w:cs="Times New Roman"/>
-          <w:lang w:val="en-US"/>
-        </w:rPr>
-        <w:t>returnSpreadSheet</w:t>
-      </w:r>
-      <w:proofErr w:type="spellEnd"/>
-      <w:r>
-        <w:rPr>
-          <w:rFonts w:ascii="Times New Roman" w:hAnsi="Times New Roman" w:cs="Times New Roman"/>
-          <w:lang w:val="en-US"/>
-        </w:rPr>
-        <w:t>(</w:t>
-      </w:r>
-      <w:proofErr w:type="gramEnd"/>
-      <w:r>
-        <w:rPr>
-          <w:rFonts w:ascii="Times New Roman" w:hAnsi="Times New Roman" w:cs="Times New Roman"/>
-          <w:lang w:val="en-US"/>
-        </w:rPr>
-        <w:t xml:space="preserve">)`. As mentioned in section </w:t>
+        <w:t xml:space="preserve"> is a matrix of strings obtained from `SpreadSheetStore.ts`: `returnSpreadSheet()`. As mentioned in section </w:t>
       </w:r>
       <w:r>
         <w:rPr>
@@ -6960,13 +6753,295 @@
           <w:lang w:val="en-US"/>
         </w:rPr>
       </w:pPr>
-      <w:bookmarkStart w:id="33" w:name="_Toc238201543"/>
+      <w:bookmarkStart w:id="32" w:name="_Toc238201543"/>
       <w:r>
         <w:rPr>
           <w:rFonts w:ascii="Times New Roman" w:hAnsi="Times New Roman" w:cs="Times New Roman"/>
           <w:lang w:val="en-US"/>
         </w:rPr>
         <w:t>SpreadSheet Component</w:t>
+      </w:r>
+      <w:bookmarkEnd w:id="32"/>
+    </w:p>
+    <w:p>
+      <w:pPr>
+        <w:rPr>
+          <w:rFonts w:ascii="Times New Roman" w:hAnsi="Times New Roman" w:cs="Times New Roman"/>
+          <w:lang w:val="en-US"/>
+        </w:rPr>
+      </w:pPr>
+      <w:r>
+        <w:rPr>
+          <w:rFonts w:ascii="Times New Roman" w:hAnsi="Times New Roman" w:cs="Times New Roman"/>
+          <w:lang w:val="en-US"/>
+        </w:rPr>
+        <w:t xml:space="preserve">The SpreadSheet component </w:t>
+      </w:r>
+      <w:r>
+        <w:rPr>
+          <w:rFonts w:ascii="Times New Roman" w:hAnsi="Times New Roman" w:cs="Times New Roman"/>
+          <w:lang w:val="en-US"/>
+        </w:rPr>
+        <w:t>provides</w:t>
+      </w:r>
+      <w:r>
+        <w:rPr>
+          <w:rFonts w:ascii="Times New Roman" w:hAnsi="Times New Roman" w:cs="Times New Roman"/>
+          <w:lang w:val="en-US"/>
+        </w:rPr>
+        <w:t xml:space="preserve"> a table </w:t>
+      </w:r>
+      <w:r>
+        <w:rPr>
+          <w:rFonts w:ascii="Times New Roman" w:hAnsi="Times New Roman" w:cs="Times New Roman"/>
+          <w:lang w:val="en-US"/>
+        </w:rPr>
+        <w:t>by implementing</w:t>
+      </w:r>
+      <w:r>
+        <w:rPr>
+          <w:rFonts w:ascii="Times New Roman" w:hAnsi="Times New Roman" w:cs="Times New Roman"/>
+          <w:lang w:val="en-US"/>
+        </w:rPr>
+        <w:t xml:space="preserve"> the PrimeReact library's DataTable structure with </w:t>
+      </w:r>
+      <w:r>
+        <w:rPr>
+          <w:rFonts w:ascii="Times New Roman" w:hAnsi="Times New Roman" w:cs="Times New Roman"/>
+          <w:lang w:val="en-US"/>
+        </w:rPr>
+        <w:t xml:space="preserve">the </w:t>
+      </w:r>
+      <w:r>
+        <w:rPr>
+          <w:rFonts w:ascii="Times New Roman" w:hAnsi="Times New Roman" w:cs="Times New Roman"/>
+          <w:lang w:val="en-US"/>
+        </w:rPr>
+        <w:t>Yjs</w:t>
+      </w:r>
+      <w:r>
+        <w:rPr>
+          <w:rFonts w:ascii="Times New Roman" w:hAnsi="Times New Roman" w:cs="Times New Roman"/>
+          <w:lang w:val="en-US"/>
+        </w:rPr>
+        <w:t xml:space="preserve"> framework</w:t>
+      </w:r>
+      <w:r>
+        <w:rPr>
+          <w:rFonts w:ascii="Times New Roman" w:hAnsi="Times New Roman" w:cs="Times New Roman"/>
+          <w:lang w:val="en-US"/>
+        </w:rPr>
+        <w:t>. While the table's row</w:t>
+      </w:r>
+      <w:r>
+        <w:rPr>
+          <w:rFonts w:ascii="Times New Roman" w:hAnsi="Times New Roman" w:cs="Times New Roman"/>
+          <w:lang w:val="en-US"/>
+        </w:rPr>
+        <w:t>s</w:t>
+      </w:r>
+      <w:r>
+        <w:rPr>
+          <w:rFonts w:ascii="Times New Roman" w:hAnsi="Times New Roman" w:cs="Times New Roman"/>
+          <w:lang w:val="en-US"/>
+        </w:rPr>
+        <w:t xml:space="preserve"> and column</w:t>
+      </w:r>
+      <w:r>
+        <w:rPr>
+          <w:rFonts w:ascii="Times New Roman" w:hAnsi="Times New Roman" w:cs="Times New Roman"/>
+          <w:lang w:val="en-US"/>
+        </w:rPr>
+        <w:t>s</w:t>
+      </w:r>
+      <w:r>
+        <w:rPr>
+          <w:rFonts w:ascii="Times New Roman" w:hAnsi="Times New Roman" w:cs="Times New Roman"/>
+          <w:lang w:val="en-US"/>
+        </w:rPr>
+        <w:t xml:space="preserve"> </w:t>
+      </w:r>
+      <w:r>
+        <w:rPr>
+          <w:rFonts w:ascii="Times New Roman" w:hAnsi="Times New Roman" w:cs="Times New Roman"/>
+          <w:lang w:val="en-US"/>
+        </w:rPr>
+        <w:t>are</w:t>
+      </w:r>
+      <w:r>
+        <w:rPr>
+          <w:rFonts w:ascii="Times New Roman" w:hAnsi="Times New Roman" w:cs="Times New Roman"/>
+          <w:lang w:val="en-US"/>
+        </w:rPr>
+        <w:t xml:space="preserve"> tracked via Yjs arrays (</w:t>
+      </w:r>
+      <m:oMath>
+        <m:r>
+          <w:rPr>
+            <w:rFonts w:ascii="Cambria Math" w:hAnsi="Cambria Math" w:cs="Times New Roman"/>
+            <w:lang w:val="en-US"/>
+          </w:rPr>
+          <m:t>yRows</m:t>
+        </m:r>
+      </m:oMath>
+      <w:r>
+        <w:rPr>
+          <w:rFonts w:ascii="Times New Roman" w:hAnsi="Times New Roman" w:cs="Times New Roman"/>
+          <w:lang w:val="en-US"/>
+        </w:rPr>
+        <w:t xml:space="preserve">, </w:t>
+      </w:r>
+      <m:oMath>
+        <m:r>
+          <w:rPr>
+            <w:rFonts w:ascii="Cambria Math" w:hAnsi="Cambria Math" w:cs="Times New Roman"/>
+            <w:lang w:val="en-US"/>
+          </w:rPr>
+          <m:t>yColumns</m:t>
+        </m:r>
+      </m:oMath>
+      <w:r>
+        <w:rPr>
+          <w:rFonts w:ascii="Times New Roman" w:hAnsi="Times New Roman" w:cs="Times New Roman"/>
+          <w:lang w:val="en-US"/>
+        </w:rPr>
+        <w:t xml:space="preserve">), observers ensure that all additions and deletions are reflected in the local React state. When a new row or column is created, the corresponding cells are automatically </w:t>
+      </w:r>
+      <w:r>
+        <w:rPr>
+          <w:rFonts w:ascii="Times New Roman" w:hAnsi="Times New Roman" w:cs="Times New Roman"/>
+          <w:lang w:val="en-US"/>
+        </w:rPr>
+        <w:t>created</w:t>
+      </w:r>
+      <w:r>
+        <w:rPr>
+          <w:rFonts w:ascii="Times New Roman" w:hAnsi="Times New Roman" w:cs="Times New Roman"/>
+          <w:lang w:val="en-US"/>
+        </w:rPr>
+        <w:t xml:space="preserve"> in the shared map</w:t>
+      </w:r>
+      <w:r>
+        <w:rPr>
+          <w:rFonts w:ascii="Times New Roman" w:hAnsi="Times New Roman" w:cs="Times New Roman"/>
+          <w:lang w:val="en-US"/>
+        </w:rPr>
+        <w:t>,</w:t>
+      </w:r>
+      <w:r>
+        <w:rPr>
+          <w:rFonts w:ascii="Times New Roman" w:hAnsi="Times New Roman" w:cs="Times New Roman"/>
+          <w:lang w:val="en-US"/>
+        </w:rPr>
+        <w:t xml:space="preserve"> and deletion operations trigger both map cleanup and undo mechanisms. </w:t>
+      </w:r>
+      <w:r>
+        <w:rPr>
+          <w:rFonts w:ascii="Times New Roman" w:hAnsi="Times New Roman" w:cs="Times New Roman"/>
+          <w:lang w:val="en-US"/>
+        </w:rPr>
+        <w:t>This component also consists of other components</w:t>
+      </w:r>
+      <w:r>
+        <w:rPr>
+          <w:rFonts w:ascii="Times New Roman" w:hAnsi="Times New Roman" w:cs="Times New Roman"/>
+          <w:lang w:val="en-US"/>
+        </w:rPr>
+        <w:t>,</w:t>
+      </w:r>
+      <w:r>
+        <w:rPr>
+          <w:rFonts w:ascii="Times New Roman" w:hAnsi="Times New Roman" w:cs="Times New Roman"/>
+          <w:lang w:val="en-US"/>
+        </w:rPr>
+        <w:t xml:space="preserve"> which are </w:t>
+      </w:r>
+      <w:r>
+        <w:rPr>
+          <w:rFonts w:ascii="Times New Roman" w:hAnsi="Times New Roman" w:cs="Times New Roman"/>
+          <w:lang w:val="en-US"/>
+        </w:rPr>
+        <w:t>headers (</w:t>
+      </w:r>
+      <m:oMath>
+        <m:r>
+          <w:rPr>
+            <w:rFonts w:ascii="Cambria Math" w:hAnsi="Cambria Math" w:cs="Times New Roman"/>
+            <w:lang w:val="en-US"/>
+          </w:rPr>
+          <m:t>ColumnHeader</m:t>
+        </m:r>
+      </m:oMath>
+      <w:r>
+        <w:rPr>
+          <w:rFonts w:ascii="Times New Roman" w:hAnsi="Times New Roman" w:cs="Times New Roman"/>
+          <w:lang w:val="en-US"/>
+        </w:rPr>
+        <w:t>), cells (</w:t>
+      </w:r>
+      <m:oMath>
+        <m:r>
+          <w:rPr>
+            <w:rFonts w:ascii="Cambria Math" w:hAnsi="Cambria Math" w:cs="Times New Roman"/>
+            <w:lang w:val="en-US"/>
+          </w:rPr>
+          <m:t>Cell</m:t>
+        </m:r>
+      </m:oMath>
+      <w:r>
+        <w:rPr>
+          <w:rFonts w:ascii="Times New Roman" w:hAnsi="Times New Roman" w:cs="Times New Roman"/>
+          <w:lang w:val="en-US"/>
+        </w:rPr>
+        <w:t>), and buttons</w:t>
+      </w:r>
+      <w:r>
+        <w:rPr>
+          <w:rFonts w:ascii="Times New Roman" w:hAnsi="Times New Roman" w:cs="Times New Roman"/>
+          <w:lang w:val="en-US"/>
+        </w:rPr>
+        <w:t>.</w:t>
+      </w:r>
+    </w:p>
+    <w:p>
+      <w:pPr>
+        <w:pStyle w:val="Heading4"/>
+        <w:rPr>
+          <w:rFonts w:ascii="Times New Roman" w:hAnsi="Times New Roman" w:cs="Times New Roman"/>
+          <w:lang w:val="en-US"/>
+        </w:rPr>
+      </w:pPr>
+      <w:r>
+        <w:rPr>
+          <w:rFonts w:ascii="Times New Roman" w:hAnsi="Times New Roman" w:cs="Times New Roman"/>
+          <w:lang w:val="en-US"/>
+        </w:rPr>
+        <w:t>handleFormula()</w:t>
+      </w:r>
+    </w:p>
+    <w:p>
+      <w:pPr>
+        <w:rPr>
+          <w:rFonts w:ascii="Times New Roman" w:hAnsi="Times New Roman" w:cs="Times New Roman"/>
+          <w:lang w:val="en-US"/>
+        </w:rPr>
+      </w:pPr>
+    </w:p>
+    <w:p>
+      <w:pPr>
+        <w:pStyle w:val="Heading3"/>
+        <w:rPr>
+          <w:rFonts w:ascii="Times New Roman" w:hAnsi="Times New Roman" w:cs="Times New Roman"/>
+          <w:lang w:val="en-US"/>
+        </w:rPr>
+      </w:pPr>
+      <w:bookmarkStart w:id="33" w:name="_Toc238201544"/>
+      <w:r>
+        <w:rPr>
+          <w:rFonts w:ascii="Times New Roman" w:hAnsi="Times New Roman" w:cs="Times New Roman"/>
+          <w:lang w:val="en-US"/>
+        </w:rPr>
+        <w:t>Cell Component</w:t>
       </w:r>
       <w:bookmarkEnd w:id="33"/>
     </w:p>
@@ -6978,30 +7053,12 @@
           <w:lang w:val="en-US"/>
         </w:rPr>
       </w:pPr>
-      <w:proofErr w:type="spellStart"/>
-      <w:proofErr w:type="gramStart"/>
-      <w:r>
-        <w:rPr>
-          <w:rFonts w:ascii="Times New Roman" w:hAnsi="Times New Roman" w:cs="Times New Roman"/>
-          <w:lang w:val="en-US"/>
-        </w:rPr>
-        <w:t>handleFormula</w:t>
-      </w:r>
-      <w:proofErr w:type="spellEnd"/>
-      <w:r>
-        <w:rPr>
-          <w:rFonts w:ascii="Times New Roman" w:hAnsi="Times New Roman" w:cs="Times New Roman"/>
-          <w:lang w:val="en-US"/>
-        </w:rPr>
-        <w:t>(</w:t>
-      </w:r>
-      <w:proofErr w:type="gramEnd"/>
-      <w:r>
-        <w:rPr>
-          <w:rFonts w:ascii="Times New Roman" w:hAnsi="Times New Roman" w:cs="Times New Roman"/>
-          <w:lang w:val="en-US"/>
-        </w:rPr>
-        <w:t>)</w:t>
+      <w:r>
+        <w:rPr>
+          <w:rFonts w:ascii="Times New Roman" w:hAnsi="Times New Roman" w:cs="Times New Roman"/>
+          <w:lang w:val="en-US"/>
+        </w:rPr>
+        <w:t>handleFocusOut()</w:t>
       </w:r>
     </w:p>
     <w:p>
@@ -7014,85 +7071,26 @@
     </w:p>
     <w:p>
       <w:pPr>
-        <w:pStyle w:val="Heading3"/>
-        <w:rPr>
-          <w:rFonts w:ascii="Times New Roman" w:hAnsi="Times New Roman" w:cs="Times New Roman"/>
-          <w:lang w:val="en-US"/>
-        </w:rPr>
-      </w:pPr>
-      <w:bookmarkStart w:id="34" w:name="_Toc238201544"/>
-      <w:r>
-        <w:rPr>
-          <w:rFonts w:ascii="Times New Roman" w:hAnsi="Times New Roman" w:cs="Times New Roman"/>
-          <w:lang w:val="en-US"/>
-        </w:rPr>
-        <w:t>Cell Component</w:t>
+        <w:pStyle w:val="Heading2"/>
+        <w:rPr>
+          <w:rFonts w:ascii="Times New Roman" w:hAnsi="Times New Roman" w:cs="Times New Roman"/>
+          <w:lang w:val="en-US"/>
+        </w:rPr>
+      </w:pPr>
+      <w:bookmarkStart w:id="34" w:name="_Toc235716851"/>
+      <w:bookmarkStart w:id="35" w:name="_Ref235874471"/>
+      <w:bookmarkStart w:id="36" w:name="_Toc238201545"/>
+      <w:r>
+        <w:rPr>
+          <w:rFonts w:ascii="Times New Roman" w:hAnsi="Times New Roman" w:cs="Times New Roman"/>
+          <w:lang w:val="en-US"/>
+        </w:rPr>
+        <w:lastRenderedPageBreak/>
+        <w:t>Formula Recalculation</w:t>
       </w:r>
       <w:bookmarkEnd w:id="34"/>
-    </w:p>
-    <w:p>
-      <w:pPr>
-        <w:pStyle w:val="Heading4"/>
-        <w:rPr>
-          <w:rFonts w:ascii="Times New Roman" w:hAnsi="Times New Roman" w:cs="Times New Roman"/>
-          <w:lang w:val="en-US"/>
-        </w:rPr>
-      </w:pPr>
-      <w:proofErr w:type="spellStart"/>
-      <w:proofErr w:type="gramStart"/>
-      <w:r>
-        <w:rPr>
-          <w:rFonts w:ascii="Times New Roman" w:hAnsi="Times New Roman" w:cs="Times New Roman"/>
-          <w:lang w:val="en-US"/>
-        </w:rPr>
-        <w:t>handleFocusOut</w:t>
-      </w:r>
-      <w:proofErr w:type="spellEnd"/>
-      <w:r>
-        <w:rPr>
-          <w:rFonts w:ascii="Times New Roman" w:hAnsi="Times New Roman" w:cs="Times New Roman"/>
-          <w:lang w:val="en-US"/>
-        </w:rPr>
-        <w:t>(</w:t>
-      </w:r>
-      <w:proofErr w:type="gramEnd"/>
-      <w:r>
-        <w:rPr>
-          <w:rFonts w:ascii="Times New Roman" w:hAnsi="Times New Roman" w:cs="Times New Roman"/>
-          <w:lang w:val="en-US"/>
-        </w:rPr>
-        <w:t>)</w:t>
-      </w:r>
-    </w:p>
-    <w:p>
-      <w:pPr>
-        <w:rPr>
-          <w:rFonts w:ascii="Times New Roman" w:hAnsi="Times New Roman" w:cs="Times New Roman"/>
-          <w:lang w:val="en-US"/>
-        </w:rPr>
-      </w:pPr>
-    </w:p>
-    <w:p>
-      <w:pPr>
-        <w:pStyle w:val="Heading2"/>
-        <w:rPr>
-          <w:rFonts w:ascii="Times New Roman" w:hAnsi="Times New Roman" w:cs="Times New Roman"/>
-          <w:lang w:val="en-US"/>
-        </w:rPr>
-      </w:pPr>
-      <w:bookmarkStart w:id="35" w:name="_Toc235716851"/>
-      <w:bookmarkStart w:id="36" w:name="_Ref235874471"/>
-      <w:bookmarkStart w:id="37" w:name="_Toc238201545"/>
-      <w:r>
-        <w:rPr>
-          <w:rFonts w:ascii="Times New Roman" w:hAnsi="Times New Roman" w:cs="Times New Roman"/>
-          <w:lang w:val="en-US"/>
-        </w:rPr>
-        <w:t>Formula Recalculation</w:t>
-      </w:r>
       <w:bookmarkEnd w:id="35"/>
       <w:bookmarkEnd w:id="36"/>
-      <w:bookmarkEnd w:id="37"/>
     </w:p>
     <w:p>
       <w:pPr>
@@ -7154,7 +7152,7 @@
                                 <w:lang w:val="en-US"/>
                               </w:rPr>
                             </w:pPr>
-                            <w:bookmarkStart w:id="38" w:name="_Ref235724438"/>
+                            <w:bookmarkStart w:id="37" w:name="_Ref235724438"/>
                             <w:r>
                               <w:t xml:space="preserve">Figure </w:t>
                             </w:r>
@@ -7177,7 +7175,7 @@
                                 <w:t>3</w:t>
                               </w:r>
                             </w:fldSimple>
-                            <w:bookmarkEnd w:id="38"/>
+                            <w:bookmarkEnd w:id="37"/>
                             <w:r>
                               <w:t xml:space="preserve"> Cell type definition</w:t>
                             </w:r>
@@ -7198,7 +7196,7 @@
           </mc:Choice>
           <mc:Fallback>
             <w:pict>
-              <v:shape w14:anchorId="5D89F313" id="_x0000_s1033" type="#_x0000_t202" style="position:absolute;left:0;text-align:left;margin-left:0;margin-top:222.25pt;width:232.5pt;height:.05pt;z-index:251669504;visibility:visible;mso-wrap-style:square;mso-wrap-distance-left:9pt;mso-wrap-distance-top:0;mso-wrap-distance-right:9pt;mso-wrap-distance-bottom:0;mso-position-horizontal:center;mso-position-horizontal-relative:margin;mso-position-vertical:absolute;mso-position-vertical-relative:text;v-text-anchor:top" o:gfxdata="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" stroked="f">
+              <v:shape w14:anchorId="5D89F313" id="_x0000_s1032" type="#_x0000_t202" style="position:absolute;left:0;text-align:left;margin-left:0;margin-top:222.25pt;width:232.5pt;height:.05pt;z-index:251669504;visibility:visible;mso-wrap-style:square;mso-wrap-distance-left:9pt;mso-wrap-distance-top:0;mso-wrap-distance-right:9pt;mso-wrap-distance-bottom:0;mso-position-horizontal:center;mso-position-horizontal-relative:margin;mso-position-vertical:absolute;mso-position-vertical-relative:text;v-text-anchor:top" o:gfxdata="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" stroked="f">
                 <v:textbox style="mso-fit-shape-to-text:t" inset="0,0,0,0">
                   <w:txbxContent>
                     <w:p>
@@ -7210,7 +7208,7 @@
                           <w:lang w:val="en-US"/>
                         </w:rPr>
                       </w:pPr>
-                      <w:bookmarkStart w:id="39" w:name="_Ref235724438"/>
+                      <w:bookmarkStart w:id="38" w:name="_Ref235724438"/>
                       <w:r>
                         <w:t xml:space="preserve">Figure </w:t>
                       </w:r>
@@ -7233,7 +7231,7 @@
                           <w:t>3</w:t>
                         </w:r>
                       </w:fldSimple>
-                      <w:bookmarkEnd w:id="39"/>
+                      <w:bookmarkEnd w:id="38"/>
                       <w:r>
                         <w:t xml:space="preserve"> Cell type definition</w:t>
                       </w:r>
@@ -7253,7 +7251,7 @@
           <w:lang w:val="en-US"/>
         </w:rPr>
         <w:drawing>
-          <wp:anchor distT="0" distB="0" distL="114300" distR="114300" simplePos="0" relativeHeight="251667456" behindDoc="0" locked="0" layoutInCell="1" allowOverlap="1" wp14:anchorId="33E3A625" wp14:editId="630735CE">
+          <wp:anchor distT="0" distB="0" distL="114300" distR="114300" simplePos="0" relativeHeight="251667456" behindDoc="0" locked="0" layoutInCell="1" allowOverlap="1" wp14:anchorId="33E3A625" wp14:editId="66BF9B61">
             <wp:simplePos x="0" y="0"/>
             <wp:positionH relativeFrom="margin">
               <wp:align>center</wp:align>
@@ -7334,32 +7332,7 @@
           <w:rFonts w:ascii="Times New Roman" w:hAnsi="Times New Roman" w:cs="Times New Roman"/>
           <w:lang w:val="en-US"/>
         </w:rPr>
-        <w:t>`</w:t>
-      </w:r>
-      <w:proofErr w:type="spellStart"/>
-      <w:proofErr w:type="gramStart"/>
-      <w:r>
-        <w:rPr>
-          <w:rFonts w:ascii="Times New Roman" w:hAnsi="Times New Roman" w:cs="Times New Roman"/>
-          <w:lang w:val="en-US"/>
-        </w:rPr>
-        <w:t>markedCells</w:t>
-      </w:r>
-      <w:proofErr w:type="spellEnd"/>
-      <w:r>
-        <w:rPr>
-          <w:rFonts w:ascii="Times New Roman" w:hAnsi="Times New Roman" w:cs="Times New Roman"/>
-          <w:lang w:val="en-US"/>
-        </w:rPr>
-        <w:t>[</w:t>
-      </w:r>
-      <w:proofErr w:type="gramEnd"/>
-      <w:r>
-        <w:rPr>
-          <w:rFonts w:ascii="Times New Roman" w:hAnsi="Times New Roman" w:cs="Times New Roman"/>
-          <w:lang w:val="en-US"/>
-        </w:rPr>
-        <w:t>]` array</w:t>
+        <w:t>`markedCells[]` array</w:t>
       </w:r>
       <w:r>
         <w:rPr>
@@ -7408,32 +7381,7 @@
           <w:rFonts w:ascii="Times New Roman" w:hAnsi="Times New Roman" w:cs="Times New Roman"/>
           <w:lang w:val="en-US"/>
         </w:rPr>
-        <w:t>`</w:t>
-      </w:r>
-      <w:proofErr w:type="spellStart"/>
-      <w:proofErr w:type="gramStart"/>
-      <w:r>
-        <w:rPr>
-          <w:rFonts w:ascii="Times New Roman" w:hAnsi="Times New Roman" w:cs="Times New Roman"/>
-          <w:lang w:val="en-US"/>
-        </w:rPr>
-        <w:t>formulaReferenceCells</w:t>
-      </w:r>
-      <w:proofErr w:type="spellEnd"/>
-      <w:r>
-        <w:rPr>
-          <w:rFonts w:ascii="Times New Roman" w:hAnsi="Times New Roman" w:cs="Times New Roman"/>
-          <w:lang w:val="en-US"/>
-        </w:rPr>
-        <w:t>[</w:t>
-      </w:r>
-      <w:proofErr w:type="gramEnd"/>
-      <w:r>
-        <w:rPr>
-          <w:rFonts w:ascii="Times New Roman" w:hAnsi="Times New Roman" w:cs="Times New Roman"/>
-          <w:lang w:val="en-US"/>
-        </w:rPr>
-        <w:t>]` array</w:t>
+        <w:t>`formulaReferenceCells[]` array</w:t>
       </w:r>
       <w:r>
         <w:rPr>
@@ -7468,23 +7416,7 @@
           <w:rFonts w:ascii="Times New Roman" w:hAnsi="Times New Roman" w:cs="Times New Roman"/>
           <w:lang w:val="en-US"/>
         </w:rPr>
-        <w:t>These 2 arrays are kept in every Cell component and are defined in `</w:t>
-      </w:r>
-      <w:proofErr w:type="spellStart"/>
-      <w:r>
-        <w:rPr>
-          <w:rFonts w:ascii="Times New Roman" w:hAnsi="Times New Roman" w:cs="Times New Roman"/>
-          <w:lang w:val="en-US"/>
-        </w:rPr>
-        <w:t>CellType</w:t>
-      </w:r>
-      <w:proofErr w:type="spellEnd"/>
-      <w:r>
-        <w:rPr>
-          <w:rFonts w:ascii="Times New Roman" w:hAnsi="Times New Roman" w:cs="Times New Roman"/>
-          <w:lang w:val="en-US"/>
-        </w:rPr>
-        <w:t xml:space="preserve">`. </w:t>
+        <w:t xml:space="preserve">These 2 arrays are kept in every Cell component and are defined in `CellType`. </w:t>
       </w:r>
       <w:r>
         <w:rPr>
@@ -7597,7 +7529,6 @@
           <w:rFonts w:ascii="Times New Roman" w:hAnsi="Times New Roman" w:cs="Times New Roman"/>
           <w:lang w:val="en-US"/>
         </w:rPr>
-        <w:lastRenderedPageBreak/>
         <w:t xml:space="preserve">After these operations, </w:t>
       </w:r>
       <w:r>
@@ -7612,32 +7543,7 @@
           <w:rFonts w:ascii="Times New Roman" w:hAnsi="Times New Roman" w:cs="Times New Roman"/>
           <w:lang w:val="en-US"/>
         </w:rPr>
-        <w:t>`</w:t>
-      </w:r>
-      <w:proofErr w:type="spellStart"/>
-      <w:proofErr w:type="gramStart"/>
-      <w:r>
-        <w:rPr>
-          <w:rFonts w:ascii="Times New Roman" w:hAnsi="Times New Roman" w:cs="Times New Roman"/>
-          <w:lang w:val="en-US"/>
-        </w:rPr>
-        <w:t>handleFocusOut</w:t>
-      </w:r>
-      <w:proofErr w:type="spellEnd"/>
-      <w:r>
-        <w:rPr>
-          <w:rFonts w:ascii="Times New Roman" w:hAnsi="Times New Roman" w:cs="Times New Roman"/>
-          <w:lang w:val="en-US"/>
-        </w:rPr>
-        <w:t>(</w:t>
-      </w:r>
-      <w:proofErr w:type="gramEnd"/>
-      <w:r>
-        <w:rPr>
-          <w:rFonts w:ascii="Times New Roman" w:hAnsi="Times New Roman" w:cs="Times New Roman"/>
-          <w:lang w:val="en-US"/>
-        </w:rPr>
-        <w:t>)` function</w:t>
+        <w:t>`handleFocusOut()` function</w:t>
       </w:r>
       <w:r>
         <w:rPr>
@@ -7803,7 +7709,7 @@
                                 <w:lang w:val="en-US"/>
                               </w:rPr>
                             </w:pPr>
-                            <w:bookmarkStart w:id="40" w:name="_Ref235724565"/>
+                            <w:bookmarkStart w:id="39" w:name="_Ref235724565"/>
                             <w:r>
                               <w:t xml:space="preserve">Figure </w:t>
                             </w:r>
@@ -7826,22 +7732,9 @@
                                 <w:t>4</w:t>
                               </w:r>
                             </w:fldSimple>
-                            <w:bookmarkEnd w:id="40"/>
+                            <w:bookmarkEnd w:id="39"/>
                             <w:r>
-                              <w:t xml:space="preserve"> The conditional which is responsible from the formula recalculation inside `</w:t>
-                            </w:r>
-                            <w:proofErr w:type="spellStart"/>
-                            <w:proofErr w:type="gramStart"/>
-                            <w:r>
-                              <w:t>handleFocusOut</w:t>
-                            </w:r>
-                            <w:proofErr w:type="spellEnd"/>
-                            <w:r>
-                              <w:t>(</w:t>
-                            </w:r>
-                            <w:proofErr w:type="gramEnd"/>
-                            <w:r>
-                              <w:t>)`function.</w:t>
+                              <w:t xml:space="preserve"> The conditional which is responsible from the formula recalculation inside `handleFocusOut()`function.</w:t>
                             </w:r>
                           </w:p>
                         </w:txbxContent>
@@ -7860,7 +7753,7 @@
           </mc:Choice>
           <mc:Fallback>
             <w:pict>
-              <v:shape w14:anchorId="6869586D" id="_x0000_s1034" type="#_x0000_t202" style="position:absolute;left:0;text-align:left;margin-left:52.3pt;margin-top:380.95pt;width:346.65pt;height:.05pt;z-index:251666432;visibility:visible;mso-wrap-style:square;mso-wrap-distance-left:9pt;mso-wrap-distance-top:0;mso-wrap-distance-right:9pt;mso-wrap-distance-bottom:0;mso-position-horizontal:absolute;mso-position-horizontal-relative:text;mso-position-vertical:absolute;mso-position-vertical-relative:text;v-text-anchor:top" o:gfxdata="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" stroked="f">
+              <v:shape w14:anchorId="6869586D" id="_x0000_s1033" type="#_x0000_t202" style="position:absolute;left:0;text-align:left;margin-left:52.3pt;margin-top:380.95pt;width:346.65pt;height:.05pt;z-index:251666432;visibility:visible;mso-wrap-style:square;mso-wrap-distance-left:9pt;mso-wrap-distance-top:0;mso-wrap-distance-right:9pt;mso-wrap-distance-bottom:0;mso-position-horizontal:absolute;mso-position-horizontal-relative:text;mso-position-vertical:absolute;mso-position-vertical-relative:text;v-text-anchor:top" o:gfxdata="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" stroked="f">
                 <v:textbox style="mso-fit-shape-to-text:t" inset="0,0,0,0">
                   <w:txbxContent>
                     <w:p>
@@ -7872,7 +7765,7 @@
                           <w:lang w:val="en-US"/>
                         </w:rPr>
                       </w:pPr>
-                      <w:bookmarkStart w:id="41" w:name="_Ref235724565"/>
+                      <w:bookmarkStart w:id="40" w:name="_Ref235724565"/>
                       <w:r>
                         <w:t xml:space="preserve">Figure </w:t>
                       </w:r>
@@ -7895,22 +7788,9 @@
                           <w:t>4</w:t>
                         </w:r>
                       </w:fldSimple>
-                      <w:bookmarkEnd w:id="41"/>
+                      <w:bookmarkEnd w:id="40"/>
                       <w:r>
-                        <w:t xml:space="preserve"> The conditional which is responsible from the formula recalculation inside `</w:t>
-                      </w:r>
-                      <w:proofErr w:type="spellStart"/>
-                      <w:proofErr w:type="gramStart"/>
-                      <w:r>
-                        <w:t>handleFocusOut</w:t>
-                      </w:r>
-                      <w:proofErr w:type="spellEnd"/>
-                      <w:r>
-                        <w:t>(</w:t>
-                      </w:r>
-                      <w:proofErr w:type="gramEnd"/>
-                      <w:r>
-                        <w:t>)`function.</w:t>
+                        <w:t xml:space="preserve"> The conditional which is responsible from the formula recalculation inside `handleFocusOut()`function.</w:t>
                       </w:r>
                     </w:p>
                   </w:txbxContent>
@@ -7928,7 +7808,7 @@
           <w:lang w:val="en-US"/>
         </w:rPr>
         <w:drawing>
-          <wp:anchor distT="0" distB="0" distL="114300" distR="114300" simplePos="0" relativeHeight="251664384" behindDoc="0" locked="0" layoutInCell="1" allowOverlap="1" wp14:anchorId="1546CBBF" wp14:editId="5C166AAC">
+          <wp:anchor distT="0" distB="0" distL="114300" distR="114300" simplePos="0" relativeHeight="251664384" behindDoc="0" locked="0" layoutInCell="1" allowOverlap="1" wp14:anchorId="1546CBBF" wp14:editId="5BCD1C32">
             <wp:simplePos x="0" y="0"/>
             <wp:positionH relativeFrom="margin">
               <wp:align>center</wp:align>
@@ -7991,23 +7871,24 @@
           <w:rFonts w:ascii="Times New Roman" w:hAnsi="Times New Roman" w:cs="Times New Roman"/>
         </w:rPr>
       </w:pPr>
-      <w:bookmarkStart w:id="42" w:name="_Toc235716852"/>
-      <w:r>
-        <w:rPr>
-          <w:rFonts w:ascii="Times New Roman" w:hAnsi="Times New Roman" w:cs="Times New Roman"/>
-          <w:lang w:val="en-US"/>
-        </w:rPr>
+      <w:bookmarkStart w:id="41" w:name="_Toc235716852"/>
+      <w:r>
+        <w:rPr>
+          <w:rFonts w:ascii="Times New Roman" w:hAnsi="Times New Roman" w:cs="Times New Roman"/>
+          <w:lang w:val="en-US"/>
+        </w:rPr>
+        <w:lastRenderedPageBreak/>
         <w:t xml:space="preserve"> </w:t>
       </w:r>
-      <w:bookmarkStart w:id="43" w:name="_Toc238201546"/>
+      <w:bookmarkStart w:id="42" w:name="_Toc238201546"/>
       <w:r>
         <w:rPr>
           <w:rFonts w:ascii="Times New Roman" w:hAnsi="Times New Roman" w:cs="Times New Roman"/>
         </w:rPr>
         <w:t>Circular Reference Handling</w:t>
       </w:r>
+      <w:bookmarkEnd w:id="41"/>
       <w:bookmarkEnd w:id="42"/>
-      <w:bookmarkEnd w:id="43"/>
     </w:p>
     <w:p>
       <w:pPr>
@@ -8072,7 +7953,6 @@
         </w:rPr>
         <w:t xml:space="preserve">. </w:t>
       </w:r>
-      <w:proofErr w:type="gramStart"/>
       <w:r>
         <w:rPr>
           <w:rFonts w:ascii="Times New Roman" w:hAnsi="Times New Roman" w:cs="Times New Roman"/>
@@ -8092,15 +7972,7 @@
           <w:rFonts w:ascii="Times New Roman" w:hAnsi="Times New Roman" w:cs="Times New Roman"/>
           <w:lang w:val="en-US"/>
         </w:rPr>
-        <w:t>it</w:t>
-      </w:r>
-      <w:proofErr w:type="gramEnd"/>
-      <w:r>
-        <w:rPr>
-          <w:rFonts w:ascii="Times New Roman" w:hAnsi="Times New Roman" w:cs="Times New Roman"/>
-          <w:lang w:val="en-US"/>
-        </w:rPr>
-        <w:t xml:space="preserve"> is not an issue </w:t>
+        <w:t xml:space="preserve">it is not an issue </w:t>
       </w:r>
       <w:r>
         <w:rPr>
@@ -8234,30 +8106,12 @@
         </w:rPr>
         <w:t>`</w:t>
       </w:r>
-      <w:proofErr w:type="spellStart"/>
-      <w:proofErr w:type="gramStart"/>
-      <w:r>
-        <w:rPr>
-          <w:rFonts w:ascii="Times New Roman" w:hAnsi="Times New Roman" w:cs="Times New Roman"/>
-          <w:lang w:val="en-US"/>
-        </w:rPr>
-        <w:t>handleFocusOut</w:t>
-      </w:r>
-      <w:proofErr w:type="spellEnd"/>
-      <w:r>
-        <w:rPr>
-          <w:rFonts w:ascii="Times New Roman" w:hAnsi="Times New Roman" w:cs="Times New Roman"/>
-          <w:lang w:val="en-US"/>
-        </w:rPr>
-        <w:t>(</w:t>
-      </w:r>
-      <w:proofErr w:type="gramEnd"/>
-      <w:r>
-        <w:rPr>
-          <w:rFonts w:ascii="Times New Roman" w:hAnsi="Times New Roman" w:cs="Times New Roman"/>
-          <w:lang w:val="en-US"/>
-        </w:rPr>
-        <w:t xml:space="preserve">)` function in Cell components. Therefore, a formula is calculated </w:t>
+      <w:r>
+        <w:rPr>
+          <w:rFonts w:ascii="Times New Roman" w:hAnsi="Times New Roman" w:cs="Times New Roman"/>
+          <w:lang w:val="en-US"/>
+        </w:rPr>
+        <w:t xml:space="preserve">handleFocusOut()` function in Cell components. Therefore, a formula is calculated </w:t>
       </w:r>
       <w:r>
         <w:rPr>
@@ -8271,47 +8125,14 @@
           <w:rFonts w:ascii="Times New Roman" w:hAnsi="Times New Roman" w:cs="Times New Roman"/>
           <w:lang w:val="en-US"/>
         </w:rPr>
-        <w:t xml:space="preserve"> `</w:t>
-      </w:r>
-      <w:proofErr w:type="spellStart"/>
-      <w:proofErr w:type="gramStart"/>
-      <w:r>
-        <w:rPr>
-          <w:rFonts w:ascii="Times New Roman" w:hAnsi="Times New Roman" w:cs="Times New Roman"/>
-          <w:lang w:val="en-US"/>
-        </w:rPr>
-        <w:t>handleFocusOut</w:t>
-      </w:r>
-      <w:proofErr w:type="spellEnd"/>
-      <w:r>
-        <w:rPr>
-          <w:rFonts w:ascii="Times New Roman" w:hAnsi="Times New Roman" w:cs="Times New Roman"/>
-          <w:lang w:val="en-US"/>
-        </w:rPr>
-        <w:t>(</w:t>
-      </w:r>
-      <w:proofErr w:type="gramEnd"/>
-      <w:r>
-        <w:rPr>
-          <w:rFonts w:ascii="Times New Roman" w:hAnsi="Times New Roman" w:cs="Times New Roman"/>
-          <w:lang w:val="en-US"/>
-        </w:rPr>
-        <w:t>)` calls. Even though there are no calculation infinite loops, when a user wants to increase a cell value by one (</w:t>
-      </w:r>
-      <w:r>
-        <w:rPr>
-          <w:rFonts w:ascii="Times New Roman" w:hAnsi="Times New Roman" w:cs="Times New Roman"/>
-          <w:lang w:val="en-US"/>
-        </w:rPr>
-        <w:t xml:space="preserve">if </w:t>
-      </w:r>
-      <w:r>
-        <w:rPr>
-          <w:rFonts w:ascii="Times New Roman" w:hAnsi="Times New Roman" w:cs="Times New Roman"/>
-          <w:lang w:val="en-US"/>
-        </w:rPr>
-        <w:lastRenderedPageBreak/>
-        <w:t xml:space="preserve">the cell is marked and </w:t>
+        <w:t xml:space="preserve"> `handleFocusOut()` calls. Even though there are no calculation infinite loops, when a user wants to increase a cell value by one (</w:t>
+      </w:r>
+      <w:r>
+        <w:rPr>
+          <w:rFonts w:ascii="Times New Roman" w:hAnsi="Times New Roman" w:cs="Times New Roman"/>
+          <w:lang w:val="en-US"/>
+        </w:rPr>
+        <w:t xml:space="preserve">if the cell is marked and </w:t>
       </w:r>
       <w:r>
         <w:rPr>
@@ -8581,7 +8402,7 @@
           <w:lang w:val="en-US"/>
         </w:rPr>
         <w:drawing>
-          <wp:anchor distT="0" distB="0" distL="114300" distR="114300" simplePos="0" relativeHeight="251659264" behindDoc="0" locked="0" layoutInCell="1" allowOverlap="1" wp14:anchorId="17AE4AA5" wp14:editId="09D8C551">
+          <wp:anchor distT="0" distB="0" distL="114300" distR="114300" simplePos="0" relativeHeight="251659264" behindDoc="0" locked="0" layoutInCell="1" allowOverlap="1" wp14:anchorId="17AE4AA5" wp14:editId="75125829">
             <wp:simplePos x="0" y="0"/>
             <wp:positionH relativeFrom="margin">
               <wp:align>center</wp:align>
@@ -8704,7 +8525,7 @@
           </mc:Choice>
           <mc:Fallback>
             <w:pict>
-              <v:shape w14:anchorId="3ACE0FF7" id="_x0000_s1035" type="#_x0000_t202" style="position:absolute;left:0;text-align:left;margin-left:87.45pt;margin-top:144.05pt;width:276.35pt;height:.05pt;z-index:251661312;visibility:visible;mso-wrap-style:square;mso-wrap-distance-left:9pt;mso-wrap-distance-top:0;mso-wrap-distance-right:9pt;mso-wrap-distance-bottom:0;mso-position-horizontal:absolute;mso-position-horizontal-relative:text;mso-position-vertical:absolute;mso-position-vertical-relative:text;v-text-anchor:top" o:gfxdata="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" stroked="f">
+              <v:shape w14:anchorId="3ACE0FF7" id="_x0000_s1034" type="#_x0000_t202" style="position:absolute;left:0;text-align:left;margin-left:87.45pt;margin-top:144.05pt;width:276.35pt;height:.05pt;z-index:251661312;visibility:visible;mso-wrap-style:square;mso-wrap-distance-left:9pt;mso-wrap-distance-top:0;mso-wrap-distance-right:9pt;mso-wrap-distance-bottom:0;mso-position-horizontal:absolute;mso-position-horizontal-relative:text;mso-position-vertical:absolute;mso-position-vertical-relative:text;v-text-anchor:top" o:gfxdata="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" stroked="f">
                 <v:textbox style="mso-fit-shape-to-text:t" inset="0,0,0,0">
                   <w:txbxContent>
                     <w:p>
@@ -8775,8 +8596,8 @@
                                 <w:noProof/>
                               </w:rPr>
                             </w:pPr>
-                            <w:bookmarkStart w:id="44" w:name="_Ref235724368"/>
-                            <w:bookmarkStart w:id="45" w:name="_Ref235724356"/>
+                            <w:bookmarkStart w:id="43" w:name="_Ref235724368"/>
+                            <w:bookmarkStart w:id="44" w:name="_Ref235724356"/>
                             <w:r>
                               <w:t xml:space="preserve">Figure </w:t>
                             </w:r>
@@ -8799,7 +8620,7 @@
                                 <w:t>5</w:t>
                               </w:r>
                             </w:fldSimple>
-                            <w:bookmarkEnd w:id="44"/>
+                            <w:bookmarkEnd w:id="43"/>
                             <w:r>
                               <w:t xml:space="preserve"> Very </w:t>
                             </w:r>
@@ -8809,7 +8630,7 @@
                             <w:r>
                               <w:t xml:space="preserve"> circular reference detection.</w:t>
                             </w:r>
-                            <w:bookmarkEnd w:id="45"/>
+                            <w:bookmarkEnd w:id="44"/>
                           </w:p>
                         </w:txbxContent>
                       </wps:txbx>
@@ -8827,7 +8648,7 @@
           </mc:Choice>
           <mc:Fallback>
             <w:pict>
-              <v:shape w14:anchorId="6DBB9676" id="_x0000_s1036" type="#_x0000_t202" style="position:absolute;left:0;text-align:left;margin-left:87.45pt;margin-top:144.05pt;width:276.35pt;height:.05pt;z-index:251663360;visibility:visible;mso-wrap-style:square;mso-wrap-distance-left:9pt;mso-wrap-distance-top:0;mso-wrap-distance-right:9pt;mso-wrap-distance-bottom:0;mso-position-horizontal:absolute;mso-position-horizontal-relative:text;mso-position-vertical:absolute;mso-position-vertical-relative:text;v-text-anchor:top" o:gfxdata="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" stroked="f">
+              <v:shape w14:anchorId="6DBB9676" id="_x0000_s1035" type="#_x0000_t202" style="position:absolute;left:0;text-align:left;margin-left:87.45pt;margin-top:144.05pt;width:276.35pt;height:.05pt;z-index:251663360;visibility:visible;mso-wrap-style:square;mso-wrap-distance-left:9pt;mso-wrap-distance-top:0;mso-wrap-distance-right:9pt;mso-wrap-distance-bottom:0;mso-position-horizontal:absolute;mso-position-horizontal-relative:text;mso-position-vertical:absolute;mso-position-vertical-relative:text;v-text-anchor:top" o:gfxdata="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" stroked="f">
                 <v:textbox style="mso-fit-shape-to-text:t" inset="0,0,0,0">
                   <w:txbxContent>
                     <w:p>
@@ -8838,8 +8659,8 @@
                           <w:noProof/>
                         </w:rPr>
                       </w:pPr>
-                      <w:bookmarkStart w:id="46" w:name="_Ref235724368"/>
-                      <w:bookmarkStart w:id="47" w:name="_Ref235724356"/>
+                      <w:bookmarkStart w:id="45" w:name="_Ref235724368"/>
+                      <w:bookmarkStart w:id="46" w:name="_Ref235724356"/>
                       <w:r>
                         <w:t xml:space="preserve">Figure </w:t>
                       </w:r>
@@ -8862,7 +8683,7 @@
                           <w:t>5</w:t>
                         </w:r>
                       </w:fldSimple>
-                      <w:bookmarkEnd w:id="46"/>
+                      <w:bookmarkEnd w:id="45"/>
                       <w:r>
                         <w:t xml:space="preserve"> Very </w:t>
                       </w:r>
@@ -8872,7 +8693,7 @@
                       <w:r>
                         <w:t xml:space="preserve"> circular reference detection.</w:t>
                       </w:r>
-                      <w:bookmarkEnd w:id="47"/>
+                      <w:bookmarkEnd w:id="46"/>
                     </w:p>
                   </w:txbxContent>
                 </v:textbox>
@@ -8899,29 +8720,13 @@
           <w:lang w:val="en-US"/>
         </w:rPr>
       </w:pPr>
-      <w:bookmarkStart w:id="48" w:name="_Toc238201547"/>
-      <w:r>
-        <w:rPr>
-          <w:rFonts w:ascii="Times New Roman" w:hAnsi="Times New Roman" w:cs="Times New Roman"/>
-          <w:lang w:val="en-US"/>
-        </w:rPr>
-        <w:t xml:space="preserve">What were the issues of </w:t>
-      </w:r>
-      <w:proofErr w:type="gramStart"/>
-      <w:r>
-        <w:rPr>
-          <w:rFonts w:ascii="Times New Roman" w:hAnsi="Times New Roman" w:cs="Times New Roman"/>
-          <w:lang w:val="en-US"/>
-        </w:rPr>
-        <w:t>the formula</w:t>
-      </w:r>
-      <w:proofErr w:type="gramEnd"/>
-      <w:r>
-        <w:rPr>
-          <w:rFonts w:ascii="Times New Roman" w:hAnsi="Times New Roman" w:cs="Times New Roman"/>
-          <w:lang w:val="en-US"/>
-        </w:rPr>
-        <w:t xml:space="preserve"> support implementation</w:t>
+      <w:bookmarkStart w:id="47" w:name="_Toc238201547"/>
+      <w:r>
+        <w:rPr>
+          <w:rFonts w:ascii="Times New Roman" w:hAnsi="Times New Roman" w:cs="Times New Roman"/>
+          <w:lang w:val="en-US"/>
+        </w:rPr>
+        <w:t>What were the issues of the formula support implementation</w:t>
       </w:r>
       <w:r>
         <w:rPr>
@@ -8930,7 +8735,7 @@
         </w:rPr>
         <w:t>?</w:t>
       </w:r>
-      <w:bookmarkEnd w:id="48"/>
+      <w:bookmarkEnd w:id="47"/>
     </w:p>
     <w:p>
       <w:pPr>
@@ -8957,14 +8762,12 @@
         </w:rPr>
         <w:t>`</w:t>
       </w:r>
-      <w:proofErr w:type="spellStart"/>
       <w:r>
         <w:rPr>
           <w:rFonts w:ascii="Times New Roman" w:hAnsi="Times New Roman" w:cs="Times New Roman"/>
         </w:rPr>
         <w:t>formulaReferenceCellIds</w:t>
       </w:r>
-      <w:proofErr w:type="spellEnd"/>
       <w:r>
         <w:rPr>
           <w:rFonts w:ascii="Times New Roman" w:hAnsi="Times New Roman" w:cs="Times New Roman"/>
@@ -8983,14 +8786,12 @@
         </w:rPr>
         <w:t>`</w:t>
       </w:r>
-      <w:proofErr w:type="spellStart"/>
       <w:r>
         <w:rPr>
           <w:rFonts w:ascii="Times New Roman" w:hAnsi="Times New Roman" w:cs="Times New Roman"/>
         </w:rPr>
         <w:t>markedCells</w:t>
       </w:r>
-      <w:proofErr w:type="spellEnd"/>
       <w:r>
         <w:rPr>
           <w:rFonts w:ascii="Times New Roman" w:hAnsi="Times New Roman" w:cs="Times New Roman"/>
@@ -9001,18 +8802,8 @@
         <w:rPr>
           <w:rFonts w:ascii="Times New Roman" w:hAnsi="Times New Roman" w:cs="Times New Roman"/>
         </w:rPr>
-        <w:t xml:space="preserve"> as normal arrays rather than </w:t>
-      </w:r>
-      <w:proofErr w:type="spellStart"/>
-      <w:proofErr w:type="gramStart"/>
-      <w:r>
-        <w:rPr>
-          <w:rFonts w:ascii="Times New Roman" w:hAnsi="Times New Roman" w:cs="Times New Roman"/>
-        </w:rPr>
-        <w:t>Y.Arrays</w:t>
-      </w:r>
-      <w:proofErr w:type="spellEnd"/>
-      <w:proofErr w:type="gramEnd"/>
+        <w:t xml:space="preserve"> as normal arrays rather than Y.Arrays</w:t>
+      </w:r>
     </w:p>
     <w:p>
       <w:pPr>
@@ -9072,37 +8863,49 @@
           <w:lang w:val="en-US"/>
         </w:rPr>
       </w:pPr>
-      <w:bookmarkStart w:id="49" w:name="_Toc238201548"/>
-      <w:r>
-        <w:rPr>
-          <w:rFonts w:ascii="Times New Roman" w:hAnsi="Times New Roman" w:cs="Times New Roman"/>
-          <w:lang w:val="en-US"/>
-        </w:rPr>
+      <w:bookmarkStart w:id="48" w:name="_Toc238201548"/>
+      <w:r>
+        <w:rPr>
+          <w:rFonts w:ascii="Times New Roman" w:hAnsi="Times New Roman" w:cs="Times New Roman"/>
+          <w:lang w:val="en-US"/>
+        </w:rPr>
+        <w:lastRenderedPageBreak/>
         <w:t>Benchmarking</w:t>
+      </w:r>
+      <w:bookmarkEnd w:id="48"/>
+    </w:p>
+    <w:p>
+      <w:pPr>
+        <w:pStyle w:val="Heading1"/>
+        <w:rPr>
+          <w:rFonts w:ascii="Times New Roman" w:hAnsi="Times New Roman" w:cs="Times New Roman"/>
+          <w:highlight w:val="yellow"/>
+          <w:lang w:val="en-US"/>
+        </w:rPr>
+      </w:pPr>
+      <w:bookmarkStart w:id="49" w:name="_Toc238201549"/>
+      <w:r>
+        <w:rPr>
+          <w:rFonts w:ascii="Times New Roman" w:hAnsi="Times New Roman" w:cs="Times New Roman"/>
+          <w:highlight w:val="yellow"/>
+          <w:lang w:val="en-US"/>
+        </w:rPr>
+        <w:t>CSV Support</w:t>
       </w:r>
       <w:bookmarkEnd w:id="49"/>
     </w:p>
     <w:p>
       <w:pPr>
-        <w:pStyle w:val="Heading1"/>
-        <w:rPr>
-          <w:rFonts w:ascii="Times New Roman" w:hAnsi="Times New Roman" w:cs="Times New Roman"/>
-          <w:lang w:val="en-US"/>
-        </w:rPr>
-      </w:pPr>
-      <w:bookmarkStart w:id="50" w:name="_Toc238201549"/>
-      <w:r>
-        <w:rPr>
-          <w:rFonts w:ascii="Times New Roman" w:hAnsi="Times New Roman" w:cs="Times New Roman"/>
-          <w:lang w:val="en-US"/>
-        </w:rPr>
-        <w:t>CSV Support</w:t>
-      </w:r>
-      <w:bookmarkEnd w:id="50"/>
+        <w:rPr>
+          <w:rFonts w:ascii="Times New Roman" w:hAnsi="Times New Roman" w:cs="Times New Roman"/>
+          <w:lang w:val="en-US"/>
+        </w:rPr>
+      </w:pPr>
     </w:p>
     <w:p>
       <w:pPr>
         <w:rPr>
+          <w:rFonts w:ascii="Times New Roman" w:hAnsi="Times New Roman" w:cs="Times New Roman"/>
           <w:lang w:val="en-US"/>
         </w:rPr>
       </w:pPr>
@@ -9110,6 +8913,7 @@
     <w:p>
       <w:pPr>
         <w:rPr>
+          <w:rFonts w:ascii="Times New Roman" w:hAnsi="Times New Roman" w:cs="Times New Roman"/>
           <w:lang w:val="en-US"/>
         </w:rPr>
       </w:pPr>
@@ -9117,19 +8921,13 @@
     <w:p>
       <w:pPr>
         <w:rPr>
+          <w:rFonts w:ascii="Times New Roman" w:hAnsi="Times New Roman" w:cs="Times New Roman"/>
           <w:lang w:val="en-US"/>
         </w:rPr>
       </w:pPr>
     </w:p>
-    <w:p>
-      <w:pPr>
-        <w:rPr>
-          <w:lang w:val="en-US"/>
-        </w:rPr>
-      </w:pPr>
-    </w:p>
+    <w:bookmarkStart w:id="50" w:name="_Toc235716854" w:displacedByCustomXml="next"/>
     <w:bookmarkStart w:id="51" w:name="_Toc238201550" w:displacedByCustomXml="next"/>
-    <w:bookmarkStart w:id="52" w:name="_Toc235716854" w:displacedByCustomXml="next"/>
     <w:sdt>
       <w:sdtPr>
         <w:rPr>
@@ -9158,8 +8956,8 @@
             </w:rPr>
             <w:t>References</w:t>
           </w:r>
-          <w:bookmarkEnd w:id="52"/>
           <w:bookmarkEnd w:id="51"/>
+          <w:bookmarkEnd w:id="50"/>
         </w:p>
         <w:sdt>
           <w:sdtPr>
@@ -9173,6 +8971,7 @@
             <w:p>
               <w:pPr>
                 <w:rPr>
+                  <w:rFonts w:ascii="Times New Roman" w:hAnsi="Times New Roman" w:cs="Times New Roman"/>
                   <w:noProof/>
                 </w:rPr>
               </w:pPr>
@@ -9208,12 +9007,12 @@
                 <w:tblLook w:val="04A0" w:firstRow="1" w:lastRow="0" w:firstColumn="1" w:lastColumn="0" w:noHBand="0" w:noVBand="1"/>
               </w:tblPr>
               <w:tblGrid>
-                <w:gridCol w:w="1054"/>
-                <w:gridCol w:w="7972"/>
+                <w:gridCol w:w="1064"/>
+                <w:gridCol w:w="7962"/>
               </w:tblGrid>
               <w:tr>
                 <w:trPr>
-                  <w:divId w:val="1751081714"/>
+                  <w:divId w:val="167402553"/>
                   <w:tblCellSpacing w:w="15" w:type="dxa"/>
                 </w:trPr>
                 <w:tc>
@@ -9225,6 +9024,7 @@
                     <w:pPr>
                       <w:pStyle w:val="Bibliography"/>
                       <w:rPr>
+                        <w:rFonts w:ascii="Times New Roman" w:hAnsi="Times New Roman" w:cs="Times New Roman"/>
                         <w:noProof/>
                         <w:kern w:val="0"/>
                         <w14:ligatures w14:val="none"/>
@@ -9232,6 +9032,7 @@
                     </w:pPr>
                     <w:r>
                       <w:rPr>
+                        <w:rFonts w:ascii="Times New Roman" w:hAnsi="Times New Roman" w:cs="Times New Roman"/>
                         <w:noProof/>
                       </w:rPr>
                       <w:t xml:space="preserve">[1] </w:t>
@@ -9247,35 +9048,23 @@
                     <w:pPr>
                       <w:pStyle w:val="Bibliography"/>
                       <w:rPr>
+                        <w:rFonts w:ascii="Times New Roman" w:hAnsi="Times New Roman" w:cs="Times New Roman"/>
                         <w:noProof/>
                       </w:rPr>
                     </w:pPr>
                     <w:r>
                       <w:rPr>
+                        <w:rFonts w:ascii="Times New Roman" w:hAnsi="Times New Roman" w:cs="Times New Roman"/>
                         <w:noProof/>
                       </w:rPr>
-                      <w:t xml:space="preserve">P. B. a. A. B. E. Yanakieva, "A Study of Semantics for CRDT-based Collaborative Spreadsheets," in </w:t>
-                    </w:r>
-                    <w:r>
-                      <w:rPr>
-                        <w:i/>
-                        <w:iCs/>
-                        <w:noProof/>
-                      </w:rPr>
-                      <w:t>Proceedings of the 10th Workshop on Principles and Practice of Consistency for Distributed Data</w:t>
-                    </w:r>
-                    <w:r>
-                      <w:rPr>
-                        <w:noProof/>
-                      </w:rPr>
-                      <w:t xml:space="preserve">, Rome, Italy, 2023. </w:t>
+                      <w:t>K. Jahns, "Yjs: Shared data types for building collaborative software," GitHub, [Online]. Available: https://github.com/yjs/yjs. [Accessed 23 08 2026].</w:t>
                     </w:r>
                   </w:p>
                 </w:tc>
               </w:tr>
               <w:tr>
                 <w:trPr>
-                  <w:divId w:val="1751081714"/>
+                  <w:divId w:val="167402553"/>
                   <w:tblCellSpacing w:w="15" w:type="dxa"/>
                 </w:trPr>
                 <w:tc>
@@ -9287,11 +9076,13 @@
                     <w:pPr>
                       <w:pStyle w:val="Bibliography"/>
                       <w:rPr>
+                        <w:rFonts w:ascii="Times New Roman" w:hAnsi="Times New Roman" w:cs="Times New Roman"/>
                         <w:noProof/>
                       </w:rPr>
                     </w:pPr>
                     <w:r>
                       <w:rPr>
+                        <w:rFonts w:ascii="Times New Roman" w:hAnsi="Times New Roman" w:cs="Times New Roman"/>
                         <w:noProof/>
                       </w:rPr>
                       <w:t xml:space="preserve">[2] </w:t>
@@ -9307,21 +9098,39 @@
                     <w:pPr>
                       <w:pStyle w:val="Bibliography"/>
                       <w:rPr>
+                        <w:rFonts w:ascii="Times New Roman" w:hAnsi="Times New Roman" w:cs="Times New Roman"/>
                         <w:noProof/>
                       </w:rPr>
                     </w:pPr>
                     <w:r>
                       <w:rPr>
+                        <w:rFonts w:ascii="Times New Roman" w:hAnsi="Times New Roman" w:cs="Times New Roman"/>
                         <w:noProof/>
                       </w:rPr>
-                      <w:t>L. Lyu, " fast-formula-parser," 2020. [Online]. Available: https://www.npmjs.com/package/fast-formula-parser. [Accessed 24 July 2026].</w:t>
+                      <w:t xml:space="preserve">P. B. a. A. B. E. Yanakieva, "A Study of Semantics for CRDT-based Collaborative Spreadsheets," in </w:t>
+                    </w:r>
+                    <w:r>
+                      <w:rPr>
+                        <w:rFonts w:ascii="Times New Roman" w:hAnsi="Times New Roman" w:cs="Times New Roman"/>
+                        <w:i/>
+                        <w:iCs/>
+                        <w:noProof/>
+                      </w:rPr>
+                      <w:t>Proceedings of the 10th Workshop on Principles and Practice of Consistency for Distributed Data</w:t>
+                    </w:r>
+                    <w:r>
+                      <w:rPr>
+                        <w:rFonts w:ascii="Times New Roman" w:hAnsi="Times New Roman" w:cs="Times New Roman"/>
+                        <w:noProof/>
+                      </w:rPr>
+                      <w:t xml:space="preserve">, Rome, Italy, 2023. </w:t>
                     </w:r>
                   </w:p>
                 </w:tc>
               </w:tr>
               <w:tr>
                 <w:trPr>
-                  <w:divId w:val="1751081714"/>
+                  <w:divId w:val="167402553"/>
                   <w:tblCellSpacing w:w="15" w:type="dxa"/>
                 </w:trPr>
                 <w:tc>
@@ -9333,11 +9142,13 @@
                     <w:pPr>
                       <w:pStyle w:val="Bibliography"/>
                       <w:rPr>
+                        <w:rFonts w:ascii="Times New Roman" w:hAnsi="Times New Roman" w:cs="Times New Roman"/>
                         <w:noProof/>
                       </w:rPr>
                     </w:pPr>
                     <w:r>
                       <w:rPr>
+                        <w:rFonts w:ascii="Times New Roman" w:hAnsi="Times New Roman" w:cs="Times New Roman"/>
                         <w:noProof/>
                       </w:rPr>
                       <w:t xml:space="preserve">[3] </w:t>
@@ -9353,21 +9164,23 @@
                     <w:pPr>
                       <w:pStyle w:val="Bibliography"/>
                       <w:rPr>
+                        <w:rFonts w:ascii="Times New Roman" w:hAnsi="Times New Roman" w:cs="Times New Roman"/>
                         <w:noProof/>
                       </w:rPr>
                     </w:pPr>
                     <w:r>
                       <w:rPr>
+                        <w:rFonts w:ascii="Times New Roman" w:hAnsi="Times New Roman" w:cs="Times New Roman"/>
                         <w:noProof/>
                       </w:rPr>
-                      <w:t>Poimandres, "Introduction - Zustand," Zustand Documentation., [Online]. Available: https://zustand.docs.pmnd.rs/learn/getting-started/introduction. [Accessed 25 07 2026].</w:t>
+                      <w:t>L. Lyu, " fast-formula-parser," 2020. [Online]. Available: https://www.npmjs.com/package/fast-formula-parser. [Accessed 24 July 2026].</w:t>
                     </w:r>
                   </w:p>
                 </w:tc>
               </w:tr>
               <w:tr>
                 <w:trPr>
-                  <w:divId w:val="1751081714"/>
+                  <w:divId w:val="167402553"/>
                   <w:tblCellSpacing w:w="15" w:type="dxa"/>
                 </w:trPr>
                 <w:tc>
@@ -9379,11 +9192,13 @@
                     <w:pPr>
                       <w:pStyle w:val="Bibliography"/>
                       <w:rPr>
+                        <w:rFonts w:ascii="Times New Roman" w:hAnsi="Times New Roman" w:cs="Times New Roman"/>
                         <w:noProof/>
                       </w:rPr>
                     </w:pPr>
                     <w:r>
                       <w:rPr>
+                        <w:rFonts w:ascii="Times New Roman" w:hAnsi="Times New Roman" w:cs="Times New Roman"/>
                         <w:noProof/>
                       </w:rPr>
                       <w:t xml:space="preserve">[4] </w:t>
@@ -9399,11 +9214,63 @@
                     <w:pPr>
                       <w:pStyle w:val="Bibliography"/>
                       <w:rPr>
+                        <w:rFonts w:ascii="Times New Roman" w:hAnsi="Times New Roman" w:cs="Times New Roman"/>
                         <w:noProof/>
                       </w:rPr>
                     </w:pPr>
                     <w:r>
                       <w:rPr>
+                        <w:rFonts w:ascii="Times New Roman" w:hAnsi="Times New Roman" w:cs="Times New Roman"/>
+                        <w:noProof/>
+                      </w:rPr>
+                      <w:t>Poimandres, "Introduction - Zustand," Zustand Documentation., [Online]. Available: https://zustand.docs.pmnd.rs/learn/getting-started/introduction. [Accessed 25 07 2026].</w:t>
+                    </w:r>
+                  </w:p>
+                </w:tc>
+              </w:tr>
+              <w:tr>
+                <w:trPr>
+                  <w:divId w:val="167402553"/>
+                  <w:tblCellSpacing w:w="15" w:type="dxa"/>
+                </w:trPr>
+                <w:tc>
+                  <w:tcPr>
+                    <w:tcW w:w="50" w:type="pct"/>
+                    <w:hideMark/>
+                  </w:tcPr>
+                  <w:p>
+                    <w:pPr>
+                      <w:pStyle w:val="Bibliography"/>
+                      <w:rPr>
+                        <w:rFonts w:ascii="Times New Roman" w:hAnsi="Times New Roman" w:cs="Times New Roman"/>
+                        <w:noProof/>
+                      </w:rPr>
+                    </w:pPr>
+                    <w:r>
+                      <w:rPr>
+                        <w:rFonts w:ascii="Times New Roman" w:hAnsi="Times New Roman" w:cs="Times New Roman"/>
+                        <w:noProof/>
+                      </w:rPr>
+                      <w:t xml:space="preserve">[5] </w:t>
+                    </w:r>
+                  </w:p>
+                </w:tc>
+                <w:tc>
+                  <w:tcPr>
+                    <w:tcW w:w="0" w:type="auto"/>
+                    <w:hideMark/>
+                  </w:tcPr>
+                  <w:p>
+                    <w:pPr>
+                      <w:pStyle w:val="Bibliography"/>
+                      <w:rPr>
+                        <w:rFonts w:ascii="Times New Roman" w:hAnsi="Times New Roman" w:cs="Times New Roman"/>
+                        <w:noProof/>
+                      </w:rPr>
+                    </w:pPr>
+                    <w:r>
+                      <w:rPr>
+                        <w:rFonts w:ascii="Times New Roman" w:hAnsi="Times New Roman" w:cs="Times New Roman"/>
                         <w:noProof/>
                       </w:rPr>
                       <w:t>Macabacus, "Circular Reference in Excel: How to Find and Fix Errors.," Macabacus, [Online]. Available: https://macabacus.com/blog/conquering-circular-references-in-excel. [Accessed 23 July 2026].</w:t>
@@ -9414,9 +9281,9 @@
             </w:tbl>
             <w:p>
               <w:pPr>
-                <w:divId w:val="1751081714"/>
+                <w:divId w:val="167402553"/>
                 <w:rPr>
-                  <w:rFonts w:eastAsia="Times New Roman"/>
+                  <w:rFonts w:ascii="Times New Roman" w:eastAsia="Times New Roman" w:hAnsi="Times New Roman" w:cs="Times New Roman"/>
                   <w:noProof/>
                 </w:rPr>
               </w:pPr>
@@ -11931,7 +11798,7 @@
     <b:MonthAccessed>July</b:MonthAccessed>
     <b:DayAccessed>24</b:DayAccessed>
     <b:URL>https://www.npmjs.com/package/fast-formula-parser</b:URL>
-    <b:RefOrder>2</b:RefOrder>
+    <b:RefOrder>3</b:RefOrder>
   </b:Source>
   <b:Source>
     <b:Tag>Mac</b:Tag>
@@ -11953,7 +11820,7 @@
     <b:YearAccessed>2026</b:YearAccessed>
     <b:MonthAccessed>July</b:MonthAccessed>
     <b:DayAccessed>23</b:DayAccessed>
-    <b:RefOrder>4</b:RefOrder>
+    <b:RefOrder>5</b:RefOrder>
   </b:Source>
   <b:Source>
     <b:Tag>Poi26</b:Tag>
@@ -11974,7 +11841,7 @@
     <b:MonthAccessed>07</b:MonthAccessed>
     <b:DayAccessed>25</b:DayAccessed>
     <b:URL>https://zustand.docs.pmnd.rs/learn/getting-started/introduction</b:URL>
-    <b:RefOrder>3</b:RefOrder>
+    <b:RefOrder>4</b:RefOrder>
   </b:Source>
   <b:Source>
     <b:Tag>EYa23</b:Tag>
@@ -11997,13 +11864,35 @@
     <b:Pages>37–43</b:Pages>
     <b:ConferenceName>Proceedings of the 10th Workshop on Principles and Practice of Consistency for Distributed Data</b:ConferenceName>
     <b:City>Rome, Italy</b:City>
+    <b:RefOrder>2</b:RefOrder>
+  </b:Source>
+  <b:Source>
+    <b:Tag>KJa26</b:Tag>
+    <b:SourceType>InternetSite</b:SourceType>
+    <b:Guid>{A3AEF69A-13EB-4CD6-9153-D487CD74CF06}</b:Guid>
+    <b:Title>Yjs: Shared data types for building collaborative software</b:Title>
+    <b:Author>
+      <b:Author>
+        <b:NameList>
+          <b:Person>
+            <b:Last>Jahns</b:Last>
+            <b:First>K.</b:First>
+          </b:Person>
+        </b:NameList>
+      </b:Author>
+    </b:Author>
+    <b:ProductionCompany>GitHub</b:ProductionCompany>
+    <b:YearAccessed>2026</b:YearAccessed>
+    <b:MonthAccessed>08</b:MonthAccessed>
+    <b:DayAccessed>23</b:DayAccessed>
+    <b:URL>https://github.com/yjs/yjs</b:URL>
     <b:RefOrder>1</b:RefOrder>
   </b:Source>
 </b:Sources>
 </file>
 
 <file path=customXml/itemProps1.xml><?xml version="1.0" encoding="utf-8"?>
-<ds:datastoreItem xmlns:ds="http://schemas.openxmlformats.org/officeDocument/2006/customXml" ds:itemID="{FC4E002C-C29C-467A-87E7-70012E9FC56D}">
+<ds:datastoreItem xmlns:ds="http://schemas.openxmlformats.org/officeDocument/2006/customXml" ds:itemID="{2FE40516-59C6-4368-A623-3C80A78DF155}">
   <ds:schemaRefs>
     <ds:schemaRef ds:uri="http://schemas.openxmlformats.org/officeDocument/2006/bibliography"/>
   </ds:schemaRefs>
